--- a/internal_doc/03.开发设计/OM/Story_通过OM安装部署SequoiaSQL_OLAP.docx
+++ b/internal_doc/03.开发设计/OM/Story_通过OM安装部署SequoiaSQL_OLAP.docx
@@ -381,24 +381,49 @@
           <w:rFonts w:asciiTheme="minorEastAsia" w:eastAsiaTheme="minorEastAsia" w:hAnsiTheme="minorEastAsia"/>
         </w:rPr>
       </w:pPr>
+      <w:commentRangeStart w:id="0"/>
       <w:r>
         <w:rPr>
           <w:rFonts w:asciiTheme="minorEastAsia" w:eastAsiaTheme="minorEastAsia" w:hAnsiTheme="minorEastAsia" w:hint="eastAsia"/>
         </w:rPr>
         <w:t>Story 简单设计</w:t>
       </w:r>
-    </w:p>
-    <w:p>
-      <w:pPr>
-        <w:rPr>
-          <w:rFonts w:asciiTheme="minorEastAsia" w:hAnsiTheme="minorEastAsia"/>
-        </w:rPr>
-      </w:pPr>
-      <w:r>
-        <w:rPr>
-          <w:rFonts w:asciiTheme="minorEastAsia" w:hAnsiTheme="minorEastAsia" w:hint="eastAsia"/>
-        </w:rPr>
-        <w:t>SequoiaSQL OLAP</w:t>
+      <w:commentRangeEnd w:id="0"/>
+      <w:r>
+        <w:rPr>
+          <w:rStyle w:val="CommentReference"/>
+          <w:rFonts w:asciiTheme="minorHAnsi" w:eastAsiaTheme="minorEastAsia" w:hAnsiTheme="minorHAnsi" w:cstheme="minorBidi"/>
+          <w:b w:val="0"/>
+          <w:bCs w:val="0"/>
+        </w:rPr>
+        <w:commentReference w:id="0"/>
+      </w:r>
+    </w:p>
+    <w:p>
+      <w:pPr>
+        <w:rPr>
+          <w:rFonts w:asciiTheme="minorEastAsia" w:hAnsiTheme="minorEastAsia"/>
+        </w:rPr>
+      </w:pPr>
+      <w:commentRangeStart w:id="1"/>
+      <w:r>
+        <w:rPr>
+          <w:rFonts w:asciiTheme="minorEastAsia" w:hAnsiTheme="minorEastAsia" w:hint="eastAsia"/>
+        </w:rPr>
+        <w:t>SequoiaSQL OLA</w:t>
+      </w:r>
+      <w:commentRangeEnd w:id="1"/>
+      <w:r>
+        <w:rPr>
+          <w:rStyle w:val="CommentReference"/>
+        </w:rPr>
+        <w:commentReference w:id="1"/>
+      </w:r>
+      <w:r>
+        <w:rPr>
+          <w:rFonts w:asciiTheme="minorEastAsia" w:hAnsiTheme="minorEastAsia" w:hint="eastAsia"/>
+        </w:rPr>
+        <w:t>P</w:t>
       </w:r>
       <w:r>
         <w:rPr>
@@ -594,10 +619,10 @@
             <v:path o:extrusionok="f" gradientshapeok="t" o:connecttype="rect"/>
             <o:lock v:ext="edit" aspectratio="t"/>
           </v:shapetype>
-          <v:shape id="_x0000_i1025" type="#_x0000_t75" style="width:329.6pt;height:165.95pt" o:ole="">
-            <v:imagedata r:id="rId7" o:title=""/>
+          <v:shape id="_x0000_i1025" type="#_x0000_t75" style="width:329.25pt;height:165.75pt" o:ole="">
+            <v:imagedata r:id="rId8" o:title=""/>
           </v:shape>
-          <o:OLEObject Type="Embed" ProgID="Visio.Drawing.11" ShapeID="_x0000_i1025" DrawAspect="Content" ObjectID="_1519559247" r:id="rId8"/>
+          <o:OLEObject Type="Embed" ProgID="Visio.Drawing.11" ShapeID="_x0000_i1025" DrawAspect="Content" ObjectID="_1519625151" r:id="rId9"/>
         </w:object>
       </w:r>
     </w:p>
@@ -659,7 +684,7 @@
                     </pic:cNvPicPr>
                   </pic:nvPicPr>
                   <pic:blipFill>
-                    <a:blip r:embed="rId9"/>
+                    <a:blip r:embed="rId10"/>
                     <a:srcRect/>
                     <a:stretch>
                       <a:fillRect/>
@@ -736,7 +761,7 @@
     <w:p>
       <w:pPr>
         <w:rPr>
-          <w:rFonts w:asciiTheme="minorEastAsia" w:hAnsiTheme="minorEastAsia" w:hint="eastAsia"/>
+          <w:rFonts w:asciiTheme="minorEastAsia" w:hAnsiTheme="minorEastAsia"/>
         </w:rPr>
       </w:pPr>
       <w:r>
@@ -762,7 +787,7 @@
     <w:p>
       <w:pPr>
         <w:rPr>
-          <w:rFonts w:asciiTheme="minorEastAsia" w:hAnsiTheme="minorEastAsia" w:hint="eastAsia"/>
+          <w:rFonts w:asciiTheme="minorEastAsia" w:hAnsiTheme="minorEastAsia"/>
         </w:rPr>
       </w:pPr>
       <w:r>
@@ -781,7 +806,7 @@
     <w:p>
       <w:pPr>
         <w:rPr>
-          <w:rFonts w:asciiTheme="minorEastAsia" w:hAnsiTheme="minorEastAsia" w:hint="eastAsia"/>
+          <w:rFonts w:asciiTheme="minorEastAsia" w:hAnsiTheme="minorEastAsia"/>
         </w:rPr>
       </w:pPr>
       <w:r>
@@ -1570,14 +1595,14 @@
     <w:p>
       <w:pPr>
         <w:rPr>
-          <w:rFonts w:asciiTheme="minorEastAsia" w:hAnsiTheme="minorEastAsia" w:hint="eastAsia"/>
-        </w:rPr>
-      </w:pPr>
-    </w:p>
-    <w:p>
-      <w:pPr>
-        <w:rPr>
-          <w:rFonts w:asciiTheme="minorEastAsia" w:hAnsiTheme="minorEastAsia" w:hint="eastAsia"/>
+          <w:rFonts w:asciiTheme="minorEastAsia" w:hAnsiTheme="minorEastAsia"/>
+        </w:rPr>
+      </w:pPr>
+    </w:p>
+    <w:p>
+      <w:pPr>
+        <w:rPr>
+          <w:rFonts w:asciiTheme="minorEastAsia" w:hAnsiTheme="minorEastAsia"/>
           <w:b/>
         </w:rPr>
       </w:pPr>
@@ -1597,7 +1622,7 @@
     <w:p>
       <w:pPr>
         <w:rPr>
-          <w:rFonts w:asciiTheme="minorEastAsia" w:hAnsiTheme="minorEastAsia" w:hint="eastAsia"/>
+          <w:rFonts w:asciiTheme="minorEastAsia" w:hAnsiTheme="minorEastAsia"/>
         </w:rPr>
       </w:pPr>
       <w:r>
@@ -4355,7 +4380,7 @@
         </w:tabs>
         <w:jc w:val="left"/>
         <w:rPr>
-          <w:rFonts w:asciiTheme="minorEastAsia" w:hAnsiTheme="minorEastAsia" w:hint="eastAsia"/>
+          <w:rFonts w:asciiTheme="minorEastAsia" w:hAnsiTheme="minorEastAsia"/>
         </w:rPr>
       </w:pPr>
       <w:r>
@@ -4373,7 +4398,7 @@
         </w:tabs>
         <w:jc w:val="left"/>
         <w:rPr>
-          <w:rFonts w:asciiTheme="minorEastAsia" w:hAnsiTheme="minorEastAsia" w:hint="eastAsia"/>
+          <w:rFonts w:asciiTheme="minorEastAsia" w:hAnsiTheme="minorEastAsia"/>
         </w:rPr>
       </w:pPr>
       <w:r>
@@ -4729,7 +4754,7 @@
     <w:p>
       <w:pPr>
         <w:rPr>
-          <w:rFonts w:asciiTheme="minorEastAsia" w:hAnsiTheme="minorEastAsia" w:hint="eastAsia"/>
+          <w:rFonts w:asciiTheme="minorEastAsia" w:hAnsiTheme="minorEastAsia"/>
         </w:rPr>
       </w:pPr>
       <w:r>
@@ -4754,7 +4779,7 @@
     <w:p>
       <w:pPr>
         <w:rPr>
-          <w:rFonts w:asciiTheme="minorEastAsia" w:hAnsiTheme="minorEastAsia" w:hint="eastAsia"/>
+          <w:rFonts w:asciiTheme="minorEastAsia" w:hAnsiTheme="minorEastAsia"/>
         </w:rPr>
       </w:pPr>
       <w:r>
@@ -4768,7 +4793,7 @@
       <w:pPr>
         <w:jc w:val="left"/>
         <w:rPr>
-          <w:rFonts w:asciiTheme="minorEastAsia" w:hAnsiTheme="minorEastAsia" w:hint="eastAsia"/>
+          <w:rFonts w:asciiTheme="minorEastAsia" w:hAnsiTheme="minorEastAsia"/>
         </w:rPr>
       </w:pPr>
       <w:r>
@@ -4901,7 +4926,7 @@
     <w:p>
       <w:pPr>
         <w:rPr>
-          <w:rFonts w:asciiTheme="minorEastAsia" w:hAnsiTheme="minorEastAsia" w:hint="eastAsia"/>
+          <w:rFonts w:asciiTheme="minorEastAsia" w:hAnsiTheme="minorEastAsia"/>
         </w:rPr>
       </w:pPr>
       <w:r>
@@ -4914,7 +4939,7 @@
     <w:p>
       <w:pPr>
         <w:rPr>
-          <w:rFonts w:asciiTheme="minorEastAsia" w:hAnsiTheme="minorEastAsia" w:hint="eastAsia"/>
+          <w:rFonts w:asciiTheme="minorEastAsia" w:hAnsiTheme="minorEastAsia"/>
         </w:rPr>
       </w:pPr>
     </w:p>
@@ -5108,7 +5133,7 @@
     <w:p>
       <w:pPr>
         <w:rPr>
-          <w:rFonts w:asciiTheme="minorEastAsia" w:hAnsiTheme="minorEastAsia" w:hint="eastAsia"/>
+          <w:rFonts w:asciiTheme="minorEastAsia" w:hAnsiTheme="minorEastAsia"/>
         </w:rPr>
       </w:pPr>
       <w:r>
@@ -5133,7 +5158,7 @@
     <w:p>
       <w:pPr>
         <w:rPr>
-          <w:rFonts w:asciiTheme="minorEastAsia" w:hAnsiTheme="minorEastAsia" w:hint="eastAsia"/>
+          <w:rFonts w:asciiTheme="minorEastAsia" w:hAnsiTheme="minorEastAsia"/>
         </w:rPr>
       </w:pPr>
       <w:r>
@@ -5152,7 +5177,7 @@
     <w:p>
       <w:pPr>
         <w:rPr>
-          <w:rFonts w:asciiTheme="minorEastAsia" w:hAnsiTheme="minorEastAsia" w:hint="eastAsia"/>
+          <w:rFonts w:asciiTheme="minorEastAsia" w:hAnsiTheme="minorEastAsia"/>
         </w:rPr>
       </w:pPr>
       <w:r>
@@ -5165,7 +5190,7 @@
     <w:p>
       <w:pPr>
         <w:rPr>
-          <w:rFonts w:asciiTheme="minorEastAsia" w:hAnsiTheme="minorEastAsia" w:hint="eastAsia"/>
+          <w:rFonts w:asciiTheme="minorEastAsia" w:hAnsiTheme="minorEastAsia"/>
         </w:rPr>
       </w:pPr>
     </w:p>
@@ -5185,7 +5210,7 @@
     <w:p>
       <w:pPr>
         <w:rPr>
-          <w:rFonts w:asciiTheme="minorEastAsia" w:hAnsiTheme="minorEastAsia" w:hint="eastAsia"/>
+          <w:rFonts w:asciiTheme="minorEastAsia" w:hAnsiTheme="minorEastAsia"/>
         </w:rPr>
       </w:pPr>
       <w:r>
@@ -5240,7 +5265,7 @@
     <w:p>
       <w:pPr>
         <w:rPr>
-          <w:rFonts w:asciiTheme="minorEastAsia" w:hAnsiTheme="minorEastAsia" w:hint="eastAsia"/>
+          <w:rFonts w:asciiTheme="minorEastAsia" w:hAnsiTheme="minorEastAsia"/>
         </w:rPr>
       </w:pPr>
     </w:p>
@@ -5248,7 +5273,7 @@
       <w:pPr>
         <w:pStyle w:val="Heading3"/>
         <w:rPr>
-          <w:rFonts w:asciiTheme="minorEastAsia" w:hAnsiTheme="minorEastAsia" w:hint="eastAsia"/>
+          <w:rFonts w:asciiTheme="minorEastAsia" w:hAnsiTheme="minorEastAsia"/>
         </w:rPr>
       </w:pPr>
       <w:r>
@@ -5267,9 +5292,6 @@
         </w:numPr>
         <w:ind w:firstLineChars="0"/>
         <w:jc w:val="left"/>
-        <w:rPr>
-          <w:rFonts w:hint="eastAsia"/>
-        </w:rPr>
       </w:pPr>
       <w:r>
         <w:rPr>
@@ -5335,9 +5357,6 @@
         </w:numPr>
         <w:ind w:firstLineChars="0"/>
         <w:jc w:val="left"/>
-        <w:rPr>
-          <w:rFonts w:hint="eastAsia"/>
-        </w:rPr>
       </w:pPr>
       <w:r>
         <w:rPr>
@@ -5397,9 +5416,6 @@
         </w:numPr>
         <w:ind w:firstLineChars="0"/>
         <w:jc w:val="left"/>
-        <w:rPr>
-          <w:rFonts w:hint="eastAsia"/>
-        </w:rPr>
       </w:pPr>
       <w:r>
         <w:rPr>
@@ -5459,9 +5475,6 @@
         </w:numPr>
         <w:ind w:firstLineChars="0"/>
         <w:jc w:val="left"/>
-        <w:rPr>
-          <w:rFonts w:hint="eastAsia"/>
-        </w:rPr>
       </w:pPr>
       <w:r>
         <w:rPr>
@@ -5515,9 +5528,6 @@
         </w:numPr>
         <w:ind w:firstLineChars="0"/>
         <w:jc w:val="left"/>
-        <w:rPr>
-          <w:rFonts w:hint="eastAsia"/>
-        </w:rPr>
       </w:pPr>
       <w:r>
         <w:rPr>
@@ -5573,7 +5583,7 @@
         <w:ind w:firstLineChars="0"/>
         <w:jc w:val="left"/>
         <w:rPr>
-          <w:rFonts w:asciiTheme="minorEastAsia" w:hAnsiTheme="minorEastAsia" w:hint="eastAsia"/>
+          <w:rFonts w:asciiTheme="minorEastAsia" w:hAnsiTheme="minorEastAsia"/>
         </w:rPr>
       </w:pPr>
       <w:r>
@@ -5635,7 +5645,7 @@
         <w:ind w:firstLineChars="0"/>
         <w:jc w:val="left"/>
         <w:rPr>
-          <w:rFonts w:asciiTheme="minorEastAsia" w:hAnsiTheme="minorEastAsia" w:hint="eastAsia"/>
+          <w:rFonts w:asciiTheme="minorEastAsia" w:hAnsiTheme="minorEastAsia"/>
         </w:rPr>
       </w:pPr>
       <w:r>
@@ -5661,7 +5671,7 @@
         <w:ind w:firstLineChars="0"/>
         <w:jc w:val="left"/>
         <w:rPr>
-          <w:rFonts w:asciiTheme="minorEastAsia" w:hAnsiTheme="minorEastAsia" w:hint="eastAsia"/>
+          <w:rFonts w:asciiTheme="minorEastAsia" w:hAnsiTheme="minorEastAsia"/>
         </w:rPr>
       </w:pPr>
       <w:r>
@@ -5705,7 +5715,7 @@
         <w:ind w:firstLineChars="0"/>
         <w:jc w:val="left"/>
         <w:rPr>
-          <w:rFonts w:asciiTheme="minorEastAsia" w:hAnsiTheme="minorEastAsia" w:hint="eastAsia"/>
+          <w:rFonts w:asciiTheme="minorEastAsia" w:hAnsiTheme="minorEastAsia"/>
         </w:rPr>
       </w:pPr>
       <w:r>
@@ -6685,6 +6695,131 @@
     </w:sectPr>
   </w:body>
 </w:document>
+</file>
+
+<file path=word/comments.xml><?xml version="1.0" encoding="utf-8"?>
+<w:comments xmlns:ve="http://schemas.openxmlformats.org/markup-compatibility/2006" xmlns:o="urn:schemas-microsoft-com:office:office" xmlns:r="http://schemas.openxmlformats.org/officeDocument/2006/relationships" xmlns:m="http://schemas.openxmlformats.org/officeDocument/2006/math" xmlns:v="urn:schemas-microsoft-com:vml" xmlns:wp="http://schemas.openxmlformats.org/drawingml/2006/wordprocessingDrawing" xmlns:w10="urn:schemas-microsoft-com:office:word" xmlns:w="http://schemas.openxmlformats.org/wordprocessingml/2006/main" xmlns:wne="http://schemas.microsoft.com/office/word/2006/wordml">
+  <w:comment w:id="0" w:author="xujianhui" w:date="2016-03-16T09:19:00Z" w:initials="x">
+    <w:p>
+      <w:pPr>
+        <w:pStyle w:val="CommentText"/>
+        <w:numPr>
+          <w:ilvl w:val="0"/>
+          <w:numId w:val="10"/>
+        </w:numPr>
+        <w:rPr>
+          <w:rFonts w:hint="eastAsia"/>
+        </w:rPr>
+      </w:pPr>
+      <w:r>
+        <w:rPr>
+          <w:rStyle w:val="CommentReference"/>
+        </w:rPr>
+        <w:annotationRef/>
+      </w:r>
+      <w:r>
+        <w:rPr>
+          <w:rFonts w:hint="eastAsia"/>
+        </w:rPr>
+        <w:t>总的用例特性</w:t>
+      </w:r>
+    </w:p>
+    <w:p>
+      <w:pPr>
+        <w:pStyle w:val="CommentText"/>
+        <w:numPr>
+          <w:ilvl w:val="0"/>
+          <w:numId w:val="10"/>
+        </w:numPr>
+        <w:rPr>
+          <w:rFonts w:hint="eastAsia"/>
+        </w:rPr>
+      </w:pPr>
+      <w:r>
+        <w:rPr>
+          <w:rFonts w:hint="eastAsia"/>
+        </w:rPr>
+        <w:t>每个特性的场景分析图（时序图）</w:t>
+      </w:r>
+    </w:p>
+    <w:p>
+      <w:pPr>
+        <w:pStyle w:val="CommentText"/>
+        <w:numPr>
+          <w:ilvl w:val="0"/>
+          <w:numId w:val="10"/>
+        </w:numPr>
+        <w:rPr>
+          <w:rFonts w:hint="eastAsia"/>
+        </w:rPr>
+      </w:pPr>
+      <w:r>
+        <w:rPr>
+          <w:rFonts w:hint="eastAsia"/>
+        </w:rPr>
+        <w:t>SequoiaSQL</w:t>
+      </w:r>
+      <w:r>
+        <w:rPr>
+          <w:rFonts w:hint="eastAsia"/>
+        </w:rPr>
+        <w:t>的详细步骤，即使是</w:t>
+      </w:r>
+      <w:r>
+        <w:rPr>
+          <w:rFonts w:hint="eastAsia"/>
+        </w:rPr>
+        <w:t>hawq</w:t>
+      </w:r>
+      <w:r>
+        <w:rPr>
+          <w:rFonts w:hint="eastAsia"/>
+        </w:rPr>
+        <w:t>已提供的那些脚本，对于方案来说也是需要打开的，最后评估也不完全是基于它的方案来做</w:t>
+      </w:r>
+    </w:p>
+    <w:p>
+      <w:pPr>
+        <w:pStyle w:val="CommentText"/>
+        <w:numPr>
+          <w:ilvl w:val="0"/>
+          <w:numId w:val="10"/>
+        </w:numPr>
+        <w:rPr>
+          <w:rFonts w:hint="eastAsia"/>
+        </w:rPr>
+      </w:pPr>
+      <w:r>
+        <w:rPr>
+          <w:rFonts w:hint="eastAsia"/>
+        </w:rPr>
+        <w:t>在场景分析上应该还有各种异常的处理情况</w:t>
+      </w:r>
+    </w:p>
+  </w:comment>
+  <w:comment w:id="1" w:author="xujianhui" w:date="2016-03-16T08:53:00Z" w:initials="x">
+    <w:p>
+      <w:pPr>
+        <w:pStyle w:val="CommentText"/>
+        <w:rPr>
+          <w:rFonts w:hint="eastAsia"/>
+        </w:rPr>
+      </w:pPr>
+      <w:r>
+        <w:rPr>
+          <w:rStyle w:val="CommentReference"/>
+        </w:rPr>
+        <w:annotationRef/>
+      </w:r>
+      <w:r>
+        <w:rPr>
+          <w:rFonts w:hint="eastAsia"/>
+        </w:rPr>
+        <w:t>作一个模块和部署视图</w:t>
+      </w:r>
+    </w:p>
+  </w:comment>
+</w:comments>
 </file>
 
 <file path=word/endnotes.xml><?xml version="1.0" encoding="utf-8"?>
@@ -7171,6 +7306,95 @@
     </w:lvl>
   </w:abstractNum>
   <w:abstractNum w:abstractNumId="5">
+    <w:nsid w:val="4A0D1890"/>
+    <w:multiLevelType w:val="hybridMultilevel"/>
+    <w:tmpl w:val="BF4C7862"/>
+    <w:lvl w:ilvl="0" w:tplc="76C27E4C">
+      <w:start w:val="1"/>
+      <w:numFmt w:val="decimal"/>
+      <w:lvlText w:val="%1、"/>
+      <w:lvlJc w:val="left"/>
+      <w:pPr>
+        <w:ind w:left="717" w:hanging="360"/>
+      </w:pPr>
+      <w:rPr>
+        <w:rFonts w:hint="default"/>
+      </w:rPr>
+    </w:lvl>
+    <w:lvl w:ilvl="1" w:tplc="04090019" w:tentative="1">
+      <w:start w:val="1"/>
+      <w:numFmt w:val="lowerLetter"/>
+      <w:lvlText w:val="%2)"/>
+      <w:lvlJc w:val="left"/>
+      <w:pPr>
+        <w:ind w:left="1197" w:hanging="420"/>
+      </w:pPr>
+    </w:lvl>
+    <w:lvl w:ilvl="2" w:tplc="0409001B" w:tentative="1">
+      <w:start w:val="1"/>
+      <w:numFmt w:val="lowerRoman"/>
+      <w:lvlText w:val="%3."/>
+      <w:lvlJc w:val="right"/>
+      <w:pPr>
+        <w:ind w:left="1617" w:hanging="420"/>
+      </w:pPr>
+    </w:lvl>
+    <w:lvl w:ilvl="3" w:tplc="0409000F" w:tentative="1">
+      <w:start w:val="1"/>
+      <w:numFmt w:val="decimal"/>
+      <w:lvlText w:val="%4."/>
+      <w:lvlJc w:val="left"/>
+      <w:pPr>
+        <w:ind w:left="2037" w:hanging="420"/>
+      </w:pPr>
+    </w:lvl>
+    <w:lvl w:ilvl="4" w:tplc="04090019" w:tentative="1">
+      <w:start w:val="1"/>
+      <w:numFmt w:val="lowerLetter"/>
+      <w:lvlText w:val="%5)"/>
+      <w:lvlJc w:val="left"/>
+      <w:pPr>
+        <w:ind w:left="2457" w:hanging="420"/>
+      </w:pPr>
+    </w:lvl>
+    <w:lvl w:ilvl="5" w:tplc="0409001B" w:tentative="1">
+      <w:start w:val="1"/>
+      <w:numFmt w:val="lowerRoman"/>
+      <w:lvlText w:val="%6."/>
+      <w:lvlJc w:val="right"/>
+      <w:pPr>
+        <w:ind w:left="2877" w:hanging="420"/>
+      </w:pPr>
+    </w:lvl>
+    <w:lvl w:ilvl="6" w:tplc="0409000F" w:tentative="1">
+      <w:start w:val="1"/>
+      <w:numFmt w:val="decimal"/>
+      <w:lvlText w:val="%7."/>
+      <w:lvlJc w:val="left"/>
+      <w:pPr>
+        <w:ind w:left="3297" w:hanging="420"/>
+      </w:pPr>
+    </w:lvl>
+    <w:lvl w:ilvl="7" w:tplc="04090019" w:tentative="1">
+      <w:start w:val="1"/>
+      <w:numFmt w:val="lowerLetter"/>
+      <w:lvlText w:val="%8)"/>
+      <w:lvlJc w:val="left"/>
+      <w:pPr>
+        <w:ind w:left="3717" w:hanging="420"/>
+      </w:pPr>
+    </w:lvl>
+    <w:lvl w:ilvl="8" w:tplc="0409001B" w:tentative="1">
+      <w:start w:val="1"/>
+      <w:numFmt w:val="lowerRoman"/>
+      <w:lvlText w:val="%9."/>
+      <w:lvlJc w:val="right"/>
+      <w:pPr>
+        <w:ind w:left="4137" w:hanging="420"/>
+      </w:pPr>
+    </w:lvl>
+  </w:abstractNum>
+  <w:abstractNum w:abstractNumId="6">
     <w:nsid w:val="589E00D2"/>
     <w:multiLevelType w:val="hybridMultilevel"/>
     <w:tmpl w:val="712282AA"/>
@@ -7261,7 +7485,7 @@
     <w:abstractNumId w:val="1"/>
   </w:num>
   <w:num w:numId="2">
-    <w:abstractNumId w:val="5"/>
+    <w:abstractNumId w:val="6"/>
   </w:num>
   <w:num w:numId="3">
     <w:abstractNumId w:val="2"/>
@@ -7276,13 +7500,16 @@
     <w:abstractNumId w:val="3"/>
   </w:num>
   <w:num w:numId="7">
-    <w:abstractNumId w:val="5"/>
+    <w:abstractNumId w:val="6"/>
   </w:num>
   <w:num w:numId="8">
     <w:abstractNumId w:val="4"/>
   </w:num>
   <w:num w:numId="9">
     <w:abstractNumId w:val="0"/>
+  </w:num>
+  <w:num w:numId="10">
+    <w:abstractNumId w:val="5"/>
   </w:num>
 </w:numbering>
 </file>
@@ -7552,6 +7779,7 @@
   <w:style w:type="character" w:default="1" w:styleId="DefaultParagraphFont">
     <w:name w:val="Default Paragraph Font"/>
     <w:uiPriority w:val="1"/>
+    <w:semiHidden/>
     <w:unhideWhenUsed/>
   </w:style>
   <w:style w:type="table" w:default="1" w:styleId="TableNormal">
@@ -7818,6 +8046,64 @@
     <w:rPr>
       <w:sz w:val="18"/>
       <w:szCs w:val="18"/>
+    </w:rPr>
+  </w:style>
+  <w:style w:type="character" w:styleId="CommentReference">
+    <w:name w:val="annotation reference"/>
+    <w:basedOn w:val="DefaultParagraphFont"/>
+    <w:uiPriority w:val="99"/>
+    <w:semiHidden/>
+    <w:unhideWhenUsed/>
+    <w:rsid w:val="004710BF"/>
+    <w:rPr>
+      <w:sz w:val="21"/>
+      <w:szCs w:val="21"/>
+    </w:rPr>
+  </w:style>
+  <w:style w:type="paragraph" w:styleId="CommentText">
+    <w:name w:val="annotation text"/>
+    <w:basedOn w:val="Normal"/>
+    <w:link w:val="CommentTextChar"/>
+    <w:uiPriority w:val="99"/>
+    <w:semiHidden/>
+    <w:unhideWhenUsed/>
+    <w:rsid w:val="004710BF"/>
+    <w:pPr>
+      <w:jc w:val="left"/>
+    </w:pPr>
+  </w:style>
+  <w:style w:type="character" w:customStyle="1" w:styleId="CommentTextChar">
+    <w:name w:val="Comment Text Char"/>
+    <w:basedOn w:val="DefaultParagraphFont"/>
+    <w:link w:val="CommentText"/>
+    <w:uiPriority w:val="99"/>
+    <w:semiHidden/>
+    <w:rsid w:val="004710BF"/>
+  </w:style>
+  <w:style w:type="paragraph" w:styleId="CommentSubject">
+    <w:name w:val="annotation subject"/>
+    <w:basedOn w:val="CommentText"/>
+    <w:next w:val="CommentText"/>
+    <w:link w:val="CommentSubjectChar"/>
+    <w:uiPriority w:val="99"/>
+    <w:semiHidden/>
+    <w:unhideWhenUsed/>
+    <w:rsid w:val="004710BF"/>
+    <w:rPr>
+      <w:b/>
+      <w:bCs/>
+    </w:rPr>
+  </w:style>
+  <w:style w:type="character" w:customStyle="1" w:styleId="CommentSubjectChar">
+    <w:name w:val="Comment Subject Char"/>
+    <w:basedOn w:val="CommentTextChar"/>
+    <w:link w:val="CommentSubject"/>
+    <w:uiPriority w:val="99"/>
+    <w:semiHidden/>
+    <w:rsid w:val="004710BF"/>
+    <w:rPr>
+      <w:b/>
+      <w:bCs/>
     </w:rPr>
   </w:style>
 </w:styles>

--- a/internal_doc/03.开发设计/OM/Story_通过OM安装部署SequoiaSQL_OLAP.docx
+++ b/internal_doc/03.开发设计/OM/Story_通过OM安装部署SequoiaSQL_OLAP.docx
@@ -381,49 +381,24 @@
           <w:rFonts w:asciiTheme="minorEastAsia" w:eastAsiaTheme="minorEastAsia" w:hAnsiTheme="minorEastAsia"/>
         </w:rPr>
       </w:pPr>
-      <w:commentRangeStart w:id="0"/>
       <w:r>
         <w:rPr>
           <w:rFonts w:asciiTheme="minorEastAsia" w:eastAsiaTheme="minorEastAsia" w:hAnsiTheme="minorEastAsia" w:hint="eastAsia"/>
         </w:rPr>
         <w:t>Story 简单设计</w:t>
       </w:r>
-      <w:commentRangeEnd w:id="0"/>
-      <w:r>
-        <w:rPr>
-          <w:rStyle w:val="CommentReference"/>
-          <w:rFonts w:asciiTheme="minorHAnsi" w:eastAsiaTheme="minorEastAsia" w:hAnsiTheme="minorHAnsi" w:cstheme="minorBidi"/>
-          <w:b w:val="0"/>
-          <w:bCs w:val="0"/>
-        </w:rPr>
-        <w:commentReference w:id="0"/>
-      </w:r>
-    </w:p>
-    <w:p>
-      <w:pPr>
-        <w:rPr>
-          <w:rFonts w:asciiTheme="minorEastAsia" w:hAnsiTheme="minorEastAsia"/>
-        </w:rPr>
-      </w:pPr>
-      <w:commentRangeStart w:id="1"/>
-      <w:r>
-        <w:rPr>
-          <w:rFonts w:asciiTheme="minorEastAsia" w:hAnsiTheme="minorEastAsia" w:hint="eastAsia"/>
-        </w:rPr>
-        <w:t>SequoiaSQL OLA</w:t>
-      </w:r>
-      <w:commentRangeEnd w:id="1"/>
-      <w:r>
-        <w:rPr>
-          <w:rStyle w:val="CommentReference"/>
-        </w:rPr>
-        <w:commentReference w:id="1"/>
-      </w:r>
-      <w:r>
-        <w:rPr>
-          <w:rFonts w:asciiTheme="minorEastAsia" w:hAnsiTheme="minorEastAsia" w:hint="eastAsia"/>
-        </w:rPr>
-        <w:t>P</w:t>
+    </w:p>
+    <w:p>
+      <w:pPr>
+        <w:rPr>
+          <w:rFonts w:asciiTheme="minorEastAsia" w:hAnsiTheme="minorEastAsia"/>
+        </w:rPr>
+      </w:pPr>
+      <w:r>
+        <w:rPr>
+          <w:rFonts w:asciiTheme="minorEastAsia" w:hAnsiTheme="minorEastAsia" w:hint="eastAsia"/>
+        </w:rPr>
+        <w:t>SequoiaSQL OLAP</w:t>
       </w:r>
       <w:r>
         <w:rPr>
@@ -539,7 +514,7 @@
     <w:p>
       <w:pPr>
         <w:rPr>
-          <w:rFonts w:asciiTheme="minorEastAsia" w:hAnsiTheme="minorEastAsia"/>
+          <w:rFonts w:asciiTheme="minorEastAsia" w:hAnsiTheme="minorEastAsia" w:hint="eastAsia"/>
         </w:rPr>
       </w:pPr>
       <w:r>
@@ -563,6 +538,337 @@
     </w:p>
     <w:p>
       <w:pPr>
+        <w:rPr>
+          <w:rFonts w:asciiTheme="minorEastAsia" w:hAnsiTheme="minorEastAsia" w:hint="eastAsia"/>
+        </w:rPr>
+      </w:pPr>
+    </w:p>
+    <w:p>
+      <w:pPr>
+        <w:rPr>
+          <w:rFonts w:asciiTheme="minorEastAsia" w:hAnsiTheme="minorEastAsia" w:hint="eastAsia"/>
+        </w:rPr>
+      </w:pPr>
+      <w:r>
+        <w:rPr>
+          <w:rFonts w:asciiTheme="minorEastAsia" w:hAnsiTheme="minorEastAsia" w:hint="eastAsia"/>
+        </w:rPr>
+        <w:t>SequoiaSQL OLAP安装步骤：</w:t>
+      </w:r>
+    </w:p>
+    <w:p>
+      <w:pPr>
+        <w:pStyle w:val="ListParagraph"/>
+        <w:numPr>
+          <w:ilvl w:val="0"/>
+          <w:numId w:val="11"/>
+        </w:numPr>
+        <w:ind w:firstLineChars="0"/>
+        <w:rPr>
+          <w:rFonts w:asciiTheme="minorEastAsia" w:hAnsiTheme="minorEastAsia" w:hint="eastAsia"/>
+        </w:rPr>
+      </w:pPr>
+      <w:r>
+        <w:rPr>
+          <w:rFonts w:asciiTheme="minorEastAsia" w:hAnsiTheme="minorEastAsia" w:hint="eastAsia"/>
+        </w:rPr>
+        <w:t>主机间配置信任关系，用于SSH免密码登陆；</w:t>
+      </w:r>
+    </w:p>
+    <w:p>
+      <w:pPr>
+        <w:pStyle w:val="ListParagraph"/>
+        <w:numPr>
+          <w:ilvl w:val="0"/>
+          <w:numId w:val="11"/>
+        </w:numPr>
+        <w:ind w:firstLineChars="0"/>
+        <w:rPr>
+          <w:rFonts w:asciiTheme="minorEastAsia" w:hAnsiTheme="minorEastAsia" w:hint="eastAsia"/>
+        </w:rPr>
+      </w:pPr>
+      <w:r>
+        <w:rPr>
+          <w:rFonts w:asciiTheme="minorEastAsia" w:hAnsiTheme="minorEastAsia" w:hint="eastAsia"/>
+        </w:rPr>
+        <w:t>在各主机上安装SequoiaSQL OLAP；</w:t>
+      </w:r>
+    </w:p>
+    <w:p>
+      <w:pPr>
+        <w:pStyle w:val="ListParagraph"/>
+        <w:numPr>
+          <w:ilvl w:val="0"/>
+          <w:numId w:val="11"/>
+        </w:numPr>
+        <w:ind w:firstLineChars="0"/>
+        <w:rPr>
+          <w:rFonts w:asciiTheme="minorEastAsia" w:hAnsiTheme="minorEastAsia" w:hint="eastAsia"/>
+        </w:rPr>
+      </w:pPr>
+      <w:r>
+        <w:rPr>
+          <w:rFonts w:asciiTheme="minorEastAsia" w:hAnsiTheme="minorEastAsia" w:hint="eastAsia"/>
+        </w:rPr>
+        <w:t>在master节点上配置参数和</w:t>
+      </w:r>
+      <w:r>
+        <w:rPr>
+          <w:rFonts w:asciiTheme="minorEastAsia" w:hAnsiTheme="minorEastAsia" w:hint="eastAsia"/>
+        </w:rPr>
+        <w:t>segment节点；</w:t>
+      </w:r>
+    </w:p>
+    <w:p>
+      <w:pPr>
+        <w:pStyle w:val="ListParagraph"/>
+        <w:numPr>
+          <w:ilvl w:val="0"/>
+          <w:numId w:val="11"/>
+        </w:numPr>
+        <w:ind w:firstLineChars="0"/>
+        <w:rPr>
+          <w:rFonts w:asciiTheme="minorEastAsia" w:hAnsiTheme="minorEastAsia" w:hint="eastAsia"/>
+        </w:rPr>
+      </w:pPr>
+      <w:r>
+        <w:rPr>
+          <w:rFonts w:asciiTheme="minorEastAsia" w:hAnsiTheme="minorEastAsia" w:hint="eastAsia"/>
+        </w:rPr>
+        <w:t>初始化</w:t>
+      </w:r>
+      <w:r>
+        <w:rPr>
+          <w:rFonts w:asciiTheme="minorEastAsia" w:hAnsiTheme="minorEastAsia" w:hint="eastAsia"/>
+        </w:rPr>
+        <w:t>SequoiaSQL OLAP集群（执行ssql init cluster）</w:t>
+      </w:r>
+      <w:r>
+        <w:rPr>
+          <w:rFonts w:asciiTheme="minorEastAsia" w:hAnsiTheme="minorEastAsia" w:hint="eastAsia"/>
+        </w:rPr>
+        <w:t>。</w:t>
+      </w:r>
+    </w:p>
+    <w:p>
+      <w:pPr>
+        <w:pStyle w:val="ListParagraph"/>
+        <w:numPr>
+          <w:ilvl w:val="0"/>
+          <w:numId w:val="13"/>
+        </w:numPr>
+        <w:ind w:firstLineChars="0"/>
+        <w:rPr>
+          <w:rFonts w:asciiTheme="minorEastAsia" w:hAnsiTheme="minorEastAsia" w:hint="eastAsia"/>
+        </w:rPr>
+      </w:pPr>
+      <w:r>
+        <w:rPr>
+          <w:rFonts w:asciiTheme="minorEastAsia" w:hAnsiTheme="minorEastAsia" w:hint="eastAsia"/>
+        </w:rPr>
+        <w:lastRenderedPageBreak/>
+        <w:t>检查HDFS URL有效性；</w:t>
+      </w:r>
+    </w:p>
+    <w:p>
+      <w:pPr>
+        <w:pStyle w:val="ListParagraph"/>
+        <w:numPr>
+          <w:ilvl w:val="0"/>
+          <w:numId w:val="13"/>
+        </w:numPr>
+        <w:ind w:firstLineChars="0"/>
+        <w:rPr>
+          <w:rFonts w:asciiTheme="minorEastAsia" w:hAnsiTheme="minorEastAsia" w:hint="eastAsia"/>
+        </w:rPr>
+      </w:pPr>
+      <w:r>
+        <w:rPr>
+          <w:rFonts w:asciiTheme="minorEastAsia" w:hAnsiTheme="minorEastAsia" w:hint="eastAsia"/>
+        </w:rPr>
+        <w:t>初始化master节点；</w:t>
+      </w:r>
+    </w:p>
+    <w:p>
+      <w:pPr>
+        <w:pStyle w:val="ListParagraph"/>
+        <w:numPr>
+          <w:ilvl w:val="0"/>
+          <w:numId w:val="13"/>
+        </w:numPr>
+        <w:ind w:firstLineChars="0"/>
+        <w:rPr>
+          <w:rFonts w:asciiTheme="minorEastAsia" w:hAnsiTheme="minorEastAsia" w:hint="eastAsia"/>
+        </w:rPr>
+      </w:pPr>
+      <w:r>
+        <w:rPr>
+          <w:rFonts w:asciiTheme="minorEastAsia" w:hAnsiTheme="minorEastAsia" w:hint="eastAsia"/>
+        </w:rPr>
+        <w:t>启动master节点；</w:t>
+      </w:r>
+    </w:p>
+    <w:p>
+      <w:pPr>
+        <w:pStyle w:val="ListParagraph"/>
+        <w:numPr>
+          <w:ilvl w:val="0"/>
+          <w:numId w:val="13"/>
+        </w:numPr>
+        <w:ind w:firstLineChars="0"/>
+        <w:rPr>
+          <w:rFonts w:asciiTheme="minorEastAsia" w:hAnsiTheme="minorEastAsia" w:hint="eastAsia"/>
+        </w:rPr>
+      </w:pPr>
+      <w:r>
+        <w:rPr>
+          <w:rFonts w:asciiTheme="minorEastAsia" w:hAnsiTheme="minorEastAsia" w:hint="eastAsia"/>
+        </w:rPr>
+        <w:t>初始化standby节点（可选）；</w:t>
+      </w:r>
+    </w:p>
+    <w:p>
+      <w:pPr>
+        <w:pStyle w:val="ListParagraph"/>
+        <w:numPr>
+          <w:ilvl w:val="0"/>
+          <w:numId w:val="13"/>
+        </w:numPr>
+        <w:ind w:firstLineChars="0"/>
+        <w:rPr>
+          <w:rFonts w:asciiTheme="minorEastAsia" w:hAnsiTheme="minorEastAsia" w:hint="eastAsia"/>
+        </w:rPr>
+      </w:pPr>
+      <w:r>
+        <w:rPr>
+          <w:rFonts w:asciiTheme="minorEastAsia" w:hAnsiTheme="minorEastAsia" w:hint="eastAsia"/>
+        </w:rPr>
+        <w:t>启动standby节点（可选）；</w:t>
+      </w:r>
+    </w:p>
+    <w:p>
+      <w:pPr>
+        <w:pStyle w:val="ListParagraph"/>
+        <w:numPr>
+          <w:ilvl w:val="0"/>
+          <w:numId w:val="13"/>
+        </w:numPr>
+        <w:ind w:firstLineChars="0"/>
+        <w:rPr>
+          <w:rFonts w:asciiTheme="minorEastAsia" w:hAnsiTheme="minorEastAsia" w:hint="eastAsia"/>
+        </w:rPr>
+      </w:pPr>
+      <w:r>
+        <w:rPr>
+          <w:rFonts w:asciiTheme="minorEastAsia" w:hAnsiTheme="minorEastAsia" w:hint="eastAsia"/>
+        </w:rPr>
+        <w:t>初始化segment节点；</w:t>
+      </w:r>
+    </w:p>
+    <w:p>
+      <w:pPr>
+        <w:pStyle w:val="ListParagraph"/>
+        <w:numPr>
+          <w:ilvl w:val="0"/>
+          <w:numId w:val="13"/>
+        </w:numPr>
+        <w:ind w:firstLineChars="0"/>
+        <w:rPr>
+          <w:rFonts w:asciiTheme="minorEastAsia" w:hAnsiTheme="minorEastAsia" w:hint="eastAsia"/>
+        </w:rPr>
+      </w:pPr>
+      <w:r>
+        <w:rPr>
+          <w:rFonts w:asciiTheme="minorEastAsia" w:hAnsiTheme="minorEastAsia" w:hint="eastAsia"/>
+        </w:rPr>
+        <w:t>启动segment节点。</w:t>
+      </w:r>
+    </w:p>
+    <w:p>
+      <w:pPr>
+        <w:rPr>
+          <w:rFonts w:asciiTheme="minorEastAsia" w:hAnsiTheme="minorEastAsia" w:hint="eastAsia"/>
+        </w:rPr>
+      </w:pPr>
+    </w:p>
+    <w:p>
+      <w:pPr>
+        <w:rPr>
+          <w:rFonts w:asciiTheme="minorEastAsia" w:hAnsiTheme="minorEastAsia" w:hint="eastAsia"/>
+        </w:rPr>
+      </w:pPr>
+      <w:r>
+        <w:rPr>
+          <w:rFonts w:asciiTheme="minorEastAsia" w:hAnsiTheme="minorEastAsia" w:hint="eastAsia"/>
+        </w:rPr>
+        <w:t>SequoiaSQL OLAP卸载步骤：</w:t>
+      </w:r>
+    </w:p>
+    <w:p>
+      <w:pPr>
+        <w:pStyle w:val="ListParagraph"/>
+        <w:numPr>
+          <w:ilvl w:val="0"/>
+          <w:numId w:val="12"/>
+        </w:numPr>
+        <w:ind w:firstLineChars="0"/>
+        <w:rPr>
+          <w:rFonts w:asciiTheme="minorEastAsia" w:hAnsiTheme="minorEastAsia" w:hint="eastAsia"/>
+        </w:rPr>
+      </w:pPr>
+      <w:r>
+        <w:rPr>
+          <w:rFonts w:asciiTheme="minorEastAsia" w:hAnsiTheme="minorEastAsia" w:hint="eastAsia"/>
+        </w:rPr>
+        <w:t>停止SequoiaSQL OLAP集群（执行ssql stop cluster）</w:t>
+      </w:r>
+      <w:r>
+        <w:rPr>
+          <w:rFonts w:asciiTheme="minorEastAsia" w:hAnsiTheme="minorEastAsia" w:hint="eastAsia"/>
+        </w:rPr>
+        <w:t>；</w:t>
+      </w:r>
+    </w:p>
+    <w:p>
+      <w:pPr>
+        <w:pStyle w:val="ListParagraph"/>
+        <w:numPr>
+          <w:ilvl w:val="0"/>
+          <w:numId w:val="12"/>
+        </w:numPr>
+        <w:ind w:firstLineChars="0"/>
+        <w:rPr>
+          <w:rFonts w:asciiTheme="minorEastAsia" w:hAnsiTheme="minorEastAsia" w:hint="eastAsia"/>
+        </w:rPr>
+      </w:pPr>
+      <w:r>
+        <w:rPr>
+          <w:rFonts w:asciiTheme="minorEastAsia" w:hAnsiTheme="minorEastAsia" w:hint="eastAsia"/>
+        </w:rPr>
+        <w:t>在各主机上卸载SequoiaSQL OLAP；</w:t>
+      </w:r>
+    </w:p>
+    <w:p>
+      <w:pPr>
+        <w:pStyle w:val="ListParagraph"/>
+        <w:numPr>
+          <w:ilvl w:val="0"/>
+          <w:numId w:val="12"/>
+        </w:numPr>
+        <w:ind w:firstLineChars="0"/>
+        <w:rPr>
+          <w:rFonts w:asciiTheme="minorEastAsia" w:hAnsiTheme="minorEastAsia"/>
+        </w:rPr>
+      </w:pPr>
+      <w:r>
+        <w:rPr>
+          <w:rFonts w:asciiTheme="minorEastAsia" w:hAnsiTheme="minorEastAsia" w:hint="eastAsia"/>
+        </w:rPr>
+        <w:t>在各主机上删除数据目录。</w:t>
+      </w:r>
+    </w:p>
+    <w:p>
+      <w:pPr>
         <w:pStyle w:val="Heading3"/>
         <w:rPr>
           <w:rFonts w:asciiTheme="minorEastAsia" w:hAnsiTheme="minorEastAsia"/>
@@ -578,14 +884,15 @@
     <w:p>
       <w:pPr>
         <w:rPr>
-          <w:rFonts w:asciiTheme="minorEastAsia" w:hAnsiTheme="minorEastAsia"/>
-        </w:rPr>
-      </w:pPr>
-      <w:r>
-        <w:rPr>
           <w:rFonts w:asciiTheme="minorEastAsia" w:hAnsiTheme="minorEastAsia" w:hint="eastAsia"/>
           <w:color w:val="00B0F0"/>
         </w:rPr>
+      </w:pPr>
+      <w:r>
+        <w:rPr>
+          <w:rFonts w:asciiTheme="minorEastAsia" w:hAnsiTheme="minorEastAsia" w:hint="eastAsia"/>
+          <w:color w:val="00B0F0"/>
+        </w:rPr>
         <w:t>说明:  简单的绘制以下与该Story 相关的模块, 特别是新增模块;</w:t>
       </w:r>
     </w:p>
@@ -593,6 +900,31 @@
       <w:pPr>
         <w:rPr>
           <w:rFonts w:asciiTheme="minorEastAsia" w:hAnsiTheme="minorEastAsia"/>
+        </w:rPr>
+      </w:pPr>
+      <w:r>
+        <w:rPr>
+          <w:rFonts w:asciiTheme="minorEastAsia" w:hAnsiTheme="minorEastAsia" w:hint="eastAsia"/>
+        </w:rPr>
+        <w:t>OM</w:t>
+      </w:r>
+      <w:r>
+        <w:rPr>
+          <w:rFonts w:asciiTheme="minorEastAsia" w:hAnsiTheme="minorEastAsia" w:hint="eastAsia"/>
+        </w:rPr>
+        <w:t>部署</w:t>
+      </w:r>
+      <w:r>
+        <w:rPr>
+          <w:rFonts w:asciiTheme="minorEastAsia" w:hAnsiTheme="minorEastAsia" w:hint="eastAsia"/>
+        </w:rPr>
+        <w:t>如下：</w:t>
+      </w:r>
+    </w:p>
+    <w:p>
+      <w:pPr>
+        <w:rPr>
+          <w:rFonts w:asciiTheme="minorEastAsia" w:hAnsiTheme="minorEastAsia" w:hint="eastAsia"/>
         </w:rPr>
       </w:pPr>
       <w:r>
@@ -619,15 +951,62 @@
             <v:path o:extrusionok="f" gradientshapeok="t" o:connecttype="rect"/>
             <o:lock v:ext="edit" aspectratio="t"/>
           </v:shapetype>
-          <v:shape id="_x0000_i1025" type="#_x0000_t75" style="width:329.25pt;height:165.75pt" o:ole="">
-            <v:imagedata r:id="rId8" o:title=""/>
+          <v:shape id="_x0000_i1025" type="#_x0000_t75" style="width:329.35pt;height:166.05pt" o:ole="">
+            <v:imagedata r:id="rId7" o:title=""/>
           </v:shape>
-          <o:OLEObject Type="Embed" ProgID="Visio.Drawing.11" ShapeID="_x0000_i1025" DrawAspect="Content" ObjectID="_1519625151" r:id="rId9"/>
+          <o:OLEObject Type="Embed" ProgID="Visio.Drawing.11" ShapeID="_x0000_i1025" DrawAspect="Content" ObjectID="_1519655057" r:id="rId8"/>
         </w:object>
       </w:r>
     </w:p>
     <w:p>
       <w:pPr>
+        <w:rPr>
+          <w:rFonts w:asciiTheme="minorEastAsia" w:hAnsiTheme="minorEastAsia" w:hint="eastAsia"/>
+        </w:rPr>
+      </w:pPr>
+    </w:p>
+    <w:p>
+      <w:pPr>
+        <w:rPr>
+          <w:rFonts w:asciiTheme="minorEastAsia" w:hAnsiTheme="minorEastAsia" w:hint="eastAsia"/>
+        </w:rPr>
+      </w:pPr>
+      <w:r>
+        <w:rPr>
+          <w:rFonts w:asciiTheme="minorEastAsia" w:hAnsiTheme="minorEastAsia" w:hint="eastAsia"/>
+        </w:rPr>
+        <w:t>SequoiaSQL OLAP</w:t>
+      </w:r>
+      <w:r>
+        <w:rPr>
+          <w:rFonts w:asciiTheme="minorEastAsia" w:hAnsiTheme="minorEastAsia" w:hint="eastAsia"/>
+        </w:rPr>
+        <w:t>部署</w:t>
+      </w:r>
+      <w:r>
+        <w:rPr>
+          <w:rFonts w:asciiTheme="minorEastAsia" w:hAnsiTheme="minorEastAsia" w:hint="eastAsia"/>
+        </w:rPr>
+        <w:t>如下：</w:t>
+      </w:r>
+    </w:p>
+    <w:p>
+      <w:pPr>
+        <w:rPr>
+          <w:rFonts w:asciiTheme="minorEastAsia" w:hAnsiTheme="minorEastAsia"/>
+        </w:rPr>
+      </w:pPr>
+      <w:r>
+        <w:object w:dxaOrig="8696" w:dyaOrig="4015">
+          <v:shape id="_x0000_i1026" type="#_x0000_t75" style="width:415.35pt;height:191.8pt" o:ole="">
+            <v:imagedata r:id="rId9" o:title=""/>
+          </v:shape>
+          <o:OLEObject Type="Embed" ProgID="Visio.Drawing.11" ShapeID="_x0000_i1026" DrawAspect="Content" ObjectID="_1519655058" r:id="rId10"/>
+        </w:object>
+      </w:r>
+    </w:p>
+    <w:p>
+      <w:pPr>
         <w:pStyle w:val="Heading3"/>
         <w:rPr>
           <w:rFonts w:asciiTheme="minorEastAsia" w:hAnsiTheme="minorEastAsia"/>
@@ -637,26 +1016,70 @@
         <w:rPr>
           <w:rFonts w:asciiTheme="minorEastAsia" w:hAnsiTheme="minorEastAsia" w:hint="eastAsia"/>
         </w:rPr>
+        <w:lastRenderedPageBreak/>
         <w:t>主要操作流程</w:t>
       </w:r>
     </w:p>
     <w:p>
       <w:pPr>
         <w:rPr>
-          <w:rFonts w:asciiTheme="minorEastAsia" w:hAnsiTheme="minorEastAsia"/>
-        </w:rPr>
-      </w:pPr>
-      <w:r>
-        <w:rPr>
           <w:rFonts w:asciiTheme="minorEastAsia" w:hAnsiTheme="minorEastAsia" w:hint="eastAsia"/>
           <w:color w:val="00B0F0"/>
         </w:rPr>
+      </w:pPr>
+      <w:r>
+        <w:rPr>
+          <w:rFonts w:asciiTheme="minorEastAsia" w:hAnsiTheme="minorEastAsia" w:hint="eastAsia"/>
+          <w:color w:val="00B0F0"/>
+        </w:rPr>
         <w:t>说明:  使用时序图或者活动图,描述一下主要流程的处理过程</w:t>
       </w:r>
     </w:p>
     <w:p>
       <w:pPr>
         <w:rPr>
+          <w:rFonts w:asciiTheme="minorEastAsia" w:hAnsiTheme="minorEastAsia" w:hint="eastAsia"/>
+        </w:rPr>
+      </w:pPr>
+      <w:r>
+        <w:rPr>
+          <w:rFonts w:asciiTheme="minorEastAsia" w:hAnsiTheme="minorEastAsia" w:hint="eastAsia"/>
+        </w:rPr>
+        <w:t>包括两个场景：安装SequoiaSQL OLAP；卸载SequoiaSQL OLAP。</w:t>
+      </w:r>
+    </w:p>
+    <w:p>
+      <w:pPr>
+        <w:pStyle w:val="Heading4"/>
+      </w:pPr>
+      <w:r>
+        <w:rPr>
+          <w:rFonts w:hint="eastAsia"/>
+        </w:rPr>
+        <w:t>（</w:t>
+      </w:r>
+      <w:r>
+        <w:rPr>
+          <w:rFonts w:hint="eastAsia"/>
+        </w:rPr>
+        <w:t>1</w:t>
+      </w:r>
+      <w:r>
+        <w:rPr>
+          <w:rFonts w:hint="eastAsia"/>
+        </w:rPr>
+        <w:t>）安装</w:t>
+      </w:r>
+      <w:r>
+        <w:rPr>
+          <w:rFonts w:hint="eastAsia"/>
+        </w:rPr>
+        <w:t>SequoiaSQL OLAP</w:t>
+      </w:r>
+    </w:p>
+    <w:p>
+      <w:pPr>
+        <w:rPr>
           <w:rFonts w:asciiTheme="minorEastAsia" w:hAnsiTheme="minorEastAsia"/>
         </w:rPr>
       </w:pPr>
@@ -665,7 +1088,6 @@
           <w:rFonts w:asciiTheme="minorEastAsia" w:hAnsiTheme="minorEastAsia" w:hint="eastAsia"/>
           <w:noProof/>
         </w:rPr>
-        <w:lastRenderedPageBreak/>
         <w:drawing>
           <wp:inline distT="0" distB="0" distL="0" distR="0">
             <wp:extent cx="5274310" cy="6299554"/>
@@ -684,7 +1106,7 @@
                     </pic:cNvPicPr>
                   </pic:nvPicPr>
                   <pic:blipFill>
-                    <a:blip r:embed="rId10"/>
+                    <a:blip r:embed="rId11"/>
                     <a:srcRect/>
                     <a:stretch>
                       <a:fillRect/>
@@ -722,15 +1144,40 @@
     </w:p>
     <w:p>
       <w:pPr>
-        <w:rPr>
-          <w:rFonts w:asciiTheme="minorEastAsia" w:hAnsiTheme="minorEastAsia"/>
-        </w:rPr>
-      </w:pPr>
-      <w:r>
-        <w:rPr>
-          <w:rFonts w:asciiTheme="minorEastAsia" w:hAnsiTheme="minorEastAsia" w:hint="eastAsia"/>
-        </w:rPr>
-        <w:t>涉及的REST API</w:t>
+        <w:pStyle w:val="Heading5"/>
+      </w:pPr>
+      <w:r>
+        <w:rPr>
+          <w:rFonts w:hint="eastAsia"/>
+        </w:rPr>
+        <w:lastRenderedPageBreak/>
+        <w:t>涉及的</w:t>
+      </w:r>
+      <w:r>
+        <w:rPr>
+          <w:rFonts w:hint="eastAsia"/>
+        </w:rPr>
+        <w:t>REST API</w:t>
+      </w:r>
+    </w:p>
+    <w:p>
+      <w:pPr>
+        <w:rPr>
+          <w:rFonts w:asciiTheme="minorEastAsia" w:hAnsiTheme="minorEastAsia"/>
+        </w:rPr>
+      </w:pPr>
+      <w:r>
+        <w:rPr>
+          <w:rFonts w:asciiTheme="minorEastAsia" w:hAnsiTheme="minorEastAsia" w:hint="eastAsia"/>
+        </w:rPr>
+        <w:t>1）</w:t>
+      </w:r>
+      <w:r>
+        <w:rPr>
+          <w:rFonts w:asciiTheme="minorEastAsia" w:hAnsiTheme="minorEastAsia" w:hint="eastAsia"/>
+          <w:b/>
+        </w:rPr>
+        <w:t>获取business列表</w:t>
       </w:r>
       <w:r>
         <w:rPr>
@@ -749,25 +1196,6 @@
         <w:rPr>
           <w:rFonts w:asciiTheme="minorEastAsia" w:hAnsiTheme="minorEastAsia" w:hint="eastAsia"/>
         </w:rPr>
-        <w:t>1）</w:t>
-      </w:r>
-      <w:r>
-        <w:rPr>
-          <w:rFonts w:asciiTheme="minorEastAsia" w:hAnsiTheme="minorEastAsia" w:hint="eastAsia"/>
-        </w:rPr>
-        <w:t>获取business列表：</w:t>
-      </w:r>
-    </w:p>
-    <w:p>
-      <w:pPr>
-        <w:rPr>
-          <w:rFonts w:asciiTheme="minorEastAsia" w:hAnsiTheme="minorEastAsia"/>
-        </w:rPr>
-      </w:pPr>
-      <w:r>
-        <w:rPr>
-          <w:rFonts w:asciiTheme="minorEastAsia" w:hAnsiTheme="minorEastAsia" w:hint="eastAsia"/>
-        </w:rPr>
         <w:t>增加新的业务</w:t>
       </w:r>
       <w:r>
@@ -862,8 +1290,15 @@
       <w:r>
         <w:rPr>
           <w:rFonts w:asciiTheme="minorEastAsia" w:hAnsiTheme="minorEastAsia" w:hint="eastAsia"/>
-        </w:rPr>
-        <w:t>获取business模板配置：</w:t>
+          <w:b/>
+        </w:rPr>
+        <w:t>获取business模板配置</w:t>
+      </w:r>
+      <w:r>
+        <w:rPr>
+          <w:rFonts w:asciiTheme="minorEastAsia" w:hAnsiTheme="minorEastAsia" w:hint="eastAsia"/>
+        </w:rPr>
+        <w:t>：</w:t>
       </w:r>
     </w:p>
     <w:p>
@@ -889,7 +1324,6 @@
         <w:rPr>
           <w:rFonts w:asciiTheme="minorEastAsia" w:hAnsiTheme="minorEastAsia" w:hint="eastAsia"/>
         </w:rPr>
-        <w:lastRenderedPageBreak/>
         <w:t>sequoiasql</w:t>
       </w:r>
       <w:r>
@@ -1678,8 +2112,15 @@
       <w:r>
         <w:rPr>
           <w:rFonts w:asciiTheme="minorEastAsia" w:hAnsiTheme="minorEastAsia" w:hint="eastAsia"/>
-        </w:rPr>
-        <w:t>配置business：</w:t>
+          <w:b/>
+        </w:rPr>
+        <w:t>配置business</w:t>
+      </w:r>
+      <w:r>
+        <w:rPr>
+          <w:rFonts w:asciiTheme="minorEastAsia" w:hAnsiTheme="minorEastAsia" w:hint="eastAsia"/>
+        </w:rPr>
+        <w:t>：</w:t>
       </w:r>
     </w:p>
     <w:p>
@@ -2769,6 +3210,7 @@
                 <w:sz w:val="15"/>
                 <w:szCs w:val="15"/>
               </w:rPr>
+              <w:lastRenderedPageBreak/>
               <w:t>master_dir</w:t>
             </w:r>
           </w:p>
@@ -4387,7 +4829,6 @@
         <w:rPr>
           <w:rFonts w:asciiTheme="minorEastAsia" w:hAnsiTheme="minorEastAsia" w:hint="eastAsia"/>
         </w:rPr>
-        <w:lastRenderedPageBreak/>
         <w:t>生成配置信息后要进行参数校验。</w:t>
       </w:r>
     </w:p>
@@ -4766,12 +5207,14 @@
       <w:r>
         <w:rPr>
           <w:rFonts w:asciiTheme="minorEastAsia" w:hAnsiTheme="minorEastAsia" w:hint="eastAsia"/>
+          <w:b/>
         </w:rPr>
         <w:t>安装</w:t>
       </w:r>
       <w:r>
         <w:rPr>
           <w:rFonts w:asciiTheme="minorEastAsia" w:hAnsiTheme="minorEastAsia" w:hint="eastAsia"/>
+          <w:b/>
         </w:rPr>
         <w:t>business</w:t>
       </w:r>
@@ -5107,7 +5550,7 @@
         </w:numPr>
         <w:ind w:firstLineChars="0"/>
         <w:rPr>
-          <w:rFonts w:asciiTheme="minorEastAsia" w:hAnsiTheme="minorEastAsia"/>
+          <w:rFonts w:asciiTheme="minorEastAsia" w:hAnsiTheme="minorEastAsia" w:hint="eastAsia"/>
         </w:rPr>
       </w:pPr>
       <w:r>
@@ -5125,32 +5568,1291 @@
     </w:p>
     <w:p>
       <w:pPr>
-        <w:rPr>
-          <w:rFonts w:asciiTheme="minorEastAsia" w:hAnsiTheme="minorEastAsia"/>
-        </w:rPr>
-      </w:pPr>
-    </w:p>
-    <w:p>
-      <w:pPr>
-        <w:rPr>
-          <w:rFonts w:asciiTheme="minorEastAsia" w:hAnsiTheme="minorEastAsia"/>
-        </w:rPr>
-      </w:pPr>
-      <w:r>
-        <w:rPr>
-          <w:rFonts w:asciiTheme="minorEastAsia" w:hAnsiTheme="minorEastAsia" w:hint="eastAsia"/>
-        </w:rPr>
-        <w:t>5</w:t>
-      </w:r>
-      <w:r>
-        <w:rPr>
-          <w:rFonts w:asciiTheme="minorEastAsia" w:hAnsiTheme="minorEastAsia" w:hint="eastAsia"/>
+        <w:pStyle w:val="Heading5"/>
+        <w:rPr>
+          <w:rFonts w:hint="eastAsia"/>
+        </w:rPr>
+      </w:pPr>
+      <w:r>
+        <w:rPr>
+          <w:rFonts w:hint="eastAsia"/>
+        </w:rPr>
+        <w:t>安装过程中的</w:t>
+      </w:r>
+      <w:r>
+        <w:rPr>
+          <w:rFonts w:hint="eastAsia"/>
+        </w:rPr>
+        <w:t>异常场景</w:t>
+      </w:r>
+    </w:p>
+    <w:tbl>
+      <w:tblPr>
+        <w:tblStyle w:val="TableGrid"/>
+        <w:tblW w:w="0" w:type="auto"/>
+        <w:tblInd w:w="357" w:type="dxa"/>
+        <w:tblLook w:val="04A0"/>
+      </w:tblPr>
+      <w:tblGrid>
+        <w:gridCol w:w="885"/>
+        <w:gridCol w:w="3969"/>
+        <w:gridCol w:w="3311"/>
+      </w:tblGrid>
+      <w:tr>
+        <w:tc>
+          <w:tcPr>
+            <w:tcW w:w="885" w:type="dxa"/>
+          </w:tcPr>
+          <w:p>
+            <w:pPr>
+              <w:ind w:left="0"/>
+              <w:jc w:val="center"/>
+              <w:rPr>
+                <w:rFonts w:hint="eastAsia"/>
+                <w:b/>
+              </w:rPr>
+            </w:pPr>
+            <w:r>
+              <w:rPr>
+                <w:rFonts w:hint="eastAsia"/>
+                <w:b/>
+              </w:rPr>
+              <w:t>编号</w:t>
+            </w:r>
+          </w:p>
+        </w:tc>
+        <w:tc>
+          <w:tcPr>
+            <w:tcW w:w="3969" w:type="dxa"/>
+          </w:tcPr>
+          <w:p>
+            <w:pPr>
+              <w:ind w:left="0"/>
+              <w:jc w:val="center"/>
+              <w:rPr>
+                <w:rFonts w:hint="eastAsia"/>
+                <w:b/>
+              </w:rPr>
+            </w:pPr>
+            <w:r>
+              <w:rPr>
+                <w:rFonts w:hint="eastAsia"/>
+                <w:b/>
+              </w:rPr>
+              <w:t>异常</w:t>
+            </w:r>
+          </w:p>
+        </w:tc>
+        <w:tc>
+          <w:tcPr>
+            <w:tcW w:w="3311" w:type="dxa"/>
+          </w:tcPr>
+          <w:p>
+            <w:pPr>
+              <w:ind w:left="0"/>
+              <w:jc w:val="center"/>
+              <w:rPr>
+                <w:rFonts w:hint="eastAsia"/>
+                <w:b/>
+              </w:rPr>
+            </w:pPr>
+            <w:r>
+              <w:rPr>
+                <w:rFonts w:hint="eastAsia"/>
+                <w:b/>
+              </w:rPr>
+              <w:t>处理方式</w:t>
+            </w:r>
+          </w:p>
+        </w:tc>
+      </w:tr>
+      <w:tr>
+        <w:tc>
+          <w:tcPr>
+            <w:tcW w:w="885" w:type="dxa"/>
+          </w:tcPr>
+          <w:p>
+            <w:pPr>
+              <w:ind w:left="0"/>
+              <w:jc w:val="center"/>
+              <w:rPr>
+                <w:rFonts w:hint="eastAsia"/>
+              </w:rPr>
+            </w:pPr>
+            <w:r>
+              <w:rPr>
+                <w:rFonts w:hint="eastAsia"/>
+              </w:rPr>
+              <w:t>1</w:t>
+            </w:r>
+          </w:p>
+        </w:tc>
+        <w:tc>
+          <w:tcPr>
+            <w:tcW w:w="3969" w:type="dxa"/>
+          </w:tcPr>
+          <w:p>
+            <w:pPr>
+              <w:ind w:left="0"/>
+              <w:rPr>
+                <w:rFonts w:hint="eastAsia"/>
+              </w:rPr>
+            </w:pPr>
+            <w:r>
+              <w:rPr>
+                <w:rFonts w:asciiTheme="minorEastAsia" w:hAnsiTheme="minorEastAsia" w:hint="eastAsia"/>
+              </w:rPr>
+              <w:t>segment节点配置数量小于1</w:t>
+            </w:r>
+          </w:p>
+        </w:tc>
+        <w:tc>
+          <w:tcPr>
+            <w:tcW w:w="3311" w:type="dxa"/>
+          </w:tcPr>
+          <w:p>
+            <w:pPr>
+              <w:ind w:left="0"/>
+              <w:rPr>
+                <w:rFonts w:hint="eastAsia"/>
+              </w:rPr>
+            </w:pPr>
+            <w:r>
+              <w:rPr>
+                <w:rFonts w:hint="eastAsia"/>
+              </w:rPr>
+              <w:t>配置阶段</w:t>
+            </w:r>
+            <w:r>
+              <w:rPr>
+                <w:rFonts w:hint="eastAsia"/>
+              </w:rPr>
+              <w:t>检查，</w:t>
+            </w:r>
+            <w:r>
+              <w:rPr>
+                <w:rFonts w:hint="eastAsia"/>
+              </w:rPr>
+              <w:t>报错</w:t>
+            </w:r>
+          </w:p>
+        </w:tc>
+      </w:tr>
+      <w:tr>
+        <w:tc>
+          <w:tcPr>
+            <w:tcW w:w="885" w:type="dxa"/>
+          </w:tcPr>
+          <w:p>
+            <w:pPr>
+              <w:ind w:left="0"/>
+              <w:jc w:val="center"/>
+              <w:rPr>
+                <w:rFonts w:hint="eastAsia"/>
+              </w:rPr>
+            </w:pPr>
+            <w:r>
+              <w:rPr>
+                <w:rFonts w:hint="eastAsia"/>
+              </w:rPr>
+              <w:lastRenderedPageBreak/>
+              <w:t>2</w:t>
+            </w:r>
+          </w:p>
+        </w:tc>
+        <w:tc>
+          <w:tcPr>
+            <w:tcW w:w="3969" w:type="dxa"/>
+          </w:tcPr>
+          <w:p>
+            <w:pPr>
+              <w:ind w:left="0"/>
+              <w:rPr>
+                <w:rFonts w:hint="eastAsia"/>
+              </w:rPr>
+            </w:pPr>
+            <w:r>
+              <w:rPr>
+                <w:rFonts w:asciiTheme="minorEastAsia" w:hAnsiTheme="minorEastAsia" w:hint="eastAsia"/>
+              </w:rPr>
+              <w:t>segment节点数量超过主机数量</w:t>
+            </w:r>
+          </w:p>
+        </w:tc>
+        <w:tc>
+          <w:tcPr>
+            <w:tcW w:w="3311" w:type="dxa"/>
+          </w:tcPr>
+          <w:p>
+            <w:pPr>
+              <w:ind w:left="0"/>
+              <w:rPr>
+                <w:rFonts w:hint="eastAsia"/>
+              </w:rPr>
+            </w:pPr>
+            <w:r>
+              <w:rPr>
+                <w:rFonts w:hint="eastAsia"/>
+              </w:rPr>
+              <w:t>配置阶段检查，</w:t>
+            </w:r>
+            <w:r>
+              <w:rPr>
+                <w:rFonts w:hint="eastAsia"/>
+              </w:rPr>
+              <w:t>报错</w:t>
+            </w:r>
+          </w:p>
+        </w:tc>
+      </w:tr>
+      <w:tr>
+        <w:tc>
+          <w:tcPr>
+            <w:tcW w:w="885" w:type="dxa"/>
+          </w:tcPr>
+          <w:p>
+            <w:pPr>
+              <w:ind w:left="0"/>
+              <w:jc w:val="center"/>
+              <w:rPr>
+                <w:rFonts w:hint="eastAsia"/>
+              </w:rPr>
+            </w:pPr>
+            <w:r>
+              <w:rPr>
+                <w:rFonts w:hint="eastAsia"/>
+              </w:rPr>
+              <w:t>3</w:t>
+            </w:r>
+          </w:p>
+        </w:tc>
+        <w:tc>
+          <w:tcPr>
+            <w:tcW w:w="3969" w:type="dxa"/>
+          </w:tcPr>
+          <w:p>
+            <w:pPr>
+              <w:ind w:left="0"/>
+              <w:rPr>
+                <w:rFonts w:hint="eastAsia"/>
+              </w:rPr>
+            </w:pPr>
+            <w:r>
+              <w:rPr>
+                <w:rFonts w:asciiTheme="minorEastAsia" w:hAnsiTheme="minorEastAsia" w:hint="eastAsia"/>
+              </w:rPr>
+              <w:t>standby节点和master节点部署在同一个主机上</w:t>
+            </w:r>
+          </w:p>
+        </w:tc>
+        <w:tc>
+          <w:tcPr>
+            <w:tcW w:w="3311" w:type="dxa"/>
+          </w:tcPr>
+          <w:p>
+            <w:pPr>
+              <w:ind w:left="0"/>
+              <w:rPr>
+                <w:rFonts w:hint="eastAsia"/>
+              </w:rPr>
+            </w:pPr>
+            <w:r>
+              <w:rPr>
+                <w:rFonts w:hint="eastAsia"/>
+              </w:rPr>
+              <w:t>配置阶段检查，</w:t>
+            </w:r>
+            <w:r>
+              <w:rPr>
+                <w:rFonts w:hint="eastAsia"/>
+              </w:rPr>
+              <w:t>报错</w:t>
+            </w:r>
+          </w:p>
+        </w:tc>
+      </w:tr>
+      <w:tr>
+        <w:tc>
+          <w:tcPr>
+            <w:tcW w:w="885" w:type="dxa"/>
+          </w:tcPr>
+          <w:p>
+            <w:pPr>
+              <w:ind w:left="0"/>
+              <w:jc w:val="center"/>
+              <w:rPr>
+                <w:rFonts w:hint="eastAsia"/>
+              </w:rPr>
+            </w:pPr>
+            <w:r>
+              <w:rPr>
+                <w:rFonts w:hint="eastAsia"/>
+              </w:rPr>
+              <w:t>4</w:t>
+            </w:r>
+          </w:p>
+        </w:tc>
+        <w:tc>
+          <w:tcPr>
+            <w:tcW w:w="3969" w:type="dxa"/>
+          </w:tcPr>
+          <w:p>
+            <w:pPr>
+              <w:ind w:left="0"/>
+              <w:rPr>
+                <w:rFonts w:hint="eastAsia"/>
+              </w:rPr>
+            </w:pPr>
+            <w:r>
+              <w:rPr>
+                <w:rFonts w:hint="eastAsia"/>
+              </w:rPr>
+              <w:t>同一主机上部署超过一个</w:t>
+            </w:r>
+            <w:r>
+              <w:rPr>
+                <w:rFonts w:hint="eastAsia"/>
+              </w:rPr>
+              <w:t>segment</w:t>
+            </w:r>
+            <w:r>
+              <w:rPr>
+                <w:rFonts w:hint="eastAsia"/>
+              </w:rPr>
+              <w:t>节点</w:t>
+            </w:r>
+          </w:p>
+        </w:tc>
+        <w:tc>
+          <w:tcPr>
+            <w:tcW w:w="3311" w:type="dxa"/>
+          </w:tcPr>
+          <w:p>
+            <w:pPr>
+              <w:ind w:left="0"/>
+              <w:rPr>
+                <w:rFonts w:hint="eastAsia"/>
+              </w:rPr>
+            </w:pPr>
+            <w:r>
+              <w:rPr>
+                <w:rFonts w:hint="eastAsia"/>
+              </w:rPr>
+              <w:t>配置阶段检查，</w:t>
+            </w:r>
+            <w:r>
+              <w:rPr>
+                <w:rFonts w:hint="eastAsia"/>
+              </w:rPr>
+              <w:t>报错</w:t>
+            </w:r>
+          </w:p>
+        </w:tc>
+      </w:tr>
+      <w:tr>
+        <w:tc>
+          <w:tcPr>
+            <w:tcW w:w="885" w:type="dxa"/>
+          </w:tcPr>
+          <w:p>
+            <w:pPr>
+              <w:ind w:left="0"/>
+              <w:jc w:val="center"/>
+              <w:rPr>
+                <w:rFonts w:hint="eastAsia"/>
+              </w:rPr>
+            </w:pPr>
+            <w:r>
+              <w:rPr>
+                <w:rFonts w:hint="eastAsia"/>
+              </w:rPr>
+              <w:t>5</w:t>
+            </w:r>
+          </w:p>
+        </w:tc>
+        <w:tc>
+          <w:tcPr>
+            <w:tcW w:w="3969" w:type="dxa"/>
+          </w:tcPr>
+          <w:p>
+            <w:pPr>
+              <w:ind w:left="0"/>
+              <w:rPr>
+                <w:rFonts w:hint="eastAsia"/>
+              </w:rPr>
+            </w:pPr>
+            <w:r>
+              <w:rPr>
+                <w:rFonts w:hint="eastAsia"/>
+              </w:rPr>
+              <w:t>节点数据路径不为空</w:t>
+            </w:r>
+          </w:p>
+        </w:tc>
+        <w:tc>
+          <w:tcPr>
+            <w:tcW w:w="3311" w:type="dxa"/>
+          </w:tcPr>
+          <w:p>
+            <w:pPr>
+              <w:ind w:left="0"/>
+              <w:rPr>
+                <w:rFonts w:hint="eastAsia"/>
+              </w:rPr>
+            </w:pPr>
+            <w:r>
+              <w:rPr>
+                <w:rFonts w:hint="eastAsia"/>
+              </w:rPr>
+              <w:t>配置阶段检查，</w:t>
+            </w:r>
+            <w:r>
+              <w:rPr>
+                <w:rFonts w:hint="eastAsia"/>
+              </w:rPr>
+              <w:t>报错</w:t>
+            </w:r>
+          </w:p>
+        </w:tc>
+      </w:tr>
+      <w:tr>
+        <w:tc>
+          <w:tcPr>
+            <w:tcW w:w="885" w:type="dxa"/>
+          </w:tcPr>
+          <w:p>
+            <w:pPr>
+              <w:ind w:left="0"/>
+              <w:jc w:val="center"/>
+              <w:rPr>
+                <w:rFonts w:hint="eastAsia"/>
+              </w:rPr>
+            </w:pPr>
+            <w:r>
+              <w:rPr>
+                <w:rFonts w:hint="eastAsia"/>
+              </w:rPr>
+              <w:t>6</w:t>
+            </w:r>
+          </w:p>
+        </w:tc>
+        <w:tc>
+          <w:tcPr>
+            <w:tcW w:w="3969" w:type="dxa"/>
+          </w:tcPr>
+          <w:p>
+            <w:pPr>
+              <w:ind w:left="0"/>
+              <w:rPr>
+                <w:rFonts w:hint="eastAsia"/>
+              </w:rPr>
+            </w:pPr>
+            <w:r>
+              <w:rPr>
+                <w:rFonts w:hint="eastAsia"/>
+              </w:rPr>
+              <w:t>节点数据路径不存在</w:t>
+            </w:r>
+          </w:p>
+        </w:tc>
+        <w:tc>
+          <w:tcPr>
+            <w:tcW w:w="3311" w:type="dxa"/>
+          </w:tcPr>
+          <w:p>
+            <w:pPr>
+              <w:ind w:left="0"/>
+              <w:rPr>
+                <w:rFonts w:hint="eastAsia"/>
+              </w:rPr>
+            </w:pPr>
+            <w:r>
+              <w:rPr>
+                <w:rFonts w:hint="eastAsia"/>
+              </w:rPr>
+              <w:t>配置阶段检查，</w:t>
+            </w:r>
+            <w:r>
+              <w:rPr>
+                <w:rFonts w:hint="eastAsia"/>
+              </w:rPr>
+              <w:t>报错</w:t>
+            </w:r>
+          </w:p>
+        </w:tc>
+      </w:tr>
+      <w:tr>
+        <w:tc>
+          <w:tcPr>
+            <w:tcW w:w="885" w:type="dxa"/>
+          </w:tcPr>
+          <w:p>
+            <w:pPr>
+              <w:ind w:left="0"/>
+              <w:jc w:val="center"/>
+              <w:rPr>
+                <w:rFonts w:hint="eastAsia"/>
+              </w:rPr>
+            </w:pPr>
+            <w:r>
+              <w:rPr>
+                <w:rFonts w:hint="eastAsia"/>
+              </w:rPr>
+              <w:t>7</w:t>
+            </w:r>
+          </w:p>
+        </w:tc>
+        <w:tc>
+          <w:tcPr>
+            <w:tcW w:w="3969" w:type="dxa"/>
+          </w:tcPr>
+          <w:p>
+            <w:pPr>
+              <w:ind w:left="0"/>
+              <w:rPr>
+                <w:rFonts w:hint="eastAsia"/>
+              </w:rPr>
+            </w:pPr>
+            <w:r>
+              <w:rPr>
+                <w:rFonts w:hint="eastAsia"/>
+              </w:rPr>
+              <w:t>节点端口已被占用</w:t>
+            </w:r>
+          </w:p>
+        </w:tc>
+        <w:tc>
+          <w:tcPr>
+            <w:tcW w:w="3311" w:type="dxa"/>
+          </w:tcPr>
+          <w:p>
+            <w:pPr>
+              <w:ind w:left="0"/>
+              <w:rPr>
+                <w:rFonts w:hint="eastAsia"/>
+              </w:rPr>
+            </w:pPr>
+            <w:r>
+              <w:rPr>
+                <w:rFonts w:hint="eastAsia"/>
+              </w:rPr>
+              <w:t>配置阶段检查，</w:t>
+            </w:r>
+            <w:r>
+              <w:rPr>
+                <w:rFonts w:hint="eastAsia"/>
+              </w:rPr>
+              <w:t>报错</w:t>
+            </w:r>
+          </w:p>
+        </w:tc>
+      </w:tr>
+      <w:tr>
+        <w:tc>
+          <w:tcPr>
+            <w:tcW w:w="885" w:type="dxa"/>
+          </w:tcPr>
+          <w:p>
+            <w:pPr>
+              <w:ind w:left="0"/>
+              <w:jc w:val="center"/>
+              <w:rPr>
+                <w:rFonts w:hint="eastAsia"/>
+              </w:rPr>
+            </w:pPr>
+            <w:r>
+              <w:rPr>
+                <w:rFonts w:hint="eastAsia"/>
+              </w:rPr>
+              <w:t>8</w:t>
+            </w:r>
+          </w:p>
+        </w:tc>
+        <w:tc>
+          <w:tcPr>
+            <w:tcW w:w="3969" w:type="dxa"/>
+          </w:tcPr>
+          <w:p>
+            <w:pPr>
+              <w:ind w:left="0"/>
+              <w:rPr>
+                <w:rFonts w:hint="eastAsia"/>
+              </w:rPr>
+            </w:pPr>
+            <w:r>
+              <w:rPr>
+                <w:rFonts w:hint="eastAsia"/>
+              </w:rPr>
+              <w:t>HDFS URL</w:t>
+            </w:r>
+            <w:r>
+              <w:rPr>
+                <w:rFonts w:hint="eastAsia"/>
+              </w:rPr>
+              <w:t>无效或不为空</w:t>
+            </w:r>
+          </w:p>
+        </w:tc>
+        <w:tc>
+          <w:tcPr>
+            <w:tcW w:w="3311" w:type="dxa"/>
+          </w:tcPr>
+          <w:p>
+            <w:pPr>
+              <w:ind w:left="0"/>
+              <w:rPr>
+                <w:rFonts w:hint="eastAsia"/>
+              </w:rPr>
+            </w:pPr>
+            <w:r>
+              <w:rPr>
+                <w:rFonts w:hint="eastAsia"/>
+              </w:rPr>
+              <w:t>配置阶段检查，</w:t>
+            </w:r>
+            <w:r>
+              <w:rPr>
+                <w:rFonts w:hint="eastAsia"/>
+              </w:rPr>
+              <w:t>报错</w:t>
+            </w:r>
+          </w:p>
+        </w:tc>
+      </w:tr>
+      <w:tr>
+        <w:tc>
+          <w:tcPr>
+            <w:tcW w:w="885" w:type="dxa"/>
+          </w:tcPr>
+          <w:p>
+            <w:pPr>
+              <w:ind w:left="0"/>
+              <w:jc w:val="center"/>
+              <w:rPr>
+                <w:rFonts w:hint="eastAsia"/>
+              </w:rPr>
+            </w:pPr>
+            <w:r>
+              <w:rPr>
+                <w:rFonts w:hint="eastAsia"/>
+              </w:rPr>
+              <w:t>9</w:t>
+            </w:r>
+          </w:p>
+        </w:tc>
+        <w:tc>
+          <w:tcPr>
+            <w:tcW w:w="3969" w:type="dxa"/>
+          </w:tcPr>
+          <w:p>
+            <w:pPr>
+              <w:ind w:left="0"/>
+              <w:rPr>
+                <w:rFonts w:hint="eastAsia"/>
+              </w:rPr>
+            </w:pPr>
+            <w:r>
+              <w:rPr>
+                <w:rFonts w:hint="eastAsia"/>
+              </w:rPr>
+              <w:t>初始化</w:t>
+            </w:r>
+            <w:r>
+              <w:rPr>
+                <w:rFonts w:hint="eastAsia"/>
+              </w:rPr>
+              <w:t>master</w:t>
+            </w:r>
+            <w:r>
+              <w:rPr>
+                <w:rFonts w:hint="eastAsia"/>
+              </w:rPr>
+              <w:t>节点失败</w:t>
+            </w:r>
+          </w:p>
+        </w:tc>
+        <w:tc>
+          <w:tcPr>
+            <w:tcW w:w="3311" w:type="dxa"/>
+          </w:tcPr>
+          <w:p>
+            <w:pPr>
+              <w:ind w:left="0"/>
+              <w:rPr>
+                <w:rFonts w:hint="eastAsia"/>
+              </w:rPr>
+            </w:pPr>
+            <w:r>
+              <w:rPr>
+                <w:rFonts w:hint="eastAsia"/>
+              </w:rPr>
+              <w:t>安装阶段</w:t>
+            </w:r>
+            <w:r>
+              <w:rPr>
+                <w:rFonts w:hint="eastAsia"/>
+              </w:rPr>
+              <w:t>报错，回滚</w:t>
+            </w:r>
+            <w:r>
+              <w:rPr>
+                <w:rFonts w:hint="eastAsia"/>
+              </w:rPr>
+              <w:t>安装</w:t>
+            </w:r>
+          </w:p>
+        </w:tc>
+      </w:tr>
+      <w:tr>
+        <w:tc>
+          <w:tcPr>
+            <w:tcW w:w="885" w:type="dxa"/>
+          </w:tcPr>
+          <w:p>
+            <w:pPr>
+              <w:ind w:left="0"/>
+              <w:jc w:val="center"/>
+              <w:rPr>
+                <w:rFonts w:hint="eastAsia"/>
+              </w:rPr>
+            </w:pPr>
+            <w:r>
+              <w:rPr>
+                <w:rFonts w:hint="eastAsia"/>
+              </w:rPr>
+              <w:t>10</w:t>
+            </w:r>
+          </w:p>
+        </w:tc>
+        <w:tc>
+          <w:tcPr>
+            <w:tcW w:w="3969" w:type="dxa"/>
+          </w:tcPr>
+          <w:p>
+            <w:pPr>
+              <w:ind w:left="0"/>
+              <w:rPr>
+                <w:rFonts w:hint="eastAsia"/>
+              </w:rPr>
+            </w:pPr>
+            <w:r>
+              <w:rPr>
+                <w:rFonts w:hint="eastAsia"/>
+              </w:rPr>
+              <w:t>启动</w:t>
+            </w:r>
+            <w:r>
+              <w:rPr>
+                <w:rFonts w:hint="eastAsia"/>
+              </w:rPr>
+              <w:t>master</w:t>
+            </w:r>
+            <w:r>
+              <w:rPr>
+                <w:rFonts w:hint="eastAsia"/>
+              </w:rPr>
+              <w:t>节点失败</w:t>
+            </w:r>
+          </w:p>
+        </w:tc>
+        <w:tc>
+          <w:tcPr>
+            <w:tcW w:w="3311" w:type="dxa"/>
+          </w:tcPr>
+          <w:p>
+            <w:pPr>
+              <w:ind w:left="0"/>
+              <w:rPr>
+                <w:rFonts w:hint="eastAsia"/>
+              </w:rPr>
+            </w:pPr>
+            <w:r>
+              <w:rPr>
+                <w:rFonts w:hint="eastAsia"/>
+              </w:rPr>
+              <w:t>安装阶段</w:t>
+            </w:r>
+            <w:r>
+              <w:rPr>
+                <w:rFonts w:hint="eastAsia"/>
+              </w:rPr>
+              <w:t>报错，回滚安装</w:t>
+            </w:r>
+          </w:p>
+        </w:tc>
+      </w:tr>
+      <w:tr>
+        <w:tc>
+          <w:tcPr>
+            <w:tcW w:w="885" w:type="dxa"/>
+          </w:tcPr>
+          <w:p>
+            <w:pPr>
+              <w:ind w:left="0"/>
+              <w:jc w:val="center"/>
+              <w:rPr>
+                <w:rFonts w:hint="eastAsia"/>
+              </w:rPr>
+            </w:pPr>
+            <w:r>
+              <w:rPr>
+                <w:rFonts w:hint="eastAsia"/>
+              </w:rPr>
+              <w:t>1</w:t>
+            </w:r>
+            <w:r>
+              <w:rPr>
+                <w:rFonts w:hint="eastAsia"/>
+              </w:rPr>
+              <w:t>1</w:t>
+            </w:r>
+          </w:p>
+        </w:tc>
+        <w:tc>
+          <w:tcPr>
+            <w:tcW w:w="3969" w:type="dxa"/>
+          </w:tcPr>
+          <w:p>
+            <w:pPr>
+              <w:ind w:left="0"/>
+              <w:rPr>
+                <w:rFonts w:hint="eastAsia"/>
+              </w:rPr>
+            </w:pPr>
+            <w:r>
+              <w:rPr>
+                <w:rFonts w:hint="eastAsia"/>
+              </w:rPr>
+              <w:t>初始化</w:t>
+            </w:r>
+            <w:r>
+              <w:rPr>
+                <w:rFonts w:hint="eastAsia"/>
+              </w:rPr>
+              <w:t>standby</w:t>
+            </w:r>
+            <w:r>
+              <w:rPr>
+                <w:rFonts w:hint="eastAsia"/>
+              </w:rPr>
+              <w:t>失败</w:t>
+            </w:r>
+          </w:p>
+        </w:tc>
+        <w:tc>
+          <w:tcPr>
+            <w:tcW w:w="3311" w:type="dxa"/>
+          </w:tcPr>
+          <w:p>
+            <w:pPr>
+              <w:ind w:left="0"/>
+              <w:rPr>
+                <w:rFonts w:hint="eastAsia"/>
+              </w:rPr>
+            </w:pPr>
+            <w:r>
+              <w:rPr>
+                <w:rFonts w:hint="eastAsia"/>
+              </w:rPr>
+              <w:t>安装阶段</w:t>
+            </w:r>
+            <w:r>
+              <w:rPr>
+                <w:rFonts w:hint="eastAsia"/>
+              </w:rPr>
+              <w:t>报错，回滚安装</w:t>
+            </w:r>
+          </w:p>
+        </w:tc>
+      </w:tr>
+      <w:tr>
+        <w:tc>
+          <w:tcPr>
+            <w:tcW w:w="885" w:type="dxa"/>
+          </w:tcPr>
+          <w:p>
+            <w:pPr>
+              <w:ind w:left="0"/>
+              <w:jc w:val="center"/>
+              <w:rPr>
+                <w:rFonts w:hint="eastAsia"/>
+              </w:rPr>
+            </w:pPr>
+            <w:r>
+              <w:rPr>
+                <w:rFonts w:hint="eastAsia"/>
+              </w:rPr>
+              <w:t>1</w:t>
+            </w:r>
+            <w:r>
+              <w:rPr>
+                <w:rFonts w:hint="eastAsia"/>
+              </w:rPr>
+              <w:t>2</w:t>
+            </w:r>
+          </w:p>
+        </w:tc>
+        <w:tc>
+          <w:tcPr>
+            <w:tcW w:w="3969" w:type="dxa"/>
+          </w:tcPr>
+          <w:p>
+            <w:pPr>
+              <w:ind w:left="0"/>
+              <w:rPr>
+                <w:rFonts w:hint="eastAsia"/>
+              </w:rPr>
+            </w:pPr>
+            <w:r>
+              <w:rPr>
+                <w:rFonts w:hint="eastAsia"/>
+              </w:rPr>
+              <w:t>启动</w:t>
+            </w:r>
+            <w:r>
+              <w:rPr>
+                <w:rFonts w:hint="eastAsia"/>
+              </w:rPr>
+              <w:t>standby</w:t>
+            </w:r>
+            <w:r>
+              <w:rPr>
+                <w:rFonts w:hint="eastAsia"/>
+              </w:rPr>
+              <w:t>失败</w:t>
+            </w:r>
+          </w:p>
+        </w:tc>
+        <w:tc>
+          <w:tcPr>
+            <w:tcW w:w="3311" w:type="dxa"/>
+          </w:tcPr>
+          <w:p>
+            <w:pPr>
+              <w:ind w:left="0"/>
+              <w:rPr>
+                <w:rFonts w:hint="eastAsia"/>
+              </w:rPr>
+            </w:pPr>
+            <w:r>
+              <w:rPr>
+                <w:rFonts w:hint="eastAsia"/>
+              </w:rPr>
+              <w:t>安装阶段</w:t>
+            </w:r>
+            <w:r>
+              <w:rPr>
+                <w:rFonts w:hint="eastAsia"/>
+              </w:rPr>
+              <w:t>报错，回滚安装</w:t>
+            </w:r>
+          </w:p>
+        </w:tc>
+      </w:tr>
+      <w:tr>
+        <w:tc>
+          <w:tcPr>
+            <w:tcW w:w="885" w:type="dxa"/>
+          </w:tcPr>
+          <w:p>
+            <w:pPr>
+              <w:ind w:left="0"/>
+              <w:jc w:val="center"/>
+              <w:rPr>
+                <w:rFonts w:hint="eastAsia"/>
+              </w:rPr>
+            </w:pPr>
+            <w:r>
+              <w:rPr>
+                <w:rFonts w:hint="eastAsia"/>
+              </w:rPr>
+              <w:t>1</w:t>
+            </w:r>
+            <w:r>
+              <w:rPr>
+                <w:rFonts w:hint="eastAsia"/>
+              </w:rPr>
+              <w:t>3</w:t>
+            </w:r>
+          </w:p>
+        </w:tc>
+        <w:tc>
+          <w:tcPr>
+            <w:tcW w:w="3969" w:type="dxa"/>
+          </w:tcPr>
+          <w:p>
+            <w:pPr>
+              <w:ind w:left="0"/>
+              <w:rPr>
+                <w:rFonts w:hint="eastAsia"/>
+              </w:rPr>
+            </w:pPr>
+            <w:r>
+              <w:rPr>
+                <w:rFonts w:hint="eastAsia"/>
+              </w:rPr>
+              <w:t>初始化</w:t>
+            </w:r>
+            <w:r>
+              <w:rPr>
+                <w:rFonts w:hint="eastAsia"/>
+              </w:rPr>
+              <w:t>segment</w:t>
+            </w:r>
+            <w:r>
+              <w:rPr>
+                <w:rFonts w:hint="eastAsia"/>
+              </w:rPr>
+              <w:t>失败</w:t>
+            </w:r>
+          </w:p>
+        </w:tc>
+        <w:tc>
+          <w:tcPr>
+            <w:tcW w:w="3311" w:type="dxa"/>
+          </w:tcPr>
+          <w:p>
+            <w:pPr>
+              <w:ind w:left="0"/>
+              <w:rPr>
+                <w:rFonts w:hint="eastAsia"/>
+              </w:rPr>
+            </w:pPr>
+            <w:r>
+              <w:rPr>
+                <w:rFonts w:hint="eastAsia"/>
+              </w:rPr>
+              <w:t>安装阶段</w:t>
+            </w:r>
+            <w:r>
+              <w:rPr>
+                <w:rFonts w:hint="eastAsia"/>
+              </w:rPr>
+              <w:t>报错，回滚安装</w:t>
+            </w:r>
+          </w:p>
+        </w:tc>
+      </w:tr>
+      <w:tr>
+        <w:tc>
+          <w:tcPr>
+            <w:tcW w:w="885" w:type="dxa"/>
+          </w:tcPr>
+          <w:p>
+            <w:pPr>
+              <w:ind w:left="0"/>
+              <w:jc w:val="center"/>
+              <w:rPr>
+                <w:rFonts w:hint="eastAsia"/>
+              </w:rPr>
+            </w:pPr>
+            <w:r>
+              <w:rPr>
+                <w:rFonts w:hint="eastAsia"/>
+              </w:rPr>
+              <w:t>1</w:t>
+            </w:r>
+            <w:r>
+              <w:rPr>
+                <w:rFonts w:hint="eastAsia"/>
+              </w:rPr>
+              <w:t>4</w:t>
+            </w:r>
+          </w:p>
+        </w:tc>
+        <w:tc>
+          <w:tcPr>
+            <w:tcW w:w="3969" w:type="dxa"/>
+          </w:tcPr>
+          <w:p>
+            <w:pPr>
+              <w:ind w:left="0"/>
+              <w:rPr>
+                <w:rFonts w:hint="eastAsia"/>
+              </w:rPr>
+            </w:pPr>
+            <w:r>
+              <w:rPr>
+                <w:rFonts w:hint="eastAsia"/>
+              </w:rPr>
+              <w:t>启动</w:t>
+            </w:r>
+            <w:r>
+              <w:rPr>
+                <w:rFonts w:hint="eastAsia"/>
+              </w:rPr>
+              <w:t>segment</w:t>
+            </w:r>
+            <w:r>
+              <w:rPr>
+                <w:rFonts w:hint="eastAsia"/>
+              </w:rPr>
+              <w:t>失败</w:t>
+            </w:r>
+          </w:p>
+        </w:tc>
+        <w:tc>
+          <w:tcPr>
+            <w:tcW w:w="3311" w:type="dxa"/>
+          </w:tcPr>
+          <w:p>
+            <w:pPr>
+              <w:ind w:left="0"/>
+              <w:rPr>
+                <w:rFonts w:hint="eastAsia"/>
+              </w:rPr>
+            </w:pPr>
+            <w:r>
+              <w:rPr>
+                <w:rFonts w:hint="eastAsia"/>
+              </w:rPr>
+              <w:t>安装阶段</w:t>
+            </w:r>
+            <w:r>
+              <w:rPr>
+                <w:rFonts w:hint="eastAsia"/>
+              </w:rPr>
+              <w:t>报错，回滚安装</w:t>
+            </w:r>
+          </w:p>
+        </w:tc>
+      </w:tr>
+    </w:tbl>
+    <w:p>
+      <w:pPr>
+        <w:rPr>
+          <w:rFonts w:hint="eastAsia"/>
+        </w:rPr>
+      </w:pPr>
+    </w:p>
+    <w:p>
+      <w:pPr>
+        <w:pStyle w:val="Heading4"/>
+        <w:rPr>
+          <w:rFonts w:hint="eastAsia"/>
+        </w:rPr>
+      </w:pPr>
+      <w:r>
+        <w:rPr>
+          <w:rFonts w:hint="eastAsia"/>
+        </w:rPr>
+        <w:t>（</w:t>
+      </w:r>
+      <w:r>
+        <w:rPr>
+          <w:rFonts w:hint="eastAsia"/>
+        </w:rPr>
+        <w:t>2</w:t>
+      </w:r>
+      <w:r>
+        <w:rPr>
+          <w:rFonts w:hint="eastAsia"/>
         </w:rPr>
         <w:t>）卸载</w:t>
       </w:r>
       <w:r>
         <w:rPr>
-          <w:rFonts w:asciiTheme="minorEastAsia" w:hAnsiTheme="minorEastAsia" w:hint="eastAsia"/>
+          <w:rFonts w:hint="eastAsia"/>
+        </w:rPr>
+        <w:t>SequoiaSQL OLAP</w:t>
+      </w:r>
+    </w:p>
+    <w:p>
+      <w:pPr>
+        <w:rPr>
+          <w:rFonts w:asciiTheme="minorEastAsia" w:hAnsiTheme="minorEastAsia"/>
+        </w:rPr>
+      </w:pPr>
+      <w:r>
+        <w:rPr>
+          <w:rFonts w:asciiTheme="minorEastAsia" w:hAnsiTheme="minorEastAsia"/>
+          <w:noProof/>
+        </w:rPr>
+        <w:drawing>
+          <wp:inline distT="0" distB="0" distL="0" distR="0">
+            <wp:extent cx="5274310" cy="3493291"/>
+            <wp:effectExtent l="19050" t="0" r="2540" b="0"/>
+            <wp:docPr id="1" name="Picture 3"/>
+            <wp:cNvGraphicFramePr>
+              <a:graphicFrameLocks xmlns:a="http://schemas.openxmlformats.org/drawingml/2006/main" noChangeAspect="1"/>
+            </wp:cNvGraphicFramePr>
+            <a:graphic xmlns:a="http://schemas.openxmlformats.org/drawingml/2006/main">
+              <a:graphicData uri="http://schemas.openxmlformats.org/drawingml/2006/picture">
+                <pic:pic xmlns:pic="http://schemas.openxmlformats.org/drawingml/2006/picture">
+                  <pic:nvPicPr>
+                    <pic:cNvPr id="0" name="Picture 3"/>
+                    <pic:cNvPicPr>
+                      <a:picLocks noChangeAspect="1" noChangeArrowheads="1"/>
+                    </pic:cNvPicPr>
+                  </pic:nvPicPr>
+                  <pic:blipFill>
+                    <a:blip r:embed="rId12"/>
+                    <a:srcRect/>
+                    <a:stretch>
+                      <a:fillRect/>
+                    </a:stretch>
+                  </pic:blipFill>
+                  <pic:spPr bwMode="auto">
+                    <a:xfrm>
+                      <a:off x="0" y="0"/>
+                      <a:ext cx="5274310" cy="3493291"/>
+                    </a:xfrm>
+                    <a:prstGeom prst="rect">
+                      <a:avLst/>
+                    </a:prstGeom>
+                    <a:noFill/>
+                    <a:ln w="9525">
+                      <a:noFill/>
+                      <a:miter lim="800000"/>
+                      <a:headEnd/>
+                      <a:tailEnd/>
+                    </a:ln>
+                  </pic:spPr>
+                </pic:pic>
+              </a:graphicData>
+            </a:graphic>
+          </wp:inline>
+        </w:drawing>
+      </w:r>
+    </w:p>
+    <w:p>
+      <w:pPr>
+        <w:pStyle w:val="Heading5"/>
+        <w:rPr>
+          <w:rFonts w:hint="eastAsia"/>
+        </w:rPr>
+      </w:pPr>
+      <w:r>
+        <w:rPr>
+          <w:rFonts w:hint="eastAsia"/>
+        </w:rPr>
+        <w:t>涉及的</w:t>
+      </w:r>
+      <w:r>
+        <w:rPr>
+          <w:rFonts w:hint="eastAsia"/>
+        </w:rPr>
+        <w:t>REST API</w:t>
+      </w:r>
+    </w:p>
+    <w:p>
+      <w:pPr>
+        <w:rPr>
+          <w:rFonts w:asciiTheme="minorEastAsia" w:hAnsiTheme="minorEastAsia"/>
+          <w:b/>
+        </w:rPr>
+      </w:pPr>
+      <w:r>
+        <w:rPr>
+          <w:rFonts w:asciiTheme="minorEastAsia" w:hAnsiTheme="minorEastAsia" w:hint="eastAsia"/>
+          <w:b/>
+        </w:rPr>
+        <w:t>卸载</w:t>
+      </w:r>
+      <w:r>
+        <w:rPr>
+          <w:rFonts w:asciiTheme="minorEastAsia" w:hAnsiTheme="minorEastAsia" w:hint="eastAsia"/>
+          <w:b/>
         </w:rPr>
         <w:t>business</w:t>
       </w:r>
@@ -5210,7 +6912,7 @@
     <w:p>
       <w:pPr>
         <w:rPr>
-          <w:rFonts w:asciiTheme="minorEastAsia" w:hAnsiTheme="minorEastAsia"/>
+          <w:rFonts w:asciiTheme="minorEastAsia" w:hAnsiTheme="minorEastAsia" w:hint="eastAsia"/>
         </w:rPr>
       </w:pPr>
       <w:r>
@@ -5262,6 +6964,287 @@
         <w:t>。</w:t>
       </w:r>
     </w:p>
+    <w:p>
+      <w:pPr>
+        <w:pStyle w:val="Heading5"/>
+        <w:rPr>
+          <w:rFonts w:hint="eastAsia"/>
+        </w:rPr>
+      </w:pPr>
+      <w:r>
+        <w:rPr>
+          <w:rFonts w:hint="eastAsia"/>
+        </w:rPr>
+        <w:t>卸载过程中的</w:t>
+      </w:r>
+      <w:r>
+        <w:rPr>
+          <w:rFonts w:hint="eastAsia"/>
+        </w:rPr>
+        <w:t>异常场景</w:t>
+      </w:r>
+    </w:p>
+    <w:tbl>
+      <w:tblPr>
+        <w:tblStyle w:val="TableGrid"/>
+        <w:tblW w:w="0" w:type="auto"/>
+        <w:tblInd w:w="357" w:type="dxa"/>
+        <w:tblLook w:val="04A0"/>
+      </w:tblPr>
+      <w:tblGrid>
+        <w:gridCol w:w="1169"/>
+        <w:gridCol w:w="4274"/>
+        <w:gridCol w:w="2722"/>
+      </w:tblGrid>
+      <w:tr>
+        <w:tc>
+          <w:tcPr>
+            <w:tcW w:w="1169" w:type="dxa"/>
+          </w:tcPr>
+          <w:p>
+            <w:pPr>
+              <w:ind w:left="0"/>
+              <w:jc w:val="center"/>
+              <w:rPr>
+                <w:rFonts w:hint="eastAsia"/>
+                <w:b/>
+              </w:rPr>
+            </w:pPr>
+            <w:r>
+              <w:rPr>
+                <w:rFonts w:hint="eastAsia"/>
+                <w:b/>
+              </w:rPr>
+              <w:t>编号</w:t>
+            </w:r>
+          </w:p>
+        </w:tc>
+        <w:tc>
+          <w:tcPr>
+            <w:tcW w:w="4274" w:type="dxa"/>
+          </w:tcPr>
+          <w:p>
+            <w:pPr>
+              <w:ind w:left="0"/>
+              <w:jc w:val="center"/>
+              <w:rPr>
+                <w:rFonts w:hint="eastAsia"/>
+                <w:b/>
+              </w:rPr>
+            </w:pPr>
+            <w:r>
+              <w:rPr>
+                <w:rFonts w:hint="eastAsia"/>
+                <w:b/>
+              </w:rPr>
+              <w:t>异常</w:t>
+            </w:r>
+          </w:p>
+        </w:tc>
+        <w:tc>
+          <w:tcPr>
+            <w:tcW w:w="2722" w:type="dxa"/>
+          </w:tcPr>
+          <w:p>
+            <w:pPr>
+              <w:ind w:left="0"/>
+              <w:jc w:val="center"/>
+              <w:rPr>
+                <w:rFonts w:hint="eastAsia"/>
+                <w:b/>
+              </w:rPr>
+            </w:pPr>
+            <w:r>
+              <w:rPr>
+                <w:rFonts w:hint="eastAsia"/>
+                <w:b/>
+              </w:rPr>
+              <w:t>处理方式</w:t>
+            </w:r>
+          </w:p>
+        </w:tc>
+      </w:tr>
+      <w:tr>
+        <w:tc>
+          <w:tcPr>
+            <w:tcW w:w="1169" w:type="dxa"/>
+          </w:tcPr>
+          <w:p>
+            <w:pPr>
+              <w:ind w:left="0"/>
+              <w:jc w:val="center"/>
+              <w:rPr>
+                <w:rFonts w:asciiTheme="minorEastAsia" w:hAnsiTheme="minorEastAsia"/>
+              </w:rPr>
+            </w:pPr>
+            <w:r>
+              <w:rPr>
+                <w:rFonts w:asciiTheme="minorEastAsia" w:hAnsiTheme="minorEastAsia" w:hint="eastAsia"/>
+              </w:rPr>
+              <w:t>1</w:t>
+            </w:r>
+          </w:p>
+        </w:tc>
+        <w:tc>
+          <w:tcPr>
+            <w:tcW w:w="4274" w:type="dxa"/>
+          </w:tcPr>
+          <w:p>
+            <w:pPr>
+              <w:ind w:left="0"/>
+              <w:rPr>
+                <w:rFonts w:asciiTheme="minorEastAsia" w:hAnsiTheme="minorEastAsia"/>
+              </w:rPr>
+            </w:pPr>
+            <w:r>
+              <w:rPr>
+                <w:rFonts w:asciiTheme="minorEastAsia" w:hAnsiTheme="minorEastAsia" w:hint="eastAsia"/>
+              </w:rPr>
+              <w:t>停止SequoiaSQL OLAP失败</w:t>
+            </w:r>
+          </w:p>
+        </w:tc>
+        <w:tc>
+          <w:tcPr>
+            <w:tcW w:w="2722" w:type="dxa"/>
+          </w:tcPr>
+          <w:p>
+            <w:pPr>
+              <w:ind w:left="0"/>
+              <w:rPr>
+                <w:rFonts w:asciiTheme="minorEastAsia" w:hAnsiTheme="minorEastAsia"/>
+              </w:rPr>
+            </w:pPr>
+            <w:r>
+              <w:rPr>
+                <w:rFonts w:asciiTheme="minorEastAsia" w:hAnsiTheme="minorEastAsia" w:hint="eastAsia"/>
+              </w:rPr>
+              <w:t>报错</w:t>
+            </w:r>
+          </w:p>
+        </w:tc>
+      </w:tr>
+      <w:tr>
+        <w:tc>
+          <w:tcPr>
+            <w:tcW w:w="1169" w:type="dxa"/>
+          </w:tcPr>
+          <w:p>
+            <w:pPr>
+              <w:ind w:left="0"/>
+              <w:jc w:val="center"/>
+              <w:rPr>
+                <w:rFonts w:asciiTheme="minorEastAsia" w:hAnsiTheme="minorEastAsia"/>
+              </w:rPr>
+            </w:pPr>
+            <w:r>
+              <w:rPr>
+                <w:rFonts w:asciiTheme="minorEastAsia" w:hAnsiTheme="minorEastAsia" w:hint="eastAsia"/>
+              </w:rPr>
+              <w:t>2</w:t>
+            </w:r>
+          </w:p>
+        </w:tc>
+        <w:tc>
+          <w:tcPr>
+            <w:tcW w:w="4274" w:type="dxa"/>
+          </w:tcPr>
+          <w:p>
+            <w:pPr>
+              <w:ind w:left="0"/>
+              <w:rPr>
+                <w:rFonts w:asciiTheme="minorEastAsia" w:hAnsiTheme="minorEastAsia"/>
+              </w:rPr>
+            </w:pPr>
+            <w:r>
+              <w:rPr>
+                <w:rFonts w:asciiTheme="minorEastAsia" w:hAnsiTheme="minorEastAsia" w:hint="eastAsia"/>
+              </w:rPr>
+              <w:t>在主机上卸载SequoiaSQL OLAP失败</w:t>
+            </w:r>
+          </w:p>
+        </w:tc>
+        <w:tc>
+          <w:tcPr>
+            <w:tcW w:w="2722" w:type="dxa"/>
+          </w:tcPr>
+          <w:p>
+            <w:pPr>
+              <w:ind w:left="0"/>
+              <w:rPr>
+                <w:rFonts w:asciiTheme="minorEastAsia" w:hAnsiTheme="minorEastAsia"/>
+              </w:rPr>
+            </w:pPr>
+            <w:r>
+              <w:rPr>
+                <w:rFonts w:asciiTheme="minorEastAsia" w:hAnsiTheme="minorEastAsia" w:hint="eastAsia"/>
+              </w:rPr>
+              <w:t>报错</w:t>
+            </w:r>
+          </w:p>
+        </w:tc>
+      </w:tr>
+      <w:tr>
+        <w:tc>
+          <w:tcPr>
+            <w:tcW w:w="1169" w:type="dxa"/>
+          </w:tcPr>
+          <w:p>
+            <w:pPr>
+              <w:ind w:left="0"/>
+              <w:jc w:val="center"/>
+              <w:rPr>
+                <w:rFonts w:asciiTheme="minorEastAsia" w:hAnsiTheme="minorEastAsia" w:hint="eastAsia"/>
+              </w:rPr>
+            </w:pPr>
+            <w:r>
+              <w:rPr>
+                <w:rFonts w:asciiTheme="minorEastAsia" w:hAnsiTheme="minorEastAsia" w:hint="eastAsia"/>
+              </w:rPr>
+              <w:t>3</w:t>
+            </w:r>
+          </w:p>
+        </w:tc>
+        <w:tc>
+          <w:tcPr>
+            <w:tcW w:w="4274" w:type="dxa"/>
+          </w:tcPr>
+          <w:p>
+            <w:pPr>
+              <w:ind w:left="0"/>
+              <w:rPr>
+                <w:rFonts w:asciiTheme="minorEastAsia" w:hAnsiTheme="minorEastAsia" w:hint="eastAsia"/>
+              </w:rPr>
+            </w:pPr>
+            <w:r>
+              <w:rPr>
+                <w:rFonts w:asciiTheme="minorEastAsia" w:hAnsiTheme="minorEastAsia" w:hint="eastAsia"/>
+              </w:rPr>
+              <w:t>删除数据目录失败</w:t>
+            </w:r>
+          </w:p>
+        </w:tc>
+        <w:tc>
+          <w:tcPr>
+            <w:tcW w:w="2722" w:type="dxa"/>
+          </w:tcPr>
+          <w:p>
+            <w:pPr>
+              <w:ind w:left="0"/>
+              <w:rPr>
+                <w:rFonts w:asciiTheme="minorEastAsia" w:hAnsiTheme="minorEastAsia" w:hint="eastAsia"/>
+              </w:rPr>
+            </w:pPr>
+            <w:r>
+              <w:rPr>
+                <w:rFonts w:asciiTheme="minorEastAsia" w:hAnsiTheme="minorEastAsia" w:hint="eastAsia"/>
+              </w:rPr>
+              <w:t>报错</w:t>
+            </w:r>
+          </w:p>
+        </w:tc>
+      </w:tr>
+    </w:tbl>
     <w:p>
       <w:pPr>
         <w:rPr>
@@ -5533,7 +7516,6 @@
         <w:rPr>
           <w:rFonts w:asciiTheme="minorEastAsia" w:hAnsiTheme="minorEastAsia" w:hint="eastAsia"/>
         </w:rPr>
-        <w:lastRenderedPageBreak/>
         <w:t>在</w:t>
       </w:r>
       <w:r>
@@ -5715,7 +7697,7 @@
         <w:ind w:firstLineChars="0"/>
         <w:jc w:val="left"/>
         <w:rPr>
-          <w:rFonts w:asciiTheme="minorEastAsia" w:hAnsiTheme="minorEastAsia"/>
+          <w:rFonts w:asciiTheme="minorEastAsia" w:hAnsiTheme="minorEastAsia" w:hint="eastAsia"/>
         </w:rPr>
       </w:pPr>
       <w:r>
@@ -5723,6 +7705,32 @@
           <w:rFonts w:asciiTheme="minorEastAsia" w:hAnsiTheme="minorEastAsia" w:hint="eastAsia"/>
         </w:rPr>
         <w:t>卸载SequoiaSQL OLAP：uninstallSequoiasqlOLAP.js</w:t>
+      </w:r>
+    </w:p>
+    <w:p>
+      <w:pPr>
+        <w:pStyle w:val="ListParagraph"/>
+        <w:numPr>
+          <w:ilvl w:val="0"/>
+          <w:numId w:val="9"/>
+        </w:numPr>
+        <w:ind w:firstLineChars="0"/>
+        <w:jc w:val="left"/>
+        <w:rPr>
+          <w:rFonts w:asciiTheme="minorEastAsia" w:hAnsiTheme="minorEastAsia"/>
+        </w:rPr>
+      </w:pPr>
+      <w:r>
+        <w:rPr>
+          <w:rFonts w:asciiTheme="minorEastAsia" w:hAnsiTheme="minorEastAsia" w:hint="eastAsia"/>
+        </w:rPr>
+        <w:t>回滚安装SequoiaSQL OLAP：rollback</w:t>
+      </w:r>
+      <w:r>
+        <w:rPr>
+          <w:rFonts w:asciiTheme="minorEastAsia" w:hAnsiTheme="minorEastAsia" w:hint="eastAsia"/>
+        </w:rPr>
+        <w:t>SequoiasqlOLAP.js</w:t>
       </w:r>
     </w:p>
     <w:p>
@@ -5774,6 +7782,7 @@
           <w:p>
             <w:pPr>
               <w:ind w:left="0"/>
+              <w:jc w:val="center"/>
               <w:rPr>
                 <w:rFonts w:asciiTheme="minorEastAsia" w:hAnsiTheme="minorEastAsia"/>
                 <w:b/>
@@ -5795,6 +7804,7 @@
           <w:p>
             <w:pPr>
               <w:ind w:left="0"/>
+              <w:jc w:val="center"/>
               <w:rPr>
                 <w:rFonts w:asciiTheme="minorEastAsia" w:hAnsiTheme="minorEastAsia"/>
                 <w:b/>
@@ -5816,6 +7826,7 @@
           <w:p>
             <w:pPr>
               <w:ind w:left="0"/>
+              <w:jc w:val="center"/>
               <w:rPr>
                 <w:rFonts w:asciiTheme="minorEastAsia" w:hAnsiTheme="minorEastAsia"/>
                 <w:b/>
@@ -5839,10 +7850,17 @@
           <w:p>
             <w:pPr>
               <w:ind w:left="0"/>
+              <w:jc w:val="center"/>
               <w:rPr>
                 <w:rFonts w:asciiTheme="minorEastAsia" w:hAnsiTheme="minorEastAsia"/>
               </w:rPr>
             </w:pPr>
+            <w:r>
+              <w:rPr>
+                <w:rFonts w:asciiTheme="minorEastAsia" w:hAnsiTheme="minorEastAsia" w:hint="eastAsia"/>
+              </w:rPr>
+              <w:t>1</w:t>
+            </w:r>
           </w:p>
         </w:tc>
         <w:tc>
@@ -5856,6 +7874,12 @@
                 <w:rFonts w:asciiTheme="minorEastAsia" w:hAnsiTheme="minorEastAsia"/>
               </w:rPr>
             </w:pPr>
+            <w:r>
+              <w:rPr>
+                <w:rFonts w:asciiTheme="minorEastAsia" w:hAnsiTheme="minorEastAsia" w:hint="eastAsia"/>
+              </w:rPr>
+              <w:t>配置参数</w:t>
+            </w:r>
           </w:p>
         </w:tc>
         <w:tc>
@@ -5869,6 +7893,12 @@
                 <w:rFonts w:asciiTheme="minorEastAsia" w:hAnsiTheme="minorEastAsia"/>
               </w:rPr>
             </w:pPr>
+            <w:r>
+              <w:rPr>
+                <w:rFonts w:asciiTheme="minorEastAsia" w:hAnsiTheme="minorEastAsia" w:hint="eastAsia"/>
+              </w:rPr>
+              <w:t>分析是否有必要增加其他配置参数</w:t>
+            </w:r>
           </w:p>
         </w:tc>
       </w:tr>
@@ -5936,20 +7966,21 @@
         <w:tblLook w:val="04A0"/>
       </w:tblPr>
       <w:tblGrid>
-        <w:gridCol w:w="2527"/>
-        <w:gridCol w:w="1511"/>
+        <w:gridCol w:w="1169"/>
+        <w:gridCol w:w="2869"/>
         <w:gridCol w:w="2376"/>
         <w:gridCol w:w="1751"/>
       </w:tblGrid>
       <w:tr>
         <w:tc>
           <w:tcPr>
-            <w:tcW w:w="2527" w:type="dxa"/>
+            <w:tcW w:w="1169" w:type="dxa"/>
             <w:shd w:val="clear" w:color="auto" w:fill="BFBFBF" w:themeFill="background1" w:themeFillShade="BF"/>
           </w:tcPr>
           <w:p>
             <w:pPr>
               <w:ind w:left="0"/>
+              <w:jc w:val="center"/>
               <w:rPr>
                 <w:rFonts w:asciiTheme="minorEastAsia" w:hAnsiTheme="minorEastAsia"/>
                 <w:b/>
@@ -5966,12 +7997,13 @@
         </w:tc>
         <w:tc>
           <w:tcPr>
-            <w:tcW w:w="1511" w:type="dxa"/>
+            <w:tcW w:w="2869" w:type="dxa"/>
             <w:shd w:val="clear" w:color="auto" w:fill="BFBFBF" w:themeFill="background1" w:themeFillShade="BF"/>
           </w:tcPr>
           <w:p>
             <w:pPr>
               <w:ind w:left="0"/>
+              <w:jc w:val="center"/>
               <w:rPr>
                 <w:rFonts w:asciiTheme="minorEastAsia" w:hAnsiTheme="minorEastAsia"/>
                 <w:b/>
@@ -5994,6 +8026,7 @@
           <w:p>
             <w:pPr>
               <w:ind w:left="0"/>
+              <w:jc w:val="center"/>
               <w:rPr>
                 <w:rFonts w:asciiTheme="minorEastAsia" w:hAnsiTheme="minorEastAsia"/>
                 <w:b/>
@@ -6016,6 +8049,7 @@
           <w:p>
             <w:pPr>
               <w:ind w:left="0"/>
+              <w:jc w:val="center"/>
               <w:rPr>
                 <w:rFonts w:asciiTheme="minorEastAsia" w:hAnsiTheme="minorEastAsia"/>
                 <w:b/>
@@ -6034,7 +8068,7 @@
       <w:tr>
         <w:tc>
           <w:tcPr>
-            <w:tcW w:w="2527" w:type="dxa"/>
+            <w:tcW w:w="1169" w:type="dxa"/>
           </w:tcPr>
           <w:p>
             <w:pPr>
@@ -6047,7 +8081,7 @@
         </w:tc>
         <w:tc>
           <w:tcPr>
-            <w:tcW w:w="1511" w:type="dxa"/>
+            <w:tcW w:w="2869" w:type="dxa"/>
           </w:tcPr>
           <w:p>
             <w:pPr>
@@ -6088,7 +8122,7 @@
       <w:tr>
         <w:tc>
           <w:tcPr>
-            <w:tcW w:w="2527" w:type="dxa"/>
+            <w:tcW w:w="1169" w:type="dxa"/>
           </w:tcPr>
           <w:p>
             <w:pPr>
@@ -6101,7 +8135,7 @@
         </w:tc>
         <w:tc>
           <w:tcPr>
-            <w:tcW w:w="1511" w:type="dxa"/>
+            <w:tcW w:w="2869" w:type="dxa"/>
           </w:tcPr>
           <w:p>
             <w:pPr>
@@ -6697,131 +8731,6 @@
 </w:document>
 </file>
 
-<file path=word/comments.xml><?xml version="1.0" encoding="utf-8"?>
-<w:comments xmlns:ve="http://schemas.openxmlformats.org/markup-compatibility/2006" xmlns:o="urn:schemas-microsoft-com:office:office" xmlns:r="http://schemas.openxmlformats.org/officeDocument/2006/relationships" xmlns:m="http://schemas.openxmlformats.org/officeDocument/2006/math" xmlns:v="urn:schemas-microsoft-com:vml" xmlns:wp="http://schemas.openxmlformats.org/drawingml/2006/wordprocessingDrawing" xmlns:w10="urn:schemas-microsoft-com:office:word" xmlns:w="http://schemas.openxmlformats.org/wordprocessingml/2006/main" xmlns:wne="http://schemas.microsoft.com/office/word/2006/wordml">
-  <w:comment w:id="0" w:author="xujianhui" w:date="2016-03-16T09:19:00Z" w:initials="x">
-    <w:p>
-      <w:pPr>
-        <w:pStyle w:val="CommentText"/>
-        <w:numPr>
-          <w:ilvl w:val="0"/>
-          <w:numId w:val="10"/>
-        </w:numPr>
-        <w:rPr>
-          <w:rFonts w:hint="eastAsia"/>
-        </w:rPr>
-      </w:pPr>
-      <w:r>
-        <w:rPr>
-          <w:rStyle w:val="CommentReference"/>
-        </w:rPr>
-        <w:annotationRef/>
-      </w:r>
-      <w:r>
-        <w:rPr>
-          <w:rFonts w:hint="eastAsia"/>
-        </w:rPr>
-        <w:t>总的用例特性</w:t>
-      </w:r>
-    </w:p>
-    <w:p>
-      <w:pPr>
-        <w:pStyle w:val="CommentText"/>
-        <w:numPr>
-          <w:ilvl w:val="0"/>
-          <w:numId w:val="10"/>
-        </w:numPr>
-        <w:rPr>
-          <w:rFonts w:hint="eastAsia"/>
-        </w:rPr>
-      </w:pPr>
-      <w:r>
-        <w:rPr>
-          <w:rFonts w:hint="eastAsia"/>
-        </w:rPr>
-        <w:t>每个特性的场景分析图（时序图）</w:t>
-      </w:r>
-    </w:p>
-    <w:p>
-      <w:pPr>
-        <w:pStyle w:val="CommentText"/>
-        <w:numPr>
-          <w:ilvl w:val="0"/>
-          <w:numId w:val="10"/>
-        </w:numPr>
-        <w:rPr>
-          <w:rFonts w:hint="eastAsia"/>
-        </w:rPr>
-      </w:pPr>
-      <w:r>
-        <w:rPr>
-          <w:rFonts w:hint="eastAsia"/>
-        </w:rPr>
-        <w:t>SequoiaSQL</w:t>
-      </w:r>
-      <w:r>
-        <w:rPr>
-          <w:rFonts w:hint="eastAsia"/>
-        </w:rPr>
-        <w:t>的详细步骤，即使是</w:t>
-      </w:r>
-      <w:r>
-        <w:rPr>
-          <w:rFonts w:hint="eastAsia"/>
-        </w:rPr>
-        <w:t>hawq</w:t>
-      </w:r>
-      <w:r>
-        <w:rPr>
-          <w:rFonts w:hint="eastAsia"/>
-        </w:rPr>
-        <w:t>已提供的那些脚本，对于方案来说也是需要打开的，最后评估也不完全是基于它的方案来做</w:t>
-      </w:r>
-    </w:p>
-    <w:p>
-      <w:pPr>
-        <w:pStyle w:val="CommentText"/>
-        <w:numPr>
-          <w:ilvl w:val="0"/>
-          <w:numId w:val="10"/>
-        </w:numPr>
-        <w:rPr>
-          <w:rFonts w:hint="eastAsia"/>
-        </w:rPr>
-      </w:pPr>
-      <w:r>
-        <w:rPr>
-          <w:rFonts w:hint="eastAsia"/>
-        </w:rPr>
-        <w:t>在场景分析上应该还有各种异常的处理情况</w:t>
-      </w:r>
-    </w:p>
-  </w:comment>
-  <w:comment w:id="1" w:author="xujianhui" w:date="2016-03-16T08:53:00Z" w:initials="x">
-    <w:p>
-      <w:pPr>
-        <w:pStyle w:val="CommentText"/>
-        <w:rPr>
-          <w:rFonts w:hint="eastAsia"/>
-        </w:rPr>
-      </w:pPr>
-      <w:r>
-        <w:rPr>
-          <w:rStyle w:val="CommentReference"/>
-        </w:rPr>
-        <w:annotationRef/>
-      </w:r>
-      <w:r>
-        <w:rPr>
-          <w:rFonts w:hint="eastAsia"/>
-        </w:rPr>
-        <w:t>作一个模块和部署视图</w:t>
-      </w:r>
-    </w:p>
-  </w:comment>
-</w:comments>
-</file>
-
 <file path=word/endnotes.xml><?xml version="1.0" encoding="utf-8"?>
 <w:endnotes xmlns:ve="http://schemas.openxmlformats.org/markup-compatibility/2006" xmlns:o="urn:schemas-microsoft-com:office:office" xmlns:r="http://schemas.openxmlformats.org/officeDocument/2006/relationships" xmlns:m="http://schemas.openxmlformats.org/officeDocument/2006/math" xmlns:v="urn:schemas-microsoft-com:vml" xmlns:wp="http://schemas.openxmlformats.org/drawingml/2006/wordprocessingDrawing" xmlns:w10="urn:schemas-microsoft-com:office:word" xmlns:w="http://schemas.openxmlformats.org/wordprocessingml/2006/main" xmlns:wne="http://schemas.microsoft.com/office/word/2006/wordml">
   <w:endnote w:type="separator" w:id="0">
@@ -6863,10 +8772,10 @@
 <file path=word/numbering.xml><?xml version="1.0" encoding="utf-8"?>
 <w:numbering xmlns:ve="http://schemas.openxmlformats.org/markup-compatibility/2006" xmlns:o="urn:schemas-microsoft-com:office:office" xmlns:r="http://schemas.openxmlformats.org/officeDocument/2006/relationships" xmlns:m="http://schemas.openxmlformats.org/officeDocument/2006/math" xmlns:v="urn:schemas-microsoft-com:vml" xmlns:wp="http://schemas.openxmlformats.org/drawingml/2006/wordprocessingDrawing" xmlns:w10="urn:schemas-microsoft-com:office:word" xmlns:w="http://schemas.openxmlformats.org/wordprocessingml/2006/main" xmlns:wne="http://schemas.microsoft.com/office/word/2006/wordml">
   <w:abstractNum w:abstractNumId="0">
-    <w:nsid w:val="147D438A"/>
+    <w:nsid w:val="10705336"/>
     <w:multiLevelType w:val="hybridMultilevel"/>
-    <w:tmpl w:val="12BC3A0A"/>
-    <w:lvl w:ilvl="0" w:tplc="69DA5862">
+    <w:tmpl w:val="B6F0CEC4"/>
+    <w:lvl w:ilvl="0" w:tplc="47D4FCFA">
       <w:start w:val="1"/>
       <w:numFmt w:val="lowerLetter"/>
       <w:lvlText w:val="%1)"/>
@@ -6952,6 +8861,184 @@
     </w:lvl>
   </w:abstractNum>
   <w:abstractNum w:abstractNumId="1">
+    <w:nsid w:val="147D438A"/>
+    <w:multiLevelType w:val="hybridMultilevel"/>
+    <w:tmpl w:val="12BC3A0A"/>
+    <w:lvl w:ilvl="0" w:tplc="69DA5862">
+      <w:start w:val="1"/>
+      <w:numFmt w:val="lowerLetter"/>
+      <w:lvlText w:val="%1)"/>
+      <w:lvlJc w:val="left"/>
+      <w:pPr>
+        <w:ind w:left="1077" w:hanging="360"/>
+      </w:pPr>
+      <w:rPr>
+        <w:rFonts w:hint="default"/>
+      </w:rPr>
+    </w:lvl>
+    <w:lvl w:ilvl="1" w:tplc="04090019" w:tentative="1">
+      <w:start w:val="1"/>
+      <w:numFmt w:val="lowerLetter"/>
+      <w:lvlText w:val="%2)"/>
+      <w:lvlJc w:val="left"/>
+      <w:pPr>
+        <w:ind w:left="1557" w:hanging="420"/>
+      </w:pPr>
+    </w:lvl>
+    <w:lvl w:ilvl="2" w:tplc="0409001B" w:tentative="1">
+      <w:start w:val="1"/>
+      <w:numFmt w:val="lowerRoman"/>
+      <w:lvlText w:val="%3."/>
+      <w:lvlJc w:val="right"/>
+      <w:pPr>
+        <w:ind w:left="1977" w:hanging="420"/>
+      </w:pPr>
+    </w:lvl>
+    <w:lvl w:ilvl="3" w:tplc="0409000F" w:tentative="1">
+      <w:start w:val="1"/>
+      <w:numFmt w:val="decimal"/>
+      <w:lvlText w:val="%4."/>
+      <w:lvlJc w:val="left"/>
+      <w:pPr>
+        <w:ind w:left="2397" w:hanging="420"/>
+      </w:pPr>
+    </w:lvl>
+    <w:lvl w:ilvl="4" w:tplc="04090019" w:tentative="1">
+      <w:start w:val="1"/>
+      <w:numFmt w:val="lowerLetter"/>
+      <w:lvlText w:val="%5)"/>
+      <w:lvlJc w:val="left"/>
+      <w:pPr>
+        <w:ind w:left="2817" w:hanging="420"/>
+      </w:pPr>
+    </w:lvl>
+    <w:lvl w:ilvl="5" w:tplc="0409001B" w:tentative="1">
+      <w:start w:val="1"/>
+      <w:numFmt w:val="lowerRoman"/>
+      <w:lvlText w:val="%6."/>
+      <w:lvlJc w:val="right"/>
+      <w:pPr>
+        <w:ind w:left="3237" w:hanging="420"/>
+      </w:pPr>
+    </w:lvl>
+    <w:lvl w:ilvl="6" w:tplc="0409000F" w:tentative="1">
+      <w:start w:val="1"/>
+      <w:numFmt w:val="decimal"/>
+      <w:lvlText w:val="%7."/>
+      <w:lvlJc w:val="left"/>
+      <w:pPr>
+        <w:ind w:left="3657" w:hanging="420"/>
+      </w:pPr>
+    </w:lvl>
+    <w:lvl w:ilvl="7" w:tplc="04090019" w:tentative="1">
+      <w:start w:val="1"/>
+      <w:numFmt w:val="lowerLetter"/>
+      <w:lvlText w:val="%8)"/>
+      <w:lvlJc w:val="left"/>
+      <w:pPr>
+        <w:ind w:left="4077" w:hanging="420"/>
+      </w:pPr>
+    </w:lvl>
+    <w:lvl w:ilvl="8" w:tplc="0409001B" w:tentative="1">
+      <w:start w:val="1"/>
+      <w:numFmt w:val="lowerRoman"/>
+      <w:lvlText w:val="%9."/>
+      <w:lvlJc w:val="right"/>
+      <w:pPr>
+        <w:ind w:left="4497" w:hanging="420"/>
+      </w:pPr>
+    </w:lvl>
+  </w:abstractNum>
+  <w:abstractNum w:abstractNumId="2">
+    <w:nsid w:val="1AA436DB"/>
+    <w:multiLevelType w:val="hybridMultilevel"/>
+    <w:tmpl w:val="193EE844"/>
+    <w:lvl w:ilvl="0" w:tplc="47EA69B8">
+      <w:start w:val="1"/>
+      <w:numFmt w:val="decimal"/>
+      <w:lvlText w:val="%1）"/>
+      <w:lvlJc w:val="left"/>
+      <w:pPr>
+        <w:ind w:left="717" w:hanging="360"/>
+      </w:pPr>
+      <w:rPr>
+        <w:rFonts w:hint="default"/>
+      </w:rPr>
+    </w:lvl>
+    <w:lvl w:ilvl="1" w:tplc="04090019" w:tentative="1">
+      <w:start w:val="1"/>
+      <w:numFmt w:val="lowerLetter"/>
+      <w:lvlText w:val="%2)"/>
+      <w:lvlJc w:val="left"/>
+      <w:pPr>
+        <w:ind w:left="1197" w:hanging="420"/>
+      </w:pPr>
+    </w:lvl>
+    <w:lvl w:ilvl="2" w:tplc="0409001B" w:tentative="1">
+      <w:start w:val="1"/>
+      <w:numFmt w:val="lowerRoman"/>
+      <w:lvlText w:val="%3."/>
+      <w:lvlJc w:val="right"/>
+      <w:pPr>
+        <w:ind w:left="1617" w:hanging="420"/>
+      </w:pPr>
+    </w:lvl>
+    <w:lvl w:ilvl="3" w:tplc="0409000F" w:tentative="1">
+      <w:start w:val="1"/>
+      <w:numFmt w:val="decimal"/>
+      <w:lvlText w:val="%4."/>
+      <w:lvlJc w:val="left"/>
+      <w:pPr>
+        <w:ind w:left="2037" w:hanging="420"/>
+      </w:pPr>
+    </w:lvl>
+    <w:lvl w:ilvl="4" w:tplc="04090019" w:tentative="1">
+      <w:start w:val="1"/>
+      <w:numFmt w:val="lowerLetter"/>
+      <w:lvlText w:val="%5)"/>
+      <w:lvlJc w:val="left"/>
+      <w:pPr>
+        <w:ind w:left="2457" w:hanging="420"/>
+      </w:pPr>
+    </w:lvl>
+    <w:lvl w:ilvl="5" w:tplc="0409001B" w:tentative="1">
+      <w:start w:val="1"/>
+      <w:numFmt w:val="lowerRoman"/>
+      <w:lvlText w:val="%6."/>
+      <w:lvlJc w:val="right"/>
+      <w:pPr>
+        <w:ind w:left="2877" w:hanging="420"/>
+      </w:pPr>
+    </w:lvl>
+    <w:lvl w:ilvl="6" w:tplc="0409000F" w:tentative="1">
+      <w:start w:val="1"/>
+      <w:numFmt w:val="decimal"/>
+      <w:lvlText w:val="%7."/>
+      <w:lvlJc w:val="left"/>
+      <w:pPr>
+        <w:ind w:left="3297" w:hanging="420"/>
+      </w:pPr>
+    </w:lvl>
+    <w:lvl w:ilvl="7" w:tplc="04090019" w:tentative="1">
+      <w:start w:val="1"/>
+      <w:numFmt w:val="lowerLetter"/>
+      <w:lvlText w:val="%8)"/>
+      <w:lvlJc w:val="left"/>
+      <w:pPr>
+        <w:ind w:left="3717" w:hanging="420"/>
+      </w:pPr>
+    </w:lvl>
+    <w:lvl w:ilvl="8" w:tplc="0409001B" w:tentative="1">
+      <w:start w:val="1"/>
+      <w:numFmt w:val="lowerRoman"/>
+      <w:lvlText w:val="%9."/>
+      <w:lvlJc w:val="right"/>
+      <w:pPr>
+        <w:ind w:left="4137" w:hanging="420"/>
+      </w:pPr>
+    </w:lvl>
+  </w:abstractNum>
+  <w:abstractNum w:abstractNumId="3">
     <w:nsid w:val="22501AA3"/>
     <w:multiLevelType w:val="hybridMultilevel"/>
     <w:tmpl w:val="1B2A9E7A"/>
@@ -7038,7 +9125,7 @@
       </w:pPr>
     </w:lvl>
   </w:abstractNum>
-  <w:abstractNum w:abstractNumId="2">
+  <w:abstractNum w:abstractNumId="4">
     <w:nsid w:val="23EC5C36"/>
     <w:multiLevelType w:val="hybridMultilevel"/>
     <w:tmpl w:val="3338448C"/>
@@ -7127,14 +9214,14 @@
       </w:pPr>
     </w:lvl>
   </w:abstractNum>
-  <w:abstractNum w:abstractNumId="3">
-    <w:nsid w:val="3150122D"/>
+  <w:abstractNum w:abstractNumId="5">
+    <w:nsid w:val="314C76DE"/>
     <w:multiLevelType w:val="hybridMultilevel"/>
-    <w:tmpl w:val="ACFE1BBA"/>
-    <w:lvl w:ilvl="0" w:tplc="0E821172">
+    <w:tmpl w:val="BB424C2E"/>
+    <w:lvl w:ilvl="0" w:tplc="D8248402">
       <w:start w:val="1"/>
-      <w:numFmt w:val="lowerLetter"/>
-      <w:lvlText w:val="%1)"/>
+      <w:numFmt w:val="decimal"/>
+      <w:lvlText w:val="%1）"/>
       <w:lvlJc w:val="left"/>
       <w:pPr>
         <w:ind w:left="717" w:hanging="360"/>
@@ -7216,14 +9303,14 @@
       </w:pPr>
     </w:lvl>
   </w:abstractNum>
-  <w:abstractNum w:abstractNumId="4">
-    <w:nsid w:val="344B6555"/>
+  <w:abstractNum w:abstractNumId="6">
+    <w:nsid w:val="3150122D"/>
     <w:multiLevelType w:val="hybridMultilevel"/>
-    <w:tmpl w:val="AEA0D05E"/>
-    <w:lvl w:ilvl="0" w:tplc="310AAFFA">
+    <w:tmpl w:val="ACFE1BBA"/>
+    <w:lvl w:ilvl="0" w:tplc="0E821172">
       <w:start w:val="1"/>
-      <w:numFmt w:val="decimal"/>
-      <w:lvlText w:val="%1）"/>
+      <w:numFmt w:val="lowerLetter"/>
+      <w:lvlText w:val="%1)"/>
       <w:lvlJc w:val="left"/>
       <w:pPr>
         <w:ind w:left="717" w:hanging="360"/>
@@ -7305,14 +9392,14 @@
       </w:pPr>
     </w:lvl>
   </w:abstractNum>
-  <w:abstractNum w:abstractNumId="5">
-    <w:nsid w:val="4A0D1890"/>
+  <w:abstractNum w:abstractNumId="7">
+    <w:nsid w:val="344B6555"/>
     <w:multiLevelType w:val="hybridMultilevel"/>
-    <w:tmpl w:val="BF4C7862"/>
-    <w:lvl w:ilvl="0" w:tplc="76C27E4C">
+    <w:tmpl w:val="AEA0D05E"/>
+    <w:lvl w:ilvl="0" w:tplc="310AAFFA">
       <w:start w:val="1"/>
       <w:numFmt w:val="decimal"/>
-      <w:lvlText w:val="%1、"/>
+      <w:lvlText w:val="%1）"/>
       <w:lvlJc w:val="left"/>
       <w:pPr>
         <w:ind w:left="717" w:hanging="360"/>
@@ -7394,7 +9481,96 @@
       </w:pPr>
     </w:lvl>
   </w:abstractNum>
-  <w:abstractNum w:abstractNumId="6">
+  <w:abstractNum w:abstractNumId="8">
+    <w:nsid w:val="4A0D1890"/>
+    <w:multiLevelType w:val="hybridMultilevel"/>
+    <w:tmpl w:val="BF4C7862"/>
+    <w:lvl w:ilvl="0" w:tplc="76C27E4C">
+      <w:start w:val="1"/>
+      <w:numFmt w:val="decimal"/>
+      <w:lvlText w:val="%1、"/>
+      <w:lvlJc w:val="left"/>
+      <w:pPr>
+        <w:ind w:left="717" w:hanging="360"/>
+      </w:pPr>
+      <w:rPr>
+        <w:rFonts w:hint="default"/>
+      </w:rPr>
+    </w:lvl>
+    <w:lvl w:ilvl="1" w:tplc="04090019" w:tentative="1">
+      <w:start w:val="1"/>
+      <w:numFmt w:val="lowerLetter"/>
+      <w:lvlText w:val="%2)"/>
+      <w:lvlJc w:val="left"/>
+      <w:pPr>
+        <w:ind w:left="1197" w:hanging="420"/>
+      </w:pPr>
+    </w:lvl>
+    <w:lvl w:ilvl="2" w:tplc="0409001B" w:tentative="1">
+      <w:start w:val="1"/>
+      <w:numFmt w:val="lowerRoman"/>
+      <w:lvlText w:val="%3."/>
+      <w:lvlJc w:val="right"/>
+      <w:pPr>
+        <w:ind w:left="1617" w:hanging="420"/>
+      </w:pPr>
+    </w:lvl>
+    <w:lvl w:ilvl="3" w:tplc="0409000F" w:tentative="1">
+      <w:start w:val="1"/>
+      <w:numFmt w:val="decimal"/>
+      <w:lvlText w:val="%4."/>
+      <w:lvlJc w:val="left"/>
+      <w:pPr>
+        <w:ind w:left="2037" w:hanging="420"/>
+      </w:pPr>
+    </w:lvl>
+    <w:lvl w:ilvl="4" w:tplc="04090019" w:tentative="1">
+      <w:start w:val="1"/>
+      <w:numFmt w:val="lowerLetter"/>
+      <w:lvlText w:val="%5)"/>
+      <w:lvlJc w:val="left"/>
+      <w:pPr>
+        <w:ind w:left="2457" w:hanging="420"/>
+      </w:pPr>
+    </w:lvl>
+    <w:lvl w:ilvl="5" w:tplc="0409001B" w:tentative="1">
+      <w:start w:val="1"/>
+      <w:numFmt w:val="lowerRoman"/>
+      <w:lvlText w:val="%6."/>
+      <w:lvlJc w:val="right"/>
+      <w:pPr>
+        <w:ind w:left="2877" w:hanging="420"/>
+      </w:pPr>
+    </w:lvl>
+    <w:lvl w:ilvl="6" w:tplc="0409000F" w:tentative="1">
+      <w:start w:val="1"/>
+      <w:numFmt w:val="decimal"/>
+      <w:lvlText w:val="%7."/>
+      <w:lvlJc w:val="left"/>
+      <w:pPr>
+        <w:ind w:left="3297" w:hanging="420"/>
+      </w:pPr>
+    </w:lvl>
+    <w:lvl w:ilvl="7" w:tplc="04090019" w:tentative="1">
+      <w:start w:val="1"/>
+      <w:numFmt w:val="lowerLetter"/>
+      <w:lvlText w:val="%8)"/>
+      <w:lvlJc w:val="left"/>
+      <w:pPr>
+        <w:ind w:left="3717" w:hanging="420"/>
+      </w:pPr>
+    </w:lvl>
+    <w:lvl w:ilvl="8" w:tplc="0409001B" w:tentative="1">
+      <w:start w:val="1"/>
+      <w:numFmt w:val="lowerRoman"/>
+      <w:lvlText w:val="%9."/>
+      <w:lvlJc w:val="right"/>
+      <w:pPr>
+        <w:ind w:left="4137" w:hanging="420"/>
+      </w:pPr>
+    </w:lvl>
+  </w:abstractNum>
+  <w:abstractNum w:abstractNumId="9">
     <w:nsid w:val="589E00D2"/>
     <w:multiLevelType w:val="hybridMultilevel"/>
     <w:tmpl w:val="712282AA"/>
@@ -7482,34 +9658,43 @@
     </w:lvl>
   </w:abstractNum>
   <w:num w:numId="1">
+    <w:abstractNumId w:val="3"/>
+  </w:num>
+  <w:num w:numId="2">
+    <w:abstractNumId w:val="9"/>
+  </w:num>
+  <w:num w:numId="3">
+    <w:abstractNumId w:val="4"/>
+  </w:num>
+  <w:num w:numId="4">
+    <w:abstractNumId w:val="3"/>
+  </w:num>
+  <w:num w:numId="5">
+    <w:abstractNumId w:val="3"/>
+  </w:num>
+  <w:num w:numId="6">
+    <w:abstractNumId w:val="6"/>
+  </w:num>
+  <w:num w:numId="7">
+    <w:abstractNumId w:val="9"/>
+  </w:num>
+  <w:num w:numId="8">
+    <w:abstractNumId w:val="7"/>
+  </w:num>
+  <w:num w:numId="9">
     <w:abstractNumId w:val="1"/>
   </w:num>
-  <w:num w:numId="2">
-    <w:abstractNumId w:val="6"/>
+  <w:num w:numId="10">
+    <w:abstractNumId w:val="8"/>
   </w:num>
-  <w:num w:numId="3">
+  <w:num w:numId="11">
+    <w:abstractNumId w:val="5"/>
+  </w:num>
+  <w:num w:numId="12">
     <w:abstractNumId w:val="2"/>
   </w:num>
-  <w:num w:numId="4">
-    <w:abstractNumId w:val="1"/>
-  </w:num>
-  <w:num w:numId="5">
-    <w:abstractNumId w:val="1"/>
-  </w:num>
-  <w:num w:numId="6">
-    <w:abstractNumId w:val="3"/>
-  </w:num>
-  <w:num w:numId="7">
-    <w:abstractNumId w:val="6"/>
-  </w:num>
-  <w:num w:numId="8">
-    <w:abstractNumId w:val="4"/>
-  </w:num>
-  <w:num w:numId="9">
+  <w:num w:numId="13">
     <w:abstractNumId w:val="0"/>
-  </w:num>
-  <w:num w:numId="10">
-    <w:abstractNumId w:val="5"/>
   </w:num>
 </w:numbering>
 </file>
@@ -7770,6 +9955,28 @@
     </w:pPr>
     <w:rPr>
       <w:rFonts w:asciiTheme="majorHAnsi" w:eastAsiaTheme="majorEastAsia" w:hAnsiTheme="majorHAnsi" w:cstheme="majorBidi"/>
+      <w:b/>
+      <w:bCs/>
+      <w:sz w:val="28"/>
+      <w:szCs w:val="28"/>
+    </w:rPr>
+  </w:style>
+  <w:style w:type="paragraph" w:styleId="Heading5">
+    <w:name w:val="heading 5"/>
+    <w:basedOn w:val="Normal"/>
+    <w:next w:val="Normal"/>
+    <w:link w:val="Heading5Char"/>
+    <w:uiPriority w:val="9"/>
+    <w:unhideWhenUsed/>
+    <w:qFormat/>
+    <w:rsid w:val="00D27662"/>
+    <w:pPr>
+      <w:keepNext/>
+      <w:keepLines/>
+      <w:spacing w:before="280" w:after="290" w:line="376" w:lineRule="auto"/>
+      <w:outlineLvl w:val="4"/>
+    </w:pPr>
+    <w:rPr>
       <w:b/>
       <w:bCs/>
       <w:sz w:val="28"/>
@@ -8065,7 +10272,6 @@
     <w:basedOn w:val="Normal"/>
     <w:link w:val="CommentTextChar"/>
     <w:uiPriority w:val="99"/>
-    <w:semiHidden/>
     <w:unhideWhenUsed/>
     <w:rsid w:val="004710BF"/>
     <w:pPr>
@@ -8077,7 +10283,6 @@
     <w:basedOn w:val="DefaultParagraphFont"/>
     <w:link w:val="CommentText"/>
     <w:uiPriority w:val="99"/>
-    <w:semiHidden/>
     <w:rsid w:val="004710BF"/>
   </w:style>
   <w:style w:type="paragraph" w:styleId="CommentSubject">
@@ -8104,6 +10309,19 @@
     <w:rPr>
       <w:b/>
       <w:bCs/>
+    </w:rPr>
+  </w:style>
+  <w:style w:type="character" w:customStyle="1" w:styleId="Heading5Char">
+    <w:name w:val="Heading 5 Char"/>
+    <w:basedOn w:val="DefaultParagraphFont"/>
+    <w:link w:val="Heading5"/>
+    <w:uiPriority w:val="9"/>
+    <w:rsid w:val="00D27662"/>
+    <w:rPr>
+      <w:b/>
+      <w:bCs/>
+      <w:sz w:val="28"/>
+      <w:szCs w:val="28"/>
     </w:rPr>
   </w:style>
 </w:styles>

--- a/internal_doc/03.开发设计/OM/Story_通过OM安装部署SequoiaSQL_OLAP.docx
+++ b/internal_doc/03.开发设计/OM/Story_通过OM安装部署SequoiaSQL_OLAP.docx
@@ -514,7 +514,7 @@
     <w:p>
       <w:pPr>
         <w:rPr>
-          <w:rFonts w:asciiTheme="minorEastAsia" w:hAnsiTheme="minorEastAsia" w:hint="eastAsia"/>
+          <w:rFonts w:asciiTheme="minorEastAsia" w:hAnsiTheme="minorEastAsia"/>
         </w:rPr>
       </w:pPr>
       <w:r>
@@ -539,14 +539,14 @@
     <w:p>
       <w:pPr>
         <w:rPr>
-          <w:rFonts w:asciiTheme="minorEastAsia" w:hAnsiTheme="minorEastAsia" w:hint="eastAsia"/>
-        </w:rPr>
-      </w:pPr>
-    </w:p>
-    <w:p>
-      <w:pPr>
-        <w:rPr>
-          <w:rFonts w:asciiTheme="minorEastAsia" w:hAnsiTheme="minorEastAsia" w:hint="eastAsia"/>
+          <w:rFonts w:asciiTheme="minorEastAsia" w:hAnsiTheme="minorEastAsia"/>
+        </w:rPr>
+      </w:pPr>
+    </w:p>
+    <w:p>
+      <w:pPr>
+        <w:rPr>
+          <w:rFonts w:asciiTheme="minorEastAsia" w:hAnsiTheme="minorEastAsia"/>
         </w:rPr>
       </w:pPr>
       <w:r>
@@ -565,7 +565,7 @@
         </w:numPr>
         <w:ind w:firstLineChars="0"/>
         <w:rPr>
-          <w:rFonts w:asciiTheme="minorEastAsia" w:hAnsiTheme="minorEastAsia" w:hint="eastAsia"/>
+          <w:rFonts w:asciiTheme="minorEastAsia" w:hAnsiTheme="minorEastAsia"/>
         </w:rPr>
       </w:pPr>
       <w:r>
@@ -584,7 +584,7 @@
         </w:numPr>
         <w:ind w:firstLineChars="0"/>
         <w:rPr>
-          <w:rFonts w:asciiTheme="minorEastAsia" w:hAnsiTheme="minorEastAsia" w:hint="eastAsia"/>
+          <w:rFonts w:asciiTheme="minorEastAsia" w:hAnsiTheme="minorEastAsia"/>
         </w:rPr>
       </w:pPr>
       <w:r>
@@ -603,7 +603,7 @@
         </w:numPr>
         <w:ind w:firstLineChars="0"/>
         <w:rPr>
-          <w:rFonts w:asciiTheme="minorEastAsia" w:hAnsiTheme="minorEastAsia" w:hint="eastAsia"/>
+          <w:rFonts w:asciiTheme="minorEastAsia" w:hAnsiTheme="minorEastAsia"/>
         </w:rPr>
       </w:pPr>
       <w:r>
@@ -628,7 +628,7 @@
         </w:numPr>
         <w:ind w:firstLineChars="0"/>
         <w:rPr>
-          <w:rFonts w:asciiTheme="minorEastAsia" w:hAnsiTheme="minorEastAsia" w:hint="eastAsia"/>
+          <w:rFonts w:asciiTheme="minorEastAsia" w:hAnsiTheme="minorEastAsia"/>
         </w:rPr>
       </w:pPr>
       <w:r>
@@ -659,7 +659,7 @@
         </w:numPr>
         <w:ind w:firstLineChars="0"/>
         <w:rPr>
-          <w:rFonts w:asciiTheme="minorEastAsia" w:hAnsiTheme="minorEastAsia" w:hint="eastAsia"/>
+          <w:rFonts w:asciiTheme="minorEastAsia" w:hAnsiTheme="minorEastAsia"/>
         </w:rPr>
       </w:pPr>
       <w:r>
@@ -679,7 +679,7 @@
         </w:numPr>
         <w:ind w:firstLineChars="0"/>
         <w:rPr>
-          <w:rFonts w:asciiTheme="minorEastAsia" w:hAnsiTheme="minorEastAsia" w:hint="eastAsia"/>
+          <w:rFonts w:asciiTheme="minorEastAsia" w:hAnsiTheme="minorEastAsia"/>
         </w:rPr>
       </w:pPr>
       <w:r>
@@ -698,7 +698,7 @@
         </w:numPr>
         <w:ind w:firstLineChars="0"/>
         <w:rPr>
-          <w:rFonts w:asciiTheme="minorEastAsia" w:hAnsiTheme="minorEastAsia" w:hint="eastAsia"/>
+          <w:rFonts w:asciiTheme="minorEastAsia" w:hAnsiTheme="minorEastAsia"/>
         </w:rPr>
       </w:pPr>
       <w:r>
@@ -717,7 +717,7 @@
         </w:numPr>
         <w:ind w:firstLineChars="0"/>
         <w:rPr>
-          <w:rFonts w:asciiTheme="minorEastAsia" w:hAnsiTheme="minorEastAsia" w:hint="eastAsia"/>
+          <w:rFonts w:asciiTheme="minorEastAsia" w:hAnsiTheme="minorEastAsia"/>
         </w:rPr>
       </w:pPr>
       <w:r>
@@ -736,7 +736,7 @@
         </w:numPr>
         <w:ind w:firstLineChars="0"/>
         <w:rPr>
-          <w:rFonts w:asciiTheme="minorEastAsia" w:hAnsiTheme="minorEastAsia" w:hint="eastAsia"/>
+          <w:rFonts w:asciiTheme="minorEastAsia" w:hAnsiTheme="minorEastAsia"/>
         </w:rPr>
       </w:pPr>
       <w:r>
@@ -755,7 +755,7 @@
         </w:numPr>
         <w:ind w:firstLineChars="0"/>
         <w:rPr>
-          <w:rFonts w:asciiTheme="minorEastAsia" w:hAnsiTheme="minorEastAsia" w:hint="eastAsia"/>
+          <w:rFonts w:asciiTheme="minorEastAsia" w:hAnsiTheme="minorEastAsia"/>
         </w:rPr>
       </w:pPr>
       <w:r>
@@ -774,7 +774,7 @@
         </w:numPr>
         <w:ind w:firstLineChars="0"/>
         <w:rPr>
-          <w:rFonts w:asciiTheme="minorEastAsia" w:hAnsiTheme="minorEastAsia" w:hint="eastAsia"/>
+          <w:rFonts w:asciiTheme="minorEastAsia" w:hAnsiTheme="minorEastAsia"/>
         </w:rPr>
       </w:pPr>
       <w:r>
@@ -787,14 +787,14 @@
     <w:p>
       <w:pPr>
         <w:rPr>
-          <w:rFonts w:asciiTheme="minorEastAsia" w:hAnsiTheme="minorEastAsia" w:hint="eastAsia"/>
-        </w:rPr>
-      </w:pPr>
-    </w:p>
-    <w:p>
-      <w:pPr>
-        <w:rPr>
-          <w:rFonts w:asciiTheme="minorEastAsia" w:hAnsiTheme="minorEastAsia" w:hint="eastAsia"/>
+          <w:rFonts w:asciiTheme="minorEastAsia" w:hAnsiTheme="minorEastAsia"/>
+        </w:rPr>
+      </w:pPr>
+    </w:p>
+    <w:p>
+      <w:pPr>
+        <w:rPr>
+          <w:rFonts w:asciiTheme="minorEastAsia" w:hAnsiTheme="minorEastAsia"/>
         </w:rPr>
       </w:pPr>
       <w:r>
@@ -813,7 +813,7 @@
         </w:numPr>
         <w:ind w:firstLineChars="0"/>
         <w:rPr>
-          <w:rFonts w:asciiTheme="minorEastAsia" w:hAnsiTheme="minorEastAsia" w:hint="eastAsia"/>
+          <w:rFonts w:asciiTheme="minorEastAsia" w:hAnsiTheme="minorEastAsia"/>
         </w:rPr>
       </w:pPr>
       <w:r>
@@ -838,7 +838,7 @@
         </w:numPr>
         <w:ind w:firstLineChars="0"/>
         <w:rPr>
-          <w:rFonts w:asciiTheme="minorEastAsia" w:hAnsiTheme="minorEastAsia" w:hint="eastAsia"/>
+          <w:rFonts w:asciiTheme="minorEastAsia" w:hAnsiTheme="minorEastAsia"/>
         </w:rPr>
       </w:pPr>
       <w:r>
@@ -884,7 +884,7 @@
     <w:p>
       <w:pPr>
         <w:rPr>
-          <w:rFonts w:asciiTheme="minorEastAsia" w:hAnsiTheme="minorEastAsia" w:hint="eastAsia"/>
+          <w:rFonts w:asciiTheme="minorEastAsia" w:hAnsiTheme="minorEastAsia"/>
           <w:color w:val="00B0F0"/>
         </w:rPr>
       </w:pPr>
@@ -924,7 +924,7 @@
     <w:p>
       <w:pPr>
         <w:rPr>
-          <w:rFonts w:asciiTheme="minorEastAsia" w:hAnsiTheme="minorEastAsia" w:hint="eastAsia"/>
+          <w:rFonts w:asciiTheme="minorEastAsia" w:hAnsiTheme="minorEastAsia"/>
         </w:rPr>
       </w:pPr>
       <w:r>
@@ -954,21 +954,21 @@
           <v:shape id="_x0000_i1025" type="#_x0000_t75" style="width:329.35pt;height:166.05pt" o:ole="">
             <v:imagedata r:id="rId7" o:title=""/>
           </v:shape>
-          <o:OLEObject Type="Embed" ProgID="Visio.Drawing.11" ShapeID="_x0000_i1025" DrawAspect="Content" ObjectID="_1519655057" r:id="rId8"/>
+          <o:OLEObject Type="Embed" ProgID="Visio.Drawing.11" ShapeID="_x0000_i1025" DrawAspect="Content" ObjectID="_1519728163" r:id="rId8"/>
         </w:object>
       </w:r>
     </w:p>
     <w:p>
       <w:pPr>
         <w:rPr>
-          <w:rFonts w:asciiTheme="minorEastAsia" w:hAnsiTheme="minorEastAsia" w:hint="eastAsia"/>
-        </w:rPr>
-      </w:pPr>
-    </w:p>
-    <w:p>
-      <w:pPr>
-        <w:rPr>
-          <w:rFonts w:asciiTheme="minorEastAsia" w:hAnsiTheme="minorEastAsia" w:hint="eastAsia"/>
+          <w:rFonts w:asciiTheme="minorEastAsia" w:hAnsiTheme="minorEastAsia"/>
+        </w:rPr>
+      </w:pPr>
+    </w:p>
+    <w:p>
+      <w:pPr>
+        <w:rPr>
+          <w:rFonts w:asciiTheme="minorEastAsia" w:hAnsiTheme="minorEastAsia"/>
         </w:rPr>
       </w:pPr>
       <w:r>
@@ -1001,7 +1001,7 @@
           <v:shape id="_x0000_i1026" type="#_x0000_t75" style="width:415.35pt;height:191.8pt" o:ole="">
             <v:imagedata r:id="rId9" o:title=""/>
           </v:shape>
-          <o:OLEObject Type="Embed" ProgID="Visio.Drawing.11" ShapeID="_x0000_i1026" DrawAspect="Content" ObjectID="_1519655058" r:id="rId10"/>
+          <o:OLEObject Type="Embed" ProgID="Visio.Drawing.11" ShapeID="_x0000_i1026" DrawAspect="Content" ObjectID="_1519728164" r:id="rId10"/>
         </w:object>
       </w:r>
     </w:p>
@@ -1023,7 +1023,7 @@
     <w:p>
       <w:pPr>
         <w:rPr>
-          <w:rFonts w:asciiTheme="minorEastAsia" w:hAnsiTheme="minorEastAsia" w:hint="eastAsia"/>
+          <w:rFonts w:asciiTheme="minorEastAsia" w:hAnsiTheme="minorEastAsia"/>
           <w:color w:val="00B0F0"/>
         </w:rPr>
       </w:pPr>
@@ -1038,7 +1038,7 @@
     <w:p>
       <w:pPr>
         <w:rPr>
-          <w:rFonts w:asciiTheme="minorEastAsia" w:hAnsiTheme="minorEastAsia" w:hint="eastAsia"/>
+          <w:rFonts w:asciiTheme="minorEastAsia" w:hAnsiTheme="minorEastAsia"/>
         </w:rPr>
       </w:pPr>
       <w:r>
@@ -5550,7 +5550,7 @@
         </w:numPr>
         <w:ind w:firstLineChars="0"/>
         <w:rPr>
-          <w:rFonts w:asciiTheme="minorEastAsia" w:hAnsiTheme="minorEastAsia" w:hint="eastAsia"/>
+          <w:rFonts w:asciiTheme="minorEastAsia" w:hAnsiTheme="minorEastAsia"/>
         </w:rPr>
       </w:pPr>
       <w:r>
@@ -5569,9 +5569,6 @@
     <w:p>
       <w:pPr>
         <w:pStyle w:val="Heading5"/>
-        <w:rPr>
-          <w:rFonts w:hint="eastAsia"/>
-        </w:rPr>
       </w:pPr>
       <w:r>
         <w:rPr>
@@ -5608,59 +5605,56 @@
               <w:ind w:left="0"/>
               <w:jc w:val="center"/>
               <w:rPr>
+                <w:b/>
+              </w:rPr>
+            </w:pPr>
+            <w:r>
+              <w:rPr>
                 <w:rFonts w:hint="eastAsia"/>
                 <w:b/>
               </w:rPr>
+              <w:t>编号</w:t>
+            </w:r>
+          </w:p>
+        </w:tc>
+        <w:tc>
+          <w:tcPr>
+            <w:tcW w:w="3969" w:type="dxa"/>
+          </w:tcPr>
+          <w:p>
+            <w:pPr>
+              <w:ind w:left="0"/>
+              <w:jc w:val="center"/>
+              <w:rPr>
+                <w:b/>
+              </w:rPr>
             </w:pPr>
             <w:r>
               <w:rPr>
                 <w:rFonts w:hint="eastAsia"/>
                 <w:b/>
               </w:rPr>
-              <w:t>编号</w:t>
-            </w:r>
-          </w:p>
-        </w:tc>
-        <w:tc>
-          <w:tcPr>
-            <w:tcW w:w="3969" w:type="dxa"/>
+              <w:t>异常</w:t>
+            </w:r>
+          </w:p>
+        </w:tc>
+        <w:tc>
+          <w:tcPr>
+            <w:tcW w:w="3311" w:type="dxa"/>
           </w:tcPr>
           <w:p>
             <w:pPr>
               <w:ind w:left="0"/>
               <w:jc w:val="center"/>
+              <w:rPr>
+                <w:b/>
+              </w:rPr>
+            </w:pPr>
+            <w:r>
               <w:rPr>
                 <w:rFonts w:hint="eastAsia"/>
                 <w:b/>
               </w:rPr>
-            </w:pPr>
-            <w:r>
-              <w:rPr>
-                <w:rFonts w:hint="eastAsia"/>
-                <w:b/>
-              </w:rPr>
-              <w:t>异常</w:t>
-            </w:r>
-          </w:p>
-        </w:tc>
-        <w:tc>
-          <w:tcPr>
-            <w:tcW w:w="3311" w:type="dxa"/>
-          </w:tcPr>
-          <w:p>
-            <w:pPr>
-              <w:ind w:left="0"/>
-              <w:jc w:val="center"/>
-              <w:rPr>
-                <w:rFonts w:hint="eastAsia"/>
-                <w:b/>
-              </w:rPr>
-            </w:pPr>
-            <w:r>
-              <w:rPr>
-                <w:rFonts w:hint="eastAsia"/>
-                <w:b/>
-              </w:rPr>
               <w:t>处理方式</w:t>
             </w:r>
           </w:p>
@@ -5675,14 +5669,11 @@
             <w:pPr>
               <w:ind w:left="0"/>
               <w:jc w:val="center"/>
+            </w:pPr>
+            <w:r>
               <w:rPr>
                 <w:rFonts w:hint="eastAsia"/>
               </w:rPr>
-            </w:pPr>
-            <w:r>
-              <w:rPr>
-                <w:rFonts w:hint="eastAsia"/>
-              </w:rPr>
               <w:t>1</w:t>
             </w:r>
           </w:p>
@@ -5694,9 +5685,6 @@
           <w:p>
             <w:pPr>
               <w:ind w:left="0"/>
-              <w:rPr>
-                <w:rFonts w:hint="eastAsia"/>
-              </w:rPr>
             </w:pPr>
             <w:r>
               <w:rPr>
@@ -5713,9 +5701,6 @@
           <w:p>
             <w:pPr>
               <w:ind w:left="0"/>
-              <w:rPr>
-                <w:rFonts w:hint="eastAsia"/>
-              </w:rPr>
             </w:pPr>
             <w:r>
               <w:rPr>
@@ -5747,9 +5732,6 @@
             <w:pPr>
               <w:ind w:left="0"/>
               <w:jc w:val="center"/>
-              <w:rPr>
-                <w:rFonts w:hint="eastAsia"/>
-              </w:rPr>
             </w:pPr>
             <w:r>
               <w:rPr>
@@ -5767,9 +5749,6 @@
           <w:p>
             <w:pPr>
               <w:ind w:left="0"/>
-              <w:rPr>
-                <w:rFonts w:hint="eastAsia"/>
-              </w:rPr>
             </w:pPr>
             <w:r>
               <w:rPr>
@@ -5786,9 +5765,6 @@
           <w:p>
             <w:pPr>
               <w:ind w:left="0"/>
-              <w:rPr>
-                <w:rFonts w:hint="eastAsia"/>
-              </w:rPr>
             </w:pPr>
             <w:r>
               <w:rPr>
@@ -5814,14 +5790,11 @@
             <w:pPr>
               <w:ind w:left="0"/>
               <w:jc w:val="center"/>
+            </w:pPr>
+            <w:r>
               <w:rPr>
                 <w:rFonts w:hint="eastAsia"/>
               </w:rPr>
-            </w:pPr>
-            <w:r>
-              <w:rPr>
-                <w:rFonts w:hint="eastAsia"/>
-              </w:rPr>
               <w:t>3</w:t>
             </w:r>
           </w:p>
@@ -5833,9 +5806,6 @@
           <w:p>
             <w:pPr>
               <w:ind w:left="0"/>
-              <w:rPr>
-                <w:rFonts w:hint="eastAsia"/>
-              </w:rPr>
             </w:pPr>
             <w:r>
               <w:rPr>
@@ -5852,9 +5822,6 @@
           <w:p>
             <w:pPr>
               <w:ind w:left="0"/>
-              <w:rPr>
-                <w:rFonts w:hint="eastAsia"/>
-              </w:rPr>
             </w:pPr>
             <w:r>
               <w:rPr>
@@ -5880,45 +5847,39 @@
             <w:pPr>
               <w:ind w:left="0"/>
               <w:jc w:val="center"/>
+            </w:pPr>
+            <w:r>
               <w:rPr>
                 <w:rFonts w:hint="eastAsia"/>
               </w:rPr>
+              <w:t>4</w:t>
+            </w:r>
+          </w:p>
+        </w:tc>
+        <w:tc>
+          <w:tcPr>
+            <w:tcW w:w="3969" w:type="dxa"/>
+          </w:tcPr>
+          <w:p>
+            <w:pPr>
+              <w:ind w:left="0"/>
             </w:pPr>
             <w:r>
               <w:rPr>
                 <w:rFonts w:hint="eastAsia"/>
               </w:rPr>
-              <w:t>4</w:t>
-            </w:r>
-          </w:p>
-        </w:tc>
-        <w:tc>
-          <w:tcPr>
-            <w:tcW w:w="3969" w:type="dxa"/>
-          </w:tcPr>
-          <w:p>
-            <w:pPr>
-              <w:ind w:left="0"/>
+              <w:t>同一主机上部署超过一个</w:t>
+            </w:r>
+            <w:r>
               <w:rPr>
                 <w:rFonts w:hint="eastAsia"/>
               </w:rPr>
-            </w:pPr>
+              <w:t>segment</w:t>
+            </w:r>
             <w:r>
               <w:rPr>
                 <w:rFonts w:hint="eastAsia"/>
               </w:rPr>
-              <w:t>同一主机上部署超过一个</w:t>
-            </w:r>
-            <w:r>
-              <w:rPr>
-                <w:rFonts w:hint="eastAsia"/>
-              </w:rPr>
-              <w:t>segment</w:t>
-            </w:r>
-            <w:r>
-              <w:rPr>
-                <w:rFonts w:hint="eastAsia"/>
-              </w:rPr>
               <w:t>节点</w:t>
             </w:r>
           </w:p>
@@ -5930,9 +5891,6 @@
           <w:p>
             <w:pPr>
               <w:ind w:left="0"/>
-              <w:rPr>
-                <w:rFonts w:hint="eastAsia"/>
-              </w:rPr>
             </w:pPr>
             <w:r>
               <w:rPr>
@@ -5958,33 +5916,27 @@
             <w:pPr>
               <w:ind w:left="0"/>
               <w:jc w:val="center"/>
+            </w:pPr>
+            <w:r>
               <w:rPr>
                 <w:rFonts w:hint="eastAsia"/>
               </w:rPr>
+              <w:t>5</w:t>
+            </w:r>
+          </w:p>
+        </w:tc>
+        <w:tc>
+          <w:tcPr>
+            <w:tcW w:w="3969" w:type="dxa"/>
+          </w:tcPr>
+          <w:p>
+            <w:pPr>
+              <w:ind w:left="0"/>
             </w:pPr>
             <w:r>
               <w:rPr>
                 <w:rFonts w:hint="eastAsia"/>
               </w:rPr>
-              <w:t>5</w:t>
-            </w:r>
-          </w:p>
-        </w:tc>
-        <w:tc>
-          <w:tcPr>
-            <w:tcW w:w="3969" w:type="dxa"/>
-          </w:tcPr>
-          <w:p>
-            <w:pPr>
-              <w:ind w:left="0"/>
-              <w:rPr>
-                <w:rFonts w:hint="eastAsia"/>
-              </w:rPr>
-            </w:pPr>
-            <w:r>
-              <w:rPr>
-                <w:rFonts w:hint="eastAsia"/>
-              </w:rPr>
               <w:t>节点数据路径不为空</w:t>
             </w:r>
           </w:p>
@@ -5996,9 +5948,6 @@
           <w:p>
             <w:pPr>
               <w:ind w:left="0"/>
-              <w:rPr>
-                <w:rFonts w:hint="eastAsia"/>
-              </w:rPr>
             </w:pPr>
             <w:r>
               <w:rPr>
@@ -6024,33 +5973,27 @@
             <w:pPr>
               <w:ind w:left="0"/>
               <w:jc w:val="center"/>
+            </w:pPr>
+            <w:r>
               <w:rPr>
                 <w:rFonts w:hint="eastAsia"/>
               </w:rPr>
+              <w:t>6</w:t>
+            </w:r>
+          </w:p>
+        </w:tc>
+        <w:tc>
+          <w:tcPr>
+            <w:tcW w:w="3969" w:type="dxa"/>
+          </w:tcPr>
+          <w:p>
+            <w:pPr>
+              <w:ind w:left="0"/>
             </w:pPr>
             <w:r>
               <w:rPr>
                 <w:rFonts w:hint="eastAsia"/>
               </w:rPr>
-              <w:t>6</w:t>
-            </w:r>
-          </w:p>
-        </w:tc>
-        <w:tc>
-          <w:tcPr>
-            <w:tcW w:w="3969" w:type="dxa"/>
-          </w:tcPr>
-          <w:p>
-            <w:pPr>
-              <w:ind w:left="0"/>
-              <w:rPr>
-                <w:rFonts w:hint="eastAsia"/>
-              </w:rPr>
-            </w:pPr>
-            <w:r>
-              <w:rPr>
-                <w:rFonts w:hint="eastAsia"/>
-              </w:rPr>
               <w:t>节点数据路径不存在</w:t>
             </w:r>
           </w:p>
@@ -6062,9 +6005,6 @@
           <w:p>
             <w:pPr>
               <w:ind w:left="0"/>
-              <w:rPr>
-                <w:rFonts w:hint="eastAsia"/>
-              </w:rPr>
             </w:pPr>
             <w:r>
               <w:rPr>
@@ -6090,33 +6030,27 @@
             <w:pPr>
               <w:ind w:left="0"/>
               <w:jc w:val="center"/>
+            </w:pPr>
+            <w:r>
               <w:rPr>
                 <w:rFonts w:hint="eastAsia"/>
               </w:rPr>
+              <w:t>7</w:t>
+            </w:r>
+          </w:p>
+        </w:tc>
+        <w:tc>
+          <w:tcPr>
+            <w:tcW w:w="3969" w:type="dxa"/>
+          </w:tcPr>
+          <w:p>
+            <w:pPr>
+              <w:ind w:left="0"/>
             </w:pPr>
             <w:r>
               <w:rPr>
                 <w:rFonts w:hint="eastAsia"/>
               </w:rPr>
-              <w:t>7</w:t>
-            </w:r>
-          </w:p>
-        </w:tc>
-        <w:tc>
-          <w:tcPr>
-            <w:tcW w:w="3969" w:type="dxa"/>
-          </w:tcPr>
-          <w:p>
-            <w:pPr>
-              <w:ind w:left="0"/>
-              <w:rPr>
-                <w:rFonts w:hint="eastAsia"/>
-              </w:rPr>
-            </w:pPr>
-            <w:r>
-              <w:rPr>
-                <w:rFonts w:hint="eastAsia"/>
-              </w:rPr>
               <w:t>节点端口已被占用</w:t>
             </w:r>
           </w:p>
@@ -6128,9 +6062,6 @@
           <w:p>
             <w:pPr>
               <w:ind w:left="0"/>
-              <w:rPr>
-                <w:rFonts w:hint="eastAsia"/>
-              </w:rPr>
             </w:pPr>
             <w:r>
               <w:rPr>
@@ -6156,39 +6087,33 @@
             <w:pPr>
               <w:ind w:left="0"/>
               <w:jc w:val="center"/>
+            </w:pPr>
+            <w:r>
               <w:rPr>
                 <w:rFonts w:hint="eastAsia"/>
               </w:rPr>
+              <w:t>8</w:t>
+            </w:r>
+          </w:p>
+        </w:tc>
+        <w:tc>
+          <w:tcPr>
+            <w:tcW w:w="3969" w:type="dxa"/>
+          </w:tcPr>
+          <w:p>
+            <w:pPr>
+              <w:ind w:left="0"/>
             </w:pPr>
             <w:r>
               <w:rPr>
                 <w:rFonts w:hint="eastAsia"/>
               </w:rPr>
-              <w:t>8</w:t>
-            </w:r>
-          </w:p>
-        </w:tc>
-        <w:tc>
-          <w:tcPr>
-            <w:tcW w:w="3969" w:type="dxa"/>
-          </w:tcPr>
-          <w:p>
-            <w:pPr>
-              <w:ind w:left="0"/>
+              <w:t>HDFS URL</w:t>
+            </w:r>
+            <w:r>
               <w:rPr>
                 <w:rFonts w:hint="eastAsia"/>
               </w:rPr>
-            </w:pPr>
-            <w:r>
-              <w:rPr>
-                <w:rFonts w:hint="eastAsia"/>
-              </w:rPr>
-              <w:t>HDFS URL</w:t>
-            </w:r>
-            <w:r>
-              <w:rPr>
-                <w:rFonts w:hint="eastAsia"/>
-              </w:rPr>
               <w:t>无效或不为空</w:t>
             </w:r>
           </w:p>
@@ -6200,9 +6125,6 @@
           <w:p>
             <w:pPr>
               <w:ind w:left="0"/>
-              <w:rPr>
-                <w:rFonts w:hint="eastAsia"/>
-              </w:rPr>
             </w:pPr>
             <w:r>
               <w:rPr>
@@ -6228,45 +6150,39 @@
             <w:pPr>
               <w:ind w:left="0"/>
               <w:jc w:val="center"/>
+            </w:pPr>
+            <w:r>
               <w:rPr>
                 <w:rFonts w:hint="eastAsia"/>
               </w:rPr>
+              <w:t>9</w:t>
+            </w:r>
+          </w:p>
+        </w:tc>
+        <w:tc>
+          <w:tcPr>
+            <w:tcW w:w="3969" w:type="dxa"/>
+          </w:tcPr>
+          <w:p>
+            <w:pPr>
+              <w:ind w:left="0"/>
             </w:pPr>
             <w:r>
               <w:rPr>
                 <w:rFonts w:hint="eastAsia"/>
               </w:rPr>
-              <w:t>9</w:t>
-            </w:r>
-          </w:p>
-        </w:tc>
-        <w:tc>
-          <w:tcPr>
-            <w:tcW w:w="3969" w:type="dxa"/>
-          </w:tcPr>
-          <w:p>
-            <w:pPr>
-              <w:ind w:left="0"/>
+              <w:t>初始化</w:t>
+            </w:r>
+            <w:r>
               <w:rPr>
                 <w:rFonts w:hint="eastAsia"/>
               </w:rPr>
-            </w:pPr>
+              <w:t>master</w:t>
+            </w:r>
             <w:r>
               <w:rPr>
                 <w:rFonts w:hint="eastAsia"/>
               </w:rPr>
-              <w:t>初始化</w:t>
-            </w:r>
-            <w:r>
-              <w:rPr>
-                <w:rFonts w:hint="eastAsia"/>
-              </w:rPr>
-              <w:t>master</w:t>
-            </w:r>
-            <w:r>
-              <w:rPr>
-                <w:rFonts w:hint="eastAsia"/>
-              </w:rPr>
               <w:t>节点失败</w:t>
             </w:r>
           </w:p>
@@ -6278,9 +6194,6 @@
           <w:p>
             <w:pPr>
               <w:ind w:left="0"/>
-              <w:rPr>
-                <w:rFonts w:hint="eastAsia"/>
-              </w:rPr>
             </w:pPr>
             <w:r>
               <w:rPr>
@@ -6312,45 +6225,39 @@
             <w:pPr>
               <w:ind w:left="0"/>
               <w:jc w:val="center"/>
+            </w:pPr>
+            <w:r>
               <w:rPr>
                 <w:rFonts w:hint="eastAsia"/>
               </w:rPr>
+              <w:t>10</w:t>
+            </w:r>
+          </w:p>
+        </w:tc>
+        <w:tc>
+          <w:tcPr>
+            <w:tcW w:w="3969" w:type="dxa"/>
+          </w:tcPr>
+          <w:p>
+            <w:pPr>
+              <w:ind w:left="0"/>
             </w:pPr>
             <w:r>
               <w:rPr>
                 <w:rFonts w:hint="eastAsia"/>
               </w:rPr>
-              <w:t>10</w:t>
-            </w:r>
-          </w:p>
-        </w:tc>
-        <w:tc>
-          <w:tcPr>
-            <w:tcW w:w="3969" w:type="dxa"/>
-          </w:tcPr>
-          <w:p>
-            <w:pPr>
-              <w:ind w:left="0"/>
+              <w:t>启动</w:t>
+            </w:r>
+            <w:r>
               <w:rPr>
                 <w:rFonts w:hint="eastAsia"/>
               </w:rPr>
-            </w:pPr>
+              <w:t>master</w:t>
+            </w:r>
             <w:r>
               <w:rPr>
                 <w:rFonts w:hint="eastAsia"/>
               </w:rPr>
-              <w:t>启动</w:t>
-            </w:r>
-            <w:r>
-              <w:rPr>
-                <w:rFonts w:hint="eastAsia"/>
-              </w:rPr>
-              <w:t>master</w:t>
-            </w:r>
-            <w:r>
-              <w:rPr>
-                <w:rFonts w:hint="eastAsia"/>
-              </w:rPr>
               <w:t>节点失败</w:t>
             </w:r>
           </w:p>
@@ -6362,9 +6269,6 @@
           <w:p>
             <w:pPr>
               <w:ind w:left="0"/>
-              <w:rPr>
-                <w:rFonts w:hint="eastAsia"/>
-              </w:rPr>
             </w:pPr>
             <w:r>
               <w:rPr>
@@ -6390,51 +6294,45 @@
             <w:pPr>
               <w:ind w:left="0"/>
               <w:jc w:val="center"/>
+            </w:pPr>
+            <w:r>
               <w:rPr>
                 <w:rFonts w:hint="eastAsia"/>
               </w:rPr>
-            </w:pPr>
+              <w:t>1</w:t>
+            </w:r>
             <w:r>
               <w:rPr>
                 <w:rFonts w:hint="eastAsia"/>
               </w:rPr>
               <w:t>1</w:t>
             </w:r>
+          </w:p>
+        </w:tc>
+        <w:tc>
+          <w:tcPr>
+            <w:tcW w:w="3969" w:type="dxa"/>
+          </w:tcPr>
+          <w:p>
+            <w:pPr>
+              <w:ind w:left="0"/>
+            </w:pPr>
             <w:r>
               <w:rPr>
                 <w:rFonts w:hint="eastAsia"/>
               </w:rPr>
-              <w:t>1</w:t>
-            </w:r>
-          </w:p>
-        </w:tc>
-        <w:tc>
-          <w:tcPr>
-            <w:tcW w:w="3969" w:type="dxa"/>
-          </w:tcPr>
-          <w:p>
-            <w:pPr>
-              <w:ind w:left="0"/>
+              <w:t>初始化</w:t>
+            </w:r>
+            <w:r>
               <w:rPr>
                 <w:rFonts w:hint="eastAsia"/>
               </w:rPr>
-            </w:pPr>
+              <w:t>standby</w:t>
+            </w:r>
             <w:r>
               <w:rPr>
                 <w:rFonts w:hint="eastAsia"/>
               </w:rPr>
-              <w:t>初始化</w:t>
-            </w:r>
-            <w:r>
-              <w:rPr>
-                <w:rFonts w:hint="eastAsia"/>
-              </w:rPr>
-              <w:t>standby</w:t>
-            </w:r>
-            <w:r>
-              <w:rPr>
-                <w:rFonts w:hint="eastAsia"/>
-              </w:rPr>
               <w:t>失败</w:t>
             </w:r>
           </w:p>
@@ -6446,9 +6344,6 @@
           <w:p>
             <w:pPr>
               <w:ind w:left="0"/>
-              <w:rPr>
-                <w:rFonts w:hint="eastAsia"/>
-              </w:rPr>
             </w:pPr>
             <w:r>
               <w:rPr>
@@ -6474,51 +6369,45 @@
             <w:pPr>
               <w:ind w:left="0"/>
               <w:jc w:val="center"/>
+            </w:pPr>
+            <w:r>
               <w:rPr>
                 <w:rFonts w:hint="eastAsia"/>
               </w:rPr>
-            </w:pPr>
+              <w:t>1</w:t>
+            </w:r>
             <w:r>
               <w:rPr>
                 <w:rFonts w:hint="eastAsia"/>
               </w:rPr>
-              <w:t>1</w:t>
-            </w:r>
+              <w:t>2</w:t>
+            </w:r>
+          </w:p>
+        </w:tc>
+        <w:tc>
+          <w:tcPr>
+            <w:tcW w:w="3969" w:type="dxa"/>
+          </w:tcPr>
+          <w:p>
+            <w:pPr>
+              <w:ind w:left="0"/>
+            </w:pPr>
             <w:r>
               <w:rPr>
                 <w:rFonts w:hint="eastAsia"/>
               </w:rPr>
-              <w:t>2</w:t>
-            </w:r>
-          </w:p>
-        </w:tc>
-        <w:tc>
-          <w:tcPr>
-            <w:tcW w:w="3969" w:type="dxa"/>
-          </w:tcPr>
-          <w:p>
-            <w:pPr>
-              <w:ind w:left="0"/>
+              <w:t>启动</w:t>
+            </w:r>
+            <w:r>
               <w:rPr>
                 <w:rFonts w:hint="eastAsia"/>
               </w:rPr>
-            </w:pPr>
+              <w:t>standby</w:t>
+            </w:r>
             <w:r>
               <w:rPr>
                 <w:rFonts w:hint="eastAsia"/>
               </w:rPr>
-              <w:t>启动</w:t>
-            </w:r>
-            <w:r>
-              <w:rPr>
-                <w:rFonts w:hint="eastAsia"/>
-              </w:rPr>
-              <w:t>standby</w:t>
-            </w:r>
-            <w:r>
-              <w:rPr>
-                <w:rFonts w:hint="eastAsia"/>
-              </w:rPr>
               <w:t>失败</w:t>
             </w:r>
           </w:p>
@@ -6530,9 +6419,6 @@
           <w:p>
             <w:pPr>
               <w:ind w:left="0"/>
-              <w:rPr>
-                <w:rFonts w:hint="eastAsia"/>
-              </w:rPr>
             </w:pPr>
             <w:r>
               <w:rPr>
@@ -6558,51 +6444,45 @@
             <w:pPr>
               <w:ind w:left="0"/>
               <w:jc w:val="center"/>
+            </w:pPr>
+            <w:r>
               <w:rPr>
                 <w:rFonts w:hint="eastAsia"/>
               </w:rPr>
-            </w:pPr>
+              <w:t>1</w:t>
+            </w:r>
             <w:r>
               <w:rPr>
                 <w:rFonts w:hint="eastAsia"/>
               </w:rPr>
-              <w:t>1</w:t>
-            </w:r>
+              <w:t>3</w:t>
+            </w:r>
+          </w:p>
+        </w:tc>
+        <w:tc>
+          <w:tcPr>
+            <w:tcW w:w="3969" w:type="dxa"/>
+          </w:tcPr>
+          <w:p>
+            <w:pPr>
+              <w:ind w:left="0"/>
+            </w:pPr>
             <w:r>
               <w:rPr>
                 <w:rFonts w:hint="eastAsia"/>
               </w:rPr>
-              <w:t>3</w:t>
-            </w:r>
-          </w:p>
-        </w:tc>
-        <w:tc>
-          <w:tcPr>
-            <w:tcW w:w="3969" w:type="dxa"/>
-          </w:tcPr>
-          <w:p>
-            <w:pPr>
-              <w:ind w:left="0"/>
+              <w:t>初始化</w:t>
+            </w:r>
+            <w:r>
               <w:rPr>
                 <w:rFonts w:hint="eastAsia"/>
               </w:rPr>
-            </w:pPr>
+              <w:t>segment</w:t>
+            </w:r>
             <w:r>
               <w:rPr>
                 <w:rFonts w:hint="eastAsia"/>
               </w:rPr>
-              <w:t>初始化</w:t>
-            </w:r>
-            <w:r>
-              <w:rPr>
-                <w:rFonts w:hint="eastAsia"/>
-              </w:rPr>
-              <w:t>segment</w:t>
-            </w:r>
-            <w:r>
-              <w:rPr>
-                <w:rFonts w:hint="eastAsia"/>
-              </w:rPr>
               <w:t>失败</w:t>
             </w:r>
           </w:p>
@@ -6614,9 +6494,6 @@
           <w:p>
             <w:pPr>
               <w:ind w:left="0"/>
-              <w:rPr>
-                <w:rFonts w:hint="eastAsia"/>
-              </w:rPr>
             </w:pPr>
             <w:r>
               <w:rPr>
@@ -6642,51 +6519,45 @@
             <w:pPr>
               <w:ind w:left="0"/>
               <w:jc w:val="center"/>
+            </w:pPr>
+            <w:r>
               <w:rPr>
                 <w:rFonts w:hint="eastAsia"/>
               </w:rPr>
-            </w:pPr>
+              <w:t>1</w:t>
+            </w:r>
             <w:r>
               <w:rPr>
                 <w:rFonts w:hint="eastAsia"/>
               </w:rPr>
-              <w:t>1</w:t>
-            </w:r>
+              <w:t>4</w:t>
+            </w:r>
+          </w:p>
+        </w:tc>
+        <w:tc>
+          <w:tcPr>
+            <w:tcW w:w="3969" w:type="dxa"/>
+          </w:tcPr>
+          <w:p>
+            <w:pPr>
+              <w:ind w:left="0"/>
+            </w:pPr>
             <w:r>
               <w:rPr>
                 <w:rFonts w:hint="eastAsia"/>
               </w:rPr>
-              <w:t>4</w:t>
-            </w:r>
-          </w:p>
-        </w:tc>
-        <w:tc>
-          <w:tcPr>
-            <w:tcW w:w="3969" w:type="dxa"/>
-          </w:tcPr>
-          <w:p>
-            <w:pPr>
-              <w:ind w:left="0"/>
+              <w:t>启动</w:t>
+            </w:r>
+            <w:r>
               <w:rPr>
                 <w:rFonts w:hint="eastAsia"/>
               </w:rPr>
-            </w:pPr>
+              <w:t>segment</w:t>
+            </w:r>
             <w:r>
               <w:rPr>
                 <w:rFonts w:hint="eastAsia"/>
               </w:rPr>
-              <w:t>启动</w:t>
-            </w:r>
-            <w:r>
-              <w:rPr>
-                <w:rFonts w:hint="eastAsia"/>
-              </w:rPr>
-              <w:t>segment</w:t>
-            </w:r>
-            <w:r>
-              <w:rPr>
-                <w:rFonts w:hint="eastAsia"/>
-              </w:rPr>
               <w:t>失败</w:t>
             </w:r>
           </w:p>
@@ -6698,9 +6569,6 @@
           <w:p>
             <w:pPr>
               <w:ind w:left="0"/>
-              <w:rPr>
-                <w:rFonts w:hint="eastAsia"/>
-              </w:rPr>
             </w:pPr>
             <w:r>
               <w:rPr>
@@ -6718,19 +6586,10 @@
         </w:tc>
       </w:tr>
     </w:tbl>
-    <w:p>
-      <w:pPr>
-        <w:rPr>
-          <w:rFonts w:hint="eastAsia"/>
-        </w:rPr>
-      </w:pPr>
-    </w:p>
+    <w:p/>
     <w:p>
       <w:pPr>
         <w:pStyle w:val="Heading4"/>
-        <w:rPr>
-          <w:rFonts w:hint="eastAsia"/>
-        </w:rPr>
       </w:pPr>
       <w:r>
         <w:rPr>
@@ -6818,20 +6677,17 @@
     <w:p>
       <w:pPr>
         <w:pStyle w:val="Heading5"/>
+      </w:pPr>
+      <w:r>
         <w:rPr>
           <w:rFonts w:hint="eastAsia"/>
         </w:rPr>
-      </w:pPr>
+        <w:t>涉及的</w:t>
+      </w:r>
       <w:r>
         <w:rPr>
           <w:rFonts w:hint="eastAsia"/>
         </w:rPr>
-        <w:t>涉及的</w:t>
-      </w:r>
-      <w:r>
-        <w:rPr>
-          <w:rFonts w:hint="eastAsia"/>
-        </w:rPr>
         <w:t>REST API</w:t>
       </w:r>
     </w:p>
@@ -6912,7 +6768,7 @@
     <w:p>
       <w:pPr>
         <w:rPr>
-          <w:rFonts w:asciiTheme="minorEastAsia" w:hAnsiTheme="minorEastAsia" w:hint="eastAsia"/>
+          <w:rFonts w:asciiTheme="minorEastAsia" w:hAnsiTheme="minorEastAsia"/>
         </w:rPr>
       </w:pPr>
       <w:r>
@@ -6967,9 +6823,6 @@
     <w:p>
       <w:pPr>
         <w:pStyle w:val="Heading5"/>
-        <w:rPr>
-          <w:rFonts w:hint="eastAsia"/>
-        </w:rPr>
       </w:pPr>
       <w:r>
         <w:rPr>
@@ -7006,59 +6859,56 @@
               <w:ind w:left="0"/>
               <w:jc w:val="center"/>
               <w:rPr>
+                <w:b/>
+              </w:rPr>
+            </w:pPr>
+            <w:r>
+              <w:rPr>
                 <w:rFonts w:hint="eastAsia"/>
                 <w:b/>
               </w:rPr>
+              <w:t>编号</w:t>
+            </w:r>
+          </w:p>
+        </w:tc>
+        <w:tc>
+          <w:tcPr>
+            <w:tcW w:w="4274" w:type="dxa"/>
+          </w:tcPr>
+          <w:p>
+            <w:pPr>
+              <w:ind w:left="0"/>
+              <w:jc w:val="center"/>
+              <w:rPr>
+                <w:b/>
+              </w:rPr>
             </w:pPr>
             <w:r>
               <w:rPr>
                 <w:rFonts w:hint="eastAsia"/>
                 <w:b/>
               </w:rPr>
-              <w:t>编号</w:t>
-            </w:r>
-          </w:p>
-        </w:tc>
-        <w:tc>
-          <w:tcPr>
-            <w:tcW w:w="4274" w:type="dxa"/>
+              <w:t>异常</w:t>
+            </w:r>
+          </w:p>
+        </w:tc>
+        <w:tc>
+          <w:tcPr>
+            <w:tcW w:w="2722" w:type="dxa"/>
           </w:tcPr>
           <w:p>
             <w:pPr>
               <w:ind w:left="0"/>
               <w:jc w:val="center"/>
+              <w:rPr>
+                <w:b/>
+              </w:rPr>
+            </w:pPr>
+            <w:r>
               <w:rPr>
                 <w:rFonts w:hint="eastAsia"/>
                 <w:b/>
               </w:rPr>
-            </w:pPr>
-            <w:r>
-              <w:rPr>
-                <w:rFonts w:hint="eastAsia"/>
-                <w:b/>
-              </w:rPr>
-              <w:t>异常</w:t>
-            </w:r>
-          </w:p>
-        </w:tc>
-        <w:tc>
-          <w:tcPr>
-            <w:tcW w:w="2722" w:type="dxa"/>
-          </w:tcPr>
-          <w:p>
-            <w:pPr>
-              <w:ind w:left="0"/>
-              <w:jc w:val="center"/>
-              <w:rPr>
-                <w:rFonts w:hint="eastAsia"/>
-                <w:b/>
-              </w:rPr>
-            </w:pPr>
-            <w:r>
-              <w:rPr>
-                <w:rFonts w:hint="eastAsia"/>
-                <w:b/>
-              </w:rPr>
               <w:t>处理方式</w:t>
             </w:r>
           </w:p>
@@ -7194,32 +7044,32 @@
               <w:ind w:left="0"/>
               <w:jc w:val="center"/>
               <w:rPr>
+                <w:rFonts w:asciiTheme="minorEastAsia" w:hAnsiTheme="minorEastAsia"/>
+              </w:rPr>
+            </w:pPr>
+            <w:r>
+              <w:rPr>
                 <w:rFonts w:asciiTheme="minorEastAsia" w:hAnsiTheme="minorEastAsia" w:hint="eastAsia"/>
               </w:rPr>
+              <w:t>3</w:t>
+            </w:r>
+          </w:p>
+        </w:tc>
+        <w:tc>
+          <w:tcPr>
+            <w:tcW w:w="4274" w:type="dxa"/>
+          </w:tcPr>
+          <w:p>
+            <w:pPr>
+              <w:ind w:left="0"/>
+              <w:rPr>
+                <w:rFonts w:asciiTheme="minorEastAsia" w:hAnsiTheme="minorEastAsia"/>
+              </w:rPr>
             </w:pPr>
             <w:r>
               <w:rPr>
                 <w:rFonts w:asciiTheme="minorEastAsia" w:hAnsiTheme="minorEastAsia" w:hint="eastAsia"/>
               </w:rPr>
-              <w:t>3</w:t>
-            </w:r>
-          </w:p>
-        </w:tc>
-        <w:tc>
-          <w:tcPr>
-            <w:tcW w:w="4274" w:type="dxa"/>
-          </w:tcPr>
-          <w:p>
-            <w:pPr>
-              <w:ind w:left="0"/>
-              <w:rPr>
-                <w:rFonts w:asciiTheme="minorEastAsia" w:hAnsiTheme="minorEastAsia" w:hint="eastAsia"/>
-              </w:rPr>
-            </w:pPr>
-            <w:r>
-              <w:rPr>
-                <w:rFonts w:asciiTheme="minorEastAsia" w:hAnsiTheme="minorEastAsia" w:hint="eastAsia"/>
-              </w:rPr>
               <w:t>删除数据目录失败</w:t>
             </w:r>
           </w:p>
@@ -7232,7 +7082,7 @@
             <w:pPr>
               <w:ind w:left="0"/>
               <w:rPr>
-                <w:rFonts w:asciiTheme="minorEastAsia" w:hAnsiTheme="minorEastAsia" w:hint="eastAsia"/>
+                <w:rFonts w:asciiTheme="minorEastAsia" w:hAnsiTheme="minorEastAsia"/>
               </w:rPr>
             </w:pPr>
             <w:r>
@@ -7697,7 +7547,7 @@
         <w:ind w:firstLineChars="0"/>
         <w:jc w:val="left"/>
         <w:rPr>
-          <w:rFonts w:asciiTheme="minorEastAsia" w:hAnsiTheme="minorEastAsia" w:hint="eastAsia"/>
+          <w:rFonts w:asciiTheme="minorEastAsia" w:hAnsiTheme="minorEastAsia"/>
         </w:rPr>
       </w:pPr>
       <w:r>
@@ -7902,6 +7752,102 @@
           </w:p>
         </w:tc>
       </w:tr>
+      <w:tr>
+        <w:tc>
+          <w:tcPr>
+            <w:tcW w:w="885" w:type="dxa"/>
+          </w:tcPr>
+          <w:p>
+            <w:pPr>
+              <w:ind w:left="0"/>
+              <w:jc w:val="center"/>
+              <w:rPr>
+                <w:rFonts w:asciiTheme="minorEastAsia" w:hAnsiTheme="minorEastAsia" w:hint="eastAsia"/>
+              </w:rPr>
+            </w:pPr>
+            <w:r>
+              <w:rPr>
+                <w:rFonts w:asciiTheme="minorEastAsia" w:hAnsiTheme="minorEastAsia" w:hint="eastAsia"/>
+              </w:rPr>
+              <w:t>2</w:t>
+            </w:r>
+          </w:p>
+        </w:tc>
+        <w:tc>
+          <w:tcPr>
+            <w:tcW w:w="2552" w:type="dxa"/>
+          </w:tcPr>
+          <w:p>
+            <w:pPr>
+              <w:ind w:left="0"/>
+              <w:rPr>
+                <w:rFonts w:asciiTheme="minorEastAsia" w:hAnsiTheme="minorEastAsia" w:hint="eastAsia"/>
+              </w:rPr>
+            </w:pPr>
+            <w:r>
+              <w:rPr>
+                <w:rFonts w:asciiTheme="minorEastAsia" w:hAnsiTheme="minorEastAsia" w:hint="eastAsia"/>
+              </w:rPr>
+              <w:t>HDFS</w:t>
+            </w:r>
+            <w:r>
+              <w:rPr>
+                <w:rFonts w:asciiTheme="minorEastAsia" w:hAnsiTheme="minorEastAsia" w:hint="eastAsia"/>
+              </w:rPr>
+              <w:t>以</w:t>
+            </w:r>
+            <w:r>
+              <w:rPr>
+                <w:rFonts w:asciiTheme="minorEastAsia" w:hAnsiTheme="minorEastAsia" w:hint="eastAsia"/>
+              </w:rPr>
+              <w:t>HA</w:t>
+            </w:r>
+            <w:r>
+              <w:rPr>
+                <w:rFonts w:asciiTheme="minorEastAsia" w:hAnsiTheme="minorEastAsia" w:hint="eastAsia"/>
+              </w:rPr>
+              <w:t>方式部署</w:t>
+            </w:r>
+            <w:r>
+              <w:rPr>
+                <w:rFonts w:asciiTheme="minorEastAsia" w:hAnsiTheme="minorEastAsia" w:hint="eastAsia"/>
+              </w:rPr>
+              <w:t>时，需要配置hdfs-client.xml</w:t>
+            </w:r>
+          </w:p>
+        </w:tc>
+        <w:tc>
+          <w:tcPr>
+            <w:tcW w:w="4728" w:type="dxa"/>
+          </w:tcPr>
+          <w:p>
+            <w:pPr>
+              <w:ind w:left="0"/>
+              <w:rPr>
+                <w:rFonts w:asciiTheme="minorEastAsia" w:hAnsiTheme="minorEastAsia" w:hint="eastAsia"/>
+              </w:rPr>
+            </w:pPr>
+            <w:r>
+              <w:rPr>
+                <w:rFonts w:asciiTheme="minorEastAsia" w:hAnsiTheme="minorEastAsia" w:hint="eastAsia"/>
+              </w:rPr>
+              <w:t>HDFS以HA方式部署时</w:t>
+            </w:r>
+            <w:r>
+              <w:rPr>
+                <w:rFonts w:asciiTheme="minorEastAsia" w:hAnsiTheme="minorEastAsia" w:hint="eastAsia"/>
+              </w:rPr>
+              <w:t>，</w:t>
+            </w:r>
+            <w:r>
+              <w:rPr>
+                <w:rFonts w:asciiTheme="minorEastAsia" w:hAnsiTheme="minorEastAsia" w:hint="eastAsia"/>
+              </w:rPr>
+              <w:t>其URL不能直接使用（hostname：port）的形式，需要通过hdfs-client.xml配置名称。</w:t>
+            </w:r>
+          </w:p>
+        </w:tc>
+      </w:tr>
     </w:tbl>
     <w:p>
       <w:pPr>
@@ -7921,6 +7867,7 @@
         <w:rPr>
           <w:rFonts w:asciiTheme="minorEastAsia" w:eastAsiaTheme="minorEastAsia" w:hAnsiTheme="minorEastAsia" w:hint="eastAsia"/>
         </w:rPr>
+        <w:lastRenderedPageBreak/>
         <w:t>验收</w:t>
       </w:r>
       <w:r>

--- a/internal_doc/03.开发设计/OM/Story_通过OM安装部署SequoiaSQL_OLAP.docx
+++ b/internal_doc/03.开发设计/OM/Story_通过OM安装部署SequoiaSQL_OLAP.docx
@@ -954,7 +954,7 @@
           <v:shape id="_x0000_i1025" type="#_x0000_t75" style="width:329.35pt;height:166.05pt" o:ole="">
             <v:imagedata r:id="rId7" o:title=""/>
           </v:shape>
-          <o:OLEObject Type="Embed" ProgID="Visio.Drawing.11" ShapeID="_x0000_i1025" DrawAspect="Content" ObjectID="_1519728163" r:id="rId8"/>
+          <o:OLEObject Type="Embed" ProgID="Visio.Drawing.11" ShapeID="_x0000_i1025" DrawAspect="Content" ObjectID="_1520151067" r:id="rId8"/>
         </w:object>
       </w:r>
     </w:p>
@@ -1001,7 +1001,7 @@
           <v:shape id="_x0000_i1026" type="#_x0000_t75" style="width:415.35pt;height:191.8pt" o:ole="">
             <v:imagedata r:id="rId9" o:title=""/>
           </v:shape>
-          <o:OLEObject Type="Embed" ProgID="Visio.Drawing.11" ShapeID="_x0000_i1026" DrawAspect="Content" ObjectID="_1519728164" r:id="rId10"/>
+          <o:OLEObject Type="Embed" ProgID="Visio.Drawing.11" ShapeID="_x0000_i1026" DrawAspect="Content" ObjectID="_1520151068" r:id="rId10"/>
         </w:object>
       </w:r>
     </w:p>
@@ -1456,51 +1456,27 @@
               <w:rPr>
                 <w:rFonts w:asciiTheme="minorEastAsia" w:hAnsiTheme="minorEastAsia"/>
               </w:rPr>
-              <w:t>deploy</w:t>
-            </w:r>
-            <w:r>
-              <w:rPr>
-                <w:rFonts w:asciiTheme="minorEastAsia" w:hAnsiTheme="minorEastAsia" w:hint="eastAsia"/>
-              </w:rPr>
-              <w:t>_</w:t>
-            </w:r>
-            <w:r>
+              <w:t>deploystandby</w:t>
+            </w:r>
+          </w:p>
+        </w:tc>
+        <w:tc>
+          <w:tcPr>
+            <w:tcW w:w="3521" w:type="dxa"/>
+          </w:tcPr>
+          <w:p>
+            <w:pPr>
+              <w:ind w:left="0"/>
+              <w:jc w:val="center"/>
               <w:rPr>
                 <w:rFonts w:asciiTheme="minorEastAsia" w:hAnsiTheme="minorEastAsia"/>
               </w:rPr>
-              <w:t>standby</w:t>
-            </w:r>
-          </w:p>
-        </w:tc>
-        <w:tc>
-          <w:tcPr>
-            <w:tcW w:w="3521" w:type="dxa"/>
-          </w:tcPr>
-          <w:p>
-            <w:pPr>
-              <w:ind w:left="0"/>
-              <w:jc w:val="center"/>
+            </w:pPr>
+            <w:r>
               <w:rPr>
                 <w:rFonts w:asciiTheme="minorEastAsia" w:hAnsiTheme="minorEastAsia"/>
               </w:rPr>
-            </w:pPr>
-            <w:r>
-              <w:rPr>
-                <w:rFonts w:asciiTheme="minorEastAsia" w:hAnsiTheme="minorEastAsia"/>
-              </w:rPr>
-              <w:t>segment</w:t>
-            </w:r>
-            <w:r>
-              <w:rPr>
-                <w:rFonts w:asciiTheme="minorEastAsia" w:hAnsiTheme="minorEastAsia" w:hint="eastAsia"/>
-              </w:rPr>
-              <w:t>_</w:t>
-            </w:r>
-            <w:r>
-              <w:rPr>
-                <w:rFonts w:asciiTheme="minorEastAsia" w:hAnsiTheme="minorEastAsia"/>
-              </w:rPr>
-              <w:t>num</w:t>
+              <w:t>segmentnum</w:t>
             </w:r>
           </w:p>
         </w:tc>
@@ -2063,31 +2039,31 @@
         <w:rPr>
           <w:rFonts w:asciiTheme="minorEastAsia" w:hAnsiTheme="minorEastAsia"/>
         </w:rPr>
-        <w:t>RESULT: { "errno": 0, "description": "Succeed", "detail": "" }{ "DeployMod": "OLAP", "WebName": "OLAP", "BusinessType": "sequoiasql", "Property": [ { "Name": "deploy</w:t>
-      </w:r>
-      <w:r>
-        <w:rPr>
-          <w:rFonts w:asciiTheme="minorEastAsia" w:hAnsiTheme="minorEastAsia" w:hint="eastAsia"/>
-        </w:rPr>
-        <w:t>_</w:t>
-      </w:r>
-      <w:r>
-        <w:rPr>
-          <w:rFonts w:asciiTheme="minorEastAsia" w:hAnsiTheme="minorEastAsia"/>
-        </w:rPr>
-        <w:t>standby", "Type": "bool", "Default": "false", "Valid": "true,false", "Display": "select box", "Edit": "true", "Desc": "Wether deploy standby", "Level": "0", "WebName": "Standby" }, { "Name": "segment</w:t>
-      </w:r>
-      <w:r>
-        <w:rPr>
-          <w:rFonts w:asciiTheme="minorEastAsia" w:hAnsiTheme="minorEastAsia" w:hint="eastAsia"/>
-        </w:rPr>
-        <w:t>_</w:t>
-      </w:r>
-      <w:r>
-        <w:rPr>
-          <w:rFonts w:asciiTheme="minorEastAsia" w:hAnsiTheme="minorEastAsia"/>
-        </w:rPr>
-        <w:t>num", "Type": "int", "Default": "3", "Valid": "1-", "Display": "edit box", "Edit": "true", "Desc": "Segment Number", "Level": "0", "WebName": "Segment Number" } ] }</w:t>
+        <w:t>RESULT: { "errno": 0, "description": "Succeed", "detail": "" }{ "DeployMod": "OLAP", "WebName": "OLAP", "BusinessType": "sequoiasql", "Property": [ { "Name": "</w:t>
+      </w:r>
+      <w:r>
+        <w:rPr>
+          <w:rFonts w:asciiTheme="minorEastAsia" w:hAnsiTheme="minorEastAsia"/>
+        </w:rPr>
+        <w:t>deploystandby</w:t>
+      </w:r>
+      <w:r>
+        <w:rPr>
+          <w:rFonts w:asciiTheme="minorEastAsia" w:hAnsiTheme="minorEastAsia"/>
+        </w:rPr>
+        <w:t>", "Type": "bool", "Default": "false", "Valid": "true,false", "Display": "select box", "Edit": "true", "Desc": "Wether deploy standby", "Level": "0", "WebName": "Standby" }, { "Name": "</w:t>
+      </w:r>
+      <w:r>
+        <w:rPr>
+          <w:rFonts w:asciiTheme="minorEastAsia" w:hAnsiTheme="minorEastAsia"/>
+        </w:rPr>
+        <w:t>segmentnum</w:t>
+      </w:r>
+      <w:r>
+        <w:rPr>
+          <w:rFonts w:asciiTheme="minorEastAsia" w:hAnsiTheme="minorEastAsia"/>
+        </w:rPr>
+        <w:t>", "Type": "int", "Default": "3", "Valid": "1-", "Display": "edit box", "Edit": "true", "Desc": "Segment Number", "Level": "0", "WebName": "Segment Number" } ] }</w:t>
       </w:r>
     </w:p>
     <w:p>
@@ -4852,7 +4828,67 @@
         <w:rPr>
           <w:rFonts w:asciiTheme="minorEastAsia" w:hAnsiTheme="minorEastAsia"/>
         </w:rPr>
-        <w:t>cmd=get business config&amp;TemplateInfo={"ClusterName":"myCluster","BusinessType":"sequoiasql","BusinessName":"mySQL","DeployMod":"OLAP","Property":[{"Name":"deploy_standby","Value":false},{"Name":"segment_num","Value":"1"}], "HostInfo":null}]}</w:t>
+        <w:t>cmd=get business config</w:t>
+      </w:r>
+      <w:r>
+        <w:rPr>
+          <w:rFonts w:asciiTheme="minorEastAsia" w:hAnsiTheme="minorEastAsia" w:hint="eastAsia"/>
+        </w:rPr>
+        <w:t xml:space="preserve"> </w:t>
+      </w:r>
+      <w:r>
+        <w:rPr>
+          <w:rFonts w:asciiTheme="minorEastAsia" w:hAnsiTheme="minorEastAsia"/>
+        </w:rPr>
+        <w:t>&amp;</w:t>
+      </w:r>
+      <w:r>
+        <w:rPr>
+          <w:rFonts w:asciiTheme="minorEastAsia" w:hAnsiTheme="minorEastAsia" w:hint="eastAsia"/>
+        </w:rPr>
+        <w:t xml:space="preserve"> </w:t>
+      </w:r>
+      <w:r>
+        <w:rPr>
+          <w:rFonts w:asciiTheme="minorEastAsia" w:hAnsiTheme="minorEastAsia"/>
+        </w:rPr>
+        <w:t>TemplateInfo={"ClusterName":"myCluster","BusinessType":"sequoiasql","BusinessName":"mySQL","DeployMod":"OLAP","Property":[{"Name":"</w:t>
+      </w:r>
+      <w:r>
+        <w:rPr>
+          <w:rFonts w:asciiTheme="minorEastAsia" w:hAnsiTheme="minorEastAsia"/>
+        </w:rPr>
+        <w:t>deploystandby</w:t>
+      </w:r>
+      <w:r>
+        <w:rPr>
+          <w:rFonts w:asciiTheme="minorEastAsia" w:hAnsiTheme="minorEastAsia"/>
+        </w:rPr>
+        <w:t>","Value":false},{"Name":"</w:t>
+      </w:r>
+      <w:r>
+        <w:rPr>
+          <w:rFonts w:asciiTheme="minorEastAsia" w:hAnsiTheme="minorEastAsia"/>
+        </w:rPr>
+        <w:t>segmentnum</w:t>
+      </w:r>
+      <w:r>
+        <w:rPr>
+          <w:rFonts w:asciiTheme="minorEastAsia" w:hAnsiTheme="minorEastAsia"/>
+        </w:rPr>
+        <w:t>","Value":"</w:t>
+      </w:r>
+      <w:r>
+        <w:rPr>
+          <w:rFonts w:asciiTheme="minorEastAsia" w:hAnsiTheme="minorEastAsia" w:hint="eastAsia"/>
+        </w:rPr>
+        <w:t>3</w:t>
+      </w:r>
+      <w:r>
+        <w:rPr>
+          <w:rFonts w:asciiTheme="minorEastAsia" w:hAnsiTheme="minorEastAsia"/>
+        </w:rPr>
+        <w:t>"}], "HostInfo":null}]}</w:t>
       </w:r>
     </w:p>
     <w:p>
@@ -5414,7 +5450,31 @@
         <w:rPr>
           <w:rFonts w:asciiTheme="minorEastAsia" w:hAnsiTheme="minorEastAsia" w:hint="eastAsia"/>
         </w:rPr>
-        <w:t>发送安装命令。</w:t>
+        <w:t>发送</w:t>
+      </w:r>
+      <w:r>
+        <w:rPr>
+          <w:rFonts w:asciiTheme="minorEastAsia" w:hAnsiTheme="minorEastAsia" w:hint="eastAsia"/>
+        </w:rPr>
+        <w:t>安装</w:t>
+      </w:r>
+      <w:r>
+        <w:rPr>
+          <w:rFonts w:asciiTheme="minorEastAsia" w:hAnsiTheme="minorEastAsia" w:hint="eastAsia"/>
+        </w:rPr>
+        <w:t>部署</w:t>
+      </w:r>
+      <w:r>
+        <w:rPr>
+          <w:rFonts w:asciiTheme="minorEastAsia" w:hAnsiTheme="minorEastAsia" w:hint="eastAsia"/>
+        </w:rPr>
+        <w:t>任务</w:t>
+      </w:r>
+      <w:r>
+        <w:rPr>
+          <w:rFonts w:asciiTheme="minorEastAsia" w:hAnsiTheme="minorEastAsia" w:hint="eastAsia"/>
+        </w:rPr>
+        <w:t>。</w:t>
       </w:r>
     </w:p>
     <w:p>
@@ -5445,7 +5505,19 @@
         <w:rPr>
           <w:rFonts w:asciiTheme="minorEastAsia" w:hAnsiTheme="minorEastAsia" w:hint="eastAsia"/>
         </w:rPr>
-        <w:t>安装脚本</w:t>
+        <w:t>安装</w:t>
+      </w:r>
+      <w:r>
+        <w:rPr>
+          <w:rFonts w:asciiTheme="minorEastAsia" w:hAnsiTheme="minorEastAsia" w:hint="eastAsia"/>
+        </w:rPr>
+        <w:t>部署</w:t>
+      </w:r>
+      <w:r>
+        <w:rPr>
+          <w:rFonts w:asciiTheme="minorEastAsia" w:hAnsiTheme="minorEastAsia" w:hint="eastAsia"/>
+        </w:rPr>
+        <w:t>脚本</w:t>
       </w:r>
       <w:r>
         <w:rPr>
@@ -5469,7 +5541,7 @@
         </w:numPr>
         <w:ind w:firstLineChars="0"/>
         <w:rPr>
-          <w:rFonts w:asciiTheme="minorEastAsia" w:hAnsiTheme="minorEastAsia"/>
+          <w:rFonts w:asciiTheme="minorEastAsia" w:hAnsiTheme="minorEastAsia" w:hint="eastAsia"/>
         </w:rPr>
       </w:pPr>
       <w:r>
@@ -5477,6 +5549,31 @@
           <w:rFonts w:asciiTheme="minorEastAsia" w:hAnsiTheme="minorEastAsia" w:hint="eastAsia"/>
         </w:rPr>
         <w:t>建立多个主机之间的信任关系，使SSH免密码登陆；</w:t>
+      </w:r>
+    </w:p>
+    <w:p>
+      <w:pPr>
+        <w:pStyle w:val="ListParagraph"/>
+        <w:numPr>
+          <w:ilvl w:val="0"/>
+          <w:numId w:val="6"/>
+        </w:numPr>
+        <w:ind w:firstLineChars="0"/>
+        <w:rPr>
+          <w:rFonts w:asciiTheme="minorEastAsia" w:hAnsiTheme="minorEastAsia"/>
+        </w:rPr>
+      </w:pPr>
+      <w:r>
+        <w:rPr>
+          <w:rFonts w:asciiTheme="minorEastAsia" w:hAnsiTheme="minorEastAsia" w:hint="eastAsia"/>
+        </w:rPr>
+        <w:t>在各个主机上检查</w:t>
+      </w:r>
+      <w:r>
+        <w:rPr>
+          <w:rFonts w:asciiTheme="minorEastAsia" w:hAnsiTheme="minorEastAsia" w:hint="eastAsia"/>
+        </w:rPr>
+        <w:t>配置的有效性；</w:t>
       </w:r>
     </w:p>
     <w:p>
@@ -5674,6 +5771,7 @@
               <w:rPr>
                 <w:rFonts w:hint="eastAsia"/>
               </w:rPr>
+              <w:lastRenderedPageBreak/>
               <w:t>1</w:t>
             </w:r>
           </w:p>
@@ -5737,7 +5835,6 @@
               <w:rPr>
                 <w:rFonts w:hint="eastAsia"/>
               </w:rPr>
-              <w:lastRenderedPageBreak/>
               <w:t>2</w:t>
             </w:r>
           </w:p>
@@ -6087,11 +6184,14 @@
             <w:pPr>
               <w:ind w:left="0"/>
               <w:jc w:val="center"/>
-            </w:pPr>
-            <w:r>
               <w:rPr>
                 <w:rFonts w:hint="eastAsia"/>
               </w:rPr>
+            </w:pPr>
+            <w:r>
+              <w:rPr>
+                <w:rFonts w:hint="eastAsia"/>
+              </w:rPr>
               <w:t>8</w:t>
             </w:r>
           </w:p>
@@ -6103,18 +6203,27 @@
           <w:p>
             <w:pPr>
               <w:ind w:left="0"/>
-            </w:pPr>
-            <w:r>
               <w:rPr>
                 <w:rFonts w:hint="eastAsia"/>
               </w:rPr>
-              <w:t>HDFS URL</w:t>
-            </w:r>
+            </w:pPr>
             <w:r>
               <w:rPr>
                 <w:rFonts w:hint="eastAsia"/>
               </w:rPr>
-              <w:t>无效或不为空</w:t>
+              <w:t>不存在</w:t>
+            </w:r>
+            <w:r>
+              <w:rPr>
+                <w:rFonts w:hint="eastAsia"/>
+              </w:rPr>
+              <w:t>SequoiaSQL OLAP</w:t>
+            </w:r>
+            <w:r>
+              <w:rPr>
+                <w:rFonts w:hint="eastAsia"/>
+              </w:rPr>
+              <w:t>安装包</w:t>
             </w:r>
           </w:p>
         </w:tc>
@@ -6125,18 +6234,21 @@
           <w:p>
             <w:pPr>
               <w:ind w:left="0"/>
-            </w:pPr>
-            <w:r>
               <w:rPr>
                 <w:rFonts w:hint="eastAsia"/>
               </w:rPr>
-              <w:t>配置阶段检查，</w:t>
-            </w:r>
+            </w:pPr>
             <w:r>
               <w:rPr>
                 <w:rFonts w:hint="eastAsia"/>
               </w:rPr>
-              <w:t>报错</w:t>
+              <w:t>安装阶段报错</w:t>
+            </w:r>
+            <w:r>
+              <w:rPr>
+                <w:rFonts w:hint="eastAsia"/>
+              </w:rPr>
+              <w:t>，回滚安装</w:t>
             </w:r>
           </w:p>
         </w:tc>
@@ -6150,11 +6262,14 @@
             <w:pPr>
               <w:ind w:left="0"/>
               <w:jc w:val="center"/>
-            </w:pPr>
-            <w:r>
               <w:rPr>
                 <w:rFonts w:hint="eastAsia"/>
               </w:rPr>
+            </w:pPr>
+            <w:r>
+              <w:rPr>
+                <w:rFonts w:hint="eastAsia"/>
+              </w:rPr>
               <w:t>9</w:t>
             </w:r>
           </w:p>
@@ -6166,24 +6281,21 @@
           <w:p>
             <w:pPr>
               <w:ind w:left="0"/>
-            </w:pPr>
-            <w:r>
               <w:rPr>
                 <w:rFonts w:hint="eastAsia"/>
               </w:rPr>
-              <w:t>初始化</w:t>
-            </w:r>
+            </w:pPr>
             <w:r>
               <w:rPr>
                 <w:rFonts w:hint="eastAsia"/>
               </w:rPr>
-              <w:t>master</w:t>
+              <w:t>SequoiaSQL OLAP</w:t>
             </w:r>
             <w:r>
               <w:rPr>
                 <w:rFonts w:hint="eastAsia"/>
               </w:rPr>
-              <w:t>节点失败</w:t>
+              <w:t>安装包安装失败</w:t>
             </w:r>
           </w:p>
         </w:tc>
@@ -6194,24 +6306,21 @@
           <w:p>
             <w:pPr>
               <w:ind w:left="0"/>
-            </w:pPr>
-            <w:r>
               <w:rPr>
                 <w:rFonts w:hint="eastAsia"/>
               </w:rPr>
-              <w:t>安装阶段</w:t>
-            </w:r>
+            </w:pPr>
             <w:r>
               <w:rPr>
                 <w:rFonts w:hint="eastAsia"/>
               </w:rPr>
-              <w:t>报错，回滚</w:t>
+              <w:t>安装阶段报错</w:t>
             </w:r>
             <w:r>
               <w:rPr>
                 <w:rFonts w:hint="eastAsia"/>
               </w:rPr>
-              <w:t>安装</w:t>
+              <w:t>，回滚安装</w:t>
             </w:r>
           </w:p>
         </w:tc>
@@ -6246,41 +6355,41 @@
               <w:rPr>
                 <w:rFonts w:hint="eastAsia"/>
               </w:rPr>
-              <w:t>启动</w:t>
+              <w:t>HDFS URL</w:t>
             </w:r>
             <w:r>
               <w:rPr>
                 <w:rFonts w:hint="eastAsia"/>
               </w:rPr>
-              <w:t>master</w:t>
-            </w:r>
+              <w:t>无效或不为空</w:t>
+            </w:r>
+          </w:p>
+        </w:tc>
+        <w:tc>
+          <w:tcPr>
+            <w:tcW w:w="3311" w:type="dxa"/>
+          </w:tcPr>
+          <w:p>
+            <w:pPr>
+              <w:ind w:left="0"/>
+            </w:pPr>
             <w:r>
               <w:rPr>
                 <w:rFonts w:hint="eastAsia"/>
               </w:rPr>
-              <w:t>节点失败</w:t>
-            </w:r>
-          </w:p>
-        </w:tc>
-        <w:tc>
-          <w:tcPr>
-            <w:tcW w:w="3311" w:type="dxa"/>
-          </w:tcPr>
-          <w:p>
-            <w:pPr>
-              <w:ind w:left="0"/>
-            </w:pPr>
+              <w:t>安装阶段报错</w:t>
+            </w:r>
             <w:r>
               <w:rPr>
                 <w:rFonts w:hint="eastAsia"/>
               </w:rPr>
-              <w:t>安装阶段</w:t>
+              <w:t>，</w:t>
             </w:r>
             <w:r>
               <w:rPr>
                 <w:rFonts w:hint="eastAsia"/>
               </w:rPr>
-              <w:t>报错，回滚安装</w:t>
+              <w:t>回滚安装</w:t>
             </w:r>
           </w:p>
         </w:tc>
@@ -6299,63 +6408,63 @@
               <w:rPr>
                 <w:rFonts w:hint="eastAsia"/>
               </w:rPr>
-              <w:t>1</w:t>
-            </w:r>
+              <w:t>11</w:t>
+            </w:r>
+          </w:p>
+        </w:tc>
+        <w:tc>
+          <w:tcPr>
+            <w:tcW w:w="3969" w:type="dxa"/>
+          </w:tcPr>
+          <w:p>
+            <w:pPr>
+              <w:ind w:left="0"/>
+            </w:pPr>
             <w:r>
               <w:rPr>
                 <w:rFonts w:hint="eastAsia"/>
               </w:rPr>
-              <w:t>1</w:t>
-            </w:r>
-          </w:p>
-        </w:tc>
-        <w:tc>
-          <w:tcPr>
-            <w:tcW w:w="3969" w:type="dxa"/>
-          </w:tcPr>
-          <w:p>
-            <w:pPr>
-              <w:ind w:left="0"/>
-            </w:pPr>
+              <w:t>初始化</w:t>
+            </w:r>
             <w:r>
               <w:rPr>
                 <w:rFonts w:hint="eastAsia"/>
               </w:rPr>
-              <w:t>初始化</w:t>
+              <w:t>master</w:t>
             </w:r>
             <w:r>
               <w:rPr>
                 <w:rFonts w:hint="eastAsia"/>
               </w:rPr>
-              <w:t>standby</w:t>
-            </w:r>
+              <w:t>节点失败</w:t>
+            </w:r>
+          </w:p>
+        </w:tc>
+        <w:tc>
+          <w:tcPr>
+            <w:tcW w:w="3311" w:type="dxa"/>
+          </w:tcPr>
+          <w:p>
+            <w:pPr>
+              <w:ind w:left="0"/>
+            </w:pPr>
             <w:r>
               <w:rPr>
                 <w:rFonts w:hint="eastAsia"/>
               </w:rPr>
-              <w:t>失败</w:t>
-            </w:r>
-          </w:p>
-        </w:tc>
-        <w:tc>
-          <w:tcPr>
-            <w:tcW w:w="3311" w:type="dxa"/>
-          </w:tcPr>
-          <w:p>
-            <w:pPr>
-              <w:ind w:left="0"/>
-            </w:pPr>
+              <w:t>安装阶段</w:t>
+            </w:r>
             <w:r>
               <w:rPr>
                 <w:rFonts w:hint="eastAsia"/>
               </w:rPr>
-              <w:t>安装阶段</w:t>
+              <w:t>报错，回滚</w:t>
             </w:r>
             <w:r>
               <w:rPr>
                 <w:rFonts w:hint="eastAsia"/>
               </w:rPr>
-              <w:t>报错，回滚安装</w:t>
+              <w:t>安装</w:t>
             </w:r>
           </w:p>
         </w:tc>
@@ -6402,13 +6511,13 @@
               <w:rPr>
                 <w:rFonts w:hint="eastAsia"/>
               </w:rPr>
-              <w:t>standby</w:t>
+              <w:t>master</w:t>
             </w:r>
             <w:r>
               <w:rPr>
                 <w:rFonts w:hint="eastAsia"/>
               </w:rPr>
-              <w:t>失败</w:t>
+              <w:t>节点失败</w:t>
             </w:r>
           </w:p>
         </w:tc>
@@ -6477,7 +6586,7 @@
               <w:rPr>
                 <w:rFonts w:hint="eastAsia"/>
               </w:rPr>
-              <w:t>segment</w:t>
+              <w:t>standby</w:t>
             </w:r>
             <w:r>
               <w:rPr>
@@ -6531,6 +6640,156 @@
                 <w:rFonts w:hint="eastAsia"/>
               </w:rPr>
               <w:t>4</w:t>
+            </w:r>
+          </w:p>
+        </w:tc>
+        <w:tc>
+          <w:tcPr>
+            <w:tcW w:w="3969" w:type="dxa"/>
+          </w:tcPr>
+          <w:p>
+            <w:pPr>
+              <w:ind w:left="0"/>
+            </w:pPr>
+            <w:r>
+              <w:rPr>
+                <w:rFonts w:hint="eastAsia"/>
+              </w:rPr>
+              <w:t>启动</w:t>
+            </w:r>
+            <w:r>
+              <w:rPr>
+                <w:rFonts w:hint="eastAsia"/>
+              </w:rPr>
+              <w:t>standby</w:t>
+            </w:r>
+            <w:r>
+              <w:rPr>
+                <w:rFonts w:hint="eastAsia"/>
+              </w:rPr>
+              <w:t>失败</w:t>
+            </w:r>
+          </w:p>
+        </w:tc>
+        <w:tc>
+          <w:tcPr>
+            <w:tcW w:w="3311" w:type="dxa"/>
+          </w:tcPr>
+          <w:p>
+            <w:pPr>
+              <w:ind w:left="0"/>
+            </w:pPr>
+            <w:r>
+              <w:rPr>
+                <w:rFonts w:hint="eastAsia"/>
+              </w:rPr>
+              <w:t>安装阶段</w:t>
+            </w:r>
+            <w:r>
+              <w:rPr>
+                <w:rFonts w:hint="eastAsia"/>
+              </w:rPr>
+              <w:t>报错，回滚安装</w:t>
+            </w:r>
+          </w:p>
+        </w:tc>
+      </w:tr>
+      <w:tr>
+        <w:tc>
+          <w:tcPr>
+            <w:tcW w:w="885" w:type="dxa"/>
+          </w:tcPr>
+          <w:p>
+            <w:pPr>
+              <w:ind w:left="0"/>
+              <w:jc w:val="center"/>
+            </w:pPr>
+            <w:r>
+              <w:rPr>
+                <w:rFonts w:hint="eastAsia"/>
+              </w:rPr>
+              <w:t>1</w:t>
+            </w:r>
+            <w:r>
+              <w:rPr>
+                <w:rFonts w:hint="eastAsia"/>
+              </w:rPr>
+              <w:t>5</w:t>
+            </w:r>
+          </w:p>
+        </w:tc>
+        <w:tc>
+          <w:tcPr>
+            <w:tcW w:w="3969" w:type="dxa"/>
+          </w:tcPr>
+          <w:p>
+            <w:pPr>
+              <w:ind w:left="0"/>
+            </w:pPr>
+            <w:r>
+              <w:rPr>
+                <w:rFonts w:hint="eastAsia"/>
+              </w:rPr>
+              <w:t>初始化</w:t>
+            </w:r>
+            <w:r>
+              <w:rPr>
+                <w:rFonts w:hint="eastAsia"/>
+              </w:rPr>
+              <w:t>segment</w:t>
+            </w:r>
+            <w:r>
+              <w:rPr>
+                <w:rFonts w:hint="eastAsia"/>
+              </w:rPr>
+              <w:t>失败</w:t>
+            </w:r>
+          </w:p>
+        </w:tc>
+        <w:tc>
+          <w:tcPr>
+            <w:tcW w:w="3311" w:type="dxa"/>
+          </w:tcPr>
+          <w:p>
+            <w:pPr>
+              <w:ind w:left="0"/>
+            </w:pPr>
+            <w:r>
+              <w:rPr>
+                <w:rFonts w:hint="eastAsia"/>
+              </w:rPr>
+              <w:t>安装阶段</w:t>
+            </w:r>
+            <w:r>
+              <w:rPr>
+                <w:rFonts w:hint="eastAsia"/>
+              </w:rPr>
+              <w:t>报错，回滚安装</w:t>
+            </w:r>
+          </w:p>
+        </w:tc>
+      </w:tr>
+      <w:tr>
+        <w:tc>
+          <w:tcPr>
+            <w:tcW w:w="885" w:type="dxa"/>
+          </w:tcPr>
+          <w:p>
+            <w:pPr>
+              <w:ind w:left="0"/>
+              <w:jc w:val="center"/>
+            </w:pPr>
+            <w:r>
+              <w:rPr>
+                <w:rFonts w:hint="eastAsia"/>
+              </w:rPr>
+              <w:t>1</w:t>
+            </w:r>
+            <w:r>
+              <w:rPr>
+                <w:rFonts w:hint="eastAsia"/>
+              </w:rPr>
+              <w:t>6</w:t>
             </w:r>
           </w:p>
         </w:tc>
@@ -6682,6 +6941,7 @@
         <w:rPr>
           <w:rFonts w:hint="eastAsia"/>
         </w:rPr>
+        <w:lastRenderedPageBreak/>
         <w:t>涉及的</w:t>
       </w:r>
       <w:r>
@@ -7762,14 +8022,126 @@
               <w:ind w:left="0"/>
               <w:jc w:val="center"/>
               <w:rPr>
+                <w:rFonts w:asciiTheme="minorEastAsia" w:hAnsiTheme="minorEastAsia"/>
+              </w:rPr>
+            </w:pPr>
+            <w:r>
+              <w:rPr>
                 <w:rFonts w:asciiTheme="minorEastAsia" w:hAnsiTheme="minorEastAsia" w:hint="eastAsia"/>
               </w:rPr>
+              <w:t>2</w:t>
+            </w:r>
+          </w:p>
+        </w:tc>
+        <w:tc>
+          <w:tcPr>
+            <w:tcW w:w="2552" w:type="dxa"/>
+          </w:tcPr>
+          <w:p>
+            <w:pPr>
+              <w:ind w:left="0"/>
+              <w:rPr>
+                <w:rFonts w:asciiTheme="minorEastAsia" w:hAnsiTheme="minorEastAsia"/>
+              </w:rPr>
             </w:pPr>
             <w:r>
               <w:rPr>
                 <w:rFonts w:asciiTheme="minorEastAsia" w:hAnsiTheme="minorEastAsia" w:hint="eastAsia"/>
               </w:rPr>
-              <w:t>2</w:t>
+              <w:t>HDFS</w:t>
+            </w:r>
+            <w:r>
+              <w:rPr>
+                <w:rFonts w:asciiTheme="minorEastAsia" w:hAnsiTheme="minorEastAsia" w:hint="eastAsia"/>
+              </w:rPr>
+              <w:t>以</w:t>
+            </w:r>
+            <w:r>
+              <w:rPr>
+                <w:rFonts w:asciiTheme="minorEastAsia" w:hAnsiTheme="minorEastAsia" w:hint="eastAsia"/>
+              </w:rPr>
+              <w:t>HA</w:t>
+            </w:r>
+            <w:r>
+              <w:rPr>
+                <w:rFonts w:asciiTheme="minorEastAsia" w:hAnsiTheme="minorEastAsia" w:hint="eastAsia"/>
+              </w:rPr>
+              <w:t>方式部署</w:t>
+            </w:r>
+            <w:r>
+              <w:rPr>
+                <w:rFonts w:asciiTheme="minorEastAsia" w:hAnsiTheme="minorEastAsia" w:hint="eastAsia"/>
+              </w:rPr>
+              <w:t>时，</w:t>
+            </w:r>
+            <w:r>
+              <w:rPr>
+                <w:rFonts w:asciiTheme="minorEastAsia" w:hAnsiTheme="minorEastAsia" w:hint="eastAsia"/>
+              </w:rPr>
+              <w:lastRenderedPageBreak/>
+              <w:t>需要配置hdfs-client.xml</w:t>
+            </w:r>
+          </w:p>
+        </w:tc>
+        <w:tc>
+          <w:tcPr>
+            <w:tcW w:w="4728" w:type="dxa"/>
+          </w:tcPr>
+          <w:p>
+            <w:pPr>
+              <w:ind w:left="0"/>
+              <w:rPr>
+                <w:rFonts w:asciiTheme="minorEastAsia" w:hAnsiTheme="minorEastAsia"/>
+              </w:rPr>
+            </w:pPr>
+            <w:r>
+              <w:rPr>
+                <w:rFonts w:asciiTheme="minorEastAsia" w:hAnsiTheme="minorEastAsia" w:hint="eastAsia"/>
+              </w:rPr>
+              <w:lastRenderedPageBreak/>
+              <w:t>HDFS以HA方式部署时</w:t>
+            </w:r>
+            <w:r>
+              <w:rPr>
+                <w:rFonts w:asciiTheme="minorEastAsia" w:hAnsiTheme="minorEastAsia" w:hint="eastAsia"/>
+              </w:rPr>
+              <w:t>，</w:t>
+            </w:r>
+            <w:r>
+              <w:rPr>
+                <w:rFonts w:asciiTheme="minorEastAsia" w:hAnsiTheme="minorEastAsia" w:hint="eastAsia"/>
+              </w:rPr>
+              <w:t>其URL不能直接使用</w:t>
+            </w:r>
+            <w:r>
+              <w:rPr>
+                <w:rFonts w:asciiTheme="minorEastAsia" w:hAnsiTheme="minorEastAsia" w:hint="eastAsia"/>
+              </w:rPr>
+              <w:lastRenderedPageBreak/>
+              <w:t>（hostname：port）的形式，需要通过hdfs-client.xml配置名称</w:t>
+            </w:r>
+          </w:p>
+        </w:tc>
+      </w:tr>
+      <w:tr>
+        <w:tc>
+          <w:tcPr>
+            <w:tcW w:w="885" w:type="dxa"/>
+          </w:tcPr>
+          <w:p>
+            <w:pPr>
+              <w:ind w:left="0"/>
+              <w:jc w:val="center"/>
+              <w:rPr>
+                <w:rFonts w:asciiTheme="minorEastAsia" w:hAnsiTheme="minorEastAsia" w:hint="eastAsia"/>
+              </w:rPr>
+            </w:pPr>
+            <w:r>
+              <w:rPr>
+                <w:rFonts w:asciiTheme="minorEastAsia" w:hAnsiTheme="minorEastAsia" w:hint="eastAsia"/>
+              </w:rPr>
+              <w:lastRenderedPageBreak/>
+              <w:t>3</w:t>
             </w:r>
           </w:p>
         </w:tc>
@@ -7788,62 +8160,38 @@
               <w:rPr>
                 <w:rFonts w:asciiTheme="minorEastAsia" w:hAnsiTheme="minorEastAsia" w:hint="eastAsia"/>
               </w:rPr>
-              <w:t>HDFS</w:t>
+              <w:t>安装</w:t>
             </w:r>
             <w:r>
               <w:rPr>
                 <w:rFonts w:asciiTheme="minorEastAsia" w:hAnsiTheme="minorEastAsia" w:hint="eastAsia"/>
               </w:rPr>
-              <w:t>以</w:t>
-            </w:r>
-            <w:r>
+              <w:t>出错原因</w:t>
+            </w:r>
+          </w:p>
+        </w:tc>
+        <w:tc>
+          <w:tcPr>
+            <w:tcW w:w="4728" w:type="dxa"/>
+          </w:tcPr>
+          <w:p>
+            <w:pPr>
+              <w:ind w:left="0"/>
               <w:rPr>
                 <w:rFonts w:asciiTheme="minorEastAsia" w:hAnsiTheme="minorEastAsia" w:hint="eastAsia"/>
               </w:rPr>
-              <w:t>HA</w:t>
-            </w:r>
+            </w:pPr>
             <w:r>
               <w:rPr>
                 <w:rFonts w:asciiTheme="minorEastAsia" w:hAnsiTheme="minorEastAsia" w:hint="eastAsia"/>
               </w:rPr>
-              <w:t>方式部署</w:t>
+              <w:t>把</w:t>
             </w:r>
             <w:r>
               <w:rPr>
                 <w:rFonts w:asciiTheme="minorEastAsia" w:hAnsiTheme="minorEastAsia" w:hint="eastAsia"/>
               </w:rPr>
-              <w:t>时，需要配置hdfs-client.xml</w:t>
-            </w:r>
-          </w:p>
-        </w:tc>
-        <w:tc>
-          <w:tcPr>
-            <w:tcW w:w="4728" w:type="dxa"/>
-          </w:tcPr>
-          <w:p>
-            <w:pPr>
-              <w:ind w:left="0"/>
-              <w:rPr>
-                <w:rFonts w:asciiTheme="minorEastAsia" w:hAnsiTheme="minorEastAsia" w:hint="eastAsia"/>
-              </w:rPr>
-            </w:pPr>
-            <w:r>
-              <w:rPr>
-                <w:rFonts w:asciiTheme="minorEastAsia" w:hAnsiTheme="minorEastAsia" w:hint="eastAsia"/>
-              </w:rPr>
-              <w:t>HDFS以HA方式部署时</w:t>
-            </w:r>
-            <w:r>
-              <w:rPr>
-                <w:rFonts w:asciiTheme="minorEastAsia" w:hAnsiTheme="minorEastAsia" w:hint="eastAsia"/>
-              </w:rPr>
-              <w:t>，</w:t>
-            </w:r>
-            <w:r>
-              <w:rPr>
-                <w:rFonts w:asciiTheme="minorEastAsia" w:hAnsiTheme="minorEastAsia" w:hint="eastAsia"/>
-              </w:rPr>
-              <w:t>其URL不能直接使用（hostname：port）的形式，需要通过hdfs-client.xml配置名称。</w:t>
+              <w:t>安装过程中的具体错误信息反馈到前端页面</w:t>
             </w:r>
           </w:p>
         </w:tc>
@@ -7867,7 +8215,6 @@
         <w:rPr>
           <w:rFonts w:asciiTheme="minorEastAsia" w:eastAsiaTheme="minorEastAsia" w:hAnsiTheme="minorEastAsia" w:hint="eastAsia"/>
         </w:rPr>
-        <w:lastRenderedPageBreak/>
         <w:t>验收</w:t>
       </w:r>
       <w:r>

--- a/internal_doc/03.开发设计/OM/Story_通过OM安装部署SequoiaSQL_OLAP.docx
+++ b/internal_doc/03.开发设计/OM/Story_通过OM安装部署SequoiaSQL_OLAP.docx
@@ -300,6 +300,7 @@
           <w:rFonts w:asciiTheme="minorEastAsia" w:hAnsiTheme="minorEastAsia"/>
         </w:rPr>
       </w:pPr>
+      <w:commentRangeStart w:id="0"/>
       <w:r>
         <w:rPr>
           <w:rFonts w:asciiTheme="minorEastAsia" w:hAnsiTheme="minorEastAsia" w:hint="eastAsia"/>
@@ -311,6 +312,13 @@
           <w:rFonts w:asciiTheme="minorEastAsia" w:hAnsiTheme="minorEastAsia" w:hint="eastAsia"/>
         </w:rPr>
         <w:t>。</w:t>
+      </w:r>
+      <w:commentRangeEnd w:id="0"/>
+      <w:r>
+        <w:rPr>
+          <w:rStyle w:val="CommentReference"/>
+        </w:rPr>
+        <w:commentReference w:id="0"/>
       </w:r>
     </w:p>
     <w:p>
@@ -568,11 +576,25 @@
           <w:rFonts w:asciiTheme="minorEastAsia" w:hAnsiTheme="minorEastAsia"/>
         </w:rPr>
       </w:pPr>
-      <w:r>
-        <w:rPr>
-          <w:rFonts w:asciiTheme="minorEastAsia" w:hAnsiTheme="minorEastAsia" w:hint="eastAsia"/>
-        </w:rPr>
-        <w:t>主机间配置信任关系，用于SSH免密码登陆；</w:t>
+      <w:commentRangeStart w:id="1"/>
+      <w:r>
+        <w:rPr>
+          <w:rFonts w:asciiTheme="minorEastAsia" w:hAnsiTheme="minorEastAsia" w:hint="eastAsia"/>
+        </w:rPr>
+        <w:t>主机间配置信任关系</w:t>
+      </w:r>
+      <w:commentRangeEnd w:id="1"/>
+      <w:r>
+        <w:rPr>
+          <w:rStyle w:val="CommentReference"/>
+        </w:rPr>
+        <w:commentReference w:id="1"/>
+      </w:r>
+      <w:r>
+        <w:rPr>
+          <w:rFonts w:asciiTheme="minorEastAsia" w:hAnsiTheme="minorEastAsia" w:hint="eastAsia"/>
+        </w:rPr>
+        <w:t>，用于SSH免密码登陆；</w:t>
       </w:r>
     </w:p>
     <w:p>
@@ -952,9 +974,9 @@
             <o:lock v:ext="edit" aspectratio="t"/>
           </v:shapetype>
           <v:shape id="_x0000_i1025" type="#_x0000_t75" style="width:329.35pt;height:166.05pt" o:ole="">
-            <v:imagedata r:id="rId7" o:title=""/>
+            <v:imagedata r:id="rId8" o:title=""/>
           </v:shape>
-          <o:OLEObject Type="Embed" ProgID="Visio.Drawing.11" ShapeID="_x0000_i1025" DrawAspect="Content" ObjectID="_1520151067" r:id="rId8"/>
+          <o:OLEObject Type="Embed" ProgID="Visio.Drawing.11" ShapeID="_x0000_i1025" DrawAspect="Content" ObjectID="_1520254123" r:id="rId9"/>
         </w:object>
       </w:r>
     </w:p>
@@ -999,9 +1021,9 @@
       <w:r>
         <w:object w:dxaOrig="8696" w:dyaOrig="4015">
           <v:shape id="_x0000_i1026" type="#_x0000_t75" style="width:415.35pt;height:191.8pt" o:ole="">
-            <v:imagedata r:id="rId9" o:title=""/>
+            <v:imagedata r:id="rId10" o:title=""/>
           </v:shape>
-          <o:OLEObject Type="Embed" ProgID="Visio.Drawing.11" ShapeID="_x0000_i1026" DrawAspect="Content" ObjectID="_1520151068" r:id="rId10"/>
+          <o:OLEObject Type="Embed" ProgID="Visio.Drawing.11" ShapeID="_x0000_i1026" DrawAspect="Content" ObjectID="_1520254124" r:id="rId11"/>
         </w:object>
       </w:r>
     </w:p>
@@ -1106,7 +1128,7 @@
                     </pic:cNvPicPr>
                   </pic:nvPicPr>
                   <pic:blipFill>
-                    <a:blip r:embed="rId11"/>
+                    <a:blip r:embed="rId12"/>
                     <a:srcRect/>
                     <a:stretch>
                       <a:fillRect/>
@@ -1287,12 +1309,20 @@
         </w:rPr>
         <w:t>2）</w:t>
       </w:r>
+      <w:commentRangeStart w:id="2"/>
       <w:r>
         <w:rPr>
           <w:rFonts w:asciiTheme="minorEastAsia" w:hAnsiTheme="minorEastAsia" w:hint="eastAsia"/>
           <w:b/>
         </w:rPr>
         <w:t>获取business模板配置</w:t>
+      </w:r>
+      <w:commentRangeEnd w:id="2"/>
+      <w:r>
+        <w:rPr>
+          <w:rStyle w:val="CommentReference"/>
+        </w:rPr>
+        <w:commentReference w:id="2"/>
       </w:r>
       <w:r>
         <w:rPr>
@@ -1602,11 +1632,19 @@
                 <w:rFonts w:asciiTheme="minorEastAsia" w:hAnsiTheme="minorEastAsia"/>
               </w:rPr>
             </w:pPr>
+            <w:commentRangeStart w:id="3"/>
             <w:r>
               <w:rPr>
                 <w:rFonts w:asciiTheme="minorEastAsia" w:hAnsiTheme="minorEastAsia" w:hint="eastAsia"/>
               </w:rPr>
               <w:t>3</w:t>
+            </w:r>
+            <w:commentRangeEnd w:id="3"/>
+            <w:r>
+              <w:rPr>
+                <w:rStyle w:val="CommentReference"/>
+              </w:rPr>
+              <w:commentReference w:id="3"/>
             </w:r>
           </w:p>
         </w:tc>
@@ -2162,15 +2200,15 @@
         <w:tblLook w:val="04A0"/>
       </w:tblPr>
       <w:tblGrid>
-        <w:gridCol w:w="1419"/>
-        <w:gridCol w:w="1455"/>
-        <w:gridCol w:w="579"/>
+        <w:gridCol w:w="1413"/>
+        <w:gridCol w:w="1413"/>
+        <w:gridCol w:w="658"/>
         <w:gridCol w:w="2555"/>
         <w:gridCol w:w="941"/>
         <w:gridCol w:w="851"/>
         <w:gridCol w:w="579"/>
-        <w:gridCol w:w="1201"/>
-        <w:gridCol w:w="769"/>
+        <w:gridCol w:w="1177"/>
+        <w:gridCol w:w="762"/>
       </w:tblGrid>
       <w:tr>
         <w:tc>
@@ -3940,11 +3978,27 @@
             </w:pPr>
             <w:r>
               <w:rPr>
-                <w:rFonts w:ascii="Times New Roman" w:hAnsi="Times New Roman" w:cs="Times New Roman"/>
-                <w:sz w:val="15"/>
-                <w:szCs w:val="15"/>
-              </w:rPr>
-              <w:t>string</w:t>
+                <w:rFonts w:ascii="Times New Roman" w:hAnsi="Times New Roman" w:cs="Times New Roman" w:hint="eastAsia"/>
+                <w:sz w:val="15"/>
+                <w:szCs w:val="15"/>
+              </w:rPr>
+              <w:t>s</w:t>
+            </w:r>
+            <w:r>
+              <w:rPr>
+                <w:rFonts w:ascii="Times New Roman" w:hAnsi="Times New Roman" w:cs="Times New Roman"/>
+                <w:sz w:val="15"/>
+                <w:szCs w:val="15"/>
+              </w:rPr>
+              <w:t>tring</w:t>
+            </w:r>
+            <w:r>
+              <w:rPr>
+                <w:rFonts w:ascii="Times New Roman" w:hAnsi="Times New Roman" w:cs="Times New Roman" w:hint="eastAsia"/>
+                <w:sz w:val="15"/>
+                <w:szCs w:val="15"/>
+              </w:rPr>
+              <w:t>[]</w:t>
             </w:r>
           </w:p>
         </w:tc>
@@ -5464,11 +5518,19 @@
         </w:rPr>
         <w:t>部署</w:t>
       </w:r>
+      <w:commentRangeStart w:id="4"/>
       <w:r>
         <w:rPr>
           <w:rFonts w:asciiTheme="minorEastAsia" w:hAnsiTheme="minorEastAsia" w:hint="eastAsia"/>
         </w:rPr>
         <w:t>任务</w:t>
+      </w:r>
+      <w:commentRangeEnd w:id="4"/>
+      <w:r>
+        <w:rPr>
+          <w:rStyle w:val="CommentReference"/>
+        </w:rPr>
+        <w:commentReference w:id="4"/>
       </w:r>
       <w:r>
         <w:rPr>
@@ -5541,7 +5603,7 @@
         </w:numPr>
         <w:ind w:firstLineChars="0"/>
         <w:rPr>
-          <w:rFonts w:asciiTheme="minorEastAsia" w:hAnsiTheme="minorEastAsia" w:hint="eastAsia"/>
+          <w:rFonts w:asciiTheme="minorEastAsia" w:hAnsiTheme="minorEastAsia"/>
         </w:rPr>
       </w:pPr>
       <w:r>
@@ -6184,45 +6246,39 @@
             <w:pPr>
               <w:ind w:left="0"/>
               <w:jc w:val="center"/>
+            </w:pPr>
+            <w:r>
               <w:rPr>
                 <w:rFonts w:hint="eastAsia"/>
               </w:rPr>
+              <w:t>8</w:t>
+            </w:r>
+          </w:p>
+        </w:tc>
+        <w:tc>
+          <w:tcPr>
+            <w:tcW w:w="3969" w:type="dxa"/>
+          </w:tcPr>
+          <w:p>
+            <w:pPr>
+              <w:ind w:left="0"/>
             </w:pPr>
             <w:r>
               <w:rPr>
                 <w:rFonts w:hint="eastAsia"/>
               </w:rPr>
-              <w:t>8</w:t>
-            </w:r>
-          </w:p>
-        </w:tc>
-        <w:tc>
-          <w:tcPr>
-            <w:tcW w:w="3969" w:type="dxa"/>
-          </w:tcPr>
-          <w:p>
-            <w:pPr>
-              <w:ind w:left="0"/>
+              <w:t>不存在</w:t>
+            </w:r>
+            <w:r>
               <w:rPr>
                 <w:rFonts w:hint="eastAsia"/>
               </w:rPr>
-            </w:pPr>
+              <w:t>SequoiaSQL OLAP</w:t>
+            </w:r>
             <w:r>
               <w:rPr>
                 <w:rFonts w:hint="eastAsia"/>
               </w:rPr>
-              <w:t>不存在</w:t>
-            </w:r>
-            <w:r>
-              <w:rPr>
-                <w:rFonts w:hint="eastAsia"/>
-              </w:rPr>
-              <w:t>SequoiaSQL OLAP</w:t>
-            </w:r>
-            <w:r>
-              <w:rPr>
-                <w:rFonts w:hint="eastAsia"/>
-              </w:rPr>
               <w:t>安装包</w:t>
             </w:r>
           </w:p>
@@ -6234,9 +6290,6 @@
           <w:p>
             <w:pPr>
               <w:ind w:left="0"/>
-              <w:rPr>
-                <w:rFonts w:hint="eastAsia"/>
-              </w:rPr>
             </w:pPr>
             <w:r>
               <w:rPr>
@@ -6262,39 +6315,33 @@
             <w:pPr>
               <w:ind w:left="0"/>
               <w:jc w:val="center"/>
+            </w:pPr>
+            <w:r>
               <w:rPr>
                 <w:rFonts w:hint="eastAsia"/>
               </w:rPr>
+              <w:t>9</w:t>
+            </w:r>
+          </w:p>
+        </w:tc>
+        <w:tc>
+          <w:tcPr>
+            <w:tcW w:w="3969" w:type="dxa"/>
+          </w:tcPr>
+          <w:p>
+            <w:pPr>
+              <w:ind w:left="0"/>
             </w:pPr>
             <w:r>
               <w:rPr>
                 <w:rFonts w:hint="eastAsia"/>
               </w:rPr>
-              <w:t>9</w:t>
-            </w:r>
-          </w:p>
-        </w:tc>
-        <w:tc>
-          <w:tcPr>
-            <w:tcW w:w="3969" w:type="dxa"/>
-          </w:tcPr>
-          <w:p>
-            <w:pPr>
-              <w:ind w:left="0"/>
+              <w:t>SequoiaSQL OLAP</w:t>
+            </w:r>
+            <w:r>
               <w:rPr>
                 <w:rFonts w:hint="eastAsia"/>
               </w:rPr>
-            </w:pPr>
-            <w:r>
-              <w:rPr>
-                <w:rFonts w:hint="eastAsia"/>
-              </w:rPr>
-              <w:t>SequoiaSQL OLAP</w:t>
-            </w:r>
-            <w:r>
-              <w:rPr>
-                <w:rFonts w:hint="eastAsia"/>
-              </w:rPr>
               <w:t>安装包安装失败</w:t>
             </w:r>
           </w:p>
@@ -6306,9 +6353,6 @@
           <w:p>
             <w:pPr>
               <w:ind w:left="0"/>
-              <w:rPr>
-                <w:rFonts w:hint="eastAsia"/>
-              </w:rPr>
             </w:pPr>
             <w:r>
               <w:rPr>
@@ -6904,7 +6948,7 @@
                     </pic:cNvPicPr>
                   </pic:nvPicPr>
                   <pic:blipFill>
-                    <a:blip r:embed="rId12"/>
+                    <a:blip r:embed="rId13"/>
                     <a:srcRect/>
                     <a:stretch>
                       <a:fillRect/>
@@ -8133,7 +8177,7 @@
               <w:ind w:left="0"/>
               <w:jc w:val="center"/>
               <w:rPr>
-                <w:rFonts w:asciiTheme="minorEastAsia" w:hAnsiTheme="minorEastAsia" w:hint="eastAsia"/>
+                <w:rFonts w:asciiTheme="minorEastAsia" w:hAnsiTheme="minorEastAsia"/>
               </w:rPr>
             </w:pPr>
             <w:r>
@@ -8153,20 +8197,86 @@
             <w:pPr>
               <w:ind w:left="0"/>
               <w:rPr>
+                <w:rFonts w:asciiTheme="minorEastAsia" w:hAnsiTheme="minorEastAsia"/>
+              </w:rPr>
+            </w:pPr>
+            <w:r>
+              <w:rPr>
                 <w:rFonts w:asciiTheme="minorEastAsia" w:hAnsiTheme="minorEastAsia" w:hint="eastAsia"/>
               </w:rPr>
-            </w:pPr>
+              <w:t>安装</w:t>
+            </w:r>
             <w:r>
               <w:rPr>
                 <w:rFonts w:asciiTheme="minorEastAsia" w:hAnsiTheme="minorEastAsia" w:hint="eastAsia"/>
               </w:rPr>
-              <w:t>安装</w:t>
-            </w:r>
+              <w:t>出错原因</w:t>
+            </w:r>
+          </w:p>
+        </w:tc>
+        <w:tc>
+          <w:tcPr>
+            <w:tcW w:w="4728" w:type="dxa"/>
+          </w:tcPr>
+          <w:p>
+            <w:pPr>
+              <w:ind w:left="0"/>
+              <w:rPr>
+                <w:rFonts w:asciiTheme="minorEastAsia" w:hAnsiTheme="minorEastAsia"/>
+              </w:rPr>
+            </w:pPr>
             <w:r>
               <w:rPr>
                 <w:rFonts w:asciiTheme="minorEastAsia" w:hAnsiTheme="minorEastAsia" w:hint="eastAsia"/>
               </w:rPr>
-              <w:t>出错原因</w:t>
+              <w:t>把</w:t>
+            </w:r>
+            <w:r>
+              <w:rPr>
+                <w:rFonts w:asciiTheme="minorEastAsia" w:hAnsiTheme="minorEastAsia" w:hint="eastAsia"/>
+              </w:rPr>
+              <w:t>安装过程中的具体错误信息反馈到前端页面</w:t>
+            </w:r>
+          </w:p>
+        </w:tc>
+      </w:tr>
+      <w:tr>
+        <w:tc>
+          <w:tcPr>
+            <w:tcW w:w="885" w:type="dxa"/>
+          </w:tcPr>
+          <w:p>
+            <w:pPr>
+              <w:ind w:left="0"/>
+              <w:jc w:val="center"/>
+              <w:rPr>
+                <w:rFonts w:asciiTheme="minorEastAsia" w:hAnsiTheme="minorEastAsia" w:hint="eastAsia"/>
+              </w:rPr>
+            </w:pPr>
+            <w:r>
+              <w:rPr>
+                <w:rFonts w:asciiTheme="minorEastAsia" w:hAnsiTheme="minorEastAsia" w:hint="eastAsia"/>
+              </w:rPr>
+              <w:t>4</w:t>
+            </w:r>
+          </w:p>
+        </w:tc>
+        <w:tc>
+          <w:tcPr>
+            <w:tcW w:w="2552" w:type="dxa"/>
+          </w:tcPr>
+          <w:p>
+            <w:pPr>
+              <w:ind w:left="0"/>
+              <w:rPr>
+                <w:rFonts w:asciiTheme="minorEastAsia" w:hAnsiTheme="minorEastAsia" w:hint="eastAsia"/>
+              </w:rPr>
+            </w:pPr>
+            <w:r>
+              <w:rPr>
+                <w:rFonts w:asciiTheme="minorEastAsia" w:hAnsiTheme="minorEastAsia" w:hint="eastAsia"/>
+              </w:rPr>
+              <w:t>添加删除节点？</w:t>
             </w:r>
           </w:p>
         </w:tc>
@@ -8181,18 +8291,6 @@
                 <w:rFonts w:asciiTheme="minorEastAsia" w:hAnsiTheme="minorEastAsia" w:hint="eastAsia"/>
               </w:rPr>
             </w:pPr>
-            <w:r>
-              <w:rPr>
-                <w:rFonts w:asciiTheme="minorEastAsia" w:hAnsiTheme="minorEastAsia" w:hint="eastAsia"/>
-              </w:rPr>
-              <w:t>把</w:t>
-            </w:r>
-            <w:r>
-              <w:rPr>
-                <w:rFonts w:asciiTheme="minorEastAsia" w:hAnsiTheme="minorEastAsia" w:hint="eastAsia"/>
-              </w:rPr>
-              <w:t>安装过程中的具体错误信息反馈到前端页面</w:t>
-            </w:r>
           </w:p>
         </w:tc>
       </w:tr>
@@ -9023,6 +9121,136 @@
     </w:sectPr>
   </w:body>
 </w:document>
+</file>
+
+<file path=word/comments.xml><?xml version="1.0" encoding="utf-8"?>
+<w:comments xmlns:ve="http://schemas.openxmlformats.org/markup-compatibility/2006" xmlns:o="urn:schemas-microsoft-com:office:office" xmlns:r="http://schemas.openxmlformats.org/officeDocument/2006/relationships" xmlns:m="http://schemas.openxmlformats.org/officeDocument/2006/math" xmlns:v="urn:schemas-microsoft-com:vml" xmlns:wp="http://schemas.openxmlformats.org/drawingml/2006/wordprocessingDrawing" xmlns:w10="urn:schemas-microsoft-com:office:word" xmlns:w="http://schemas.openxmlformats.org/wordprocessingml/2006/main" xmlns:wne="http://schemas.microsoft.com/office/word/2006/wordml">
+  <w:comment w:id="0" w:author="liweichao" w:date="2016-03-23T14:09:00Z" w:initials="l">
+    <w:p>
+      <w:pPr>
+        <w:pStyle w:val="CommentText"/>
+      </w:pPr>
+      <w:r>
+        <w:rPr>
+          <w:rStyle w:val="CommentReference"/>
+        </w:rPr>
+        <w:annotationRef/>
+      </w:r>
+      <w:r>
+        <w:rPr>
+          <w:rFonts w:hint="eastAsia"/>
+        </w:rPr>
+        <w:t>REST</w:t>
+      </w:r>
+      <w:r>
+        <w:rPr>
+          <w:rFonts w:hint="eastAsia"/>
+        </w:rPr>
+        <w:t>命令</w:t>
+      </w:r>
+    </w:p>
+  </w:comment>
+  <w:comment w:id="1" w:author="liweichao" w:date="2016-03-23T14:23:00Z" w:initials="l">
+    <w:p>
+      <w:pPr>
+        <w:pStyle w:val="CommentText"/>
+      </w:pPr>
+      <w:r>
+        <w:rPr>
+          <w:rStyle w:val="CommentReference"/>
+        </w:rPr>
+        <w:annotationRef/>
+      </w:r>
+      <w:r>
+        <w:rPr>
+          <w:rFonts w:hint="eastAsia"/>
+        </w:rPr>
+        <w:t>在</w:t>
+      </w:r>
+      <w:r>
+        <w:rPr>
+          <w:rFonts w:hint="eastAsia"/>
+        </w:rPr>
+        <w:t>OM</w:t>
+      </w:r>
+      <w:r>
+        <w:rPr>
+          <w:rFonts w:hint="eastAsia"/>
+        </w:rPr>
+        <w:t>添加主机时配置信任关系</w:t>
+      </w:r>
+    </w:p>
+  </w:comment>
+  <w:comment w:id="2" w:author="liweichao" w:date="2016-03-23T14:49:00Z" w:initials="l">
+    <w:p>
+      <w:pPr>
+        <w:pStyle w:val="CommentText"/>
+      </w:pPr>
+      <w:r>
+        <w:rPr>
+          <w:rStyle w:val="CommentReference"/>
+        </w:rPr>
+        <w:annotationRef/>
+      </w:r>
+      <w:r>
+        <w:rPr>
+          <w:rFonts w:hint="eastAsia"/>
+        </w:rPr>
+        <w:t>增加业务预览命令</w:t>
+      </w:r>
+    </w:p>
+  </w:comment>
+  <w:comment w:id="3" w:author="liweichao" w:date="2016-03-23T14:38:00Z" w:initials="l">
+    <w:p>
+      <w:pPr>
+        <w:pStyle w:val="CommentText"/>
+      </w:pPr>
+      <w:r>
+        <w:rPr>
+          <w:rStyle w:val="CommentReference"/>
+        </w:rPr>
+        <w:annotationRef/>
+      </w:r>
+      <w:r>
+        <w:rPr>
+          <w:rFonts w:hint="eastAsia"/>
+        </w:rPr>
+        <w:t>根据主机数调整，默认为</w:t>
+      </w:r>
+      <w:r>
+        <w:rPr>
+          <w:rFonts w:hint="eastAsia"/>
+        </w:rPr>
+        <w:t>3</w:t>
+      </w:r>
+    </w:p>
+  </w:comment>
+  <w:comment w:id="4" w:author="liweichao" w:date="2016-03-23T15:23:00Z" w:initials="l">
+    <w:p>
+      <w:pPr>
+        <w:pStyle w:val="CommentText"/>
+      </w:pPr>
+      <w:r>
+        <w:rPr>
+          <w:rStyle w:val="CommentReference"/>
+        </w:rPr>
+        <w:annotationRef/>
+      </w:r>
+      <w:r>
+        <w:rPr>
+          <w:rFonts w:hint="eastAsia"/>
+        </w:rPr>
+        <w:t>Task</w:t>
+      </w:r>
+      <w:r>
+        <w:rPr>
+          <w:rFonts w:hint="eastAsia"/>
+        </w:rPr>
+        <w:t>的信息</w:t>
+      </w:r>
+    </w:p>
+  </w:comment>
+</w:comments>
 </file>
 
 <file path=word/endnotes.xml><?xml version="1.0" encoding="utf-8"?>

--- a/internal_doc/03.开发设计/OM/Story_通过OM安装部署SequoiaSQL_OLAP.docx
+++ b/internal_doc/03.开发设计/OM/Story_通过OM安装部署SequoiaSQL_OLAP.docx
@@ -300,7 +300,6 @@
           <w:rFonts w:asciiTheme="minorEastAsia" w:hAnsiTheme="minorEastAsia"/>
         </w:rPr>
       </w:pPr>
-      <w:commentRangeStart w:id="0"/>
       <w:r>
         <w:rPr>
           <w:rFonts w:asciiTheme="minorEastAsia" w:hAnsiTheme="minorEastAsia" w:hint="eastAsia"/>
@@ -312,13 +311,6 @@
           <w:rFonts w:asciiTheme="minorEastAsia" w:hAnsiTheme="minorEastAsia" w:hint="eastAsia"/>
         </w:rPr>
         <w:t>。</w:t>
-      </w:r>
-      <w:commentRangeEnd w:id="0"/>
-      <w:r>
-        <w:rPr>
-          <w:rStyle w:val="CommentReference"/>
-        </w:rPr>
-        <w:commentReference w:id="0"/>
       </w:r>
     </w:p>
     <w:p>
@@ -576,25 +568,11 @@
           <w:rFonts w:asciiTheme="minorEastAsia" w:hAnsiTheme="minorEastAsia"/>
         </w:rPr>
       </w:pPr>
-      <w:commentRangeStart w:id="1"/>
-      <w:r>
-        <w:rPr>
-          <w:rFonts w:asciiTheme="minorEastAsia" w:hAnsiTheme="minorEastAsia" w:hint="eastAsia"/>
-        </w:rPr>
-        <w:t>主机间配置信任关系</w:t>
-      </w:r>
-      <w:commentRangeEnd w:id="1"/>
-      <w:r>
-        <w:rPr>
-          <w:rStyle w:val="CommentReference"/>
-        </w:rPr>
-        <w:commentReference w:id="1"/>
-      </w:r>
-      <w:r>
-        <w:rPr>
-          <w:rFonts w:asciiTheme="minorEastAsia" w:hAnsiTheme="minorEastAsia" w:hint="eastAsia"/>
-        </w:rPr>
-        <w:t>，用于SSH免密码登陆；</w:t>
+      <w:r>
+        <w:rPr>
+          <w:rFonts w:asciiTheme="minorEastAsia" w:hAnsiTheme="minorEastAsia" w:hint="eastAsia"/>
+        </w:rPr>
+        <w:t>在各主机上安装SequoiaSQL OLAP；</w:t>
       </w:r>
     </w:p>
     <w:p>
@@ -606,14 +584,20 @@
         </w:numPr>
         <w:ind w:firstLineChars="0"/>
         <w:rPr>
-          <w:rFonts w:asciiTheme="minorEastAsia" w:hAnsiTheme="minorEastAsia"/>
-        </w:rPr>
-      </w:pPr>
-      <w:r>
-        <w:rPr>
-          <w:rFonts w:asciiTheme="minorEastAsia" w:hAnsiTheme="minorEastAsia" w:hint="eastAsia"/>
-        </w:rPr>
-        <w:t>在各主机上安装SequoiaSQL OLAP；</w:t>
+          <w:rFonts w:asciiTheme="minorEastAsia" w:hAnsiTheme="minorEastAsia" w:hint="eastAsia"/>
+        </w:rPr>
+      </w:pPr>
+      <w:r>
+        <w:rPr>
+          <w:rFonts w:asciiTheme="minorEastAsia" w:hAnsiTheme="minorEastAsia" w:hint="eastAsia"/>
+        </w:rPr>
+        <w:t>在master节点上配置参数和</w:t>
+      </w:r>
+      <w:r>
+        <w:rPr>
+          <w:rFonts w:asciiTheme="minorEastAsia" w:hAnsiTheme="minorEastAsia" w:hint="eastAsia"/>
+        </w:rPr>
+        <w:t>segment节点；</w:t>
       </w:r>
     </w:p>
     <w:p>
@@ -625,20 +609,14 @@
         </w:numPr>
         <w:ind w:firstLineChars="0"/>
         <w:rPr>
-          <w:rFonts w:asciiTheme="minorEastAsia" w:hAnsiTheme="minorEastAsia"/>
-        </w:rPr>
-      </w:pPr>
-      <w:r>
-        <w:rPr>
-          <w:rFonts w:asciiTheme="minorEastAsia" w:hAnsiTheme="minorEastAsia" w:hint="eastAsia"/>
-        </w:rPr>
-        <w:t>在master节点上配置参数和</w:t>
-      </w:r>
-      <w:r>
-        <w:rPr>
-          <w:rFonts w:asciiTheme="minorEastAsia" w:hAnsiTheme="minorEastAsia" w:hint="eastAsia"/>
-        </w:rPr>
-        <w:t>segment节点；</w:t>
+          <w:rFonts w:asciiTheme="minorEastAsia" w:hAnsiTheme="minorEastAsia" w:hint="eastAsia"/>
+        </w:rPr>
+      </w:pPr>
+      <w:r>
+        <w:rPr>
+          <w:rFonts w:asciiTheme="minorEastAsia" w:hAnsiTheme="minorEastAsia" w:hint="eastAsia"/>
+        </w:rPr>
+        <w:t>主机间配置信任关系，用于SSH免密码登陆；</w:t>
       </w:r>
     </w:p>
     <w:p>
@@ -657,6 +635,26 @@
         <w:rPr>
           <w:rFonts w:asciiTheme="minorEastAsia" w:hAnsiTheme="minorEastAsia" w:hint="eastAsia"/>
         </w:rPr>
+        <w:t>检查HDFS URL有效性；</w:t>
+      </w:r>
+    </w:p>
+    <w:p>
+      <w:pPr>
+        <w:pStyle w:val="ListParagraph"/>
+        <w:numPr>
+          <w:ilvl w:val="0"/>
+          <w:numId w:val="11"/>
+        </w:numPr>
+        <w:ind w:firstLineChars="0"/>
+        <w:rPr>
+          <w:rFonts w:asciiTheme="minorEastAsia" w:hAnsiTheme="minorEastAsia"/>
+        </w:rPr>
+      </w:pPr>
+      <w:r>
+        <w:rPr>
+          <w:rFonts w:asciiTheme="minorEastAsia" w:hAnsiTheme="minorEastAsia" w:hint="eastAsia"/>
+        </w:rPr>
+        <w:lastRenderedPageBreak/>
         <w:t>初始化</w:t>
       </w:r>
       <w:r>
@@ -688,8 +686,7 @@
         <w:rPr>
           <w:rFonts w:asciiTheme="minorEastAsia" w:hAnsiTheme="minorEastAsia" w:hint="eastAsia"/>
         </w:rPr>
-        <w:lastRenderedPageBreak/>
-        <w:t>检查HDFS URL有效性；</w:t>
+        <w:t>初始化master节点；</w:t>
       </w:r>
     </w:p>
     <w:p>
@@ -708,7 +705,7 @@
         <w:rPr>
           <w:rFonts w:asciiTheme="minorEastAsia" w:hAnsiTheme="minorEastAsia" w:hint="eastAsia"/>
         </w:rPr>
-        <w:t>初始化master节点；</w:t>
+        <w:t>初始化standby节点（可选）；</w:t>
       </w:r>
     </w:p>
     <w:p>
@@ -727,83 +724,7 @@
         <w:rPr>
           <w:rFonts w:asciiTheme="minorEastAsia" w:hAnsiTheme="minorEastAsia" w:hint="eastAsia"/>
         </w:rPr>
-        <w:t>启动master节点；</w:t>
-      </w:r>
-    </w:p>
-    <w:p>
-      <w:pPr>
-        <w:pStyle w:val="ListParagraph"/>
-        <w:numPr>
-          <w:ilvl w:val="0"/>
-          <w:numId w:val="13"/>
-        </w:numPr>
-        <w:ind w:firstLineChars="0"/>
-        <w:rPr>
-          <w:rFonts w:asciiTheme="minorEastAsia" w:hAnsiTheme="minorEastAsia"/>
-        </w:rPr>
-      </w:pPr>
-      <w:r>
-        <w:rPr>
-          <w:rFonts w:asciiTheme="minorEastAsia" w:hAnsiTheme="minorEastAsia" w:hint="eastAsia"/>
-        </w:rPr>
-        <w:t>初始化standby节点（可选）；</w:t>
-      </w:r>
-    </w:p>
-    <w:p>
-      <w:pPr>
-        <w:pStyle w:val="ListParagraph"/>
-        <w:numPr>
-          <w:ilvl w:val="0"/>
-          <w:numId w:val="13"/>
-        </w:numPr>
-        <w:ind w:firstLineChars="0"/>
-        <w:rPr>
-          <w:rFonts w:asciiTheme="minorEastAsia" w:hAnsiTheme="minorEastAsia"/>
-        </w:rPr>
-      </w:pPr>
-      <w:r>
-        <w:rPr>
-          <w:rFonts w:asciiTheme="minorEastAsia" w:hAnsiTheme="minorEastAsia" w:hint="eastAsia"/>
-        </w:rPr>
-        <w:t>启动standby节点（可选）；</w:t>
-      </w:r>
-    </w:p>
-    <w:p>
-      <w:pPr>
-        <w:pStyle w:val="ListParagraph"/>
-        <w:numPr>
-          <w:ilvl w:val="0"/>
-          <w:numId w:val="13"/>
-        </w:numPr>
-        <w:ind w:firstLineChars="0"/>
-        <w:rPr>
-          <w:rFonts w:asciiTheme="minorEastAsia" w:hAnsiTheme="minorEastAsia"/>
-        </w:rPr>
-      </w:pPr>
-      <w:r>
-        <w:rPr>
-          <w:rFonts w:asciiTheme="minorEastAsia" w:hAnsiTheme="minorEastAsia" w:hint="eastAsia"/>
-        </w:rPr>
         <w:t>初始化segment节点；</w:t>
-      </w:r>
-    </w:p>
-    <w:p>
-      <w:pPr>
-        <w:pStyle w:val="ListParagraph"/>
-        <w:numPr>
-          <w:ilvl w:val="0"/>
-          <w:numId w:val="13"/>
-        </w:numPr>
-        <w:ind w:firstLineChars="0"/>
-        <w:rPr>
-          <w:rFonts w:asciiTheme="minorEastAsia" w:hAnsiTheme="minorEastAsia"/>
-        </w:rPr>
-      </w:pPr>
-      <w:r>
-        <w:rPr>
-          <w:rFonts w:asciiTheme="minorEastAsia" w:hAnsiTheme="minorEastAsia" w:hint="eastAsia"/>
-        </w:rPr>
-        <w:t>启动segment节点。</w:t>
       </w:r>
     </w:p>
     <w:p>
@@ -974,9 +895,9 @@
             <o:lock v:ext="edit" aspectratio="t"/>
           </v:shapetype>
           <v:shape id="_x0000_i1025" type="#_x0000_t75" style="width:329.35pt;height:166.05pt" o:ole="">
-            <v:imagedata r:id="rId8" o:title=""/>
+            <v:imagedata r:id="rId7" o:title=""/>
           </v:shape>
-          <o:OLEObject Type="Embed" ProgID="Visio.Drawing.11" ShapeID="_x0000_i1025" DrawAspect="Content" ObjectID="_1520254123" r:id="rId9"/>
+          <o:OLEObject Type="Embed" ProgID="Visio.Drawing.11" ShapeID="_x0000_i1025" DrawAspect="Content" ObjectID="_1527507503" r:id="rId8"/>
         </w:object>
       </w:r>
     </w:p>
@@ -1021,9 +942,9 @@
       <w:r>
         <w:object w:dxaOrig="8696" w:dyaOrig="4015">
           <v:shape id="_x0000_i1026" type="#_x0000_t75" style="width:415.35pt;height:191.8pt" o:ole="">
-            <v:imagedata r:id="rId10" o:title=""/>
+            <v:imagedata r:id="rId9" o:title=""/>
           </v:shape>
-          <o:OLEObject Type="Embed" ProgID="Visio.Drawing.11" ShapeID="_x0000_i1026" DrawAspect="Content" ObjectID="_1520254124" r:id="rId11"/>
+          <o:OLEObject Type="Embed" ProgID="Visio.Drawing.11" ShapeID="_x0000_i1026" DrawAspect="Content" ObjectID="_1527507504" r:id="rId10"/>
         </w:object>
       </w:r>
     </w:p>
@@ -1128,7 +1049,7 @@
                     </pic:cNvPicPr>
                   </pic:nvPicPr>
                   <pic:blipFill>
-                    <a:blip r:embed="rId12"/>
+                    <a:blip r:embed="rId11"/>
                     <a:srcRect/>
                     <a:stretch>
                       <a:fillRect/>
@@ -1309,20 +1230,12 @@
         </w:rPr>
         <w:t>2）</w:t>
       </w:r>
-      <w:commentRangeStart w:id="2"/>
       <w:r>
         <w:rPr>
           <w:rFonts w:asciiTheme="minorEastAsia" w:hAnsiTheme="minorEastAsia" w:hint="eastAsia"/>
           <w:b/>
         </w:rPr>
         <w:t>获取business模板配置</w:t>
-      </w:r>
-      <w:commentRangeEnd w:id="2"/>
-      <w:r>
-        <w:rPr>
-          <w:rStyle w:val="CommentReference"/>
-        </w:rPr>
-        <w:commentReference w:id="2"/>
       </w:r>
       <w:r>
         <w:rPr>
@@ -1486,7 +1399,19 @@
               <w:rPr>
                 <w:rFonts w:asciiTheme="minorEastAsia" w:hAnsiTheme="minorEastAsia"/>
               </w:rPr>
-              <w:t>deploystandby</w:t>
+              <w:t>deploy</w:t>
+            </w:r>
+            <w:r>
+              <w:rPr>
+                <w:rFonts w:asciiTheme="minorEastAsia" w:hAnsiTheme="minorEastAsia" w:hint="eastAsia"/>
+              </w:rPr>
+              <w:t>_</w:t>
+            </w:r>
+            <w:r>
+              <w:rPr>
+                <w:rFonts w:asciiTheme="minorEastAsia" w:hAnsiTheme="minorEastAsia"/>
+              </w:rPr>
+              <w:t>standby</w:t>
             </w:r>
           </w:p>
         </w:tc>
@@ -1506,7 +1431,19 @@
               <w:rPr>
                 <w:rFonts w:asciiTheme="minorEastAsia" w:hAnsiTheme="minorEastAsia"/>
               </w:rPr>
-              <w:t>segmentnum</w:t>
+              <w:t>segment</w:t>
+            </w:r>
+            <w:r>
+              <w:rPr>
+                <w:rFonts w:asciiTheme="minorEastAsia" w:hAnsiTheme="minorEastAsia" w:hint="eastAsia"/>
+              </w:rPr>
+              <w:t>_</w:t>
+            </w:r>
+            <w:r>
+              <w:rPr>
+                <w:rFonts w:asciiTheme="minorEastAsia" w:hAnsiTheme="minorEastAsia"/>
+              </w:rPr>
+              <w:t>num</w:t>
             </w:r>
           </w:p>
         </w:tc>
@@ -1632,19 +1569,11 @@
                 <w:rFonts w:asciiTheme="minorEastAsia" w:hAnsiTheme="minorEastAsia"/>
               </w:rPr>
             </w:pPr>
-            <w:commentRangeStart w:id="3"/>
             <w:r>
               <w:rPr>
                 <w:rFonts w:asciiTheme="minorEastAsia" w:hAnsiTheme="minorEastAsia" w:hint="eastAsia"/>
               </w:rPr>
-              <w:t>3</w:t>
-            </w:r>
-            <w:commentRangeEnd w:id="3"/>
-            <w:r>
-              <w:rPr>
-                <w:rStyle w:val="CommentReference"/>
-              </w:rPr>
-              <w:commentReference w:id="3"/>
+              <w:t>1</w:t>
             </w:r>
           </w:p>
         </w:tc>
@@ -2213,7 +2142,7 @@
       <w:tr>
         <w:tc>
           <w:tcPr>
-            <w:tcW w:w="1419" w:type="dxa"/>
+            <w:tcW w:w="1413" w:type="dxa"/>
           </w:tcPr>
           <w:p>
             <w:pPr>
@@ -2242,7 +2171,7 @@
         </w:tc>
         <w:tc>
           <w:tcPr>
-            <w:tcW w:w="1455" w:type="dxa"/>
+            <w:tcW w:w="1413" w:type="dxa"/>
           </w:tcPr>
           <w:p>
             <w:pPr>
@@ -2271,7 +2200,7 @@
         </w:tc>
         <w:tc>
           <w:tcPr>
-            <w:tcW w:w="579" w:type="dxa"/>
+            <w:tcW w:w="658" w:type="dxa"/>
           </w:tcPr>
           <w:p>
             <w:pPr>
@@ -2416,7 +2345,7 @@
         </w:tc>
         <w:tc>
           <w:tcPr>
-            <w:tcW w:w="1201" w:type="dxa"/>
+            <w:tcW w:w="1177" w:type="dxa"/>
           </w:tcPr>
           <w:p>
             <w:pPr>
@@ -2445,7 +2374,7 @@
         </w:tc>
         <w:tc>
           <w:tcPr>
-            <w:tcW w:w="769" w:type="dxa"/>
+            <w:tcW w:w="762" w:type="dxa"/>
           </w:tcPr>
           <w:p>
             <w:pPr>
@@ -2476,7 +2405,7 @@
       <w:tr>
         <w:tc>
           <w:tcPr>
-            <w:tcW w:w="1419" w:type="dxa"/>
+            <w:tcW w:w="1413" w:type="dxa"/>
           </w:tcPr>
           <w:p>
             <w:pPr>
@@ -2503,7 +2432,7 @@
         </w:tc>
         <w:tc>
           <w:tcPr>
-            <w:tcW w:w="1455" w:type="dxa"/>
+            <w:tcW w:w="1413" w:type="dxa"/>
           </w:tcPr>
           <w:p>
             <w:pPr>
@@ -2530,6 +2459,98 @@
         </w:tc>
         <w:tc>
           <w:tcPr>
+            <w:tcW w:w="658" w:type="dxa"/>
+          </w:tcPr>
+          <w:p>
+            <w:pPr>
+              <w:tabs>
+                <w:tab w:val="left" w:pos="2128"/>
+              </w:tabs>
+              <w:ind w:left="0"/>
+              <w:jc w:val="left"/>
+              <w:rPr>
+                <w:rFonts w:ascii="Times New Roman" w:hAnsi="Times New Roman" w:cs="Times New Roman"/>
+                <w:sz w:val="15"/>
+                <w:szCs w:val="15"/>
+              </w:rPr>
+            </w:pPr>
+            <w:r>
+              <w:rPr>
+                <w:rFonts w:ascii="Times New Roman" w:hAnsi="Times New Roman" w:cs="Times New Roman"/>
+                <w:sz w:val="15"/>
+                <w:szCs w:val="15"/>
+              </w:rPr>
+              <w:t>string</w:t>
+            </w:r>
+          </w:p>
+        </w:tc>
+        <w:tc>
+          <w:tcPr>
+            <w:tcW w:w="2555" w:type="dxa"/>
+          </w:tcPr>
+          <w:p>
+            <w:pPr>
+              <w:tabs>
+                <w:tab w:val="left" w:pos="2128"/>
+              </w:tabs>
+              <w:ind w:left="0"/>
+              <w:jc w:val="left"/>
+              <w:rPr>
+                <w:rFonts w:ascii="Times New Roman" w:hAnsi="Times New Roman" w:cs="Times New Roman"/>
+                <w:sz w:val="15"/>
+                <w:szCs w:val="15"/>
+              </w:rPr>
+            </w:pPr>
+          </w:p>
+        </w:tc>
+        <w:tc>
+          <w:tcPr>
+            <w:tcW w:w="941" w:type="dxa"/>
+          </w:tcPr>
+          <w:p>
+            <w:pPr>
+              <w:tabs>
+                <w:tab w:val="left" w:pos="2128"/>
+              </w:tabs>
+              <w:ind w:left="0"/>
+              <w:jc w:val="left"/>
+              <w:rPr>
+                <w:rFonts w:ascii="Times New Roman" w:hAnsi="Times New Roman" w:cs="Times New Roman"/>
+                <w:sz w:val="15"/>
+                <w:szCs w:val="15"/>
+              </w:rPr>
+            </w:pPr>
+          </w:p>
+        </w:tc>
+        <w:tc>
+          <w:tcPr>
+            <w:tcW w:w="851" w:type="dxa"/>
+          </w:tcPr>
+          <w:p>
+            <w:pPr>
+              <w:tabs>
+                <w:tab w:val="left" w:pos="2128"/>
+              </w:tabs>
+              <w:ind w:left="0"/>
+              <w:jc w:val="left"/>
+              <w:rPr>
+                <w:rFonts w:ascii="Times New Roman" w:hAnsi="Times New Roman" w:cs="Times New Roman"/>
+                <w:sz w:val="15"/>
+                <w:szCs w:val="15"/>
+              </w:rPr>
+            </w:pPr>
+            <w:r>
+              <w:rPr>
+                <w:rFonts w:ascii="Times New Roman" w:hAnsi="Times New Roman" w:cs="Times New Roman"/>
+                <w:sz w:val="15"/>
+                <w:szCs w:val="15"/>
+              </w:rPr>
+              <w:t>edit box</w:t>
+            </w:r>
+          </w:p>
+        </w:tc>
+        <w:tc>
+          <w:tcPr>
             <w:tcW w:w="579" w:type="dxa"/>
           </w:tcPr>
           <w:p>
@@ -2551,105 +2572,13 @@
                 <w:sz w:val="15"/>
                 <w:szCs w:val="15"/>
               </w:rPr>
-              <w:t>string</w:t>
-            </w:r>
-          </w:p>
-        </w:tc>
-        <w:tc>
-          <w:tcPr>
-            <w:tcW w:w="2555" w:type="dxa"/>
-          </w:tcPr>
-          <w:p>
-            <w:pPr>
-              <w:tabs>
-                <w:tab w:val="left" w:pos="2128"/>
-              </w:tabs>
-              <w:ind w:left="0"/>
-              <w:jc w:val="left"/>
-              <w:rPr>
-                <w:rFonts w:ascii="Times New Roman" w:hAnsi="Times New Roman" w:cs="Times New Roman"/>
-                <w:sz w:val="15"/>
-                <w:szCs w:val="15"/>
-              </w:rPr>
-            </w:pPr>
-          </w:p>
-        </w:tc>
-        <w:tc>
-          <w:tcPr>
-            <w:tcW w:w="941" w:type="dxa"/>
-          </w:tcPr>
-          <w:p>
-            <w:pPr>
-              <w:tabs>
-                <w:tab w:val="left" w:pos="2128"/>
-              </w:tabs>
-              <w:ind w:left="0"/>
-              <w:jc w:val="left"/>
-              <w:rPr>
-                <w:rFonts w:ascii="Times New Roman" w:hAnsi="Times New Roman" w:cs="Times New Roman"/>
-                <w:sz w:val="15"/>
-                <w:szCs w:val="15"/>
-              </w:rPr>
-            </w:pPr>
-          </w:p>
-        </w:tc>
-        <w:tc>
-          <w:tcPr>
-            <w:tcW w:w="851" w:type="dxa"/>
-          </w:tcPr>
-          <w:p>
-            <w:pPr>
-              <w:tabs>
-                <w:tab w:val="left" w:pos="2128"/>
-              </w:tabs>
-              <w:ind w:left="0"/>
-              <w:jc w:val="left"/>
-              <w:rPr>
-                <w:rFonts w:ascii="Times New Roman" w:hAnsi="Times New Roman" w:cs="Times New Roman"/>
-                <w:sz w:val="15"/>
-                <w:szCs w:val="15"/>
-              </w:rPr>
-            </w:pPr>
-            <w:r>
-              <w:rPr>
-                <w:rFonts w:ascii="Times New Roman" w:hAnsi="Times New Roman" w:cs="Times New Roman"/>
-                <w:sz w:val="15"/>
-                <w:szCs w:val="15"/>
-              </w:rPr>
-              <w:t>edit box</w:t>
-            </w:r>
-          </w:p>
-        </w:tc>
-        <w:tc>
-          <w:tcPr>
-            <w:tcW w:w="579" w:type="dxa"/>
-          </w:tcPr>
-          <w:p>
-            <w:pPr>
-              <w:tabs>
-                <w:tab w:val="left" w:pos="2128"/>
-              </w:tabs>
-              <w:ind w:left="0"/>
-              <w:jc w:val="left"/>
-              <w:rPr>
-                <w:rFonts w:ascii="Times New Roman" w:hAnsi="Times New Roman" w:cs="Times New Roman"/>
-                <w:sz w:val="15"/>
-                <w:szCs w:val="15"/>
-              </w:rPr>
-            </w:pPr>
-            <w:r>
-              <w:rPr>
-                <w:rFonts w:ascii="Times New Roman" w:hAnsi="Times New Roman" w:cs="Times New Roman"/>
-                <w:sz w:val="15"/>
-                <w:szCs w:val="15"/>
-              </w:rPr>
               <w:t>true</w:t>
             </w:r>
           </w:p>
         </w:tc>
         <w:tc>
           <w:tcPr>
-            <w:tcW w:w="1201" w:type="dxa"/>
+            <w:tcW w:w="1177" w:type="dxa"/>
           </w:tcPr>
           <w:p>
             <w:pPr>
@@ -2692,7 +2621,7 @@
         </w:tc>
         <w:tc>
           <w:tcPr>
-            <w:tcW w:w="769" w:type="dxa"/>
+            <w:tcW w:w="762" w:type="dxa"/>
           </w:tcPr>
           <w:p>
             <w:pPr>
@@ -2721,7 +2650,7 @@
       <w:tr>
         <w:tc>
           <w:tcPr>
-            <w:tcW w:w="1419" w:type="dxa"/>
+            <w:tcW w:w="1413" w:type="dxa"/>
           </w:tcPr>
           <w:p>
             <w:pPr>
@@ -2748,7 +2677,7 @@
         </w:tc>
         <w:tc>
           <w:tcPr>
-            <w:tcW w:w="1455" w:type="dxa"/>
+            <w:tcW w:w="1413" w:type="dxa"/>
           </w:tcPr>
           <w:p>
             <w:pPr>
@@ -2775,6 +2704,114 @@
         </w:tc>
         <w:tc>
           <w:tcPr>
+            <w:tcW w:w="658" w:type="dxa"/>
+          </w:tcPr>
+          <w:p>
+            <w:pPr>
+              <w:tabs>
+                <w:tab w:val="left" w:pos="2128"/>
+              </w:tabs>
+              <w:ind w:left="0"/>
+              <w:jc w:val="left"/>
+              <w:rPr>
+                <w:rFonts w:ascii="Times New Roman" w:hAnsi="Times New Roman" w:cs="Times New Roman"/>
+                <w:sz w:val="15"/>
+                <w:szCs w:val="15"/>
+              </w:rPr>
+            </w:pPr>
+            <w:r>
+              <w:rPr>
+                <w:rFonts w:ascii="Times New Roman" w:hAnsi="Times New Roman" w:cs="Times New Roman"/>
+                <w:sz w:val="15"/>
+                <w:szCs w:val="15"/>
+              </w:rPr>
+              <w:t>port</w:t>
+            </w:r>
+          </w:p>
+        </w:tc>
+        <w:tc>
+          <w:tcPr>
+            <w:tcW w:w="2555" w:type="dxa"/>
+          </w:tcPr>
+          <w:p>
+            <w:pPr>
+              <w:tabs>
+                <w:tab w:val="left" w:pos="2128"/>
+              </w:tabs>
+              <w:ind w:left="0"/>
+              <w:jc w:val="left"/>
+              <w:rPr>
+                <w:rFonts w:ascii="Times New Roman" w:hAnsi="Times New Roman" w:cs="Times New Roman"/>
+                <w:sz w:val="15"/>
+                <w:szCs w:val="15"/>
+              </w:rPr>
+            </w:pPr>
+            <w:r>
+              <w:rPr>
+                <w:rFonts w:ascii="Times New Roman" w:hAnsi="Times New Roman" w:cs="Times New Roman"/>
+                <w:sz w:val="15"/>
+                <w:szCs w:val="15"/>
+              </w:rPr>
+              <w:t>5432</w:t>
+            </w:r>
+          </w:p>
+        </w:tc>
+        <w:tc>
+          <w:tcPr>
+            <w:tcW w:w="941" w:type="dxa"/>
+          </w:tcPr>
+          <w:p>
+            <w:pPr>
+              <w:tabs>
+                <w:tab w:val="left" w:pos="2128"/>
+              </w:tabs>
+              <w:ind w:left="0"/>
+              <w:jc w:val="left"/>
+              <w:rPr>
+                <w:rFonts w:ascii="Times New Roman" w:hAnsi="Times New Roman" w:cs="Times New Roman"/>
+                <w:sz w:val="15"/>
+                <w:szCs w:val="15"/>
+              </w:rPr>
+            </w:pPr>
+            <w:r>
+              <w:rPr>
+                <w:rFonts w:ascii="Times New Roman" w:hAnsi="Times New Roman" w:cs="Times New Roman"/>
+                <w:sz w:val="15"/>
+                <w:szCs w:val="15"/>
+              </w:rPr>
+              <w:t>1000-65535</w:t>
+            </w:r>
+          </w:p>
+        </w:tc>
+        <w:tc>
+          <w:tcPr>
+            <w:tcW w:w="851" w:type="dxa"/>
+          </w:tcPr>
+          <w:p>
+            <w:pPr>
+              <w:tabs>
+                <w:tab w:val="left" w:pos="2128"/>
+              </w:tabs>
+              <w:ind w:left="0"/>
+              <w:jc w:val="left"/>
+              <w:rPr>
+                <w:rFonts w:ascii="Times New Roman" w:hAnsi="Times New Roman" w:cs="Times New Roman"/>
+                <w:sz w:val="15"/>
+                <w:szCs w:val="15"/>
+              </w:rPr>
+            </w:pPr>
+            <w:r>
+              <w:rPr>
+                <w:rFonts w:ascii="Times New Roman" w:hAnsi="Times New Roman" w:cs="Times New Roman"/>
+                <w:sz w:val="15"/>
+                <w:szCs w:val="15"/>
+              </w:rPr>
+              <w:t>edit box</w:t>
+            </w:r>
+          </w:p>
+        </w:tc>
+        <w:tc>
+          <w:tcPr>
             <w:tcW w:w="579" w:type="dxa"/>
           </w:tcPr>
           <w:p>
@@ -2796,121 +2833,13 @@
                 <w:sz w:val="15"/>
                 <w:szCs w:val="15"/>
               </w:rPr>
-              <w:t>port</w:t>
-            </w:r>
-          </w:p>
-        </w:tc>
-        <w:tc>
-          <w:tcPr>
-            <w:tcW w:w="2555" w:type="dxa"/>
-          </w:tcPr>
-          <w:p>
-            <w:pPr>
-              <w:tabs>
-                <w:tab w:val="left" w:pos="2128"/>
-              </w:tabs>
-              <w:ind w:left="0"/>
-              <w:jc w:val="left"/>
-              <w:rPr>
-                <w:rFonts w:ascii="Times New Roman" w:hAnsi="Times New Roman" w:cs="Times New Roman"/>
-                <w:sz w:val="15"/>
-                <w:szCs w:val="15"/>
-              </w:rPr>
-            </w:pPr>
-            <w:r>
-              <w:rPr>
-                <w:rFonts w:ascii="Times New Roman" w:hAnsi="Times New Roman" w:cs="Times New Roman"/>
-                <w:sz w:val="15"/>
-                <w:szCs w:val="15"/>
-              </w:rPr>
-              <w:t>5432</w:t>
-            </w:r>
-          </w:p>
-        </w:tc>
-        <w:tc>
-          <w:tcPr>
-            <w:tcW w:w="941" w:type="dxa"/>
-          </w:tcPr>
-          <w:p>
-            <w:pPr>
-              <w:tabs>
-                <w:tab w:val="left" w:pos="2128"/>
-              </w:tabs>
-              <w:ind w:left="0"/>
-              <w:jc w:val="left"/>
-              <w:rPr>
-                <w:rFonts w:ascii="Times New Roman" w:hAnsi="Times New Roman" w:cs="Times New Roman"/>
-                <w:sz w:val="15"/>
-                <w:szCs w:val="15"/>
-              </w:rPr>
-            </w:pPr>
-            <w:r>
-              <w:rPr>
-                <w:rFonts w:ascii="Times New Roman" w:hAnsi="Times New Roman" w:cs="Times New Roman"/>
-                <w:sz w:val="15"/>
-                <w:szCs w:val="15"/>
-              </w:rPr>
-              <w:t>1000-65535</w:t>
-            </w:r>
-          </w:p>
-        </w:tc>
-        <w:tc>
-          <w:tcPr>
-            <w:tcW w:w="851" w:type="dxa"/>
-          </w:tcPr>
-          <w:p>
-            <w:pPr>
-              <w:tabs>
-                <w:tab w:val="left" w:pos="2128"/>
-              </w:tabs>
-              <w:ind w:left="0"/>
-              <w:jc w:val="left"/>
-              <w:rPr>
-                <w:rFonts w:ascii="Times New Roman" w:hAnsi="Times New Roman" w:cs="Times New Roman"/>
-                <w:sz w:val="15"/>
-                <w:szCs w:val="15"/>
-              </w:rPr>
-            </w:pPr>
-            <w:r>
-              <w:rPr>
-                <w:rFonts w:ascii="Times New Roman" w:hAnsi="Times New Roman" w:cs="Times New Roman"/>
-                <w:sz w:val="15"/>
-                <w:szCs w:val="15"/>
-              </w:rPr>
-              <w:t>edit box</w:t>
-            </w:r>
-          </w:p>
-        </w:tc>
-        <w:tc>
-          <w:tcPr>
-            <w:tcW w:w="579" w:type="dxa"/>
-          </w:tcPr>
-          <w:p>
-            <w:pPr>
-              <w:tabs>
-                <w:tab w:val="left" w:pos="2128"/>
-              </w:tabs>
-              <w:ind w:left="0"/>
-              <w:jc w:val="left"/>
-              <w:rPr>
-                <w:rFonts w:ascii="Times New Roman" w:hAnsi="Times New Roman" w:cs="Times New Roman"/>
-                <w:sz w:val="15"/>
-                <w:szCs w:val="15"/>
-              </w:rPr>
-            </w:pPr>
-            <w:r>
-              <w:rPr>
-                <w:rFonts w:ascii="Times New Roman" w:hAnsi="Times New Roman" w:cs="Times New Roman"/>
-                <w:sz w:val="15"/>
-                <w:szCs w:val="15"/>
-              </w:rPr>
               <w:t>true</w:t>
             </w:r>
           </w:p>
         </w:tc>
         <w:tc>
           <w:tcPr>
-            <w:tcW w:w="1201" w:type="dxa"/>
+            <w:tcW w:w="1177" w:type="dxa"/>
           </w:tcPr>
           <w:p>
             <w:pPr>
@@ -2937,7 +2866,7 @@
         </w:tc>
         <w:tc>
           <w:tcPr>
-            <w:tcW w:w="769" w:type="dxa"/>
+            <w:tcW w:w="762" w:type="dxa"/>
           </w:tcPr>
           <w:p>
             <w:pPr>
@@ -2966,7 +2895,7 @@
       <w:tr>
         <w:tc>
           <w:tcPr>
-            <w:tcW w:w="1419" w:type="dxa"/>
+            <w:tcW w:w="1413" w:type="dxa"/>
           </w:tcPr>
           <w:p>
             <w:pPr>
@@ -2993,7 +2922,7 @@
         </w:tc>
         <w:tc>
           <w:tcPr>
-            <w:tcW w:w="1455" w:type="dxa"/>
+            <w:tcW w:w="1413" w:type="dxa"/>
           </w:tcPr>
           <w:p>
             <w:pPr>
@@ -3020,6 +2949,106 @@
         </w:tc>
         <w:tc>
           <w:tcPr>
+            <w:tcW w:w="658" w:type="dxa"/>
+          </w:tcPr>
+          <w:p>
+            <w:pPr>
+              <w:tabs>
+                <w:tab w:val="left" w:pos="2128"/>
+              </w:tabs>
+              <w:ind w:left="0"/>
+              <w:jc w:val="left"/>
+              <w:rPr>
+                <w:rFonts w:ascii="Times New Roman" w:hAnsi="Times New Roman" w:cs="Times New Roman"/>
+                <w:sz w:val="15"/>
+                <w:szCs w:val="15"/>
+              </w:rPr>
+            </w:pPr>
+            <w:r>
+              <w:rPr>
+                <w:rFonts w:ascii="Times New Roman" w:hAnsi="Times New Roman" w:cs="Times New Roman"/>
+                <w:sz w:val="15"/>
+                <w:szCs w:val="15"/>
+              </w:rPr>
+              <w:t>string</w:t>
+            </w:r>
+          </w:p>
+        </w:tc>
+        <w:tc>
+          <w:tcPr>
+            <w:tcW w:w="2555" w:type="dxa"/>
+          </w:tcPr>
+          <w:p>
+            <w:pPr>
+              <w:tabs>
+                <w:tab w:val="left" w:pos="2128"/>
+              </w:tabs>
+              <w:ind w:left="0"/>
+              <w:jc w:val="left"/>
+              <w:rPr>
+                <w:rFonts w:ascii="Times New Roman" w:hAnsi="Times New Roman" w:cs="Times New Roman"/>
+                <w:sz w:val="15"/>
+                <w:szCs w:val="15"/>
+              </w:rPr>
+            </w:pPr>
+            <w:r>
+              <w:rPr>
+                <w:rFonts w:ascii="Times New Roman" w:hAnsi="Times New Roman" w:cs="Times New Roman"/>
+                <w:sz w:val="15"/>
+                <w:szCs w:val="15"/>
+              </w:rPr>
+              <w:t>none</w:t>
+            </w:r>
+          </w:p>
+        </w:tc>
+        <w:tc>
+          <w:tcPr>
+            <w:tcW w:w="941" w:type="dxa"/>
+          </w:tcPr>
+          <w:p>
+            <w:pPr>
+              <w:tabs>
+                <w:tab w:val="left" w:pos="2128"/>
+              </w:tabs>
+              <w:ind w:left="0"/>
+              <w:jc w:val="left"/>
+              <w:rPr>
+                <w:rFonts w:ascii="Times New Roman" w:hAnsi="Times New Roman" w:cs="Times New Roman"/>
+                <w:sz w:val="15"/>
+                <w:szCs w:val="15"/>
+              </w:rPr>
+            </w:pPr>
+          </w:p>
+        </w:tc>
+        <w:tc>
+          <w:tcPr>
+            <w:tcW w:w="851" w:type="dxa"/>
+          </w:tcPr>
+          <w:p>
+            <w:pPr>
+              <w:tabs>
+                <w:tab w:val="left" w:pos="2128"/>
+              </w:tabs>
+              <w:ind w:left="0"/>
+              <w:jc w:val="left"/>
+              <w:rPr>
+                <w:rFonts w:ascii="Times New Roman" w:hAnsi="Times New Roman" w:cs="Times New Roman"/>
+                <w:sz w:val="15"/>
+                <w:szCs w:val="15"/>
+              </w:rPr>
+            </w:pPr>
+            <w:r>
+              <w:rPr>
+                <w:rFonts w:ascii="Times New Roman" w:hAnsi="Times New Roman" w:cs="Times New Roman"/>
+                <w:sz w:val="15"/>
+                <w:szCs w:val="15"/>
+              </w:rPr>
+              <w:t>edit box</w:t>
+            </w:r>
+          </w:p>
+        </w:tc>
+        <w:tc>
+          <w:tcPr>
             <w:tcW w:w="579" w:type="dxa"/>
           </w:tcPr>
           <w:p>
@@ -3041,113 +3070,13 @@
                 <w:sz w:val="15"/>
                 <w:szCs w:val="15"/>
               </w:rPr>
-              <w:t>string</w:t>
-            </w:r>
-          </w:p>
-        </w:tc>
-        <w:tc>
-          <w:tcPr>
-            <w:tcW w:w="2555" w:type="dxa"/>
-          </w:tcPr>
-          <w:p>
-            <w:pPr>
-              <w:tabs>
-                <w:tab w:val="left" w:pos="2128"/>
-              </w:tabs>
-              <w:ind w:left="0"/>
-              <w:jc w:val="left"/>
-              <w:rPr>
-                <w:rFonts w:ascii="Times New Roman" w:hAnsi="Times New Roman" w:cs="Times New Roman"/>
-                <w:sz w:val="15"/>
-                <w:szCs w:val="15"/>
-              </w:rPr>
-            </w:pPr>
-            <w:r>
-              <w:rPr>
-                <w:rFonts w:ascii="Times New Roman" w:hAnsi="Times New Roman" w:cs="Times New Roman"/>
-                <w:sz w:val="15"/>
-                <w:szCs w:val="15"/>
-              </w:rPr>
-              <w:t>none</w:t>
-            </w:r>
-          </w:p>
-        </w:tc>
-        <w:tc>
-          <w:tcPr>
-            <w:tcW w:w="941" w:type="dxa"/>
-          </w:tcPr>
-          <w:p>
-            <w:pPr>
-              <w:tabs>
-                <w:tab w:val="left" w:pos="2128"/>
-              </w:tabs>
-              <w:ind w:left="0"/>
-              <w:jc w:val="left"/>
-              <w:rPr>
-                <w:rFonts w:ascii="Times New Roman" w:hAnsi="Times New Roman" w:cs="Times New Roman"/>
-                <w:sz w:val="15"/>
-                <w:szCs w:val="15"/>
-              </w:rPr>
-            </w:pPr>
-          </w:p>
-        </w:tc>
-        <w:tc>
-          <w:tcPr>
-            <w:tcW w:w="851" w:type="dxa"/>
-          </w:tcPr>
-          <w:p>
-            <w:pPr>
-              <w:tabs>
-                <w:tab w:val="left" w:pos="2128"/>
-              </w:tabs>
-              <w:ind w:left="0"/>
-              <w:jc w:val="left"/>
-              <w:rPr>
-                <w:rFonts w:ascii="Times New Roman" w:hAnsi="Times New Roman" w:cs="Times New Roman"/>
-                <w:sz w:val="15"/>
-                <w:szCs w:val="15"/>
-              </w:rPr>
-            </w:pPr>
-            <w:r>
-              <w:rPr>
-                <w:rFonts w:ascii="Times New Roman" w:hAnsi="Times New Roman" w:cs="Times New Roman"/>
-                <w:sz w:val="15"/>
-                <w:szCs w:val="15"/>
-              </w:rPr>
-              <w:t>edit box</w:t>
-            </w:r>
-          </w:p>
-        </w:tc>
-        <w:tc>
-          <w:tcPr>
-            <w:tcW w:w="579" w:type="dxa"/>
-          </w:tcPr>
-          <w:p>
-            <w:pPr>
-              <w:tabs>
-                <w:tab w:val="left" w:pos="2128"/>
-              </w:tabs>
-              <w:ind w:left="0"/>
-              <w:jc w:val="left"/>
-              <w:rPr>
-                <w:rFonts w:ascii="Times New Roman" w:hAnsi="Times New Roman" w:cs="Times New Roman"/>
-                <w:sz w:val="15"/>
-                <w:szCs w:val="15"/>
-              </w:rPr>
-            </w:pPr>
-            <w:r>
-              <w:rPr>
-                <w:rFonts w:ascii="Times New Roman" w:hAnsi="Times New Roman" w:cs="Times New Roman"/>
-                <w:sz w:val="15"/>
-                <w:szCs w:val="15"/>
-              </w:rPr>
               <w:t>true</w:t>
             </w:r>
           </w:p>
         </w:tc>
         <w:tc>
           <w:tcPr>
-            <w:tcW w:w="1201" w:type="dxa"/>
+            <w:tcW w:w="1177" w:type="dxa"/>
           </w:tcPr>
           <w:p>
             <w:pPr>
@@ -3174,7 +3103,7 @@
         </w:tc>
         <w:tc>
           <w:tcPr>
-            <w:tcW w:w="769" w:type="dxa"/>
+            <w:tcW w:w="762" w:type="dxa"/>
           </w:tcPr>
           <w:p>
             <w:pPr>
@@ -3203,7 +3132,7 @@
       <w:tr>
         <w:tc>
           <w:tcPr>
-            <w:tcW w:w="1419" w:type="dxa"/>
+            <w:tcW w:w="1413" w:type="dxa"/>
           </w:tcPr>
           <w:p>
             <w:pPr>
@@ -3231,7 +3160,7 @@
         </w:tc>
         <w:tc>
           <w:tcPr>
-            <w:tcW w:w="1455" w:type="dxa"/>
+            <w:tcW w:w="1413" w:type="dxa"/>
           </w:tcPr>
           <w:p>
             <w:pPr>
@@ -3258,6 +3187,98 @@
         </w:tc>
         <w:tc>
           <w:tcPr>
+            <w:tcW w:w="658" w:type="dxa"/>
+          </w:tcPr>
+          <w:p>
+            <w:pPr>
+              <w:tabs>
+                <w:tab w:val="left" w:pos="2128"/>
+              </w:tabs>
+              <w:ind w:left="0"/>
+              <w:jc w:val="left"/>
+              <w:rPr>
+                <w:rFonts w:ascii="Times New Roman" w:hAnsi="Times New Roman" w:cs="Times New Roman"/>
+                <w:sz w:val="15"/>
+                <w:szCs w:val="15"/>
+              </w:rPr>
+            </w:pPr>
+            <w:r>
+              <w:rPr>
+                <w:rFonts w:ascii="Times New Roman" w:hAnsi="Times New Roman" w:cs="Times New Roman"/>
+                <w:sz w:val="15"/>
+                <w:szCs w:val="15"/>
+              </w:rPr>
+              <w:t>string</w:t>
+            </w:r>
+          </w:p>
+        </w:tc>
+        <w:tc>
+          <w:tcPr>
+            <w:tcW w:w="2555" w:type="dxa"/>
+          </w:tcPr>
+          <w:p>
+            <w:pPr>
+              <w:tabs>
+                <w:tab w:val="left" w:pos="2128"/>
+              </w:tabs>
+              <w:ind w:left="0"/>
+              <w:jc w:val="left"/>
+              <w:rPr>
+                <w:rFonts w:ascii="Times New Roman" w:hAnsi="Times New Roman" w:cs="Times New Roman"/>
+                <w:sz w:val="15"/>
+                <w:szCs w:val="15"/>
+              </w:rPr>
+            </w:pPr>
+          </w:p>
+        </w:tc>
+        <w:tc>
+          <w:tcPr>
+            <w:tcW w:w="941" w:type="dxa"/>
+          </w:tcPr>
+          <w:p>
+            <w:pPr>
+              <w:tabs>
+                <w:tab w:val="left" w:pos="2128"/>
+              </w:tabs>
+              <w:ind w:left="0"/>
+              <w:jc w:val="left"/>
+              <w:rPr>
+                <w:rFonts w:ascii="Times New Roman" w:hAnsi="Times New Roman" w:cs="Times New Roman"/>
+                <w:sz w:val="15"/>
+                <w:szCs w:val="15"/>
+              </w:rPr>
+            </w:pPr>
+          </w:p>
+        </w:tc>
+        <w:tc>
+          <w:tcPr>
+            <w:tcW w:w="851" w:type="dxa"/>
+          </w:tcPr>
+          <w:p>
+            <w:pPr>
+              <w:tabs>
+                <w:tab w:val="left" w:pos="2128"/>
+              </w:tabs>
+              <w:ind w:left="0"/>
+              <w:jc w:val="left"/>
+              <w:rPr>
+                <w:rFonts w:ascii="Times New Roman" w:hAnsi="Times New Roman" w:cs="Times New Roman"/>
+                <w:sz w:val="15"/>
+                <w:szCs w:val="15"/>
+              </w:rPr>
+            </w:pPr>
+            <w:r>
+              <w:rPr>
+                <w:rFonts w:ascii="Times New Roman" w:hAnsi="Times New Roman" w:cs="Times New Roman"/>
+                <w:sz w:val="15"/>
+                <w:szCs w:val="15"/>
+              </w:rPr>
+              <w:t>edit box</w:t>
+            </w:r>
+          </w:p>
+        </w:tc>
+        <w:tc>
+          <w:tcPr>
             <w:tcW w:w="579" w:type="dxa"/>
           </w:tcPr>
           <w:p>
@@ -3279,113 +3300,13 @@
                 <w:sz w:val="15"/>
                 <w:szCs w:val="15"/>
               </w:rPr>
-              <w:t>string</w:t>
-            </w:r>
-          </w:p>
-        </w:tc>
-        <w:tc>
-          <w:tcPr>
-            <w:tcW w:w="2555" w:type="dxa"/>
-          </w:tcPr>
-          <w:p>
-            <w:pPr>
-              <w:tabs>
-                <w:tab w:val="left" w:pos="2128"/>
-              </w:tabs>
-              <w:ind w:left="0"/>
-              <w:jc w:val="left"/>
-              <w:rPr>
-                <w:rFonts w:ascii="Times New Roman" w:hAnsi="Times New Roman" w:cs="Times New Roman"/>
-                <w:sz w:val="15"/>
-                <w:szCs w:val="15"/>
-              </w:rPr>
-            </w:pPr>
-            <w:r>
-              <w:rPr>
-                <w:rFonts w:ascii="Times New Roman" w:hAnsi="Times New Roman" w:cs="Times New Roman"/>
-                <w:sz w:val="15"/>
-                <w:szCs w:val="15"/>
-              </w:rPr>
-              <w:t>~/sequoiasql-data-directory/masterdd</w:t>
-            </w:r>
-          </w:p>
-        </w:tc>
-        <w:tc>
-          <w:tcPr>
-            <w:tcW w:w="941" w:type="dxa"/>
-          </w:tcPr>
-          <w:p>
-            <w:pPr>
-              <w:tabs>
-                <w:tab w:val="left" w:pos="2128"/>
-              </w:tabs>
-              <w:ind w:left="0"/>
-              <w:jc w:val="left"/>
-              <w:rPr>
-                <w:rFonts w:ascii="Times New Roman" w:hAnsi="Times New Roman" w:cs="Times New Roman"/>
-                <w:sz w:val="15"/>
-                <w:szCs w:val="15"/>
-              </w:rPr>
-            </w:pPr>
-          </w:p>
-        </w:tc>
-        <w:tc>
-          <w:tcPr>
-            <w:tcW w:w="851" w:type="dxa"/>
-          </w:tcPr>
-          <w:p>
-            <w:pPr>
-              <w:tabs>
-                <w:tab w:val="left" w:pos="2128"/>
-              </w:tabs>
-              <w:ind w:left="0"/>
-              <w:jc w:val="left"/>
-              <w:rPr>
-                <w:rFonts w:ascii="Times New Roman" w:hAnsi="Times New Roman" w:cs="Times New Roman"/>
-                <w:sz w:val="15"/>
-                <w:szCs w:val="15"/>
-              </w:rPr>
-            </w:pPr>
-            <w:r>
-              <w:rPr>
-                <w:rFonts w:ascii="Times New Roman" w:hAnsi="Times New Roman" w:cs="Times New Roman"/>
-                <w:sz w:val="15"/>
-                <w:szCs w:val="15"/>
-              </w:rPr>
-              <w:t>edit box</w:t>
-            </w:r>
-          </w:p>
-        </w:tc>
-        <w:tc>
-          <w:tcPr>
-            <w:tcW w:w="579" w:type="dxa"/>
-          </w:tcPr>
-          <w:p>
-            <w:pPr>
-              <w:tabs>
-                <w:tab w:val="left" w:pos="2128"/>
-              </w:tabs>
-              <w:ind w:left="0"/>
-              <w:jc w:val="left"/>
-              <w:rPr>
-                <w:rFonts w:ascii="Times New Roman" w:hAnsi="Times New Roman" w:cs="Times New Roman"/>
-                <w:sz w:val="15"/>
-                <w:szCs w:val="15"/>
-              </w:rPr>
-            </w:pPr>
-            <w:r>
-              <w:rPr>
-                <w:rFonts w:ascii="Times New Roman" w:hAnsi="Times New Roman" w:cs="Times New Roman"/>
-                <w:sz w:val="15"/>
-                <w:szCs w:val="15"/>
-              </w:rPr>
               <w:t>true</w:t>
             </w:r>
           </w:p>
         </w:tc>
         <w:tc>
           <w:tcPr>
-            <w:tcW w:w="1201" w:type="dxa"/>
+            <w:tcW w:w="1177" w:type="dxa"/>
           </w:tcPr>
           <w:p>
             <w:pPr>
@@ -3412,7 +3333,7 @@
         </w:tc>
         <w:tc>
           <w:tcPr>
-            <w:tcW w:w="769" w:type="dxa"/>
+            <w:tcW w:w="762" w:type="dxa"/>
           </w:tcPr>
           <w:p>
             <w:pPr>
@@ -3441,7 +3362,7 @@
       <w:tr>
         <w:tc>
           <w:tcPr>
-            <w:tcW w:w="1419" w:type="dxa"/>
+            <w:tcW w:w="1413" w:type="dxa"/>
           </w:tcPr>
           <w:p>
             <w:pPr>
@@ -3468,7 +3389,7 @@
         </w:tc>
         <w:tc>
           <w:tcPr>
-            <w:tcW w:w="1455" w:type="dxa"/>
+            <w:tcW w:w="1413" w:type="dxa"/>
           </w:tcPr>
           <w:p>
             <w:pPr>
@@ -3495,6 +3416,106 @@
         </w:tc>
         <w:tc>
           <w:tcPr>
+            <w:tcW w:w="658" w:type="dxa"/>
+          </w:tcPr>
+          <w:p>
+            <w:pPr>
+              <w:tabs>
+                <w:tab w:val="left" w:pos="2128"/>
+              </w:tabs>
+              <w:ind w:left="0"/>
+              <w:jc w:val="left"/>
+              <w:rPr>
+                <w:rFonts w:ascii="Times New Roman" w:hAnsi="Times New Roman" w:cs="Times New Roman"/>
+                <w:sz w:val="15"/>
+                <w:szCs w:val="15"/>
+              </w:rPr>
+            </w:pPr>
+            <w:r>
+              <w:rPr>
+                <w:rFonts w:ascii="Times New Roman" w:hAnsi="Times New Roman" w:cs="Times New Roman"/>
+                <w:sz w:val="15"/>
+                <w:szCs w:val="15"/>
+              </w:rPr>
+              <w:t>string</w:t>
+            </w:r>
+          </w:p>
+        </w:tc>
+        <w:tc>
+          <w:tcPr>
+            <w:tcW w:w="2555" w:type="dxa"/>
+          </w:tcPr>
+          <w:p>
+            <w:pPr>
+              <w:tabs>
+                <w:tab w:val="left" w:pos="2128"/>
+              </w:tabs>
+              <w:ind w:left="0"/>
+              <w:jc w:val="left"/>
+              <w:rPr>
+                <w:rFonts w:ascii="Times New Roman" w:hAnsi="Times New Roman" w:cs="Times New Roman"/>
+                <w:sz w:val="15"/>
+                <w:szCs w:val="15"/>
+              </w:rPr>
+            </w:pPr>
+            <w:r>
+              <w:rPr>
+                <w:rFonts w:ascii="Times New Roman" w:hAnsi="Times New Roman" w:cs="Times New Roman"/>
+                <w:sz w:val="15"/>
+                <w:szCs w:val="15"/>
+              </w:rPr>
+              <w:t>/tmp</w:t>
+            </w:r>
+          </w:p>
+        </w:tc>
+        <w:tc>
+          <w:tcPr>
+            <w:tcW w:w="941" w:type="dxa"/>
+          </w:tcPr>
+          <w:p>
+            <w:pPr>
+              <w:tabs>
+                <w:tab w:val="left" w:pos="2128"/>
+              </w:tabs>
+              <w:ind w:left="0"/>
+              <w:jc w:val="left"/>
+              <w:rPr>
+                <w:rFonts w:ascii="Times New Roman" w:hAnsi="Times New Roman" w:cs="Times New Roman"/>
+                <w:sz w:val="15"/>
+                <w:szCs w:val="15"/>
+              </w:rPr>
+            </w:pPr>
+          </w:p>
+        </w:tc>
+        <w:tc>
+          <w:tcPr>
+            <w:tcW w:w="851" w:type="dxa"/>
+          </w:tcPr>
+          <w:p>
+            <w:pPr>
+              <w:tabs>
+                <w:tab w:val="left" w:pos="2128"/>
+              </w:tabs>
+              <w:ind w:left="0"/>
+              <w:jc w:val="left"/>
+              <w:rPr>
+                <w:rFonts w:ascii="Times New Roman" w:hAnsi="Times New Roman" w:cs="Times New Roman"/>
+                <w:sz w:val="15"/>
+                <w:szCs w:val="15"/>
+              </w:rPr>
+            </w:pPr>
+            <w:r>
+              <w:rPr>
+                <w:rFonts w:ascii="Times New Roman" w:hAnsi="Times New Roman" w:cs="Times New Roman"/>
+                <w:sz w:val="15"/>
+                <w:szCs w:val="15"/>
+              </w:rPr>
+              <w:t>edit box</w:t>
+            </w:r>
+          </w:p>
+        </w:tc>
+        <w:tc>
+          <w:tcPr>
             <w:tcW w:w="579" w:type="dxa"/>
           </w:tcPr>
           <w:p>
@@ -3516,113 +3537,13 @@
                 <w:sz w:val="15"/>
                 <w:szCs w:val="15"/>
               </w:rPr>
-              <w:t>string</w:t>
-            </w:r>
-          </w:p>
-        </w:tc>
-        <w:tc>
-          <w:tcPr>
-            <w:tcW w:w="2555" w:type="dxa"/>
-          </w:tcPr>
-          <w:p>
-            <w:pPr>
-              <w:tabs>
-                <w:tab w:val="left" w:pos="2128"/>
-              </w:tabs>
-              <w:ind w:left="0"/>
-              <w:jc w:val="left"/>
-              <w:rPr>
-                <w:rFonts w:ascii="Times New Roman" w:hAnsi="Times New Roman" w:cs="Times New Roman"/>
-                <w:sz w:val="15"/>
-                <w:szCs w:val="15"/>
-              </w:rPr>
-            </w:pPr>
-            <w:r>
-              <w:rPr>
-                <w:rFonts w:ascii="Times New Roman" w:hAnsi="Times New Roman" w:cs="Times New Roman"/>
-                <w:sz w:val="15"/>
-                <w:szCs w:val="15"/>
-              </w:rPr>
-              <w:t>/tmp</w:t>
-            </w:r>
-          </w:p>
-        </w:tc>
-        <w:tc>
-          <w:tcPr>
-            <w:tcW w:w="941" w:type="dxa"/>
-          </w:tcPr>
-          <w:p>
-            <w:pPr>
-              <w:tabs>
-                <w:tab w:val="left" w:pos="2128"/>
-              </w:tabs>
-              <w:ind w:left="0"/>
-              <w:jc w:val="left"/>
-              <w:rPr>
-                <w:rFonts w:ascii="Times New Roman" w:hAnsi="Times New Roman" w:cs="Times New Roman"/>
-                <w:sz w:val="15"/>
-                <w:szCs w:val="15"/>
-              </w:rPr>
-            </w:pPr>
-          </w:p>
-        </w:tc>
-        <w:tc>
-          <w:tcPr>
-            <w:tcW w:w="851" w:type="dxa"/>
-          </w:tcPr>
-          <w:p>
-            <w:pPr>
-              <w:tabs>
-                <w:tab w:val="left" w:pos="2128"/>
-              </w:tabs>
-              <w:ind w:left="0"/>
-              <w:jc w:val="left"/>
-              <w:rPr>
-                <w:rFonts w:ascii="Times New Roman" w:hAnsi="Times New Roman" w:cs="Times New Roman"/>
-                <w:sz w:val="15"/>
-                <w:szCs w:val="15"/>
-              </w:rPr>
-            </w:pPr>
-            <w:r>
-              <w:rPr>
-                <w:rFonts w:ascii="Times New Roman" w:hAnsi="Times New Roman" w:cs="Times New Roman"/>
-                <w:sz w:val="15"/>
-                <w:szCs w:val="15"/>
-              </w:rPr>
-              <w:t>edit box</w:t>
-            </w:r>
-          </w:p>
-        </w:tc>
-        <w:tc>
-          <w:tcPr>
-            <w:tcW w:w="579" w:type="dxa"/>
-          </w:tcPr>
-          <w:p>
-            <w:pPr>
-              <w:tabs>
-                <w:tab w:val="left" w:pos="2128"/>
-              </w:tabs>
-              <w:ind w:left="0"/>
-              <w:jc w:val="left"/>
-              <w:rPr>
-                <w:rFonts w:ascii="Times New Roman" w:hAnsi="Times New Roman" w:cs="Times New Roman"/>
-                <w:sz w:val="15"/>
-                <w:szCs w:val="15"/>
-              </w:rPr>
-            </w:pPr>
-            <w:r>
-              <w:rPr>
-                <w:rFonts w:ascii="Times New Roman" w:hAnsi="Times New Roman" w:cs="Times New Roman"/>
-                <w:sz w:val="15"/>
-                <w:szCs w:val="15"/>
-              </w:rPr>
               <w:t>true</w:t>
             </w:r>
           </w:p>
         </w:tc>
         <w:tc>
           <w:tcPr>
-            <w:tcW w:w="1201" w:type="dxa"/>
+            <w:tcW w:w="1177" w:type="dxa"/>
           </w:tcPr>
           <w:p>
             <w:pPr>
@@ -3649,7 +3570,7 @@
         </w:tc>
         <w:tc>
           <w:tcPr>
-            <w:tcW w:w="769" w:type="dxa"/>
+            <w:tcW w:w="762" w:type="dxa"/>
           </w:tcPr>
           <w:p>
             <w:pPr>
@@ -3678,7 +3599,7 @@
       <w:tr>
         <w:tc>
           <w:tcPr>
-            <w:tcW w:w="1419" w:type="dxa"/>
+            <w:tcW w:w="1413" w:type="dxa"/>
           </w:tcPr>
           <w:p>
             <w:pPr>
@@ -3705,7 +3626,7 @@
         </w:tc>
         <w:tc>
           <w:tcPr>
-            <w:tcW w:w="1455" w:type="dxa"/>
+            <w:tcW w:w="1413" w:type="dxa"/>
           </w:tcPr>
           <w:p>
             <w:pPr>
@@ -3732,6 +3653,98 @@
         </w:tc>
         <w:tc>
           <w:tcPr>
+            <w:tcW w:w="658" w:type="dxa"/>
+          </w:tcPr>
+          <w:p>
+            <w:pPr>
+              <w:tabs>
+                <w:tab w:val="left" w:pos="2128"/>
+              </w:tabs>
+              <w:ind w:left="0"/>
+              <w:jc w:val="left"/>
+              <w:rPr>
+                <w:rFonts w:ascii="Times New Roman" w:hAnsi="Times New Roman" w:cs="Times New Roman"/>
+                <w:sz w:val="15"/>
+                <w:szCs w:val="15"/>
+              </w:rPr>
+            </w:pPr>
+            <w:r>
+              <w:rPr>
+                <w:rFonts w:ascii="Times New Roman" w:hAnsi="Times New Roman" w:cs="Times New Roman"/>
+                <w:sz w:val="15"/>
+                <w:szCs w:val="15"/>
+              </w:rPr>
+              <w:t>string</w:t>
+            </w:r>
+          </w:p>
+        </w:tc>
+        <w:tc>
+          <w:tcPr>
+            <w:tcW w:w="2555" w:type="dxa"/>
+          </w:tcPr>
+          <w:p>
+            <w:pPr>
+              <w:tabs>
+                <w:tab w:val="left" w:pos="2128"/>
+              </w:tabs>
+              <w:ind w:left="0"/>
+              <w:jc w:val="left"/>
+              <w:rPr>
+                <w:rFonts w:ascii="Times New Roman" w:hAnsi="Times New Roman" w:cs="Times New Roman"/>
+                <w:sz w:val="15"/>
+                <w:szCs w:val="15"/>
+              </w:rPr>
+            </w:pPr>
+          </w:p>
+        </w:tc>
+        <w:tc>
+          <w:tcPr>
+            <w:tcW w:w="941" w:type="dxa"/>
+          </w:tcPr>
+          <w:p>
+            <w:pPr>
+              <w:tabs>
+                <w:tab w:val="left" w:pos="2128"/>
+              </w:tabs>
+              <w:ind w:left="0"/>
+              <w:jc w:val="left"/>
+              <w:rPr>
+                <w:rFonts w:ascii="Times New Roman" w:hAnsi="Times New Roman" w:cs="Times New Roman"/>
+                <w:sz w:val="15"/>
+                <w:szCs w:val="15"/>
+              </w:rPr>
+            </w:pPr>
+          </w:p>
+        </w:tc>
+        <w:tc>
+          <w:tcPr>
+            <w:tcW w:w="851" w:type="dxa"/>
+          </w:tcPr>
+          <w:p>
+            <w:pPr>
+              <w:tabs>
+                <w:tab w:val="left" w:pos="2128"/>
+              </w:tabs>
+              <w:ind w:left="0"/>
+              <w:jc w:val="left"/>
+              <w:rPr>
+                <w:rFonts w:ascii="Times New Roman" w:hAnsi="Times New Roman" w:cs="Times New Roman"/>
+                <w:sz w:val="15"/>
+                <w:szCs w:val="15"/>
+              </w:rPr>
+            </w:pPr>
+            <w:r>
+              <w:rPr>
+                <w:rFonts w:ascii="Times New Roman" w:hAnsi="Times New Roman" w:cs="Times New Roman"/>
+                <w:sz w:val="15"/>
+                <w:szCs w:val="15"/>
+              </w:rPr>
+              <w:t>edit box</w:t>
+            </w:r>
+          </w:p>
+        </w:tc>
+        <w:tc>
+          <w:tcPr>
             <w:tcW w:w="579" w:type="dxa"/>
           </w:tcPr>
           <w:p>
@@ -3753,105 +3766,13 @@
                 <w:sz w:val="15"/>
                 <w:szCs w:val="15"/>
               </w:rPr>
-              <w:t>string</w:t>
-            </w:r>
-          </w:p>
-        </w:tc>
-        <w:tc>
-          <w:tcPr>
-            <w:tcW w:w="2555" w:type="dxa"/>
-          </w:tcPr>
-          <w:p>
-            <w:pPr>
-              <w:tabs>
-                <w:tab w:val="left" w:pos="2128"/>
-              </w:tabs>
-              <w:ind w:left="0"/>
-              <w:jc w:val="left"/>
-              <w:rPr>
-                <w:rFonts w:ascii="Times New Roman" w:hAnsi="Times New Roman" w:cs="Times New Roman"/>
-                <w:sz w:val="15"/>
-                <w:szCs w:val="15"/>
-              </w:rPr>
-            </w:pPr>
-          </w:p>
-        </w:tc>
-        <w:tc>
-          <w:tcPr>
-            <w:tcW w:w="941" w:type="dxa"/>
-          </w:tcPr>
-          <w:p>
-            <w:pPr>
-              <w:tabs>
-                <w:tab w:val="left" w:pos="2128"/>
-              </w:tabs>
-              <w:ind w:left="0"/>
-              <w:jc w:val="left"/>
-              <w:rPr>
-                <w:rFonts w:ascii="Times New Roman" w:hAnsi="Times New Roman" w:cs="Times New Roman"/>
-                <w:sz w:val="15"/>
-                <w:szCs w:val="15"/>
-              </w:rPr>
-            </w:pPr>
-          </w:p>
-        </w:tc>
-        <w:tc>
-          <w:tcPr>
-            <w:tcW w:w="851" w:type="dxa"/>
-          </w:tcPr>
-          <w:p>
-            <w:pPr>
-              <w:tabs>
-                <w:tab w:val="left" w:pos="2128"/>
-              </w:tabs>
-              <w:ind w:left="0"/>
-              <w:jc w:val="left"/>
-              <w:rPr>
-                <w:rFonts w:ascii="Times New Roman" w:hAnsi="Times New Roman" w:cs="Times New Roman"/>
-                <w:sz w:val="15"/>
-                <w:szCs w:val="15"/>
-              </w:rPr>
-            </w:pPr>
-            <w:r>
-              <w:rPr>
-                <w:rFonts w:ascii="Times New Roman" w:hAnsi="Times New Roman" w:cs="Times New Roman"/>
-                <w:sz w:val="15"/>
-                <w:szCs w:val="15"/>
-              </w:rPr>
-              <w:t>edit box</w:t>
-            </w:r>
-          </w:p>
-        </w:tc>
-        <w:tc>
-          <w:tcPr>
-            <w:tcW w:w="579" w:type="dxa"/>
-          </w:tcPr>
-          <w:p>
-            <w:pPr>
-              <w:tabs>
-                <w:tab w:val="left" w:pos="2128"/>
-              </w:tabs>
-              <w:ind w:left="0"/>
-              <w:jc w:val="left"/>
-              <w:rPr>
-                <w:rFonts w:ascii="Times New Roman" w:hAnsi="Times New Roman" w:cs="Times New Roman"/>
-                <w:sz w:val="15"/>
-                <w:szCs w:val="15"/>
-              </w:rPr>
-            </w:pPr>
-            <w:r>
-              <w:rPr>
-                <w:rFonts w:ascii="Times New Roman" w:hAnsi="Times New Roman" w:cs="Times New Roman"/>
-                <w:sz w:val="15"/>
-                <w:szCs w:val="15"/>
-              </w:rPr>
               <w:t>true</w:t>
             </w:r>
           </w:p>
         </w:tc>
         <w:tc>
           <w:tcPr>
-            <w:tcW w:w="1201" w:type="dxa"/>
+            <w:tcW w:w="1177" w:type="dxa"/>
           </w:tcPr>
           <w:p>
             <w:pPr>
@@ -3878,7 +3799,7 @@
         </w:tc>
         <w:tc>
           <w:tcPr>
-            <w:tcW w:w="769" w:type="dxa"/>
+            <w:tcW w:w="762" w:type="dxa"/>
           </w:tcPr>
           <w:p>
             <w:pPr>
@@ -3907,7 +3828,7 @@
       <w:tr>
         <w:tc>
           <w:tcPr>
-            <w:tcW w:w="1419" w:type="dxa"/>
+            <w:tcW w:w="1413" w:type="dxa"/>
           </w:tcPr>
           <w:p>
             <w:pPr>
@@ -3934,7 +3855,7 @@
         </w:tc>
         <w:tc>
           <w:tcPr>
-            <w:tcW w:w="1455" w:type="dxa"/>
+            <w:tcW w:w="1413" w:type="dxa"/>
           </w:tcPr>
           <w:p>
             <w:pPr>
@@ -3961,6 +3882,114 @@
         </w:tc>
         <w:tc>
           <w:tcPr>
+            <w:tcW w:w="658" w:type="dxa"/>
+          </w:tcPr>
+          <w:p>
+            <w:pPr>
+              <w:tabs>
+                <w:tab w:val="left" w:pos="2128"/>
+              </w:tabs>
+              <w:ind w:left="0"/>
+              <w:jc w:val="left"/>
+              <w:rPr>
+                <w:rFonts w:ascii="Times New Roman" w:hAnsi="Times New Roman" w:cs="Times New Roman"/>
+                <w:sz w:val="15"/>
+                <w:szCs w:val="15"/>
+              </w:rPr>
+            </w:pPr>
+            <w:r>
+              <w:rPr>
+                <w:rFonts w:ascii="Times New Roman" w:hAnsi="Times New Roman" w:cs="Times New Roman" w:hint="eastAsia"/>
+                <w:sz w:val="15"/>
+                <w:szCs w:val="15"/>
+              </w:rPr>
+              <w:t>s</w:t>
+            </w:r>
+            <w:r>
+              <w:rPr>
+                <w:rFonts w:ascii="Times New Roman" w:hAnsi="Times New Roman" w:cs="Times New Roman"/>
+                <w:sz w:val="15"/>
+                <w:szCs w:val="15"/>
+              </w:rPr>
+              <w:t>tring</w:t>
+            </w:r>
+            <w:r>
+              <w:rPr>
+                <w:rFonts w:ascii="Times New Roman" w:hAnsi="Times New Roman" w:cs="Times New Roman" w:hint="eastAsia"/>
+                <w:sz w:val="15"/>
+                <w:szCs w:val="15"/>
+              </w:rPr>
+              <w:t>[]</w:t>
+            </w:r>
+          </w:p>
+        </w:tc>
+        <w:tc>
+          <w:tcPr>
+            <w:tcW w:w="2555" w:type="dxa"/>
+          </w:tcPr>
+          <w:p>
+            <w:pPr>
+              <w:tabs>
+                <w:tab w:val="left" w:pos="2128"/>
+              </w:tabs>
+              <w:ind w:left="0"/>
+              <w:jc w:val="left"/>
+              <w:rPr>
+                <w:rFonts w:ascii="Times New Roman" w:hAnsi="Times New Roman" w:cs="Times New Roman"/>
+                <w:sz w:val="15"/>
+                <w:szCs w:val="15"/>
+              </w:rPr>
+            </w:pPr>
+          </w:p>
+        </w:tc>
+        <w:tc>
+          <w:tcPr>
+            <w:tcW w:w="941" w:type="dxa"/>
+          </w:tcPr>
+          <w:p>
+            <w:pPr>
+              <w:tabs>
+                <w:tab w:val="left" w:pos="2128"/>
+              </w:tabs>
+              <w:ind w:left="0"/>
+              <w:jc w:val="left"/>
+              <w:rPr>
+                <w:rFonts w:ascii="Times New Roman" w:hAnsi="Times New Roman" w:cs="Times New Roman"/>
+                <w:sz w:val="15"/>
+                <w:szCs w:val="15"/>
+              </w:rPr>
+            </w:pPr>
+          </w:p>
+        </w:tc>
+        <w:tc>
+          <w:tcPr>
+            <w:tcW w:w="851" w:type="dxa"/>
+          </w:tcPr>
+          <w:p>
+            <w:pPr>
+              <w:tabs>
+                <w:tab w:val="left" w:pos="2128"/>
+              </w:tabs>
+              <w:ind w:left="0"/>
+              <w:jc w:val="left"/>
+              <w:rPr>
+                <w:rFonts w:ascii="Times New Roman" w:hAnsi="Times New Roman" w:cs="Times New Roman"/>
+                <w:sz w:val="15"/>
+                <w:szCs w:val="15"/>
+              </w:rPr>
+            </w:pPr>
+            <w:r>
+              <w:rPr>
+                <w:rFonts w:ascii="Times New Roman" w:hAnsi="Times New Roman" w:cs="Times New Roman"/>
+                <w:sz w:val="15"/>
+                <w:szCs w:val="15"/>
+              </w:rPr>
+              <w:t>edit box</w:t>
+            </w:r>
+          </w:p>
+        </w:tc>
+        <w:tc>
+          <w:tcPr>
             <w:tcW w:w="579" w:type="dxa"/>
           </w:tcPr>
           <w:p>
@@ -3978,122 +4007,6 @@
             </w:pPr>
             <w:r>
               <w:rPr>
-                <w:rFonts w:ascii="Times New Roman" w:hAnsi="Times New Roman" w:cs="Times New Roman" w:hint="eastAsia"/>
-                <w:sz w:val="15"/>
-                <w:szCs w:val="15"/>
-              </w:rPr>
-              <w:t>s</w:t>
-            </w:r>
-            <w:r>
-              <w:rPr>
-                <w:rFonts w:ascii="Times New Roman" w:hAnsi="Times New Roman" w:cs="Times New Roman"/>
-                <w:sz w:val="15"/>
-                <w:szCs w:val="15"/>
-              </w:rPr>
-              <w:t>tring</w:t>
-            </w:r>
-            <w:r>
-              <w:rPr>
-                <w:rFonts w:ascii="Times New Roman" w:hAnsi="Times New Roman" w:cs="Times New Roman" w:hint="eastAsia"/>
-                <w:sz w:val="15"/>
-                <w:szCs w:val="15"/>
-              </w:rPr>
-              <w:t>[]</w:t>
-            </w:r>
-          </w:p>
-        </w:tc>
-        <w:tc>
-          <w:tcPr>
-            <w:tcW w:w="2555" w:type="dxa"/>
-          </w:tcPr>
-          <w:p>
-            <w:pPr>
-              <w:tabs>
-                <w:tab w:val="left" w:pos="2128"/>
-              </w:tabs>
-              <w:ind w:left="0"/>
-              <w:jc w:val="left"/>
-              <w:rPr>
-                <w:rFonts w:ascii="Times New Roman" w:hAnsi="Times New Roman" w:cs="Times New Roman"/>
-                <w:sz w:val="15"/>
-                <w:szCs w:val="15"/>
-              </w:rPr>
-            </w:pPr>
-            <w:r>
-              <w:rPr>
-                <w:rFonts w:ascii="Times New Roman" w:hAnsi="Times New Roman" w:cs="Times New Roman"/>
-                <w:sz w:val="15"/>
-                <w:szCs w:val="15"/>
-              </w:rPr>
-              <w:t>localhost</w:t>
-            </w:r>
-          </w:p>
-        </w:tc>
-        <w:tc>
-          <w:tcPr>
-            <w:tcW w:w="941" w:type="dxa"/>
-          </w:tcPr>
-          <w:p>
-            <w:pPr>
-              <w:tabs>
-                <w:tab w:val="left" w:pos="2128"/>
-              </w:tabs>
-              <w:ind w:left="0"/>
-              <w:jc w:val="left"/>
-              <w:rPr>
-                <w:rFonts w:ascii="Times New Roman" w:hAnsi="Times New Roman" w:cs="Times New Roman"/>
-                <w:sz w:val="15"/>
-                <w:szCs w:val="15"/>
-              </w:rPr>
-            </w:pPr>
-          </w:p>
-        </w:tc>
-        <w:tc>
-          <w:tcPr>
-            <w:tcW w:w="851" w:type="dxa"/>
-          </w:tcPr>
-          <w:p>
-            <w:pPr>
-              <w:tabs>
-                <w:tab w:val="left" w:pos="2128"/>
-              </w:tabs>
-              <w:ind w:left="0"/>
-              <w:jc w:val="left"/>
-              <w:rPr>
-                <w:rFonts w:ascii="Times New Roman" w:hAnsi="Times New Roman" w:cs="Times New Roman"/>
-                <w:sz w:val="15"/>
-                <w:szCs w:val="15"/>
-              </w:rPr>
-            </w:pPr>
-            <w:r>
-              <w:rPr>
-                <w:rFonts w:ascii="Times New Roman" w:hAnsi="Times New Roman" w:cs="Times New Roman"/>
-                <w:sz w:val="15"/>
-                <w:szCs w:val="15"/>
-              </w:rPr>
-              <w:t>edit box</w:t>
-            </w:r>
-          </w:p>
-        </w:tc>
-        <w:tc>
-          <w:tcPr>
-            <w:tcW w:w="579" w:type="dxa"/>
-          </w:tcPr>
-          <w:p>
-            <w:pPr>
-              <w:tabs>
-                <w:tab w:val="left" w:pos="2128"/>
-              </w:tabs>
-              <w:ind w:left="0"/>
-              <w:jc w:val="left"/>
-              <w:rPr>
-                <w:rFonts w:ascii="Times New Roman" w:hAnsi="Times New Roman" w:cs="Times New Roman"/>
-                <w:sz w:val="15"/>
-                <w:szCs w:val="15"/>
-              </w:rPr>
-            </w:pPr>
-            <w:r>
-              <w:rPr>
                 <w:rFonts w:ascii="Times New Roman" w:hAnsi="Times New Roman" w:cs="Times New Roman"/>
                 <w:sz w:val="15"/>
                 <w:szCs w:val="15"/>
@@ -4104,7 +4017,7 @@
         </w:tc>
         <w:tc>
           <w:tcPr>
-            <w:tcW w:w="1201" w:type="dxa"/>
+            <w:tcW w:w="1177" w:type="dxa"/>
           </w:tcPr>
           <w:p>
             <w:pPr>
@@ -4131,7 +4044,7 @@
         </w:tc>
         <w:tc>
           <w:tcPr>
-            <w:tcW w:w="769" w:type="dxa"/>
+            <w:tcW w:w="762" w:type="dxa"/>
           </w:tcPr>
           <w:p>
             <w:pPr>
@@ -4160,7 +4073,7 @@
       <w:tr>
         <w:tc>
           <w:tcPr>
-            <w:tcW w:w="1419" w:type="dxa"/>
+            <w:tcW w:w="1413" w:type="dxa"/>
           </w:tcPr>
           <w:p>
             <w:pPr>
@@ -4187,7 +4100,7 @@
         </w:tc>
         <w:tc>
           <w:tcPr>
-            <w:tcW w:w="1455" w:type="dxa"/>
+            <w:tcW w:w="1413" w:type="dxa"/>
           </w:tcPr>
           <w:p>
             <w:pPr>
@@ -4214,6 +4127,106 @@
         </w:tc>
         <w:tc>
           <w:tcPr>
+            <w:tcW w:w="658" w:type="dxa"/>
+          </w:tcPr>
+          <w:p>
+            <w:pPr>
+              <w:tabs>
+                <w:tab w:val="left" w:pos="2128"/>
+              </w:tabs>
+              <w:ind w:left="0"/>
+              <w:jc w:val="left"/>
+              <w:rPr>
+                <w:rFonts w:ascii="Times New Roman" w:hAnsi="Times New Roman" w:cs="Times New Roman"/>
+                <w:sz w:val="15"/>
+                <w:szCs w:val="15"/>
+              </w:rPr>
+            </w:pPr>
+            <w:r>
+              <w:rPr>
+                <w:rFonts w:ascii="Times New Roman" w:hAnsi="Times New Roman" w:cs="Times New Roman"/>
+                <w:sz w:val="15"/>
+                <w:szCs w:val="15"/>
+              </w:rPr>
+              <w:t>port</w:t>
+            </w:r>
+          </w:p>
+        </w:tc>
+        <w:tc>
+          <w:tcPr>
+            <w:tcW w:w="2555" w:type="dxa"/>
+          </w:tcPr>
+          <w:p>
+            <w:pPr>
+              <w:tabs>
+                <w:tab w:val="left" w:pos="2128"/>
+              </w:tabs>
+              <w:ind w:left="0"/>
+              <w:jc w:val="left"/>
+              <w:rPr>
+                <w:rFonts w:ascii="Times New Roman" w:hAnsi="Times New Roman" w:cs="Times New Roman"/>
+                <w:sz w:val="15"/>
+                <w:szCs w:val="15"/>
+              </w:rPr>
+            </w:pPr>
+            <w:r>
+              <w:rPr>
+                <w:rFonts w:ascii="Times New Roman" w:hAnsi="Times New Roman" w:cs="Times New Roman"/>
+                <w:sz w:val="15"/>
+                <w:szCs w:val="15"/>
+              </w:rPr>
+              <w:t>40000</w:t>
+            </w:r>
+          </w:p>
+        </w:tc>
+        <w:tc>
+          <w:tcPr>
+            <w:tcW w:w="941" w:type="dxa"/>
+          </w:tcPr>
+          <w:p>
+            <w:pPr>
+              <w:tabs>
+                <w:tab w:val="left" w:pos="2128"/>
+              </w:tabs>
+              <w:ind w:left="0"/>
+              <w:jc w:val="left"/>
+              <w:rPr>
+                <w:rFonts w:ascii="Times New Roman" w:hAnsi="Times New Roman" w:cs="Times New Roman"/>
+                <w:sz w:val="15"/>
+                <w:szCs w:val="15"/>
+              </w:rPr>
+            </w:pPr>
+            <w:r>
+              <w:rPr>
+                <w:rFonts w:ascii="Times New Roman" w:hAnsi="Times New Roman" w:cs="Times New Roman"/>
+                <w:sz w:val="15"/>
+                <w:szCs w:val="15"/>
+              </w:rPr>
+              <w:t>1000-65535</w:t>
+            </w:r>
+          </w:p>
+        </w:tc>
+        <w:tc>
+          <w:tcPr>
+            <w:tcW w:w="851" w:type="dxa"/>
+          </w:tcPr>
+          <w:p>
+            <w:pPr>
+              <w:tabs>
+                <w:tab w:val="left" w:pos="2128"/>
+              </w:tabs>
+              <w:ind w:left="0"/>
+              <w:jc w:val="left"/>
+              <w:rPr>
+                <w:rFonts w:ascii="Times New Roman" w:hAnsi="Times New Roman" w:cs="Times New Roman"/>
+                <w:sz w:val="15"/>
+                <w:szCs w:val="15"/>
+              </w:rPr>
+            </w:pPr>
+          </w:p>
+        </w:tc>
+        <w:tc>
+          <w:tcPr>
             <w:tcW w:w="579" w:type="dxa"/>
           </w:tcPr>
           <w:p>
@@ -4229,130 +4242,30 @@
                 <w:szCs w:val="15"/>
               </w:rPr>
             </w:pPr>
-            <w:r>
-              <w:rPr>
-                <w:rFonts w:ascii="Times New Roman" w:hAnsi="Times New Roman" w:cs="Times New Roman"/>
-                <w:sz w:val="15"/>
-                <w:szCs w:val="15"/>
-              </w:rPr>
-              <w:t>port</w:t>
-            </w:r>
-          </w:p>
-        </w:tc>
-        <w:tc>
-          <w:tcPr>
-            <w:tcW w:w="2555" w:type="dxa"/>
-          </w:tcPr>
-          <w:p>
-            <w:pPr>
-              <w:tabs>
-                <w:tab w:val="left" w:pos="2128"/>
-              </w:tabs>
-              <w:ind w:left="0"/>
-              <w:jc w:val="left"/>
-              <w:rPr>
-                <w:rFonts w:ascii="Times New Roman" w:hAnsi="Times New Roman" w:cs="Times New Roman"/>
-                <w:sz w:val="15"/>
-                <w:szCs w:val="15"/>
-              </w:rPr>
-            </w:pPr>
-            <w:r>
-              <w:rPr>
-                <w:rFonts w:ascii="Times New Roman" w:hAnsi="Times New Roman" w:cs="Times New Roman"/>
-                <w:sz w:val="15"/>
-                <w:szCs w:val="15"/>
-              </w:rPr>
-              <w:t>40000</w:t>
-            </w:r>
-          </w:p>
-        </w:tc>
-        <w:tc>
-          <w:tcPr>
-            <w:tcW w:w="941" w:type="dxa"/>
-          </w:tcPr>
-          <w:p>
-            <w:pPr>
-              <w:tabs>
-                <w:tab w:val="left" w:pos="2128"/>
-              </w:tabs>
-              <w:ind w:left="0"/>
-              <w:jc w:val="left"/>
-              <w:rPr>
-                <w:rFonts w:ascii="Times New Roman" w:hAnsi="Times New Roman" w:cs="Times New Roman"/>
-                <w:sz w:val="15"/>
-                <w:szCs w:val="15"/>
-              </w:rPr>
-            </w:pPr>
-            <w:r>
-              <w:rPr>
-                <w:rFonts w:ascii="Times New Roman" w:hAnsi="Times New Roman" w:cs="Times New Roman"/>
-                <w:sz w:val="15"/>
-                <w:szCs w:val="15"/>
-              </w:rPr>
-              <w:t>1000-65535</w:t>
-            </w:r>
-          </w:p>
-        </w:tc>
-        <w:tc>
-          <w:tcPr>
-            <w:tcW w:w="851" w:type="dxa"/>
-          </w:tcPr>
-          <w:p>
-            <w:pPr>
-              <w:tabs>
-                <w:tab w:val="left" w:pos="2128"/>
-              </w:tabs>
-              <w:ind w:left="0"/>
-              <w:jc w:val="left"/>
-              <w:rPr>
-                <w:rFonts w:ascii="Times New Roman" w:hAnsi="Times New Roman" w:cs="Times New Roman"/>
-                <w:sz w:val="15"/>
-                <w:szCs w:val="15"/>
-              </w:rPr>
-            </w:pPr>
-          </w:p>
-        </w:tc>
-        <w:tc>
-          <w:tcPr>
-            <w:tcW w:w="579" w:type="dxa"/>
-          </w:tcPr>
-          <w:p>
-            <w:pPr>
-              <w:tabs>
-                <w:tab w:val="left" w:pos="2128"/>
-              </w:tabs>
-              <w:ind w:left="0"/>
-              <w:jc w:val="left"/>
-              <w:rPr>
-                <w:rFonts w:ascii="Times New Roman" w:hAnsi="Times New Roman" w:cs="Times New Roman"/>
-                <w:sz w:val="15"/>
-                <w:szCs w:val="15"/>
-              </w:rPr>
-            </w:pPr>
-          </w:p>
-        </w:tc>
-        <w:tc>
-          <w:tcPr>
-            <w:tcW w:w="1201" w:type="dxa"/>
-          </w:tcPr>
-          <w:p>
-            <w:pPr>
-              <w:tabs>
-                <w:tab w:val="left" w:pos="2128"/>
-              </w:tabs>
-              <w:ind w:left="0"/>
-              <w:jc w:val="left"/>
-              <w:rPr>
-                <w:rFonts w:ascii="Times New Roman" w:hAnsi="Times New Roman" w:cs="Times New Roman"/>
-                <w:sz w:val="15"/>
-                <w:szCs w:val="15"/>
-              </w:rPr>
-            </w:pPr>
-          </w:p>
-        </w:tc>
-        <w:tc>
-          <w:tcPr>
-            <w:tcW w:w="769" w:type="dxa"/>
+          </w:p>
+        </w:tc>
+        <w:tc>
+          <w:tcPr>
+            <w:tcW w:w="1177" w:type="dxa"/>
+          </w:tcPr>
+          <w:p>
+            <w:pPr>
+              <w:tabs>
+                <w:tab w:val="left" w:pos="2128"/>
+              </w:tabs>
+              <w:ind w:left="0"/>
+              <w:jc w:val="left"/>
+              <w:rPr>
+                <w:rFonts w:ascii="Times New Roman" w:hAnsi="Times New Roman" w:cs="Times New Roman"/>
+                <w:sz w:val="15"/>
+                <w:szCs w:val="15"/>
+              </w:rPr>
+            </w:pPr>
+          </w:p>
+        </w:tc>
+        <w:tc>
+          <w:tcPr>
+            <w:tcW w:w="762" w:type="dxa"/>
           </w:tcPr>
           <w:p>
             <w:pPr>
@@ -4373,7 +4286,7 @@
       <w:tr>
         <w:tc>
           <w:tcPr>
-            <w:tcW w:w="1419" w:type="dxa"/>
+            <w:tcW w:w="1413" w:type="dxa"/>
           </w:tcPr>
           <w:p>
             <w:pPr>
@@ -4400,7 +4313,7 @@
         </w:tc>
         <w:tc>
           <w:tcPr>
-            <w:tcW w:w="1455" w:type="dxa"/>
+            <w:tcW w:w="1413" w:type="dxa"/>
           </w:tcPr>
           <w:p>
             <w:pPr>
@@ -4427,6 +4340,98 @@
         </w:tc>
         <w:tc>
           <w:tcPr>
+            <w:tcW w:w="658" w:type="dxa"/>
+          </w:tcPr>
+          <w:p>
+            <w:pPr>
+              <w:tabs>
+                <w:tab w:val="left" w:pos="2128"/>
+              </w:tabs>
+              <w:ind w:left="0"/>
+              <w:jc w:val="left"/>
+              <w:rPr>
+                <w:rFonts w:ascii="Times New Roman" w:hAnsi="Times New Roman" w:cs="Times New Roman"/>
+                <w:sz w:val="15"/>
+                <w:szCs w:val="15"/>
+              </w:rPr>
+            </w:pPr>
+            <w:r>
+              <w:rPr>
+                <w:rFonts w:ascii="Times New Roman" w:hAnsi="Times New Roman" w:cs="Times New Roman"/>
+                <w:sz w:val="15"/>
+                <w:szCs w:val="15"/>
+              </w:rPr>
+              <w:t>string</w:t>
+            </w:r>
+          </w:p>
+        </w:tc>
+        <w:tc>
+          <w:tcPr>
+            <w:tcW w:w="2555" w:type="dxa"/>
+          </w:tcPr>
+          <w:p>
+            <w:pPr>
+              <w:tabs>
+                <w:tab w:val="left" w:pos="2128"/>
+              </w:tabs>
+              <w:ind w:left="0"/>
+              <w:jc w:val="left"/>
+              <w:rPr>
+                <w:rFonts w:ascii="Times New Roman" w:hAnsi="Times New Roman" w:cs="Times New Roman"/>
+                <w:sz w:val="15"/>
+                <w:szCs w:val="15"/>
+              </w:rPr>
+            </w:pPr>
+          </w:p>
+        </w:tc>
+        <w:tc>
+          <w:tcPr>
+            <w:tcW w:w="941" w:type="dxa"/>
+          </w:tcPr>
+          <w:p>
+            <w:pPr>
+              <w:tabs>
+                <w:tab w:val="left" w:pos="2128"/>
+              </w:tabs>
+              <w:ind w:left="0"/>
+              <w:jc w:val="left"/>
+              <w:rPr>
+                <w:rFonts w:ascii="Times New Roman" w:hAnsi="Times New Roman" w:cs="Times New Roman"/>
+                <w:sz w:val="15"/>
+                <w:szCs w:val="15"/>
+              </w:rPr>
+            </w:pPr>
+          </w:p>
+        </w:tc>
+        <w:tc>
+          <w:tcPr>
+            <w:tcW w:w="851" w:type="dxa"/>
+          </w:tcPr>
+          <w:p>
+            <w:pPr>
+              <w:tabs>
+                <w:tab w:val="left" w:pos="2128"/>
+              </w:tabs>
+              <w:ind w:left="0"/>
+              <w:jc w:val="left"/>
+              <w:rPr>
+                <w:rFonts w:ascii="Times New Roman" w:hAnsi="Times New Roman" w:cs="Times New Roman"/>
+                <w:sz w:val="15"/>
+                <w:szCs w:val="15"/>
+              </w:rPr>
+            </w:pPr>
+            <w:r>
+              <w:rPr>
+                <w:rFonts w:ascii="Times New Roman" w:hAnsi="Times New Roman" w:cs="Times New Roman"/>
+                <w:sz w:val="15"/>
+                <w:szCs w:val="15"/>
+              </w:rPr>
+              <w:t>edit box</w:t>
+            </w:r>
+          </w:p>
+        </w:tc>
+        <w:tc>
+          <w:tcPr>
             <w:tcW w:w="579" w:type="dxa"/>
           </w:tcPr>
           <w:p>
@@ -4448,113 +4453,13 @@
                 <w:sz w:val="15"/>
                 <w:szCs w:val="15"/>
               </w:rPr>
-              <w:t>string</w:t>
-            </w:r>
-          </w:p>
-        </w:tc>
-        <w:tc>
-          <w:tcPr>
-            <w:tcW w:w="2555" w:type="dxa"/>
-          </w:tcPr>
-          <w:p>
-            <w:pPr>
-              <w:tabs>
-                <w:tab w:val="left" w:pos="2128"/>
-              </w:tabs>
-              <w:ind w:left="0"/>
-              <w:jc w:val="left"/>
-              <w:rPr>
-                <w:rFonts w:ascii="Times New Roman" w:hAnsi="Times New Roman" w:cs="Times New Roman"/>
-                <w:sz w:val="15"/>
-                <w:szCs w:val="15"/>
-              </w:rPr>
-            </w:pPr>
-            <w:r>
-              <w:rPr>
-                <w:rFonts w:ascii="Times New Roman" w:hAnsi="Times New Roman" w:cs="Times New Roman"/>
-                <w:sz w:val="15"/>
-                <w:szCs w:val="15"/>
-              </w:rPr>
-              <w:t>~/sequoiasql-data-directory/segmentdd</w:t>
-            </w:r>
-          </w:p>
-        </w:tc>
-        <w:tc>
-          <w:tcPr>
-            <w:tcW w:w="941" w:type="dxa"/>
-          </w:tcPr>
-          <w:p>
-            <w:pPr>
-              <w:tabs>
-                <w:tab w:val="left" w:pos="2128"/>
-              </w:tabs>
-              <w:ind w:left="0"/>
-              <w:jc w:val="left"/>
-              <w:rPr>
-                <w:rFonts w:ascii="Times New Roman" w:hAnsi="Times New Roman" w:cs="Times New Roman"/>
-                <w:sz w:val="15"/>
-                <w:szCs w:val="15"/>
-              </w:rPr>
-            </w:pPr>
-          </w:p>
-        </w:tc>
-        <w:tc>
-          <w:tcPr>
-            <w:tcW w:w="851" w:type="dxa"/>
-          </w:tcPr>
-          <w:p>
-            <w:pPr>
-              <w:tabs>
-                <w:tab w:val="left" w:pos="2128"/>
-              </w:tabs>
-              <w:ind w:left="0"/>
-              <w:jc w:val="left"/>
-              <w:rPr>
-                <w:rFonts w:ascii="Times New Roman" w:hAnsi="Times New Roman" w:cs="Times New Roman"/>
-                <w:sz w:val="15"/>
-                <w:szCs w:val="15"/>
-              </w:rPr>
-            </w:pPr>
-            <w:r>
-              <w:rPr>
-                <w:rFonts w:ascii="Times New Roman" w:hAnsi="Times New Roman" w:cs="Times New Roman"/>
-                <w:sz w:val="15"/>
-                <w:szCs w:val="15"/>
-              </w:rPr>
-              <w:t>edit box</w:t>
-            </w:r>
-          </w:p>
-        </w:tc>
-        <w:tc>
-          <w:tcPr>
-            <w:tcW w:w="579" w:type="dxa"/>
-          </w:tcPr>
-          <w:p>
-            <w:pPr>
-              <w:tabs>
-                <w:tab w:val="left" w:pos="2128"/>
-              </w:tabs>
-              <w:ind w:left="0"/>
-              <w:jc w:val="left"/>
-              <w:rPr>
-                <w:rFonts w:ascii="Times New Roman" w:hAnsi="Times New Roman" w:cs="Times New Roman"/>
-                <w:sz w:val="15"/>
-                <w:szCs w:val="15"/>
-              </w:rPr>
-            </w:pPr>
-            <w:r>
-              <w:rPr>
-                <w:rFonts w:ascii="Times New Roman" w:hAnsi="Times New Roman" w:cs="Times New Roman"/>
-                <w:sz w:val="15"/>
-                <w:szCs w:val="15"/>
-              </w:rPr>
               <w:t>true</w:t>
             </w:r>
           </w:p>
         </w:tc>
         <w:tc>
           <w:tcPr>
-            <w:tcW w:w="1201" w:type="dxa"/>
+            <w:tcW w:w="1177" w:type="dxa"/>
           </w:tcPr>
           <w:p>
             <w:pPr>
@@ -4581,7 +4486,7 @@
         </w:tc>
         <w:tc>
           <w:tcPr>
-            <w:tcW w:w="769" w:type="dxa"/>
+            <w:tcW w:w="762" w:type="dxa"/>
           </w:tcPr>
           <w:p>
             <w:pPr>
@@ -4610,7 +4515,7 @@
       <w:tr>
         <w:tc>
           <w:tcPr>
-            <w:tcW w:w="1419" w:type="dxa"/>
+            <w:tcW w:w="1413" w:type="dxa"/>
           </w:tcPr>
           <w:p>
             <w:pPr>
@@ -4637,7 +4542,7 @@
         </w:tc>
         <w:tc>
           <w:tcPr>
-            <w:tcW w:w="1455" w:type="dxa"/>
+            <w:tcW w:w="1413" w:type="dxa"/>
           </w:tcPr>
           <w:p>
             <w:pPr>
@@ -4664,6 +4569,106 @@
         </w:tc>
         <w:tc>
           <w:tcPr>
+            <w:tcW w:w="658" w:type="dxa"/>
+          </w:tcPr>
+          <w:p>
+            <w:pPr>
+              <w:tabs>
+                <w:tab w:val="left" w:pos="2128"/>
+              </w:tabs>
+              <w:ind w:left="0"/>
+              <w:jc w:val="left"/>
+              <w:rPr>
+                <w:rFonts w:ascii="Times New Roman" w:hAnsi="Times New Roman" w:cs="Times New Roman"/>
+                <w:sz w:val="15"/>
+                <w:szCs w:val="15"/>
+              </w:rPr>
+            </w:pPr>
+            <w:r>
+              <w:rPr>
+                <w:rFonts w:ascii="Times New Roman" w:hAnsi="Times New Roman" w:cs="Times New Roman"/>
+                <w:sz w:val="15"/>
+                <w:szCs w:val="15"/>
+              </w:rPr>
+              <w:t>string</w:t>
+            </w:r>
+          </w:p>
+        </w:tc>
+        <w:tc>
+          <w:tcPr>
+            <w:tcW w:w="2555" w:type="dxa"/>
+          </w:tcPr>
+          <w:p>
+            <w:pPr>
+              <w:tabs>
+                <w:tab w:val="left" w:pos="2128"/>
+              </w:tabs>
+              <w:ind w:left="0"/>
+              <w:jc w:val="left"/>
+              <w:rPr>
+                <w:rFonts w:ascii="Times New Roman" w:hAnsi="Times New Roman" w:cs="Times New Roman"/>
+                <w:sz w:val="15"/>
+                <w:szCs w:val="15"/>
+              </w:rPr>
+            </w:pPr>
+            <w:r>
+              <w:rPr>
+                <w:rFonts w:ascii="Times New Roman" w:hAnsi="Times New Roman" w:cs="Times New Roman"/>
+                <w:sz w:val="15"/>
+                <w:szCs w:val="15"/>
+              </w:rPr>
+              <w:t>/tmp</w:t>
+            </w:r>
+          </w:p>
+        </w:tc>
+        <w:tc>
+          <w:tcPr>
+            <w:tcW w:w="941" w:type="dxa"/>
+          </w:tcPr>
+          <w:p>
+            <w:pPr>
+              <w:tabs>
+                <w:tab w:val="left" w:pos="2128"/>
+              </w:tabs>
+              <w:ind w:left="0"/>
+              <w:jc w:val="left"/>
+              <w:rPr>
+                <w:rFonts w:ascii="Times New Roman" w:hAnsi="Times New Roman" w:cs="Times New Roman"/>
+                <w:sz w:val="15"/>
+                <w:szCs w:val="15"/>
+              </w:rPr>
+            </w:pPr>
+          </w:p>
+        </w:tc>
+        <w:tc>
+          <w:tcPr>
+            <w:tcW w:w="851" w:type="dxa"/>
+          </w:tcPr>
+          <w:p>
+            <w:pPr>
+              <w:tabs>
+                <w:tab w:val="left" w:pos="2128"/>
+              </w:tabs>
+              <w:ind w:left="0"/>
+              <w:jc w:val="left"/>
+              <w:rPr>
+                <w:rFonts w:ascii="Times New Roman" w:hAnsi="Times New Roman" w:cs="Times New Roman"/>
+                <w:sz w:val="15"/>
+                <w:szCs w:val="15"/>
+              </w:rPr>
+            </w:pPr>
+            <w:r>
+              <w:rPr>
+                <w:rFonts w:ascii="Times New Roman" w:hAnsi="Times New Roman" w:cs="Times New Roman"/>
+                <w:sz w:val="15"/>
+                <w:szCs w:val="15"/>
+              </w:rPr>
+              <w:t>edit box</w:t>
+            </w:r>
+          </w:p>
+        </w:tc>
+        <w:tc>
+          <w:tcPr>
             <w:tcW w:w="579" w:type="dxa"/>
           </w:tcPr>
           <w:p>
@@ -4685,6 +4690,151 @@
                 <w:sz w:val="15"/>
                 <w:szCs w:val="15"/>
               </w:rPr>
+              <w:t>true</w:t>
+            </w:r>
+          </w:p>
+        </w:tc>
+        <w:tc>
+          <w:tcPr>
+            <w:tcW w:w="1177" w:type="dxa"/>
+          </w:tcPr>
+          <w:p>
+            <w:pPr>
+              <w:tabs>
+                <w:tab w:val="left" w:pos="2128"/>
+              </w:tabs>
+              <w:ind w:left="0"/>
+              <w:jc w:val="left"/>
+              <w:rPr>
+                <w:rFonts w:ascii="Times New Roman" w:hAnsi="Times New Roman" w:cs="Times New Roman"/>
+                <w:sz w:val="15"/>
+                <w:szCs w:val="15"/>
+              </w:rPr>
+            </w:pPr>
+            <w:r>
+              <w:rPr>
+                <w:rFonts w:ascii="Times New Roman" w:hAnsi="Times New Roman" w:cs="Times New Roman"/>
+                <w:sz w:val="15"/>
+                <w:szCs w:val="15"/>
+              </w:rPr>
+              <w:t>Segment Temporary Directory</w:t>
+            </w:r>
+          </w:p>
+        </w:tc>
+        <w:tc>
+          <w:tcPr>
+            <w:tcW w:w="762" w:type="dxa"/>
+          </w:tcPr>
+          <w:p>
+            <w:pPr>
+              <w:tabs>
+                <w:tab w:val="left" w:pos="2128"/>
+              </w:tabs>
+              <w:ind w:left="0"/>
+              <w:jc w:val="left"/>
+              <w:rPr>
+                <w:rFonts w:ascii="Times New Roman" w:hAnsi="Times New Roman" w:cs="Times New Roman"/>
+                <w:sz w:val="15"/>
+                <w:szCs w:val="15"/>
+              </w:rPr>
+            </w:pPr>
+            <w:r>
+              <w:rPr>
+                <w:rFonts w:ascii="Times New Roman" w:hAnsi="Times New Roman" w:cs="Times New Roman"/>
+                <w:sz w:val="15"/>
+                <w:szCs w:val="15"/>
+              </w:rPr>
+              <w:t>0</w:t>
+            </w:r>
+          </w:p>
+        </w:tc>
+      </w:tr>
+      <w:tr>
+        <w:tc>
+          <w:tcPr>
+            <w:tcW w:w="1413" w:type="dxa"/>
+          </w:tcPr>
+          <w:p>
+            <w:pPr>
+              <w:tabs>
+                <w:tab w:val="left" w:pos="2128"/>
+              </w:tabs>
+              <w:ind w:left="0"/>
+              <w:jc w:val="left"/>
+              <w:rPr>
+                <w:rFonts w:ascii="Times New Roman" w:hAnsi="Times New Roman" w:cs="Times New Roman"/>
+                <w:sz w:val="15"/>
+                <w:szCs w:val="15"/>
+              </w:rPr>
+            </w:pPr>
+            <w:r>
+              <w:rPr>
+                <w:rFonts w:ascii="Times New Roman" w:hAnsi="Times New Roman" w:cs="Times New Roman" w:hint="eastAsia"/>
+                <w:sz w:val="15"/>
+                <w:szCs w:val="15"/>
+              </w:rPr>
+              <w:t>i</w:t>
+            </w:r>
+            <w:r>
+              <w:rPr>
+                <w:rFonts w:ascii="Times New Roman" w:hAnsi="Times New Roman" w:cs="Times New Roman" w:hint="eastAsia"/>
+                <w:sz w:val="15"/>
+                <w:szCs w:val="15"/>
+              </w:rPr>
+              <w:t>nstall_dir</w:t>
+            </w:r>
+          </w:p>
+        </w:tc>
+        <w:tc>
+          <w:tcPr>
+            <w:tcW w:w="1413" w:type="dxa"/>
+          </w:tcPr>
+          <w:p>
+            <w:pPr>
+              <w:tabs>
+                <w:tab w:val="left" w:pos="2128"/>
+              </w:tabs>
+              <w:ind w:left="0"/>
+              <w:jc w:val="left"/>
+              <w:rPr>
+                <w:rFonts w:ascii="Times New Roman" w:hAnsi="Times New Roman" w:cs="Times New Roman"/>
+                <w:sz w:val="15"/>
+                <w:szCs w:val="15"/>
+              </w:rPr>
+            </w:pPr>
+            <w:r>
+              <w:rPr>
+                <w:rFonts w:ascii="Times New Roman" w:hAnsi="Times New Roman" w:cs="Times New Roman" w:hint="eastAsia"/>
+                <w:sz w:val="15"/>
+                <w:szCs w:val="15"/>
+              </w:rPr>
+              <w:t>Install Directory</w:t>
+            </w:r>
+          </w:p>
+        </w:tc>
+        <w:tc>
+          <w:tcPr>
+            <w:tcW w:w="658" w:type="dxa"/>
+          </w:tcPr>
+          <w:p>
+            <w:pPr>
+              <w:tabs>
+                <w:tab w:val="left" w:pos="2128"/>
+              </w:tabs>
+              <w:ind w:left="0"/>
+              <w:jc w:val="left"/>
+              <w:rPr>
+                <w:rFonts w:ascii="Times New Roman" w:hAnsi="Times New Roman" w:cs="Times New Roman"/>
+                <w:sz w:val="15"/>
+                <w:szCs w:val="15"/>
+              </w:rPr>
+            </w:pPr>
+            <w:r>
+              <w:rPr>
+                <w:rFonts w:ascii="Times New Roman" w:hAnsi="Times New Roman" w:cs="Times New Roman" w:hint="eastAsia"/>
+                <w:sz w:val="15"/>
+                <w:szCs w:val="15"/>
+              </w:rPr>
               <w:t>string</w:t>
             </w:r>
           </w:p>
@@ -4708,11 +4858,11 @@
             </w:pPr>
             <w:r>
               <w:rPr>
-                <w:rFonts w:ascii="Times New Roman" w:hAnsi="Times New Roman" w:cs="Times New Roman"/>
-                <w:sz w:val="15"/>
-                <w:szCs w:val="15"/>
-              </w:rPr>
-              <w:t>/tmp</w:t>
+                <w:rFonts w:ascii="Times New Roman" w:hAnsi="Times New Roman" w:cs="Times New Roman" w:hint="eastAsia"/>
+                <w:sz w:val="15"/>
+                <w:szCs w:val="15"/>
+              </w:rPr>
+              <w:t>/opt/sequoiasql/olap</w:t>
             </w:r>
           </w:p>
         </w:tc>
@@ -4754,6 +4904,512 @@
             </w:pPr>
             <w:r>
               <w:rPr>
+                <w:rFonts w:ascii="Times New Roman" w:hAnsi="Times New Roman" w:cs="Times New Roman" w:hint="eastAsia"/>
+                <w:sz w:val="15"/>
+                <w:szCs w:val="15"/>
+              </w:rPr>
+              <w:t>e</w:t>
+            </w:r>
+            <w:r>
+              <w:rPr>
+                <w:rFonts w:ascii="Times New Roman" w:hAnsi="Times New Roman" w:cs="Times New Roman" w:hint="eastAsia"/>
+                <w:sz w:val="15"/>
+                <w:szCs w:val="15"/>
+              </w:rPr>
+              <w:t>dit box</w:t>
+            </w:r>
+          </w:p>
+        </w:tc>
+        <w:tc>
+          <w:tcPr>
+            <w:tcW w:w="579" w:type="dxa"/>
+          </w:tcPr>
+          <w:p>
+            <w:pPr>
+              <w:tabs>
+                <w:tab w:val="left" w:pos="2128"/>
+              </w:tabs>
+              <w:ind w:left="0"/>
+              <w:jc w:val="left"/>
+              <w:rPr>
+                <w:rFonts w:ascii="Times New Roman" w:hAnsi="Times New Roman" w:cs="Times New Roman"/>
+                <w:sz w:val="15"/>
+                <w:szCs w:val="15"/>
+              </w:rPr>
+            </w:pPr>
+            <w:r>
+              <w:rPr>
+                <w:rFonts w:ascii="Times New Roman" w:hAnsi="Times New Roman" w:cs="Times New Roman" w:hint="eastAsia"/>
+                <w:sz w:val="15"/>
+                <w:szCs w:val="15"/>
+              </w:rPr>
+              <w:t>true</w:t>
+            </w:r>
+          </w:p>
+        </w:tc>
+        <w:tc>
+          <w:tcPr>
+            <w:tcW w:w="1177" w:type="dxa"/>
+          </w:tcPr>
+          <w:p>
+            <w:pPr>
+              <w:tabs>
+                <w:tab w:val="left" w:pos="2128"/>
+              </w:tabs>
+              <w:ind w:left="0"/>
+              <w:jc w:val="left"/>
+              <w:rPr>
+                <w:rFonts w:ascii="Times New Roman" w:hAnsi="Times New Roman" w:cs="Times New Roman"/>
+                <w:sz w:val="15"/>
+                <w:szCs w:val="15"/>
+              </w:rPr>
+            </w:pPr>
+            <w:r>
+              <w:rPr>
+                <w:rFonts w:ascii="Times New Roman" w:hAnsi="Times New Roman" w:cs="Times New Roman" w:hint="eastAsia"/>
+                <w:sz w:val="15"/>
+                <w:szCs w:val="15"/>
+              </w:rPr>
+              <w:t>Install Directory</w:t>
+            </w:r>
+          </w:p>
+        </w:tc>
+        <w:tc>
+          <w:tcPr>
+            <w:tcW w:w="762" w:type="dxa"/>
+          </w:tcPr>
+          <w:p>
+            <w:pPr>
+              <w:tabs>
+                <w:tab w:val="left" w:pos="2128"/>
+              </w:tabs>
+              <w:ind w:left="0"/>
+              <w:jc w:val="left"/>
+              <w:rPr>
+                <w:rFonts w:ascii="Times New Roman" w:hAnsi="Times New Roman" w:cs="Times New Roman"/>
+                <w:sz w:val="15"/>
+                <w:szCs w:val="15"/>
+              </w:rPr>
+            </w:pPr>
+            <w:r>
+              <w:rPr>
+                <w:rFonts w:ascii="Times New Roman" w:hAnsi="Times New Roman" w:cs="Times New Roman" w:hint="eastAsia"/>
+                <w:sz w:val="15"/>
+                <w:szCs w:val="15"/>
+              </w:rPr>
+              <w:t>0</w:t>
+            </w:r>
+          </w:p>
+        </w:tc>
+      </w:tr>
+      <w:tr>
+        <w:tc>
+          <w:tcPr>
+            <w:tcW w:w="1413" w:type="dxa"/>
+          </w:tcPr>
+          <w:p>
+            <w:pPr>
+              <w:tabs>
+                <w:tab w:val="left" w:pos="2128"/>
+              </w:tabs>
+              <w:ind w:left="0"/>
+              <w:jc w:val="left"/>
+              <w:rPr>
+                <w:rFonts w:ascii="Times New Roman" w:hAnsi="Times New Roman" w:cs="Times New Roman" w:hint="eastAsia"/>
+                <w:sz w:val="15"/>
+                <w:szCs w:val="15"/>
+              </w:rPr>
+            </w:pPr>
+            <w:r>
+              <w:rPr>
+                <w:rFonts w:ascii="Times New Roman" w:hAnsi="Times New Roman" w:cs="Times New Roman"/>
+                <w:sz w:val="15"/>
+                <w:szCs w:val="15"/>
+              </w:rPr>
+              <w:t>max_connections</w:t>
+            </w:r>
+          </w:p>
+        </w:tc>
+        <w:tc>
+          <w:tcPr>
+            <w:tcW w:w="1413" w:type="dxa"/>
+          </w:tcPr>
+          <w:p>
+            <w:pPr>
+              <w:tabs>
+                <w:tab w:val="left" w:pos="2128"/>
+              </w:tabs>
+              <w:ind w:left="0"/>
+              <w:jc w:val="left"/>
+              <w:rPr>
+                <w:rFonts w:ascii="Times New Roman" w:hAnsi="Times New Roman" w:cs="Times New Roman" w:hint="eastAsia"/>
+                <w:sz w:val="15"/>
+                <w:szCs w:val="15"/>
+              </w:rPr>
+            </w:pPr>
+            <w:r>
+              <w:rPr>
+                <w:rFonts w:ascii="Times New Roman" w:hAnsi="Times New Roman" w:cs="Times New Roman"/>
+                <w:sz w:val="15"/>
+                <w:szCs w:val="15"/>
+              </w:rPr>
+              <w:t>Max Connections</w:t>
+            </w:r>
+          </w:p>
+        </w:tc>
+        <w:tc>
+          <w:tcPr>
+            <w:tcW w:w="658" w:type="dxa"/>
+          </w:tcPr>
+          <w:p>
+            <w:pPr>
+              <w:tabs>
+                <w:tab w:val="left" w:pos="2128"/>
+              </w:tabs>
+              <w:ind w:left="0"/>
+              <w:jc w:val="left"/>
+              <w:rPr>
+                <w:rFonts w:ascii="Times New Roman" w:hAnsi="Times New Roman" w:cs="Times New Roman" w:hint="eastAsia"/>
+                <w:sz w:val="15"/>
+                <w:szCs w:val="15"/>
+              </w:rPr>
+            </w:pPr>
+            <w:r>
+              <w:rPr>
+                <w:rFonts w:ascii="Times New Roman" w:hAnsi="Times New Roman" w:cs="Times New Roman"/>
+                <w:sz w:val="15"/>
+                <w:szCs w:val="15"/>
+              </w:rPr>
+              <w:t>int</w:t>
+            </w:r>
+          </w:p>
+        </w:tc>
+        <w:tc>
+          <w:tcPr>
+            <w:tcW w:w="2555" w:type="dxa"/>
+          </w:tcPr>
+          <w:p>
+            <w:pPr>
+              <w:tabs>
+                <w:tab w:val="left" w:pos="2128"/>
+              </w:tabs>
+              <w:ind w:left="0"/>
+              <w:jc w:val="left"/>
+              <w:rPr>
+                <w:rFonts w:ascii="Times New Roman" w:hAnsi="Times New Roman" w:cs="Times New Roman" w:hint="eastAsia"/>
+                <w:sz w:val="15"/>
+                <w:szCs w:val="15"/>
+              </w:rPr>
+            </w:pPr>
+            <w:r>
+              <w:rPr>
+                <w:rFonts w:ascii="Times New Roman" w:hAnsi="Times New Roman" w:cs="Times New Roman" w:hint="eastAsia"/>
+                <w:sz w:val="15"/>
+                <w:szCs w:val="15"/>
+              </w:rPr>
+              <w:t>100</w:t>
+            </w:r>
+          </w:p>
+        </w:tc>
+        <w:tc>
+          <w:tcPr>
+            <w:tcW w:w="941" w:type="dxa"/>
+          </w:tcPr>
+          <w:p>
+            <w:pPr>
+              <w:tabs>
+                <w:tab w:val="left" w:pos="2128"/>
+              </w:tabs>
+              <w:ind w:left="0"/>
+              <w:jc w:val="left"/>
+              <w:rPr>
+                <w:rFonts w:ascii="Times New Roman" w:hAnsi="Times New Roman" w:cs="Times New Roman"/>
+                <w:sz w:val="15"/>
+                <w:szCs w:val="15"/>
+              </w:rPr>
+            </w:pPr>
+            <w:r>
+              <w:rPr>
+                <w:rFonts w:ascii="Times New Roman" w:hAnsi="Times New Roman" w:cs="Times New Roman" w:hint="eastAsia"/>
+                <w:sz w:val="15"/>
+                <w:szCs w:val="15"/>
+              </w:rPr>
+              <w:t>1-</w:t>
+            </w:r>
+          </w:p>
+        </w:tc>
+        <w:tc>
+          <w:tcPr>
+            <w:tcW w:w="851" w:type="dxa"/>
+          </w:tcPr>
+          <w:p>
+            <w:pPr>
+              <w:tabs>
+                <w:tab w:val="left" w:pos="2128"/>
+              </w:tabs>
+              <w:ind w:left="0"/>
+              <w:jc w:val="left"/>
+              <w:rPr>
+                <w:rFonts w:ascii="Times New Roman" w:hAnsi="Times New Roman" w:cs="Times New Roman"/>
+                <w:sz w:val="15"/>
+                <w:szCs w:val="15"/>
+              </w:rPr>
+            </w:pPr>
+            <w:r>
+              <w:rPr>
+                <w:rFonts w:ascii="Times New Roman" w:hAnsi="Times New Roman" w:cs="Times New Roman" w:hint="eastAsia"/>
+                <w:sz w:val="15"/>
+                <w:szCs w:val="15"/>
+              </w:rPr>
+              <w:t>e</w:t>
+            </w:r>
+            <w:r>
+              <w:rPr>
+                <w:rFonts w:ascii="Times New Roman" w:hAnsi="Times New Roman" w:cs="Times New Roman" w:hint="eastAsia"/>
+                <w:sz w:val="15"/>
+                <w:szCs w:val="15"/>
+              </w:rPr>
+              <w:t>dit box</w:t>
+            </w:r>
+          </w:p>
+        </w:tc>
+        <w:tc>
+          <w:tcPr>
+            <w:tcW w:w="579" w:type="dxa"/>
+          </w:tcPr>
+          <w:p>
+            <w:pPr>
+              <w:tabs>
+                <w:tab w:val="left" w:pos="2128"/>
+              </w:tabs>
+              <w:ind w:left="0"/>
+              <w:jc w:val="left"/>
+              <w:rPr>
+                <w:rFonts w:ascii="Times New Roman" w:hAnsi="Times New Roman" w:cs="Times New Roman" w:hint="eastAsia"/>
+                <w:sz w:val="15"/>
+                <w:szCs w:val="15"/>
+              </w:rPr>
+            </w:pPr>
+            <w:r>
+              <w:rPr>
+                <w:rFonts w:ascii="Times New Roman" w:hAnsi="Times New Roman" w:cs="Times New Roman"/>
+                <w:sz w:val="15"/>
+                <w:szCs w:val="15"/>
+              </w:rPr>
+              <w:t>true</w:t>
+            </w:r>
+          </w:p>
+        </w:tc>
+        <w:tc>
+          <w:tcPr>
+            <w:tcW w:w="1177" w:type="dxa"/>
+          </w:tcPr>
+          <w:p>
+            <w:pPr>
+              <w:tabs>
+                <w:tab w:val="left" w:pos="2128"/>
+              </w:tabs>
+              <w:ind w:left="0"/>
+              <w:jc w:val="left"/>
+              <w:rPr>
+                <w:rFonts w:ascii="Times New Roman" w:hAnsi="Times New Roman" w:cs="Times New Roman" w:hint="eastAsia"/>
+                <w:sz w:val="15"/>
+                <w:szCs w:val="15"/>
+              </w:rPr>
+            </w:pPr>
+            <w:r>
+              <w:rPr>
+                <w:rFonts w:ascii="Times New Roman" w:hAnsi="Times New Roman" w:cs="Times New Roman"/>
+                <w:sz w:val="15"/>
+                <w:szCs w:val="15"/>
+              </w:rPr>
+              <w:t>Max Connections</w:t>
+            </w:r>
+          </w:p>
+        </w:tc>
+        <w:tc>
+          <w:tcPr>
+            <w:tcW w:w="762" w:type="dxa"/>
+          </w:tcPr>
+          <w:p>
+            <w:pPr>
+              <w:tabs>
+                <w:tab w:val="left" w:pos="2128"/>
+              </w:tabs>
+              <w:ind w:left="0"/>
+              <w:jc w:val="left"/>
+              <w:rPr>
+                <w:rFonts w:ascii="Times New Roman" w:hAnsi="Times New Roman" w:cs="Times New Roman" w:hint="eastAsia"/>
+                <w:sz w:val="15"/>
+                <w:szCs w:val="15"/>
+              </w:rPr>
+            </w:pPr>
+            <w:r>
+              <w:rPr>
+                <w:rFonts w:ascii="Times New Roman" w:hAnsi="Times New Roman" w:cs="Times New Roman" w:hint="eastAsia"/>
+                <w:sz w:val="15"/>
+                <w:szCs w:val="15"/>
+              </w:rPr>
+              <w:t>0</w:t>
+            </w:r>
+          </w:p>
+        </w:tc>
+      </w:tr>
+      <w:tr>
+        <w:tc>
+          <w:tcPr>
+            <w:tcW w:w="1413" w:type="dxa"/>
+          </w:tcPr>
+          <w:p>
+            <w:pPr>
+              <w:tabs>
+                <w:tab w:val="left" w:pos="2128"/>
+              </w:tabs>
+              <w:ind w:left="0"/>
+              <w:jc w:val="left"/>
+              <w:rPr>
+                <w:rFonts w:ascii="Times New Roman" w:hAnsi="Times New Roman" w:cs="Times New Roman"/>
+                <w:sz w:val="15"/>
+                <w:szCs w:val="15"/>
+              </w:rPr>
+            </w:pPr>
+            <w:r>
+              <w:rPr>
+                <w:rFonts w:ascii="Times New Roman" w:hAnsi="Times New Roman" w:cs="Times New Roman"/>
+                <w:sz w:val="15"/>
+                <w:szCs w:val="15"/>
+              </w:rPr>
+              <w:t>shared_buffers</w:t>
+            </w:r>
+          </w:p>
+        </w:tc>
+        <w:tc>
+          <w:tcPr>
+            <w:tcW w:w="1413" w:type="dxa"/>
+          </w:tcPr>
+          <w:p>
+            <w:pPr>
+              <w:tabs>
+                <w:tab w:val="left" w:pos="2128"/>
+              </w:tabs>
+              <w:ind w:left="0"/>
+              <w:jc w:val="left"/>
+              <w:rPr>
+                <w:rFonts w:ascii="Times New Roman" w:hAnsi="Times New Roman" w:cs="Times New Roman"/>
+                <w:sz w:val="15"/>
+                <w:szCs w:val="15"/>
+              </w:rPr>
+            </w:pPr>
+            <w:r>
+              <w:rPr>
+                <w:rFonts w:ascii="Times New Roman" w:hAnsi="Times New Roman" w:cs="Times New Roman"/>
+                <w:sz w:val="15"/>
+                <w:szCs w:val="15"/>
+              </w:rPr>
+              <w:t>Shared Buffers(MB)</w:t>
+            </w:r>
+          </w:p>
+        </w:tc>
+        <w:tc>
+          <w:tcPr>
+            <w:tcW w:w="658" w:type="dxa"/>
+          </w:tcPr>
+          <w:p>
+            <w:pPr>
+              <w:tabs>
+                <w:tab w:val="left" w:pos="2128"/>
+              </w:tabs>
+              <w:ind w:left="0"/>
+              <w:jc w:val="left"/>
+              <w:rPr>
+                <w:rFonts w:ascii="Times New Roman" w:hAnsi="Times New Roman" w:cs="Times New Roman"/>
+                <w:sz w:val="15"/>
+                <w:szCs w:val="15"/>
+              </w:rPr>
+            </w:pPr>
+            <w:r>
+              <w:rPr>
+                <w:rFonts w:ascii="Times New Roman" w:hAnsi="Times New Roman" w:cs="Times New Roman"/>
+                <w:sz w:val="15"/>
+                <w:szCs w:val="15"/>
+              </w:rPr>
+              <w:t>int</w:t>
+            </w:r>
+          </w:p>
+        </w:tc>
+        <w:tc>
+          <w:tcPr>
+            <w:tcW w:w="2555" w:type="dxa"/>
+          </w:tcPr>
+          <w:p>
+            <w:pPr>
+              <w:tabs>
+                <w:tab w:val="left" w:pos="2128"/>
+              </w:tabs>
+              <w:ind w:left="0"/>
+              <w:jc w:val="left"/>
+              <w:rPr>
+                <w:rFonts w:ascii="Times New Roman" w:hAnsi="Times New Roman" w:cs="Times New Roman" w:hint="eastAsia"/>
+                <w:sz w:val="15"/>
+                <w:szCs w:val="15"/>
+              </w:rPr>
+            </w:pPr>
+            <w:r>
+              <w:rPr>
+                <w:rFonts w:ascii="Times New Roman" w:hAnsi="Times New Roman" w:cs="Times New Roman" w:hint="eastAsia"/>
+                <w:sz w:val="15"/>
+                <w:szCs w:val="15"/>
+              </w:rPr>
+              <w:t>128</w:t>
+            </w:r>
+          </w:p>
+        </w:tc>
+        <w:tc>
+          <w:tcPr>
+            <w:tcW w:w="941" w:type="dxa"/>
+          </w:tcPr>
+          <w:p>
+            <w:pPr>
+              <w:tabs>
+                <w:tab w:val="left" w:pos="2128"/>
+              </w:tabs>
+              <w:ind w:left="0"/>
+              <w:jc w:val="left"/>
+              <w:rPr>
+                <w:rFonts w:ascii="Times New Roman" w:hAnsi="Times New Roman" w:cs="Times New Roman" w:hint="eastAsia"/>
+                <w:sz w:val="15"/>
+                <w:szCs w:val="15"/>
+              </w:rPr>
+            </w:pPr>
+            <w:r>
+              <w:rPr>
+                <w:rFonts w:ascii="Times New Roman" w:hAnsi="Times New Roman" w:cs="Times New Roman" w:hint="eastAsia"/>
+                <w:sz w:val="15"/>
+                <w:szCs w:val="15"/>
+              </w:rPr>
+              <w:t>32-</w:t>
+            </w:r>
+          </w:p>
+        </w:tc>
+        <w:tc>
+          <w:tcPr>
+            <w:tcW w:w="851" w:type="dxa"/>
+          </w:tcPr>
+          <w:p>
+            <w:pPr>
+              <w:tabs>
+                <w:tab w:val="left" w:pos="2128"/>
+              </w:tabs>
+              <w:ind w:left="0"/>
+              <w:jc w:val="left"/>
+              <w:rPr>
+                <w:rFonts w:ascii="Times New Roman" w:hAnsi="Times New Roman" w:cs="Times New Roman" w:hint="eastAsia"/>
+                <w:sz w:val="15"/>
+                <w:szCs w:val="15"/>
+              </w:rPr>
+            </w:pPr>
+            <w:r>
+              <w:rPr>
                 <w:rFonts w:ascii="Times New Roman" w:hAnsi="Times New Roman" w:cs="Times New Roman"/>
                 <w:sz w:val="15"/>
                 <w:szCs w:val="15"/>
@@ -4791,51 +5447,304 @@
         </w:tc>
         <w:tc>
           <w:tcPr>
-            <w:tcW w:w="1201" w:type="dxa"/>
-          </w:tcPr>
-          <w:p>
-            <w:pPr>
-              <w:tabs>
-                <w:tab w:val="left" w:pos="2128"/>
-              </w:tabs>
-              <w:ind w:left="0"/>
-              <w:jc w:val="left"/>
-              <w:rPr>
-                <w:rFonts w:ascii="Times New Roman" w:hAnsi="Times New Roman" w:cs="Times New Roman"/>
-                <w:sz w:val="15"/>
-                <w:szCs w:val="15"/>
-              </w:rPr>
-            </w:pPr>
-            <w:r>
-              <w:rPr>
-                <w:rFonts w:ascii="Times New Roman" w:hAnsi="Times New Roman" w:cs="Times New Roman"/>
-                <w:sz w:val="15"/>
-                <w:szCs w:val="15"/>
-              </w:rPr>
-              <w:t>Segment Temporary Directory</w:t>
-            </w:r>
-          </w:p>
-        </w:tc>
-        <w:tc>
-          <w:tcPr>
-            <w:tcW w:w="769" w:type="dxa"/>
-          </w:tcPr>
-          <w:p>
-            <w:pPr>
-              <w:tabs>
-                <w:tab w:val="left" w:pos="2128"/>
-              </w:tabs>
-              <w:ind w:left="0"/>
-              <w:jc w:val="left"/>
-              <w:rPr>
-                <w:rFonts w:ascii="Times New Roman" w:hAnsi="Times New Roman" w:cs="Times New Roman"/>
-                <w:sz w:val="15"/>
-                <w:szCs w:val="15"/>
-              </w:rPr>
-            </w:pPr>
-            <w:r>
-              <w:rPr>
-                <w:rFonts w:ascii="Times New Roman" w:hAnsi="Times New Roman" w:cs="Times New Roman"/>
+            <w:tcW w:w="1177" w:type="dxa"/>
+          </w:tcPr>
+          <w:p>
+            <w:pPr>
+              <w:tabs>
+                <w:tab w:val="left" w:pos="2128"/>
+              </w:tabs>
+              <w:ind w:left="0"/>
+              <w:jc w:val="left"/>
+              <w:rPr>
+                <w:rFonts w:ascii="Times New Roman" w:hAnsi="Times New Roman" w:cs="Times New Roman"/>
+                <w:sz w:val="15"/>
+                <w:szCs w:val="15"/>
+              </w:rPr>
+            </w:pPr>
+            <w:r>
+              <w:rPr>
+                <w:rFonts w:ascii="Times New Roman" w:hAnsi="Times New Roman" w:cs="Times New Roman"/>
+                <w:sz w:val="15"/>
+                <w:szCs w:val="15"/>
+              </w:rPr>
+              <w:t>Shared Buffers(MB)</w:t>
+            </w:r>
+          </w:p>
+        </w:tc>
+        <w:tc>
+          <w:tcPr>
+            <w:tcW w:w="762" w:type="dxa"/>
+          </w:tcPr>
+          <w:p>
+            <w:pPr>
+              <w:tabs>
+                <w:tab w:val="left" w:pos="2128"/>
+              </w:tabs>
+              <w:ind w:left="0"/>
+              <w:jc w:val="left"/>
+              <w:rPr>
+                <w:rFonts w:ascii="Times New Roman" w:hAnsi="Times New Roman" w:cs="Times New Roman" w:hint="eastAsia"/>
+                <w:sz w:val="15"/>
+                <w:szCs w:val="15"/>
+              </w:rPr>
+            </w:pPr>
+            <w:r>
+              <w:rPr>
+                <w:rFonts w:ascii="Times New Roman" w:hAnsi="Times New Roman" w:cs="Times New Roman" w:hint="eastAsia"/>
+                <w:sz w:val="15"/>
+                <w:szCs w:val="15"/>
+              </w:rPr>
+              <w:t>0</w:t>
+            </w:r>
+          </w:p>
+        </w:tc>
+      </w:tr>
+      <w:tr>
+        <w:tc>
+          <w:tcPr>
+            <w:tcW w:w="1413" w:type="dxa"/>
+          </w:tcPr>
+          <w:p>
+            <w:pPr>
+              <w:tabs>
+                <w:tab w:val="left" w:pos="2128"/>
+              </w:tabs>
+              <w:ind w:left="0"/>
+              <w:jc w:val="left"/>
+              <w:rPr>
+                <w:rFonts w:ascii="Times New Roman" w:hAnsi="Times New Roman" w:cs="Times New Roman"/>
+                <w:sz w:val="15"/>
+                <w:szCs w:val="15"/>
+              </w:rPr>
+            </w:pPr>
+            <w:r>
+              <w:rPr>
+                <w:rFonts w:ascii="Times New Roman" w:hAnsi="Times New Roman" w:cs="Times New Roman"/>
+                <w:sz w:val="15"/>
+                <w:szCs w:val="15"/>
+              </w:rPr>
+              <w:t>remove_if_failed</w:t>
+            </w:r>
+          </w:p>
+        </w:tc>
+        <w:tc>
+          <w:tcPr>
+            <w:tcW w:w="1413" w:type="dxa"/>
+          </w:tcPr>
+          <w:p>
+            <w:pPr>
+              <w:tabs>
+                <w:tab w:val="left" w:pos="2128"/>
+              </w:tabs>
+              <w:ind w:left="0"/>
+              <w:jc w:val="left"/>
+              <w:rPr>
+                <w:rFonts w:ascii="Times New Roman" w:hAnsi="Times New Roman" w:cs="Times New Roman"/>
+                <w:sz w:val="15"/>
+                <w:szCs w:val="15"/>
+              </w:rPr>
+            </w:pPr>
+            <w:r>
+              <w:rPr>
+                <w:rFonts w:ascii="Times New Roman" w:hAnsi="Times New Roman" w:cs="Times New Roman"/>
+                <w:sz w:val="15"/>
+                <w:szCs w:val="15"/>
+              </w:rPr>
+              <w:t>Remove if failed</w:t>
+            </w:r>
+          </w:p>
+        </w:tc>
+        <w:tc>
+          <w:tcPr>
+            <w:tcW w:w="658" w:type="dxa"/>
+          </w:tcPr>
+          <w:p>
+            <w:pPr>
+              <w:tabs>
+                <w:tab w:val="left" w:pos="2128"/>
+              </w:tabs>
+              <w:ind w:left="0"/>
+              <w:jc w:val="left"/>
+              <w:rPr>
+                <w:rFonts w:ascii="Times New Roman" w:hAnsi="Times New Roman" w:cs="Times New Roman"/>
+                <w:sz w:val="15"/>
+                <w:szCs w:val="15"/>
+              </w:rPr>
+            </w:pPr>
+            <w:r>
+              <w:rPr>
+                <w:rFonts w:ascii="Times New Roman" w:hAnsi="Times New Roman" w:cs="Times New Roman"/>
+                <w:sz w:val="15"/>
+                <w:szCs w:val="15"/>
+              </w:rPr>
+              <w:t>bool</w:t>
+            </w:r>
+          </w:p>
+        </w:tc>
+        <w:tc>
+          <w:tcPr>
+            <w:tcW w:w="2555" w:type="dxa"/>
+          </w:tcPr>
+          <w:p>
+            <w:pPr>
+              <w:tabs>
+                <w:tab w:val="left" w:pos="2128"/>
+              </w:tabs>
+              <w:ind w:left="0"/>
+              <w:jc w:val="left"/>
+              <w:rPr>
+                <w:rFonts w:ascii="Times New Roman" w:hAnsi="Times New Roman" w:cs="Times New Roman" w:hint="eastAsia"/>
+                <w:sz w:val="15"/>
+                <w:szCs w:val="15"/>
+              </w:rPr>
+            </w:pPr>
+            <w:r>
+              <w:rPr>
+                <w:rFonts w:ascii="Times New Roman" w:hAnsi="Times New Roman" w:cs="Times New Roman"/>
+                <w:sz w:val="15"/>
+                <w:szCs w:val="15"/>
+              </w:rPr>
+              <w:t>true</w:t>
+            </w:r>
+          </w:p>
+        </w:tc>
+        <w:tc>
+          <w:tcPr>
+            <w:tcW w:w="941" w:type="dxa"/>
+          </w:tcPr>
+          <w:p>
+            <w:pPr>
+              <w:tabs>
+                <w:tab w:val="left" w:pos="2128"/>
+              </w:tabs>
+              <w:ind w:left="0"/>
+              <w:jc w:val="left"/>
+              <w:rPr>
+                <w:rFonts w:ascii="Times New Roman" w:hAnsi="Times New Roman" w:cs="Times New Roman" w:hint="eastAsia"/>
+                <w:sz w:val="15"/>
+                <w:szCs w:val="15"/>
+              </w:rPr>
+            </w:pPr>
+            <w:r>
+              <w:rPr>
+                <w:rFonts w:ascii="Times New Roman" w:hAnsi="Times New Roman" w:cs="Times New Roman"/>
+                <w:sz w:val="15"/>
+                <w:szCs w:val="15"/>
+              </w:rPr>
+              <w:t>true</w:t>
+            </w:r>
+            <w:r>
+              <w:rPr>
+                <w:rFonts w:ascii="Times New Roman" w:hAnsi="Times New Roman" w:cs="Times New Roman" w:hint="eastAsia"/>
+                <w:sz w:val="15"/>
+                <w:szCs w:val="15"/>
+              </w:rPr>
+              <w:t>,false</w:t>
+            </w:r>
+          </w:p>
+        </w:tc>
+        <w:tc>
+          <w:tcPr>
+            <w:tcW w:w="851" w:type="dxa"/>
+          </w:tcPr>
+          <w:p>
+            <w:pPr>
+              <w:tabs>
+                <w:tab w:val="left" w:pos="2128"/>
+              </w:tabs>
+              <w:ind w:left="0"/>
+              <w:jc w:val="left"/>
+              <w:rPr>
+                <w:rFonts w:ascii="Times New Roman" w:hAnsi="Times New Roman" w:cs="Times New Roman"/>
+                <w:sz w:val="15"/>
+                <w:szCs w:val="15"/>
+              </w:rPr>
+            </w:pPr>
+            <w:r>
+              <w:rPr>
+                <w:rFonts w:ascii="Times New Roman" w:hAnsi="Times New Roman" w:cs="Times New Roman"/>
+                <w:sz w:val="15"/>
+                <w:szCs w:val="15"/>
+              </w:rPr>
+              <w:t>select box</w:t>
+            </w:r>
+          </w:p>
+        </w:tc>
+        <w:tc>
+          <w:tcPr>
+            <w:tcW w:w="579" w:type="dxa"/>
+          </w:tcPr>
+          <w:p>
+            <w:pPr>
+              <w:tabs>
+                <w:tab w:val="left" w:pos="2128"/>
+              </w:tabs>
+              <w:ind w:left="0"/>
+              <w:jc w:val="left"/>
+              <w:rPr>
+                <w:rFonts w:ascii="Times New Roman" w:hAnsi="Times New Roman" w:cs="Times New Roman"/>
+                <w:sz w:val="15"/>
+                <w:szCs w:val="15"/>
+              </w:rPr>
+            </w:pPr>
+            <w:r>
+              <w:rPr>
+                <w:rFonts w:ascii="Times New Roman" w:hAnsi="Times New Roman" w:cs="Times New Roman" w:hint="eastAsia"/>
+                <w:sz w:val="15"/>
+                <w:szCs w:val="15"/>
+              </w:rPr>
+              <w:t>true</w:t>
+            </w:r>
+          </w:p>
+        </w:tc>
+        <w:tc>
+          <w:tcPr>
+            <w:tcW w:w="1177" w:type="dxa"/>
+          </w:tcPr>
+          <w:p>
+            <w:pPr>
+              <w:tabs>
+                <w:tab w:val="left" w:pos="2128"/>
+              </w:tabs>
+              <w:ind w:left="0"/>
+              <w:jc w:val="left"/>
+              <w:rPr>
+                <w:rFonts w:ascii="Times New Roman" w:hAnsi="Times New Roman" w:cs="Times New Roman"/>
+                <w:sz w:val="15"/>
+                <w:szCs w:val="15"/>
+              </w:rPr>
+            </w:pPr>
+            <w:r>
+              <w:rPr>
+                <w:rFonts w:ascii="Times New Roman" w:hAnsi="Times New Roman" w:cs="Times New Roman"/>
+                <w:sz w:val="15"/>
+                <w:szCs w:val="15"/>
+              </w:rPr>
+              <w:t>Remove install directory and data directory if failed</w:t>
+            </w:r>
+          </w:p>
+        </w:tc>
+        <w:tc>
+          <w:tcPr>
+            <w:tcW w:w="762" w:type="dxa"/>
+          </w:tcPr>
+          <w:p>
+            <w:pPr>
+              <w:tabs>
+                <w:tab w:val="left" w:pos="2128"/>
+              </w:tabs>
+              <w:ind w:left="0"/>
+              <w:jc w:val="left"/>
+              <w:rPr>
+                <w:rFonts w:ascii="Times New Roman" w:hAnsi="Times New Roman" w:cs="Times New Roman" w:hint="eastAsia"/>
+                <w:sz w:val="15"/>
+                <w:szCs w:val="15"/>
+              </w:rPr>
+            </w:pPr>
+            <w:r>
+              <w:rPr>
+                <w:rFonts w:ascii="Times New Roman" w:hAnsi="Times New Roman" w:cs="Times New Roman" w:hint="eastAsia"/>
                 <w:sz w:val="15"/>
                 <w:szCs w:val="15"/>
               </w:rPr>
@@ -5518,19 +6427,11 @@
         </w:rPr>
         <w:t>部署</w:t>
       </w:r>
-      <w:commentRangeStart w:id="4"/>
       <w:r>
         <w:rPr>
           <w:rFonts w:asciiTheme="minorEastAsia" w:hAnsiTheme="minorEastAsia" w:hint="eastAsia"/>
         </w:rPr>
         <w:t>任务</w:t>
-      </w:r>
-      <w:commentRangeEnd w:id="4"/>
-      <w:r>
-        <w:rPr>
-          <w:rStyle w:val="CommentReference"/>
-        </w:rPr>
-        <w:commentReference w:id="4"/>
       </w:r>
       <w:r>
         <w:rPr>
@@ -5610,7 +6511,20 @@
         <w:rPr>
           <w:rFonts w:asciiTheme="minorEastAsia" w:hAnsiTheme="minorEastAsia" w:hint="eastAsia"/>
         </w:rPr>
-        <w:t>建立多个主机之间的信任关系，使SSH免密码登陆；</w:t>
+        <w:lastRenderedPageBreak/>
+        <w:t>在各个主机上检查</w:t>
+      </w:r>
+      <w:r>
+        <w:rPr>
+          <w:rFonts w:asciiTheme="minorEastAsia" w:hAnsiTheme="minorEastAsia" w:hint="eastAsia"/>
+        </w:rPr>
+        <w:t>环境</w:t>
+      </w:r>
+      <w:r>
+        <w:rPr>
+          <w:rFonts w:asciiTheme="minorEastAsia" w:hAnsiTheme="minorEastAsia" w:hint="eastAsia"/>
+        </w:rPr>
+        <w:t>的有效性；</w:t>
       </w:r>
     </w:p>
     <w:p>
@@ -5629,13 +6543,25 @@
         <w:rPr>
           <w:rFonts w:asciiTheme="minorEastAsia" w:hAnsiTheme="minorEastAsia" w:hint="eastAsia"/>
         </w:rPr>
-        <w:t>在各个主机上检查</w:t>
-      </w:r>
-      <w:r>
-        <w:rPr>
-          <w:rFonts w:asciiTheme="minorEastAsia" w:hAnsiTheme="minorEastAsia" w:hint="eastAsia"/>
-        </w:rPr>
-        <w:t>配置的有效性；</w:t>
+        <w:t>复制run</w:t>
+      </w:r>
+      <w:r>
+        <w:rPr>
+          <w:rFonts w:asciiTheme="minorEastAsia" w:hAnsiTheme="minorEastAsia" w:hint="eastAsia"/>
+        </w:rPr>
+        <w:t>包到各个主机</w:t>
+      </w:r>
+      <w:r>
+        <w:rPr>
+          <w:rFonts w:asciiTheme="minorEastAsia" w:hAnsiTheme="minorEastAsia" w:hint="eastAsia"/>
+        </w:rPr>
+        <w:t>上执行安装</w:t>
+      </w:r>
+      <w:r>
+        <w:rPr>
+          <w:rFonts w:asciiTheme="minorEastAsia" w:hAnsiTheme="minorEastAsia" w:hint="eastAsia"/>
+        </w:rPr>
+        <w:t>；</w:t>
       </w:r>
     </w:p>
     <w:p>
@@ -5647,32 +6573,20 @@
         </w:numPr>
         <w:ind w:firstLineChars="0"/>
         <w:rPr>
-          <w:rFonts w:asciiTheme="minorEastAsia" w:hAnsiTheme="minorEastAsia"/>
-        </w:rPr>
-      </w:pPr>
-      <w:r>
-        <w:rPr>
-          <w:rFonts w:asciiTheme="minorEastAsia" w:hAnsiTheme="minorEastAsia" w:hint="eastAsia"/>
-        </w:rPr>
-        <w:t>复制run</w:t>
-      </w:r>
-      <w:r>
-        <w:rPr>
-          <w:rFonts w:asciiTheme="minorEastAsia" w:hAnsiTheme="minorEastAsia" w:hint="eastAsia"/>
-        </w:rPr>
-        <w:t>包到各个主机</w:t>
-      </w:r>
-      <w:r>
-        <w:rPr>
-          <w:rFonts w:asciiTheme="minorEastAsia" w:hAnsiTheme="minorEastAsia" w:hint="eastAsia"/>
-        </w:rPr>
-        <w:t>上执行安装</w:t>
-      </w:r>
-      <w:r>
-        <w:rPr>
-          <w:rFonts w:asciiTheme="minorEastAsia" w:hAnsiTheme="minorEastAsia" w:hint="eastAsia"/>
-        </w:rPr>
-        <w:t>；</w:t>
+          <w:rFonts w:asciiTheme="minorEastAsia" w:hAnsiTheme="minorEastAsia" w:hint="eastAsia"/>
+        </w:rPr>
+      </w:pPr>
+      <w:r>
+        <w:rPr>
+          <w:rFonts w:asciiTheme="minorEastAsia" w:hAnsiTheme="minorEastAsia" w:hint="eastAsia"/>
+        </w:rPr>
+        <w:t>在master节点上</w:t>
+      </w:r>
+      <w:r>
+        <w:rPr>
+          <w:rFonts w:asciiTheme="minorEastAsia" w:hAnsiTheme="minorEastAsia" w:hint="eastAsia"/>
+        </w:rPr>
+        <w:t>配置SequoiaSQL OLAP；</w:t>
       </w:r>
     </w:p>
     <w:p>
@@ -5684,20 +6598,33 @@
         </w:numPr>
         <w:ind w:firstLineChars="0"/>
         <w:rPr>
-          <w:rFonts w:asciiTheme="minorEastAsia" w:hAnsiTheme="minorEastAsia"/>
-        </w:rPr>
-      </w:pPr>
-      <w:r>
-        <w:rPr>
-          <w:rFonts w:asciiTheme="minorEastAsia" w:hAnsiTheme="minorEastAsia" w:hint="eastAsia"/>
-        </w:rPr>
-        <w:t>在master节点上</w:t>
-      </w:r>
-      <w:r>
-        <w:rPr>
-          <w:rFonts w:asciiTheme="minorEastAsia" w:hAnsiTheme="minorEastAsia" w:hint="eastAsia"/>
-        </w:rPr>
-        <w:t>配置SequoiaSQL OLAP；</w:t>
+          <w:rFonts w:asciiTheme="minorEastAsia" w:hAnsiTheme="minorEastAsia" w:hint="eastAsia"/>
+        </w:rPr>
+      </w:pPr>
+      <w:r>
+        <w:rPr>
+          <w:rFonts w:asciiTheme="minorEastAsia" w:hAnsiTheme="minorEastAsia" w:hint="eastAsia"/>
+        </w:rPr>
+        <w:t>在master节点上检查HDFS URL的有效性；</w:t>
+      </w:r>
+    </w:p>
+    <w:p>
+      <w:pPr>
+        <w:pStyle w:val="ListParagraph"/>
+        <w:numPr>
+          <w:ilvl w:val="0"/>
+          <w:numId w:val="6"/>
+        </w:numPr>
+        <w:ind w:firstLineChars="0"/>
+        <w:rPr>
+          <w:rFonts w:asciiTheme="minorEastAsia" w:hAnsiTheme="minorEastAsia"/>
+        </w:rPr>
+      </w:pPr>
+      <w:r>
+        <w:rPr>
+          <w:rFonts w:asciiTheme="minorEastAsia" w:hAnsiTheme="minorEastAsia" w:hint="eastAsia"/>
+        </w:rPr>
+        <w:t>建立多个主机之间的信任关系，使SSH免密码登陆；</w:t>
       </w:r>
     </w:p>
     <w:p>
@@ -5833,7 +6760,6 @@
               <w:rPr>
                 <w:rFonts w:hint="eastAsia"/>
               </w:rPr>
-              <w:lastRenderedPageBreak/>
               <w:t>1</w:t>
             </w:r>
           </w:p>
@@ -6295,13 +7221,7 @@
               <w:rPr>
                 <w:rFonts w:hint="eastAsia"/>
               </w:rPr>
-              <w:t>安装阶段报错</w:t>
-            </w:r>
-            <w:r>
-              <w:rPr>
-                <w:rFonts w:hint="eastAsia"/>
-              </w:rPr>
-              <w:t>，回滚安装</w:t>
+              <w:t>配置阶段检查，报错</w:t>
             </w:r>
           </w:p>
         </w:tc>
@@ -6533,7 +7453,7 @@
               <w:rPr>
                 <w:rFonts w:hint="eastAsia"/>
               </w:rPr>
-              <w:t>2</w:t>
+              <w:t>3</w:t>
             </w:r>
           </w:p>
         </w:tc>
@@ -6549,19 +7469,19 @@
               <w:rPr>
                 <w:rFonts w:hint="eastAsia"/>
               </w:rPr>
-              <w:t>启动</w:t>
+              <w:t>初始化</w:t>
             </w:r>
             <w:r>
               <w:rPr>
                 <w:rFonts w:hint="eastAsia"/>
               </w:rPr>
-              <w:t>master</w:t>
+              <w:t>standby</w:t>
             </w:r>
             <w:r>
               <w:rPr>
                 <w:rFonts w:hint="eastAsia"/>
               </w:rPr>
-              <w:t>节点失败</w:t>
+              <w:t>失败</w:t>
             </w:r>
           </w:p>
         </w:tc>
@@ -6608,7 +7528,7 @@
               <w:rPr>
                 <w:rFonts w:hint="eastAsia"/>
               </w:rPr>
-              <w:t>3</w:t>
+              <w:t>5</w:t>
             </w:r>
           </w:p>
         </w:tc>
@@ -6625,231 +7545,6 @@
                 <w:rFonts w:hint="eastAsia"/>
               </w:rPr>
               <w:t>初始化</w:t>
-            </w:r>
-            <w:r>
-              <w:rPr>
-                <w:rFonts w:hint="eastAsia"/>
-              </w:rPr>
-              <w:t>standby</w:t>
-            </w:r>
-            <w:r>
-              <w:rPr>
-                <w:rFonts w:hint="eastAsia"/>
-              </w:rPr>
-              <w:t>失败</w:t>
-            </w:r>
-          </w:p>
-        </w:tc>
-        <w:tc>
-          <w:tcPr>
-            <w:tcW w:w="3311" w:type="dxa"/>
-          </w:tcPr>
-          <w:p>
-            <w:pPr>
-              <w:ind w:left="0"/>
-            </w:pPr>
-            <w:r>
-              <w:rPr>
-                <w:rFonts w:hint="eastAsia"/>
-              </w:rPr>
-              <w:t>安装阶段</w:t>
-            </w:r>
-            <w:r>
-              <w:rPr>
-                <w:rFonts w:hint="eastAsia"/>
-              </w:rPr>
-              <w:t>报错，回滚安装</w:t>
-            </w:r>
-          </w:p>
-        </w:tc>
-      </w:tr>
-      <w:tr>
-        <w:tc>
-          <w:tcPr>
-            <w:tcW w:w="885" w:type="dxa"/>
-          </w:tcPr>
-          <w:p>
-            <w:pPr>
-              <w:ind w:left="0"/>
-              <w:jc w:val="center"/>
-            </w:pPr>
-            <w:r>
-              <w:rPr>
-                <w:rFonts w:hint="eastAsia"/>
-              </w:rPr>
-              <w:t>1</w:t>
-            </w:r>
-            <w:r>
-              <w:rPr>
-                <w:rFonts w:hint="eastAsia"/>
-              </w:rPr>
-              <w:t>4</w:t>
-            </w:r>
-          </w:p>
-        </w:tc>
-        <w:tc>
-          <w:tcPr>
-            <w:tcW w:w="3969" w:type="dxa"/>
-          </w:tcPr>
-          <w:p>
-            <w:pPr>
-              <w:ind w:left="0"/>
-            </w:pPr>
-            <w:r>
-              <w:rPr>
-                <w:rFonts w:hint="eastAsia"/>
-              </w:rPr>
-              <w:t>启动</w:t>
-            </w:r>
-            <w:r>
-              <w:rPr>
-                <w:rFonts w:hint="eastAsia"/>
-              </w:rPr>
-              <w:t>standby</w:t>
-            </w:r>
-            <w:r>
-              <w:rPr>
-                <w:rFonts w:hint="eastAsia"/>
-              </w:rPr>
-              <w:t>失败</w:t>
-            </w:r>
-          </w:p>
-        </w:tc>
-        <w:tc>
-          <w:tcPr>
-            <w:tcW w:w="3311" w:type="dxa"/>
-          </w:tcPr>
-          <w:p>
-            <w:pPr>
-              <w:ind w:left="0"/>
-            </w:pPr>
-            <w:r>
-              <w:rPr>
-                <w:rFonts w:hint="eastAsia"/>
-              </w:rPr>
-              <w:t>安装阶段</w:t>
-            </w:r>
-            <w:r>
-              <w:rPr>
-                <w:rFonts w:hint="eastAsia"/>
-              </w:rPr>
-              <w:t>报错，回滚安装</w:t>
-            </w:r>
-          </w:p>
-        </w:tc>
-      </w:tr>
-      <w:tr>
-        <w:tc>
-          <w:tcPr>
-            <w:tcW w:w="885" w:type="dxa"/>
-          </w:tcPr>
-          <w:p>
-            <w:pPr>
-              <w:ind w:left="0"/>
-              <w:jc w:val="center"/>
-            </w:pPr>
-            <w:r>
-              <w:rPr>
-                <w:rFonts w:hint="eastAsia"/>
-              </w:rPr>
-              <w:t>1</w:t>
-            </w:r>
-            <w:r>
-              <w:rPr>
-                <w:rFonts w:hint="eastAsia"/>
-              </w:rPr>
-              <w:t>5</w:t>
-            </w:r>
-          </w:p>
-        </w:tc>
-        <w:tc>
-          <w:tcPr>
-            <w:tcW w:w="3969" w:type="dxa"/>
-          </w:tcPr>
-          <w:p>
-            <w:pPr>
-              <w:ind w:left="0"/>
-            </w:pPr>
-            <w:r>
-              <w:rPr>
-                <w:rFonts w:hint="eastAsia"/>
-              </w:rPr>
-              <w:t>初始化</w:t>
-            </w:r>
-            <w:r>
-              <w:rPr>
-                <w:rFonts w:hint="eastAsia"/>
-              </w:rPr>
-              <w:t>segment</w:t>
-            </w:r>
-            <w:r>
-              <w:rPr>
-                <w:rFonts w:hint="eastAsia"/>
-              </w:rPr>
-              <w:t>失败</w:t>
-            </w:r>
-          </w:p>
-        </w:tc>
-        <w:tc>
-          <w:tcPr>
-            <w:tcW w:w="3311" w:type="dxa"/>
-          </w:tcPr>
-          <w:p>
-            <w:pPr>
-              <w:ind w:left="0"/>
-            </w:pPr>
-            <w:r>
-              <w:rPr>
-                <w:rFonts w:hint="eastAsia"/>
-              </w:rPr>
-              <w:t>安装阶段</w:t>
-            </w:r>
-            <w:r>
-              <w:rPr>
-                <w:rFonts w:hint="eastAsia"/>
-              </w:rPr>
-              <w:t>报错，回滚安装</w:t>
-            </w:r>
-          </w:p>
-        </w:tc>
-      </w:tr>
-      <w:tr>
-        <w:tc>
-          <w:tcPr>
-            <w:tcW w:w="885" w:type="dxa"/>
-          </w:tcPr>
-          <w:p>
-            <w:pPr>
-              <w:ind w:left="0"/>
-              <w:jc w:val="center"/>
-            </w:pPr>
-            <w:r>
-              <w:rPr>
-                <w:rFonts w:hint="eastAsia"/>
-              </w:rPr>
-              <w:t>1</w:t>
-            </w:r>
-            <w:r>
-              <w:rPr>
-                <w:rFonts w:hint="eastAsia"/>
-              </w:rPr>
-              <w:t>6</w:t>
-            </w:r>
-          </w:p>
-        </w:tc>
-        <w:tc>
-          <w:tcPr>
-            <w:tcW w:w="3969" w:type="dxa"/>
-          </w:tcPr>
-          <w:p>
-            <w:pPr>
-              <w:ind w:left="0"/>
-            </w:pPr>
-            <w:r>
-              <w:rPr>
-                <w:rFonts w:hint="eastAsia"/>
-              </w:rPr>
-              <w:t>启动</w:t>
             </w:r>
             <w:r>
               <w:rPr>
@@ -6898,6 +7593,7 @@
         <w:rPr>
           <w:rFonts w:hint="eastAsia"/>
         </w:rPr>
+        <w:lastRenderedPageBreak/>
         <w:t>（</w:t>
       </w:r>
       <w:r>
@@ -6948,7 +7644,7 @@
                     </pic:cNvPicPr>
                   </pic:nvPicPr>
                   <pic:blipFill>
-                    <a:blip r:embed="rId13"/>
+                    <a:blip r:embed="rId12"/>
                     <a:srcRect/>
                     <a:stretch>
                       <a:fillRect/>
@@ -6985,7 +7681,6 @@
         <w:rPr>
           <w:rFonts w:hint="eastAsia"/>
         </w:rPr>
-        <w:lastRenderedPageBreak/>
         <w:t>涉及的</w:t>
       </w:r>
       <w:r>
@@ -7273,7 +7968,7 @@
               <w:rPr>
                 <w:rFonts w:asciiTheme="minorEastAsia" w:hAnsiTheme="minorEastAsia" w:hint="eastAsia"/>
               </w:rPr>
-              <w:t>报错</w:t>
+              <w:t>忽略，停止进程</w:t>
             </w:r>
           </w:p>
         </w:tc>
@@ -7446,6 +8141,7 @@
         <w:t>和</w:t>
       </w:r>
       <w:r>
+        <w:lastRenderedPageBreak/>
         <w:t>omInstallBusinessReq::_combineConfDetail</w:t>
       </w:r>
       <w:r>
@@ -7781,20 +8477,14 @@
         <w:ind w:firstLineChars="0"/>
         <w:jc w:val="left"/>
         <w:rPr>
-          <w:rFonts w:asciiTheme="minorEastAsia" w:hAnsiTheme="minorEastAsia"/>
-        </w:rPr>
-      </w:pPr>
-      <w:r>
-        <w:rPr>
-          <w:rFonts w:asciiTheme="minorEastAsia" w:hAnsiTheme="minorEastAsia" w:hint="eastAsia"/>
-        </w:rPr>
-        <w:t>建立信任关系：</w:t>
-      </w:r>
-      <w:r>
-        <w:rPr>
-          <w:rFonts w:asciiTheme="minorEastAsia" w:hAnsiTheme="minorEastAsia" w:hint="eastAsia"/>
-        </w:rPr>
-        <w:t>establishTrust.js</w:t>
+          <w:rFonts w:asciiTheme="minorEastAsia" w:hAnsiTheme="minorEastAsia" w:hint="eastAsia"/>
+        </w:rPr>
+      </w:pPr>
+      <w:r>
+        <w:rPr>
+          <w:rFonts w:asciiTheme="minorEastAsia" w:hAnsiTheme="minorEastAsia" w:hint="eastAsia"/>
+        </w:rPr>
+        <w:t>公共接口：ssqlOlapCommon.js</w:t>
       </w:r>
     </w:p>
     <w:p>
@@ -7807,38 +8497,14 @@
         <w:ind w:firstLineChars="0"/>
         <w:jc w:val="left"/>
         <w:rPr>
-          <w:rFonts w:asciiTheme="minorEastAsia" w:hAnsiTheme="minorEastAsia"/>
-        </w:rPr>
-      </w:pPr>
-      <w:r>
-        <w:rPr>
-          <w:rFonts w:asciiTheme="minorEastAsia" w:hAnsiTheme="minorEastAsia" w:hint="eastAsia"/>
-        </w:rPr>
-        <w:t>安装SequoiaSQL OLAP</w:t>
-      </w:r>
-      <w:r>
-        <w:rPr>
-          <w:rFonts w:asciiTheme="minorEastAsia" w:hAnsiTheme="minorEastAsia" w:hint="eastAsia"/>
-        </w:rPr>
-        <w:t>：</w:t>
-      </w:r>
-      <w:r>
-        <w:rPr>
-          <w:rFonts w:asciiTheme="minorEastAsia" w:hAnsiTheme="minorEastAsia" w:hint="eastAsia"/>
-        </w:rPr>
-        <w:t>install</w:t>
-      </w:r>
-      <w:r>
-        <w:rPr>
-          <w:rFonts w:asciiTheme="minorEastAsia" w:hAnsiTheme="minorEastAsia" w:hint="eastAsia"/>
-        </w:rPr>
-        <w:t>Sequoiasql</w:t>
-      </w:r>
-      <w:r>
-        <w:rPr>
-          <w:rFonts w:asciiTheme="minorEastAsia" w:hAnsiTheme="minorEastAsia" w:hint="eastAsia"/>
-        </w:rPr>
-        <w:t>OLAP.js</w:t>
+          <w:rFonts w:asciiTheme="minorEastAsia" w:hAnsiTheme="minorEastAsia" w:hint="eastAsia"/>
+        </w:rPr>
+      </w:pPr>
+      <w:r>
+        <w:rPr>
+          <w:rFonts w:asciiTheme="minorEastAsia" w:hAnsiTheme="minorEastAsia" w:hint="eastAsia"/>
+        </w:rPr>
+        <w:t>检查环境：ssqlOlapCheck.js</w:t>
       </w:r>
     </w:p>
     <w:p>
@@ -7858,7 +8524,7 @@
         <w:rPr>
           <w:rFonts w:asciiTheme="minorEastAsia" w:hAnsiTheme="minorEastAsia" w:hint="eastAsia"/>
         </w:rPr>
-        <w:t>卸载SequoiaSQL OLAP：uninstallSequoiasqlOLAP.js</w:t>
+        <w:t>配置文件：ssqlOlapConfig.js</w:t>
       </w:r>
     </w:p>
     <w:p>
@@ -7871,20 +8537,142 @@
         <w:ind w:firstLineChars="0"/>
         <w:jc w:val="left"/>
         <w:rPr>
-          <w:rFonts w:asciiTheme="minorEastAsia" w:hAnsiTheme="minorEastAsia"/>
-        </w:rPr>
-      </w:pPr>
-      <w:r>
-        <w:rPr>
-          <w:rFonts w:asciiTheme="minorEastAsia" w:hAnsiTheme="minorEastAsia" w:hint="eastAsia"/>
-        </w:rPr>
-        <w:t>回滚安装SequoiaSQL OLAP：rollback</w:t>
-      </w:r>
-      <w:r>
-        <w:rPr>
-          <w:rFonts w:asciiTheme="minorEastAsia" w:hAnsiTheme="minorEastAsia" w:hint="eastAsia"/>
-        </w:rPr>
-        <w:t>SequoiasqlOLAP.js</w:t>
+          <w:rFonts w:asciiTheme="minorEastAsia" w:hAnsiTheme="minorEastAsia" w:hint="eastAsia"/>
+        </w:rPr>
+      </w:pPr>
+      <w:r>
+        <w:rPr>
+          <w:rFonts w:asciiTheme="minorEastAsia" w:hAnsiTheme="minorEastAsia" w:hint="eastAsia"/>
+        </w:rPr>
+        <w:t>安装SequoiaSQL OLAP</w:t>
+      </w:r>
+      <w:r>
+        <w:rPr>
+          <w:rFonts w:asciiTheme="minorEastAsia" w:hAnsiTheme="minorEastAsia" w:hint="eastAsia"/>
+        </w:rPr>
+        <w:t>：</w:t>
+      </w:r>
+      <w:r>
+        <w:rPr>
+          <w:rFonts w:asciiTheme="minorEastAsia" w:hAnsiTheme="minorEastAsia" w:hint="eastAsia"/>
+        </w:rPr>
+        <w:t>ssqlOlapInstall.js</w:t>
+      </w:r>
+    </w:p>
+    <w:p>
+      <w:pPr>
+        <w:pStyle w:val="ListParagraph"/>
+        <w:numPr>
+          <w:ilvl w:val="0"/>
+          <w:numId w:val="9"/>
+        </w:numPr>
+        <w:ind w:firstLineChars="0"/>
+        <w:jc w:val="left"/>
+        <w:rPr>
+          <w:rFonts w:asciiTheme="minorEastAsia" w:hAnsiTheme="minorEastAsia" w:hint="eastAsia"/>
+        </w:rPr>
+      </w:pPr>
+      <w:r>
+        <w:rPr>
+          <w:rFonts w:asciiTheme="minorEastAsia" w:hAnsiTheme="minorEastAsia" w:hint="eastAsia"/>
+        </w:rPr>
+        <w:t>建立信任关系：ssqlOlapTrust.js</w:t>
+      </w:r>
+    </w:p>
+    <w:p>
+      <w:pPr>
+        <w:pStyle w:val="ListParagraph"/>
+        <w:numPr>
+          <w:ilvl w:val="0"/>
+          <w:numId w:val="9"/>
+        </w:numPr>
+        <w:ind w:firstLineChars="0"/>
+        <w:jc w:val="left"/>
+        <w:rPr>
+          <w:rFonts w:asciiTheme="minorEastAsia" w:hAnsiTheme="minorEastAsia"/>
+        </w:rPr>
+      </w:pPr>
+      <w:r>
+        <w:rPr>
+          <w:rFonts w:asciiTheme="minorEastAsia" w:hAnsiTheme="minorEastAsia" w:hint="eastAsia"/>
+        </w:rPr>
+        <w:t>检查HDFS URL：</w:t>
+      </w:r>
+      <w:r>
+        <w:rPr>
+          <w:rFonts w:asciiTheme="minorEastAsia" w:hAnsiTheme="minorEastAsia" w:hint="eastAsia"/>
+        </w:rPr>
+        <w:t>ssqlOlapCheckHdfs.js</w:t>
+      </w:r>
+    </w:p>
+    <w:p>
+      <w:pPr>
+        <w:pStyle w:val="ListParagraph"/>
+        <w:numPr>
+          <w:ilvl w:val="0"/>
+          <w:numId w:val="9"/>
+        </w:numPr>
+        <w:ind w:firstLineChars="0"/>
+        <w:jc w:val="left"/>
+        <w:rPr>
+          <w:rFonts w:asciiTheme="minorEastAsia" w:hAnsiTheme="minorEastAsia"/>
+        </w:rPr>
+      </w:pPr>
+      <w:r>
+        <w:rPr>
+          <w:rFonts w:asciiTheme="minorEastAsia" w:hAnsiTheme="minorEastAsia" w:hint="eastAsia"/>
+        </w:rPr>
+        <w:t>初始化</w:t>
+      </w:r>
+      <w:r>
+        <w:rPr>
+          <w:rFonts w:asciiTheme="minorEastAsia" w:hAnsiTheme="minorEastAsia" w:hint="eastAsia"/>
+        </w:rPr>
+        <w:t>SequoiaSQL OLAP：</w:t>
+      </w:r>
+      <w:r>
+        <w:rPr>
+          <w:rFonts w:asciiTheme="minorEastAsia" w:hAnsiTheme="minorEastAsia" w:hint="eastAsia"/>
+        </w:rPr>
+        <w:t>ssqlOlapInit.js</w:t>
+      </w:r>
+    </w:p>
+    <w:p>
+      <w:pPr>
+        <w:pStyle w:val="ListParagraph"/>
+        <w:numPr>
+          <w:ilvl w:val="0"/>
+          <w:numId w:val="9"/>
+        </w:numPr>
+        <w:ind w:firstLineChars="0"/>
+        <w:jc w:val="left"/>
+        <w:rPr>
+          <w:rFonts w:asciiTheme="minorEastAsia" w:hAnsiTheme="minorEastAsia"/>
+        </w:rPr>
+      </w:pPr>
+      <w:r>
+        <w:rPr>
+          <w:rFonts w:asciiTheme="minorEastAsia" w:hAnsiTheme="minorEastAsia" w:hint="eastAsia"/>
+        </w:rPr>
+        <w:t>删除</w:t>
+      </w:r>
+      <w:r>
+        <w:rPr>
+          <w:rFonts w:asciiTheme="minorEastAsia" w:hAnsiTheme="minorEastAsia" w:hint="eastAsia"/>
+        </w:rPr>
+        <w:t>SequoiaSQL OLAP：</w:t>
+      </w:r>
+      <w:r>
+        <w:rPr>
+          <w:rFonts w:asciiTheme="minorEastAsia" w:hAnsiTheme="minorEastAsia" w:hint="eastAsia"/>
+        </w:rPr>
+        <w:t>ssqlOlapRemove</w:t>
+      </w:r>
+      <w:r>
+        <w:rPr>
+          <w:rFonts w:asciiTheme="minorEastAsia" w:hAnsiTheme="minorEastAsia" w:hint="eastAsia"/>
+        </w:rPr>
+        <w:t>.js</w:t>
       </w:r>
     </w:p>
     <w:p>
@@ -8032,7 +8820,31 @@
               <w:rPr>
                 <w:rFonts w:asciiTheme="minorEastAsia" w:hAnsiTheme="minorEastAsia" w:hint="eastAsia"/>
               </w:rPr>
-              <w:t>配置参数</w:t>
+              <w:t>HDFS</w:t>
+            </w:r>
+            <w:r>
+              <w:rPr>
+                <w:rFonts w:asciiTheme="minorEastAsia" w:hAnsiTheme="minorEastAsia" w:hint="eastAsia"/>
+              </w:rPr>
+              <w:t>以</w:t>
+            </w:r>
+            <w:r>
+              <w:rPr>
+                <w:rFonts w:asciiTheme="minorEastAsia" w:hAnsiTheme="minorEastAsia" w:hint="eastAsia"/>
+              </w:rPr>
+              <w:t>HA</w:t>
+            </w:r>
+            <w:r>
+              <w:rPr>
+                <w:rFonts w:asciiTheme="minorEastAsia" w:hAnsiTheme="minorEastAsia" w:hint="eastAsia"/>
+              </w:rPr>
+              <w:t>方式部署</w:t>
+            </w:r>
+            <w:r>
+              <w:rPr>
+                <w:rFonts w:asciiTheme="minorEastAsia" w:hAnsiTheme="minorEastAsia" w:hint="eastAsia"/>
+              </w:rPr>
+              <w:t>时，需要配置hdfs-client.xml</w:t>
             </w:r>
           </w:p>
         </w:tc>
@@ -8051,7 +8863,19 @@
               <w:rPr>
                 <w:rFonts w:asciiTheme="minorEastAsia" w:hAnsiTheme="minorEastAsia" w:hint="eastAsia"/>
               </w:rPr>
-              <w:t>分析是否有必要增加其他配置参数</w:t>
+              <w:t>HDFS以HA方式部署时</w:t>
+            </w:r>
+            <w:r>
+              <w:rPr>
+                <w:rFonts w:asciiTheme="minorEastAsia" w:hAnsiTheme="minorEastAsia" w:hint="eastAsia"/>
+              </w:rPr>
+              <w:t>，</w:t>
+            </w:r>
+            <w:r>
+              <w:rPr>
+                <w:rFonts w:asciiTheme="minorEastAsia" w:hAnsiTheme="minorEastAsia" w:hint="eastAsia"/>
+              </w:rPr>
+              <w:t>其URL不能直接使用（hostname：port）的形式，需要通过hdfs-client.xml配置名称</w:t>
             </w:r>
           </w:p>
         </w:tc>
@@ -8092,38 +8916,7 @@
               <w:rPr>
                 <w:rFonts w:asciiTheme="minorEastAsia" w:hAnsiTheme="minorEastAsia" w:hint="eastAsia"/>
               </w:rPr>
-              <w:t>HDFS</w:t>
-            </w:r>
-            <w:r>
-              <w:rPr>
-                <w:rFonts w:asciiTheme="minorEastAsia" w:hAnsiTheme="minorEastAsia" w:hint="eastAsia"/>
-              </w:rPr>
-              <w:t>以</w:t>
-            </w:r>
-            <w:r>
-              <w:rPr>
-                <w:rFonts w:asciiTheme="minorEastAsia" w:hAnsiTheme="minorEastAsia" w:hint="eastAsia"/>
-              </w:rPr>
-              <w:t>HA</w:t>
-            </w:r>
-            <w:r>
-              <w:rPr>
-                <w:rFonts w:asciiTheme="minorEastAsia" w:hAnsiTheme="minorEastAsia" w:hint="eastAsia"/>
-              </w:rPr>
-              <w:t>方式部署</w:t>
-            </w:r>
-            <w:r>
-              <w:rPr>
-                <w:rFonts w:asciiTheme="minorEastAsia" w:hAnsiTheme="minorEastAsia" w:hint="eastAsia"/>
-              </w:rPr>
-              <w:t>时，</w:t>
-            </w:r>
-            <w:r>
-              <w:rPr>
-                <w:rFonts w:asciiTheme="minorEastAsia" w:hAnsiTheme="minorEastAsia" w:hint="eastAsia"/>
-              </w:rPr>
-              <w:lastRenderedPageBreak/>
-              <w:t>需要配置hdfs-client.xml</w:t>
+              <w:t>添加删除节点？</w:t>
             </w:r>
           </w:p>
         </w:tc>
@@ -8136,159 +8929,6 @@
               <w:ind w:left="0"/>
               <w:rPr>
                 <w:rFonts w:asciiTheme="minorEastAsia" w:hAnsiTheme="minorEastAsia"/>
-              </w:rPr>
-            </w:pPr>
-            <w:r>
-              <w:rPr>
-                <w:rFonts w:asciiTheme="minorEastAsia" w:hAnsiTheme="minorEastAsia" w:hint="eastAsia"/>
-              </w:rPr>
-              <w:lastRenderedPageBreak/>
-              <w:t>HDFS以HA方式部署时</w:t>
-            </w:r>
-            <w:r>
-              <w:rPr>
-                <w:rFonts w:asciiTheme="minorEastAsia" w:hAnsiTheme="minorEastAsia" w:hint="eastAsia"/>
-              </w:rPr>
-              <w:t>，</w:t>
-            </w:r>
-            <w:r>
-              <w:rPr>
-                <w:rFonts w:asciiTheme="minorEastAsia" w:hAnsiTheme="minorEastAsia" w:hint="eastAsia"/>
-              </w:rPr>
-              <w:t>其URL不能直接使用</w:t>
-            </w:r>
-            <w:r>
-              <w:rPr>
-                <w:rFonts w:asciiTheme="minorEastAsia" w:hAnsiTheme="minorEastAsia" w:hint="eastAsia"/>
-              </w:rPr>
-              <w:lastRenderedPageBreak/>
-              <w:t>（hostname：port）的形式，需要通过hdfs-client.xml配置名称</w:t>
-            </w:r>
-          </w:p>
-        </w:tc>
-      </w:tr>
-      <w:tr>
-        <w:tc>
-          <w:tcPr>
-            <w:tcW w:w="885" w:type="dxa"/>
-          </w:tcPr>
-          <w:p>
-            <w:pPr>
-              <w:ind w:left="0"/>
-              <w:jc w:val="center"/>
-              <w:rPr>
-                <w:rFonts w:asciiTheme="minorEastAsia" w:hAnsiTheme="minorEastAsia"/>
-              </w:rPr>
-            </w:pPr>
-            <w:r>
-              <w:rPr>
-                <w:rFonts w:asciiTheme="minorEastAsia" w:hAnsiTheme="minorEastAsia" w:hint="eastAsia"/>
-              </w:rPr>
-              <w:lastRenderedPageBreak/>
-              <w:t>3</w:t>
-            </w:r>
-          </w:p>
-        </w:tc>
-        <w:tc>
-          <w:tcPr>
-            <w:tcW w:w="2552" w:type="dxa"/>
-          </w:tcPr>
-          <w:p>
-            <w:pPr>
-              <w:ind w:left="0"/>
-              <w:rPr>
-                <w:rFonts w:asciiTheme="minorEastAsia" w:hAnsiTheme="minorEastAsia"/>
-              </w:rPr>
-            </w:pPr>
-            <w:r>
-              <w:rPr>
-                <w:rFonts w:asciiTheme="minorEastAsia" w:hAnsiTheme="minorEastAsia" w:hint="eastAsia"/>
-              </w:rPr>
-              <w:t>安装</w:t>
-            </w:r>
-            <w:r>
-              <w:rPr>
-                <w:rFonts w:asciiTheme="minorEastAsia" w:hAnsiTheme="minorEastAsia" w:hint="eastAsia"/>
-              </w:rPr>
-              <w:t>出错原因</w:t>
-            </w:r>
-          </w:p>
-        </w:tc>
-        <w:tc>
-          <w:tcPr>
-            <w:tcW w:w="4728" w:type="dxa"/>
-          </w:tcPr>
-          <w:p>
-            <w:pPr>
-              <w:ind w:left="0"/>
-              <w:rPr>
-                <w:rFonts w:asciiTheme="minorEastAsia" w:hAnsiTheme="minorEastAsia"/>
-              </w:rPr>
-            </w:pPr>
-            <w:r>
-              <w:rPr>
-                <w:rFonts w:asciiTheme="minorEastAsia" w:hAnsiTheme="minorEastAsia" w:hint="eastAsia"/>
-              </w:rPr>
-              <w:t>把</w:t>
-            </w:r>
-            <w:r>
-              <w:rPr>
-                <w:rFonts w:asciiTheme="minorEastAsia" w:hAnsiTheme="minorEastAsia" w:hint="eastAsia"/>
-              </w:rPr>
-              <w:t>安装过程中的具体错误信息反馈到前端页面</w:t>
-            </w:r>
-          </w:p>
-        </w:tc>
-      </w:tr>
-      <w:tr>
-        <w:tc>
-          <w:tcPr>
-            <w:tcW w:w="885" w:type="dxa"/>
-          </w:tcPr>
-          <w:p>
-            <w:pPr>
-              <w:ind w:left="0"/>
-              <w:jc w:val="center"/>
-              <w:rPr>
-                <w:rFonts w:asciiTheme="minorEastAsia" w:hAnsiTheme="minorEastAsia" w:hint="eastAsia"/>
-              </w:rPr>
-            </w:pPr>
-            <w:r>
-              <w:rPr>
-                <w:rFonts w:asciiTheme="minorEastAsia" w:hAnsiTheme="minorEastAsia" w:hint="eastAsia"/>
-              </w:rPr>
-              <w:t>4</w:t>
-            </w:r>
-          </w:p>
-        </w:tc>
-        <w:tc>
-          <w:tcPr>
-            <w:tcW w:w="2552" w:type="dxa"/>
-          </w:tcPr>
-          <w:p>
-            <w:pPr>
-              <w:ind w:left="0"/>
-              <w:rPr>
-                <w:rFonts w:asciiTheme="minorEastAsia" w:hAnsiTheme="minorEastAsia" w:hint="eastAsia"/>
-              </w:rPr>
-            </w:pPr>
-            <w:r>
-              <w:rPr>
-                <w:rFonts w:asciiTheme="minorEastAsia" w:hAnsiTheme="minorEastAsia" w:hint="eastAsia"/>
-              </w:rPr>
-              <w:t>添加删除节点？</w:t>
-            </w:r>
-          </w:p>
-        </w:tc>
-        <w:tc>
-          <w:tcPr>
-            <w:tcW w:w="4728" w:type="dxa"/>
-          </w:tcPr>
-          <w:p>
-            <w:pPr>
-              <w:ind w:left="0"/>
-              <w:rPr>
-                <w:rFonts w:asciiTheme="minorEastAsia" w:hAnsiTheme="minorEastAsia" w:hint="eastAsia"/>
               </w:rPr>
             </w:pPr>
           </w:p>
@@ -8651,6 +9291,7 @@
               <w:rPr>
                 <w:rFonts w:asciiTheme="minorEastAsia" w:hAnsiTheme="minorEastAsia" w:hint="eastAsia"/>
               </w:rPr>
+              <w:lastRenderedPageBreak/>
               <w:t>（NA/N/Y）</w:t>
             </w:r>
           </w:p>
@@ -8671,6 +9312,7 @@
               <w:rPr>
                 <w:rFonts w:asciiTheme="minorEastAsia" w:hAnsiTheme="minorEastAsia" w:hint="eastAsia"/>
               </w:rPr>
+              <w:lastRenderedPageBreak/>
               <w:t>备注</w:t>
             </w:r>
           </w:p>
@@ -8692,6 +9334,7 @@
               <w:rPr>
                 <w:rFonts w:asciiTheme="minorEastAsia" w:hAnsiTheme="minorEastAsia" w:hint="eastAsia"/>
               </w:rPr>
+              <w:lastRenderedPageBreak/>
               <w:t>代码是否全部提交SVN</w:t>
             </w:r>
             <w:r>
@@ -9121,136 +9764,6 @@
     </w:sectPr>
   </w:body>
 </w:document>
-</file>
-
-<file path=word/comments.xml><?xml version="1.0" encoding="utf-8"?>
-<w:comments xmlns:ve="http://schemas.openxmlformats.org/markup-compatibility/2006" xmlns:o="urn:schemas-microsoft-com:office:office" xmlns:r="http://schemas.openxmlformats.org/officeDocument/2006/relationships" xmlns:m="http://schemas.openxmlformats.org/officeDocument/2006/math" xmlns:v="urn:schemas-microsoft-com:vml" xmlns:wp="http://schemas.openxmlformats.org/drawingml/2006/wordprocessingDrawing" xmlns:w10="urn:schemas-microsoft-com:office:word" xmlns:w="http://schemas.openxmlformats.org/wordprocessingml/2006/main" xmlns:wne="http://schemas.microsoft.com/office/word/2006/wordml">
-  <w:comment w:id="0" w:author="liweichao" w:date="2016-03-23T14:09:00Z" w:initials="l">
-    <w:p>
-      <w:pPr>
-        <w:pStyle w:val="CommentText"/>
-      </w:pPr>
-      <w:r>
-        <w:rPr>
-          <w:rStyle w:val="CommentReference"/>
-        </w:rPr>
-        <w:annotationRef/>
-      </w:r>
-      <w:r>
-        <w:rPr>
-          <w:rFonts w:hint="eastAsia"/>
-        </w:rPr>
-        <w:t>REST</w:t>
-      </w:r>
-      <w:r>
-        <w:rPr>
-          <w:rFonts w:hint="eastAsia"/>
-        </w:rPr>
-        <w:t>命令</w:t>
-      </w:r>
-    </w:p>
-  </w:comment>
-  <w:comment w:id="1" w:author="liweichao" w:date="2016-03-23T14:23:00Z" w:initials="l">
-    <w:p>
-      <w:pPr>
-        <w:pStyle w:val="CommentText"/>
-      </w:pPr>
-      <w:r>
-        <w:rPr>
-          <w:rStyle w:val="CommentReference"/>
-        </w:rPr>
-        <w:annotationRef/>
-      </w:r>
-      <w:r>
-        <w:rPr>
-          <w:rFonts w:hint="eastAsia"/>
-        </w:rPr>
-        <w:t>在</w:t>
-      </w:r>
-      <w:r>
-        <w:rPr>
-          <w:rFonts w:hint="eastAsia"/>
-        </w:rPr>
-        <w:t>OM</w:t>
-      </w:r>
-      <w:r>
-        <w:rPr>
-          <w:rFonts w:hint="eastAsia"/>
-        </w:rPr>
-        <w:t>添加主机时配置信任关系</w:t>
-      </w:r>
-    </w:p>
-  </w:comment>
-  <w:comment w:id="2" w:author="liweichao" w:date="2016-03-23T14:49:00Z" w:initials="l">
-    <w:p>
-      <w:pPr>
-        <w:pStyle w:val="CommentText"/>
-      </w:pPr>
-      <w:r>
-        <w:rPr>
-          <w:rStyle w:val="CommentReference"/>
-        </w:rPr>
-        <w:annotationRef/>
-      </w:r>
-      <w:r>
-        <w:rPr>
-          <w:rFonts w:hint="eastAsia"/>
-        </w:rPr>
-        <w:t>增加业务预览命令</w:t>
-      </w:r>
-    </w:p>
-  </w:comment>
-  <w:comment w:id="3" w:author="liweichao" w:date="2016-03-23T14:38:00Z" w:initials="l">
-    <w:p>
-      <w:pPr>
-        <w:pStyle w:val="CommentText"/>
-      </w:pPr>
-      <w:r>
-        <w:rPr>
-          <w:rStyle w:val="CommentReference"/>
-        </w:rPr>
-        <w:annotationRef/>
-      </w:r>
-      <w:r>
-        <w:rPr>
-          <w:rFonts w:hint="eastAsia"/>
-        </w:rPr>
-        <w:t>根据主机数调整，默认为</w:t>
-      </w:r>
-      <w:r>
-        <w:rPr>
-          <w:rFonts w:hint="eastAsia"/>
-        </w:rPr>
-        <w:t>3</w:t>
-      </w:r>
-    </w:p>
-  </w:comment>
-  <w:comment w:id="4" w:author="liweichao" w:date="2016-03-23T15:23:00Z" w:initials="l">
-    <w:p>
-      <w:pPr>
-        <w:pStyle w:val="CommentText"/>
-      </w:pPr>
-      <w:r>
-        <w:rPr>
-          <w:rStyle w:val="CommentReference"/>
-        </w:rPr>
-        <w:annotationRef/>
-      </w:r>
-      <w:r>
-        <w:rPr>
-          <w:rFonts w:hint="eastAsia"/>
-        </w:rPr>
-        <w:t>Task</w:t>
-      </w:r>
-      <w:r>
-        <w:rPr>
-          <w:rFonts w:hint="eastAsia"/>
-        </w:rPr>
-        <w:t>的信息</w:t>
-      </w:r>
-    </w:p>
-  </w:comment>
-</w:comments>
 </file>
 
 <file path=word/endnotes.xml><?xml version="1.0" encoding="utf-8"?>

--- a/internal_doc/03.开发设计/OM/Story_通过OM安装部署SequoiaSQL_OLAP.docx
+++ b/internal_doc/03.开发设计/OM/Story_通过OM安装部署SequoiaSQL_OLAP.docx
@@ -584,7 +584,7 @@
         </w:numPr>
         <w:ind w:firstLineChars="0"/>
         <w:rPr>
-          <w:rFonts w:asciiTheme="minorEastAsia" w:hAnsiTheme="minorEastAsia" w:hint="eastAsia"/>
+          <w:rFonts w:asciiTheme="minorEastAsia" w:hAnsiTheme="minorEastAsia"/>
         </w:rPr>
       </w:pPr>
       <w:r>
@@ -609,7 +609,7 @@
         </w:numPr>
         <w:ind w:firstLineChars="0"/>
         <w:rPr>
-          <w:rFonts w:asciiTheme="minorEastAsia" w:hAnsiTheme="minorEastAsia" w:hint="eastAsia"/>
+          <w:rFonts w:asciiTheme="minorEastAsia" w:hAnsiTheme="minorEastAsia"/>
         </w:rPr>
       </w:pPr>
       <w:r>
@@ -897,7 +897,7 @@
           <v:shape id="_x0000_i1025" type="#_x0000_t75" style="width:329.35pt;height:166.05pt" o:ole="">
             <v:imagedata r:id="rId7" o:title=""/>
           </v:shape>
-          <o:OLEObject Type="Embed" ProgID="Visio.Drawing.11" ShapeID="_x0000_i1025" DrawAspect="Content" ObjectID="_1527507503" r:id="rId8"/>
+          <o:OLEObject Type="Embed" ProgID="Visio.Drawing.11" ShapeID="_x0000_i1025" DrawAspect="Content" ObjectID="_1528025394" r:id="rId8"/>
         </w:object>
       </w:r>
     </w:p>
@@ -944,7 +944,7 @@
           <v:shape id="_x0000_i1026" type="#_x0000_t75" style="width:415.35pt;height:191.8pt" o:ole="">
             <v:imagedata r:id="rId9" o:title=""/>
           </v:shape>
-          <o:OLEObject Type="Embed" ProgID="Visio.Drawing.11" ShapeID="_x0000_i1026" DrawAspect="Content" ObjectID="_1527507504" r:id="rId10"/>
+          <o:OLEObject Type="Embed" ProgID="Visio.Drawing.11" ShapeID="_x0000_i1026" DrawAspect="Content" ObjectID="_1528025395" r:id="rId10"/>
         </w:object>
       </w:r>
     </w:p>
@@ -5015,24 +5015,105 @@
               <w:ind w:left="0"/>
               <w:jc w:val="left"/>
               <w:rPr>
+                <w:rFonts w:ascii="Times New Roman" w:hAnsi="Times New Roman" w:cs="Times New Roman"/>
+                <w:sz w:val="15"/>
+                <w:szCs w:val="15"/>
+              </w:rPr>
+            </w:pPr>
+            <w:r>
+              <w:rPr>
+                <w:rFonts w:ascii="Times New Roman" w:hAnsi="Times New Roman" w:cs="Times New Roman"/>
+                <w:sz w:val="15"/>
+                <w:szCs w:val="15"/>
+              </w:rPr>
+              <w:t>max_connections</w:t>
+            </w:r>
+          </w:p>
+        </w:tc>
+        <w:tc>
+          <w:tcPr>
+            <w:tcW w:w="1413" w:type="dxa"/>
+          </w:tcPr>
+          <w:p>
+            <w:pPr>
+              <w:tabs>
+                <w:tab w:val="left" w:pos="2128"/>
+              </w:tabs>
+              <w:ind w:left="0"/>
+              <w:jc w:val="left"/>
+              <w:rPr>
+                <w:rFonts w:ascii="Times New Roman" w:hAnsi="Times New Roman" w:cs="Times New Roman"/>
+                <w:sz w:val="15"/>
+                <w:szCs w:val="15"/>
+              </w:rPr>
+            </w:pPr>
+            <w:r>
+              <w:rPr>
+                <w:rFonts w:ascii="Times New Roman" w:hAnsi="Times New Roman" w:cs="Times New Roman"/>
+                <w:sz w:val="15"/>
+                <w:szCs w:val="15"/>
+              </w:rPr>
+              <w:t>Max Connections</w:t>
+            </w:r>
+          </w:p>
+        </w:tc>
+        <w:tc>
+          <w:tcPr>
+            <w:tcW w:w="658" w:type="dxa"/>
+          </w:tcPr>
+          <w:p>
+            <w:pPr>
+              <w:tabs>
+                <w:tab w:val="left" w:pos="2128"/>
+              </w:tabs>
+              <w:ind w:left="0"/>
+              <w:jc w:val="left"/>
+              <w:rPr>
+                <w:rFonts w:ascii="Times New Roman" w:hAnsi="Times New Roman" w:cs="Times New Roman"/>
+                <w:sz w:val="15"/>
+                <w:szCs w:val="15"/>
+              </w:rPr>
+            </w:pPr>
+            <w:r>
+              <w:rPr>
+                <w:rFonts w:ascii="Times New Roman" w:hAnsi="Times New Roman" w:cs="Times New Roman"/>
+                <w:sz w:val="15"/>
+                <w:szCs w:val="15"/>
+              </w:rPr>
+              <w:t>int</w:t>
+            </w:r>
+          </w:p>
+        </w:tc>
+        <w:tc>
+          <w:tcPr>
+            <w:tcW w:w="2555" w:type="dxa"/>
+          </w:tcPr>
+          <w:p>
+            <w:pPr>
+              <w:tabs>
+                <w:tab w:val="left" w:pos="2128"/>
+              </w:tabs>
+              <w:ind w:left="0"/>
+              <w:jc w:val="left"/>
+              <w:rPr>
+                <w:rFonts w:ascii="Times New Roman" w:hAnsi="Times New Roman" w:cs="Times New Roman"/>
+                <w:sz w:val="15"/>
+                <w:szCs w:val="15"/>
+              </w:rPr>
+            </w:pPr>
+            <w:r>
+              <w:rPr>
                 <w:rFonts w:ascii="Times New Roman" w:hAnsi="Times New Roman" w:cs="Times New Roman" w:hint="eastAsia"/>
                 <w:sz w:val="15"/>
                 <w:szCs w:val="15"/>
               </w:rPr>
-            </w:pPr>
-            <w:r>
-              <w:rPr>
-                <w:rFonts w:ascii="Times New Roman" w:hAnsi="Times New Roman" w:cs="Times New Roman"/>
-                <w:sz w:val="15"/>
-                <w:szCs w:val="15"/>
-              </w:rPr>
-              <w:t>max_connections</w:t>
-            </w:r>
-          </w:p>
-        </w:tc>
-        <w:tc>
-          <w:tcPr>
-            <w:tcW w:w="1413" w:type="dxa"/>
+              <w:t>100</w:t>
+            </w:r>
+          </w:p>
+        </w:tc>
+        <w:tc>
+          <w:tcPr>
+            <w:tcW w:w="941" w:type="dxa"/>
           </w:tcPr>
           <w:p>
             <w:pPr>
@@ -5042,10 +5123,99 @@
               <w:ind w:left="0"/>
               <w:jc w:val="left"/>
               <w:rPr>
+                <w:rFonts w:ascii="Times New Roman" w:hAnsi="Times New Roman" w:cs="Times New Roman"/>
+                <w:sz w:val="15"/>
+                <w:szCs w:val="15"/>
+              </w:rPr>
+            </w:pPr>
+            <w:r>
+              <w:rPr>
                 <w:rFonts w:ascii="Times New Roman" w:hAnsi="Times New Roman" w:cs="Times New Roman" w:hint="eastAsia"/>
                 <w:sz w:val="15"/>
                 <w:szCs w:val="15"/>
               </w:rPr>
+              <w:t>1-</w:t>
+            </w:r>
+          </w:p>
+        </w:tc>
+        <w:tc>
+          <w:tcPr>
+            <w:tcW w:w="851" w:type="dxa"/>
+          </w:tcPr>
+          <w:p>
+            <w:pPr>
+              <w:tabs>
+                <w:tab w:val="left" w:pos="2128"/>
+              </w:tabs>
+              <w:ind w:left="0"/>
+              <w:jc w:val="left"/>
+              <w:rPr>
+                <w:rFonts w:ascii="Times New Roman" w:hAnsi="Times New Roman" w:cs="Times New Roman"/>
+                <w:sz w:val="15"/>
+                <w:szCs w:val="15"/>
+              </w:rPr>
+            </w:pPr>
+            <w:r>
+              <w:rPr>
+                <w:rFonts w:ascii="Times New Roman" w:hAnsi="Times New Roman" w:cs="Times New Roman" w:hint="eastAsia"/>
+                <w:sz w:val="15"/>
+                <w:szCs w:val="15"/>
+              </w:rPr>
+              <w:t>e</w:t>
+            </w:r>
+            <w:r>
+              <w:rPr>
+                <w:rFonts w:ascii="Times New Roman" w:hAnsi="Times New Roman" w:cs="Times New Roman" w:hint="eastAsia"/>
+                <w:sz w:val="15"/>
+                <w:szCs w:val="15"/>
+              </w:rPr>
+              <w:t>dit box</w:t>
+            </w:r>
+          </w:p>
+        </w:tc>
+        <w:tc>
+          <w:tcPr>
+            <w:tcW w:w="579" w:type="dxa"/>
+          </w:tcPr>
+          <w:p>
+            <w:pPr>
+              <w:tabs>
+                <w:tab w:val="left" w:pos="2128"/>
+              </w:tabs>
+              <w:ind w:left="0"/>
+              <w:jc w:val="left"/>
+              <w:rPr>
+                <w:rFonts w:ascii="Times New Roman" w:hAnsi="Times New Roman" w:cs="Times New Roman"/>
+                <w:sz w:val="15"/>
+                <w:szCs w:val="15"/>
+              </w:rPr>
+            </w:pPr>
+            <w:r>
+              <w:rPr>
+                <w:rFonts w:ascii="Times New Roman" w:hAnsi="Times New Roman" w:cs="Times New Roman"/>
+                <w:sz w:val="15"/>
+                <w:szCs w:val="15"/>
+              </w:rPr>
+              <w:t>true</w:t>
+            </w:r>
+          </w:p>
+        </w:tc>
+        <w:tc>
+          <w:tcPr>
+            <w:tcW w:w="1177" w:type="dxa"/>
+          </w:tcPr>
+          <w:p>
+            <w:pPr>
+              <w:tabs>
+                <w:tab w:val="left" w:pos="2128"/>
+              </w:tabs>
+              <w:ind w:left="0"/>
+              <w:jc w:val="left"/>
+              <w:rPr>
+                <w:rFonts w:ascii="Times New Roman" w:hAnsi="Times New Roman" w:cs="Times New Roman"/>
+                <w:sz w:val="15"/>
+                <w:szCs w:val="15"/>
+              </w:rPr>
             </w:pPr>
             <w:r>
               <w:rPr>
@@ -5059,7 +5229,7 @@
         </w:tc>
         <w:tc>
           <w:tcPr>
-            <w:tcW w:w="658" w:type="dxa"/>
+            <w:tcW w:w="762" w:type="dxa"/>
           </w:tcPr>
           <w:p>
             <w:pPr>
@@ -5069,177 +5239,7 @@
               <w:ind w:left="0"/>
               <w:jc w:val="left"/>
               <w:rPr>
-                <w:rFonts w:ascii="Times New Roman" w:hAnsi="Times New Roman" w:cs="Times New Roman" w:hint="eastAsia"/>
-                <w:sz w:val="15"/>
-                <w:szCs w:val="15"/>
-              </w:rPr>
-            </w:pPr>
-            <w:r>
-              <w:rPr>
-                <w:rFonts w:ascii="Times New Roman" w:hAnsi="Times New Roman" w:cs="Times New Roman"/>
-                <w:sz w:val="15"/>
-                <w:szCs w:val="15"/>
-              </w:rPr>
-              <w:t>int</w:t>
-            </w:r>
-          </w:p>
-        </w:tc>
-        <w:tc>
-          <w:tcPr>
-            <w:tcW w:w="2555" w:type="dxa"/>
-          </w:tcPr>
-          <w:p>
-            <w:pPr>
-              <w:tabs>
-                <w:tab w:val="left" w:pos="2128"/>
-              </w:tabs>
-              <w:ind w:left="0"/>
-              <w:jc w:val="left"/>
-              <w:rPr>
-                <w:rFonts w:ascii="Times New Roman" w:hAnsi="Times New Roman" w:cs="Times New Roman" w:hint="eastAsia"/>
-                <w:sz w:val="15"/>
-                <w:szCs w:val="15"/>
-              </w:rPr>
-            </w:pPr>
-            <w:r>
-              <w:rPr>
-                <w:rFonts w:ascii="Times New Roman" w:hAnsi="Times New Roman" w:cs="Times New Roman" w:hint="eastAsia"/>
-                <w:sz w:val="15"/>
-                <w:szCs w:val="15"/>
-              </w:rPr>
-              <w:t>100</w:t>
-            </w:r>
-          </w:p>
-        </w:tc>
-        <w:tc>
-          <w:tcPr>
-            <w:tcW w:w="941" w:type="dxa"/>
-          </w:tcPr>
-          <w:p>
-            <w:pPr>
-              <w:tabs>
-                <w:tab w:val="left" w:pos="2128"/>
-              </w:tabs>
-              <w:ind w:left="0"/>
-              <w:jc w:val="left"/>
-              <w:rPr>
-                <w:rFonts w:ascii="Times New Roman" w:hAnsi="Times New Roman" w:cs="Times New Roman"/>
-                <w:sz w:val="15"/>
-                <w:szCs w:val="15"/>
-              </w:rPr>
-            </w:pPr>
-            <w:r>
-              <w:rPr>
-                <w:rFonts w:ascii="Times New Roman" w:hAnsi="Times New Roman" w:cs="Times New Roman" w:hint="eastAsia"/>
-                <w:sz w:val="15"/>
-                <w:szCs w:val="15"/>
-              </w:rPr>
-              <w:t>1-</w:t>
-            </w:r>
-          </w:p>
-        </w:tc>
-        <w:tc>
-          <w:tcPr>
-            <w:tcW w:w="851" w:type="dxa"/>
-          </w:tcPr>
-          <w:p>
-            <w:pPr>
-              <w:tabs>
-                <w:tab w:val="left" w:pos="2128"/>
-              </w:tabs>
-              <w:ind w:left="0"/>
-              <w:jc w:val="left"/>
-              <w:rPr>
-                <w:rFonts w:ascii="Times New Roman" w:hAnsi="Times New Roman" w:cs="Times New Roman"/>
-                <w:sz w:val="15"/>
-                <w:szCs w:val="15"/>
-              </w:rPr>
-            </w:pPr>
-            <w:r>
-              <w:rPr>
-                <w:rFonts w:ascii="Times New Roman" w:hAnsi="Times New Roman" w:cs="Times New Roman" w:hint="eastAsia"/>
-                <w:sz w:val="15"/>
-                <w:szCs w:val="15"/>
-              </w:rPr>
-              <w:t>e</w:t>
-            </w:r>
-            <w:r>
-              <w:rPr>
-                <w:rFonts w:ascii="Times New Roman" w:hAnsi="Times New Roman" w:cs="Times New Roman" w:hint="eastAsia"/>
-                <w:sz w:val="15"/>
-                <w:szCs w:val="15"/>
-              </w:rPr>
-              <w:t>dit box</w:t>
-            </w:r>
-          </w:p>
-        </w:tc>
-        <w:tc>
-          <w:tcPr>
-            <w:tcW w:w="579" w:type="dxa"/>
-          </w:tcPr>
-          <w:p>
-            <w:pPr>
-              <w:tabs>
-                <w:tab w:val="left" w:pos="2128"/>
-              </w:tabs>
-              <w:ind w:left="0"/>
-              <w:jc w:val="left"/>
-              <w:rPr>
-                <w:rFonts w:ascii="Times New Roman" w:hAnsi="Times New Roman" w:cs="Times New Roman" w:hint="eastAsia"/>
-                <w:sz w:val="15"/>
-                <w:szCs w:val="15"/>
-              </w:rPr>
-            </w:pPr>
-            <w:r>
-              <w:rPr>
-                <w:rFonts w:ascii="Times New Roman" w:hAnsi="Times New Roman" w:cs="Times New Roman"/>
-                <w:sz w:val="15"/>
-                <w:szCs w:val="15"/>
-              </w:rPr>
-              <w:t>true</w:t>
-            </w:r>
-          </w:p>
-        </w:tc>
-        <w:tc>
-          <w:tcPr>
-            <w:tcW w:w="1177" w:type="dxa"/>
-          </w:tcPr>
-          <w:p>
-            <w:pPr>
-              <w:tabs>
-                <w:tab w:val="left" w:pos="2128"/>
-              </w:tabs>
-              <w:ind w:left="0"/>
-              <w:jc w:val="left"/>
-              <w:rPr>
-                <w:rFonts w:ascii="Times New Roman" w:hAnsi="Times New Roman" w:cs="Times New Roman" w:hint="eastAsia"/>
-                <w:sz w:val="15"/>
-                <w:szCs w:val="15"/>
-              </w:rPr>
-            </w:pPr>
-            <w:r>
-              <w:rPr>
-                <w:rFonts w:ascii="Times New Roman" w:hAnsi="Times New Roman" w:cs="Times New Roman"/>
-                <w:sz w:val="15"/>
-                <w:szCs w:val="15"/>
-              </w:rPr>
-              <w:t>Max Connections</w:t>
-            </w:r>
-          </w:p>
-        </w:tc>
-        <w:tc>
-          <w:tcPr>
-            <w:tcW w:w="762" w:type="dxa"/>
-          </w:tcPr>
-          <w:p>
-            <w:pPr>
-              <w:tabs>
-                <w:tab w:val="left" w:pos="2128"/>
-              </w:tabs>
-              <w:ind w:left="0"/>
-              <w:jc w:val="left"/>
-              <w:rPr>
-                <w:rFonts w:ascii="Times New Roman" w:hAnsi="Times New Roman" w:cs="Times New Roman" w:hint="eastAsia"/>
+                <w:rFonts w:ascii="Times New Roman" w:hAnsi="Times New Roman" w:cs="Times New Roman"/>
                 <w:sz w:val="15"/>
                 <w:szCs w:val="15"/>
               </w:rPr>
@@ -5349,10 +5349,37 @@
               <w:ind w:left="0"/>
               <w:jc w:val="left"/>
               <w:rPr>
+                <w:rFonts w:ascii="Times New Roman" w:hAnsi="Times New Roman" w:cs="Times New Roman"/>
+                <w:sz w:val="15"/>
+                <w:szCs w:val="15"/>
+              </w:rPr>
+            </w:pPr>
+            <w:r>
+              <w:rPr>
                 <w:rFonts w:ascii="Times New Roman" w:hAnsi="Times New Roman" w:cs="Times New Roman" w:hint="eastAsia"/>
                 <w:sz w:val="15"/>
                 <w:szCs w:val="15"/>
               </w:rPr>
+              <w:t>128</w:t>
+            </w:r>
+          </w:p>
+        </w:tc>
+        <w:tc>
+          <w:tcPr>
+            <w:tcW w:w="941" w:type="dxa"/>
+          </w:tcPr>
+          <w:p>
+            <w:pPr>
+              <w:tabs>
+                <w:tab w:val="left" w:pos="2128"/>
+              </w:tabs>
+              <w:ind w:left="0"/>
+              <w:jc w:val="left"/>
+              <w:rPr>
+                <w:rFonts w:ascii="Times New Roman" w:hAnsi="Times New Roman" w:cs="Times New Roman"/>
+                <w:sz w:val="15"/>
+                <w:szCs w:val="15"/>
+              </w:rPr>
             </w:pPr>
             <w:r>
               <w:rPr>
@@ -5360,13 +5387,13 @@
                 <w:sz w:val="15"/>
                 <w:szCs w:val="15"/>
               </w:rPr>
-              <w:t>128</w:t>
-            </w:r>
-          </w:p>
-        </w:tc>
-        <w:tc>
-          <w:tcPr>
-            <w:tcW w:w="941" w:type="dxa"/>
+              <w:t>32-</w:t>
+            </w:r>
+          </w:p>
+        </w:tc>
+        <w:tc>
+          <w:tcPr>
+            <w:tcW w:w="851" w:type="dxa"/>
           </w:tcPr>
           <w:p>
             <w:pPr>
@@ -5376,24 +5403,24 @@
               <w:ind w:left="0"/>
               <w:jc w:val="left"/>
               <w:rPr>
-                <w:rFonts w:ascii="Times New Roman" w:hAnsi="Times New Roman" w:cs="Times New Roman" w:hint="eastAsia"/>
-                <w:sz w:val="15"/>
-                <w:szCs w:val="15"/>
-              </w:rPr>
-            </w:pPr>
-            <w:r>
-              <w:rPr>
-                <w:rFonts w:ascii="Times New Roman" w:hAnsi="Times New Roman" w:cs="Times New Roman" w:hint="eastAsia"/>
-                <w:sz w:val="15"/>
-                <w:szCs w:val="15"/>
-              </w:rPr>
-              <w:t>32-</w:t>
-            </w:r>
-          </w:p>
-        </w:tc>
-        <w:tc>
-          <w:tcPr>
-            <w:tcW w:w="851" w:type="dxa"/>
+                <w:rFonts w:ascii="Times New Roman" w:hAnsi="Times New Roman" w:cs="Times New Roman"/>
+                <w:sz w:val="15"/>
+                <w:szCs w:val="15"/>
+              </w:rPr>
+            </w:pPr>
+            <w:r>
+              <w:rPr>
+                <w:rFonts w:ascii="Times New Roman" w:hAnsi="Times New Roman" w:cs="Times New Roman"/>
+                <w:sz w:val="15"/>
+                <w:szCs w:val="15"/>
+              </w:rPr>
+              <w:t>edit box</w:t>
+            </w:r>
+          </w:p>
+        </w:tc>
+        <w:tc>
+          <w:tcPr>
+            <w:tcW w:w="579" w:type="dxa"/>
           </w:tcPr>
           <w:p>
             <w:pPr>
@@ -5403,24 +5430,24 @@
               <w:ind w:left="0"/>
               <w:jc w:val="left"/>
               <w:rPr>
-                <w:rFonts w:ascii="Times New Roman" w:hAnsi="Times New Roman" w:cs="Times New Roman" w:hint="eastAsia"/>
-                <w:sz w:val="15"/>
-                <w:szCs w:val="15"/>
-              </w:rPr>
-            </w:pPr>
-            <w:r>
-              <w:rPr>
-                <w:rFonts w:ascii="Times New Roman" w:hAnsi="Times New Roman" w:cs="Times New Roman"/>
-                <w:sz w:val="15"/>
-                <w:szCs w:val="15"/>
-              </w:rPr>
-              <w:t>edit box</w:t>
-            </w:r>
-          </w:p>
-        </w:tc>
-        <w:tc>
-          <w:tcPr>
-            <w:tcW w:w="579" w:type="dxa"/>
+                <w:rFonts w:ascii="Times New Roman" w:hAnsi="Times New Roman" w:cs="Times New Roman"/>
+                <w:sz w:val="15"/>
+                <w:szCs w:val="15"/>
+              </w:rPr>
+            </w:pPr>
+            <w:r>
+              <w:rPr>
+                <w:rFonts w:ascii="Times New Roman" w:hAnsi="Times New Roman" w:cs="Times New Roman"/>
+                <w:sz w:val="15"/>
+                <w:szCs w:val="15"/>
+              </w:rPr>
+              <w:t>true</w:t>
+            </w:r>
+          </w:p>
+        </w:tc>
+        <w:tc>
+          <w:tcPr>
+            <w:tcW w:w="1177" w:type="dxa"/>
           </w:tcPr>
           <w:p>
             <w:pPr>
@@ -5441,13 +5468,13 @@
                 <w:sz w:val="15"/>
                 <w:szCs w:val="15"/>
               </w:rPr>
-              <w:t>true</w:t>
-            </w:r>
-          </w:p>
-        </w:tc>
-        <w:tc>
-          <w:tcPr>
-            <w:tcW w:w="1177" w:type="dxa"/>
+              <w:t>Shared Buffers(MB)</w:t>
+            </w:r>
+          </w:p>
+        </w:tc>
+        <w:tc>
+          <w:tcPr>
+            <w:tcW w:w="762" w:type="dxa"/>
           </w:tcPr>
           <w:p>
             <w:pPr>
@@ -5458,33 +5485,6 @@
               <w:jc w:val="left"/>
               <w:rPr>
                 <w:rFonts w:ascii="Times New Roman" w:hAnsi="Times New Roman" w:cs="Times New Roman"/>
-                <w:sz w:val="15"/>
-                <w:szCs w:val="15"/>
-              </w:rPr>
-            </w:pPr>
-            <w:r>
-              <w:rPr>
-                <w:rFonts w:ascii="Times New Roman" w:hAnsi="Times New Roman" w:cs="Times New Roman"/>
-                <w:sz w:val="15"/>
-                <w:szCs w:val="15"/>
-              </w:rPr>
-              <w:t>Shared Buffers(MB)</w:t>
-            </w:r>
-          </w:p>
-        </w:tc>
-        <w:tc>
-          <w:tcPr>
-            <w:tcW w:w="762" w:type="dxa"/>
-          </w:tcPr>
-          <w:p>
-            <w:pPr>
-              <w:tabs>
-                <w:tab w:val="left" w:pos="2128"/>
-              </w:tabs>
-              <w:ind w:left="0"/>
-              <w:jc w:val="left"/>
-              <w:rPr>
-                <w:rFonts w:ascii="Times New Roman" w:hAnsi="Times New Roman" w:cs="Times New Roman" w:hint="eastAsia"/>
                 <w:sz w:val="15"/>
                 <w:szCs w:val="15"/>
               </w:rPr>
@@ -5594,14 +5594,103 @@
               <w:ind w:left="0"/>
               <w:jc w:val="left"/>
               <w:rPr>
+                <w:rFonts w:ascii="Times New Roman" w:hAnsi="Times New Roman" w:cs="Times New Roman"/>
+                <w:sz w:val="15"/>
+                <w:szCs w:val="15"/>
+              </w:rPr>
+            </w:pPr>
+            <w:r>
+              <w:rPr>
+                <w:rFonts w:ascii="Times New Roman" w:hAnsi="Times New Roman" w:cs="Times New Roman"/>
+                <w:sz w:val="15"/>
+                <w:szCs w:val="15"/>
+              </w:rPr>
+              <w:t>true</w:t>
+            </w:r>
+          </w:p>
+        </w:tc>
+        <w:tc>
+          <w:tcPr>
+            <w:tcW w:w="941" w:type="dxa"/>
+          </w:tcPr>
+          <w:p>
+            <w:pPr>
+              <w:tabs>
+                <w:tab w:val="left" w:pos="2128"/>
+              </w:tabs>
+              <w:ind w:left="0"/>
+              <w:jc w:val="left"/>
+              <w:rPr>
+                <w:rFonts w:ascii="Times New Roman" w:hAnsi="Times New Roman" w:cs="Times New Roman"/>
+                <w:sz w:val="15"/>
+                <w:szCs w:val="15"/>
+              </w:rPr>
+            </w:pPr>
+            <w:r>
+              <w:rPr>
+                <w:rFonts w:ascii="Times New Roman" w:hAnsi="Times New Roman" w:cs="Times New Roman"/>
+                <w:sz w:val="15"/>
+                <w:szCs w:val="15"/>
+              </w:rPr>
+              <w:t>true</w:t>
+            </w:r>
+            <w:r>
+              <w:rPr>
                 <w:rFonts w:ascii="Times New Roman" w:hAnsi="Times New Roman" w:cs="Times New Roman" w:hint="eastAsia"/>
                 <w:sz w:val="15"/>
                 <w:szCs w:val="15"/>
               </w:rPr>
-            </w:pPr>
-            <w:r>
-              <w:rPr>
-                <w:rFonts w:ascii="Times New Roman" w:hAnsi="Times New Roman" w:cs="Times New Roman"/>
+              <w:t>,false</w:t>
+            </w:r>
+          </w:p>
+        </w:tc>
+        <w:tc>
+          <w:tcPr>
+            <w:tcW w:w="851" w:type="dxa"/>
+          </w:tcPr>
+          <w:p>
+            <w:pPr>
+              <w:tabs>
+                <w:tab w:val="left" w:pos="2128"/>
+              </w:tabs>
+              <w:ind w:left="0"/>
+              <w:jc w:val="left"/>
+              <w:rPr>
+                <w:rFonts w:ascii="Times New Roman" w:hAnsi="Times New Roman" w:cs="Times New Roman"/>
+                <w:sz w:val="15"/>
+                <w:szCs w:val="15"/>
+              </w:rPr>
+            </w:pPr>
+            <w:r>
+              <w:rPr>
+                <w:rFonts w:ascii="Times New Roman" w:hAnsi="Times New Roman" w:cs="Times New Roman"/>
+                <w:sz w:val="15"/>
+                <w:szCs w:val="15"/>
+              </w:rPr>
+              <w:t>select box</w:t>
+            </w:r>
+          </w:p>
+        </w:tc>
+        <w:tc>
+          <w:tcPr>
+            <w:tcW w:w="579" w:type="dxa"/>
+          </w:tcPr>
+          <w:p>
+            <w:pPr>
+              <w:tabs>
+                <w:tab w:val="left" w:pos="2128"/>
+              </w:tabs>
+              <w:ind w:left="0"/>
+              <w:jc w:val="left"/>
+              <w:rPr>
+                <w:rFonts w:ascii="Times New Roman" w:hAnsi="Times New Roman" w:cs="Times New Roman"/>
+                <w:sz w:val="15"/>
+                <w:szCs w:val="15"/>
+              </w:rPr>
+            </w:pPr>
+            <w:r>
+              <w:rPr>
+                <w:rFonts w:ascii="Times New Roman" w:hAnsi="Times New Roman" w:cs="Times New Roman" w:hint="eastAsia"/>
                 <w:sz w:val="15"/>
                 <w:szCs w:val="15"/>
               </w:rPr>
@@ -5611,7 +5700,7 @@
         </w:tc>
         <w:tc>
           <w:tcPr>
-            <w:tcW w:w="941" w:type="dxa"/>
+            <w:tcW w:w="1177" w:type="dxa"/>
           </w:tcPr>
           <w:p>
             <w:pPr>
@@ -5621,32 +5710,24 @@
               <w:ind w:left="0"/>
               <w:jc w:val="left"/>
               <w:rPr>
-                <w:rFonts w:ascii="Times New Roman" w:hAnsi="Times New Roman" w:cs="Times New Roman" w:hint="eastAsia"/>
-                <w:sz w:val="15"/>
-                <w:szCs w:val="15"/>
-              </w:rPr>
-            </w:pPr>
-            <w:r>
-              <w:rPr>
-                <w:rFonts w:ascii="Times New Roman" w:hAnsi="Times New Roman" w:cs="Times New Roman"/>
-                <w:sz w:val="15"/>
-                <w:szCs w:val="15"/>
-              </w:rPr>
-              <w:t>true</w:t>
-            </w:r>
-            <w:r>
-              <w:rPr>
-                <w:rFonts w:ascii="Times New Roman" w:hAnsi="Times New Roman" w:cs="Times New Roman" w:hint="eastAsia"/>
-                <w:sz w:val="15"/>
-                <w:szCs w:val="15"/>
-              </w:rPr>
-              <w:t>,false</w:t>
-            </w:r>
-          </w:p>
-        </w:tc>
-        <w:tc>
-          <w:tcPr>
-            <w:tcW w:w="851" w:type="dxa"/>
+                <w:rFonts w:ascii="Times New Roman" w:hAnsi="Times New Roman" w:cs="Times New Roman"/>
+                <w:sz w:val="15"/>
+                <w:szCs w:val="15"/>
+              </w:rPr>
+            </w:pPr>
+            <w:r>
+              <w:rPr>
+                <w:rFonts w:ascii="Times New Roman" w:hAnsi="Times New Roman" w:cs="Times New Roman"/>
+                <w:sz w:val="15"/>
+                <w:szCs w:val="15"/>
+              </w:rPr>
+              <w:t>Remove install directory and data directory if failed</w:t>
+            </w:r>
+          </w:p>
+        </w:tc>
+        <w:tc>
+          <w:tcPr>
+            <w:tcW w:w="762" w:type="dxa"/>
           </w:tcPr>
           <w:p>
             <w:pPr>
@@ -5657,87 +5738,6 @@
               <w:jc w:val="left"/>
               <w:rPr>
                 <w:rFonts w:ascii="Times New Roman" w:hAnsi="Times New Roman" w:cs="Times New Roman"/>
-                <w:sz w:val="15"/>
-                <w:szCs w:val="15"/>
-              </w:rPr>
-            </w:pPr>
-            <w:r>
-              <w:rPr>
-                <w:rFonts w:ascii="Times New Roman" w:hAnsi="Times New Roman" w:cs="Times New Roman"/>
-                <w:sz w:val="15"/>
-                <w:szCs w:val="15"/>
-              </w:rPr>
-              <w:t>select box</w:t>
-            </w:r>
-          </w:p>
-        </w:tc>
-        <w:tc>
-          <w:tcPr>
-            <w:tcW w:w="579" w:type="dxa"/>
-          </w:tcPr>
-          <w:p>
-            <w:pPr>
-              <w:tabs>
-                <w:tab w:val="left" w:pos="2128"/>
-              </w:tabs>
-              <w:ind w:left="0"/>
-              <w:jc w:val="left"/>
-              <w:rPr>
-                <w:rFonts w:ascii="Times New Roman" w:hAnsi="Times New Roman" w:cs="Times New Roman"/>
-                <w:sz w:val="15"/>
-                <w:szCs w:val="15"/>
-              </w:rPr>
-            </w:pPr>
-            <w:r>
-              <w:rPr>
-                <w:rFonts w:ascii="Times New Roman" w:hAnsi="Times New Roman" w:cs="Times New Roman" w:hint="eastAsia"/>
-                <w:sz w:val="15"/>
-                <w:szCs w:val="15"/>
-              </w:rPr>
-              <w:t>true</w:t>
-            </w:r>
-          </w:p>
-        </w:tc>
-        <w:tc>
-          <w:tcPr>
-            <w:tcW w:w="1177" w:type="dxa"/>
-          </w:tcPr>
-          <w:p>
-            <w:pPr>
-              <w:tabs>
-                <w:tab w:val="left" w:pos="2128"/>
-              </w:tabs>
-              <w:ind w:left="0"/>
-              <w:jc w:val="left"/>
-              <w:rPr>
-                <w:rFonts w:ascii="Times New Roman" w:hAnsi="Times New Roman" w:cs="Times New Roman"/>
-                <w:sz w:val="15"/>
-                <w:szCs w:val="15"/>
-              </w:rPr>
-            </w:pPr>
-            <w:r>
-              <w:rPr>
-                <w:rFonts w:ascii="Times New Roman" w:hAnsi="Times New Roman" w:cs="Times New Roman"/>
-                <w:sz w:val="15"/>
-                <w:szCs w:val="15"/>
-              </w:rPr>
-              <w:t>Remove install directory and data directory if failed</w:t>
-            </w:r>
-          </w:p>
-        </w:tc>
-        <w:tc>
-          <w:tcPr>
-            <w:tcW w:w="762" w:type="dxa"/>
-          </w:tcPr>
-          <w:p>
-            <w:pPr>
-              <w:tabs>
-                <w:tab w:val="left" w:pos="2128"/>
-              </w:tabs>
-              <w:ind w:left="0"/>
-              <w:jc w:val="left"/>
-              <w:rPr>
-                <w:rFonts w:ascii="Times New Roman" w:hAnsi="Times New Roman" w:cs="Times New Roman" w:hint="eastAsia"/>
                 <w:sz w:val="15"/>
                 <w:szCs w:val="15"/>
               </w:rPr>
@@ -6573,7 +6573,7 @@
         </w:numPr>
         <w:ind w:firstLineChars="0"/>
         <w:rPr>
-          <w:rFonts w:asciiTheme="minorEastAsia" w:hAnsiTheme="minorEastAsia" w:hint="eastAsia"/>
+          <w:rFonts w:asciiTheme="minorEastAsia" w:hAnsiTheme="minorEastAsia"/>
         </w:rPr>
       </w:pPr>
       <w:r>
@@ -6598,7 +6598,7 @@
         </w:numPr>
         <w:ind w:firstLineChars="0"/>
         <w:rPr>
-          <w:rFonts w:asciiTheme="minorEastAsia" w:hAnsiTheme="minorEastAsia" w:hint="eastAsia"/>
+          <w:rFonts w:asciiTheme="minorEastAsia" w:hAnsiTheme="minorEastAsia"/>
         </w:rPr>
       </w:pPr>
       <w:r>
@@ -8477,7 +8477,7 @@
         <w:ind w:firstLineChars="0"/>
         <w:jc w:val="left"/>
         <w:rPr>
-          <w:rFonts w:asciiTheme="minorEastAsia" w:hAnsiTheme="minorEastAsia" w:hint="eastAsia"/>
+          <w:rFonts w:asciiTheme="minorEastAsia" w:hAnsiTheme="minorEastAsia"/>
         </w:rPr>
       </w:pPr>
       <w:r>
@@ -8497,7 +8497,7 @@
         <w:ind w:firstLineChars="0"/>
         <w:jc w:val="left"/>
         <w:rPr>
-          <w:rFonts w:asciiTheme="minorEastAsia" w:hAnsiTheme="minorEastAsia" w:hint="eastAsia"/>
+          <w:rFonts w:asciiTheme="minorEastAsia" w:hAnsiTheme="minorEastAsia"/>
         </w:rPr>
       </w:pPr>
       <w:r>
@@ -8537,7 +8537,7 @@
         <w:ind w:firstLineChars="0"/>
         <w:jc w:val="left"/>
         <w:rPr>
-          <w:rFonts w:asciiTheme="minorEastAsia" w:hAnsiTheme="minorEastAsia" w:hint="eastAsia"/>
+          <w:rFonts w:asciiTheme="minorEastAsia" w:hAnsiTheme="minorEastAsia"/>
         </w:rPr>
       </w:pPr>
       <w:r>
@@ -8569,7 +8569,7 @@
         <w:ind w:firstLineChars="0"/>
         <w:jc w:val="left"/>
         <w:rPr>
-          <w:rFonts w:asciiTheme="minorEastAsia" w:hAnsiTheme="minorEastAsia" w:hint="eastAsia"/>
+          <w:rFonts w:asciiTheme="minorEastAsia" w:hAnsiTheme="minorEastAsia"/>
         </w:rPr>
       </w:pPr>
       <w:r>
@@ -9109,6 +9109,12 @@
                 <w:rFonts w:asciiTheme="minorEastAsia" w:hAnsiTheme="minorEastAsia"/>
               </w:rPr>
             </w:pPr>
+            <w:r>
+              <w:rPr>
+                <w:rFonts w:asciiTheme="minorEastAsia" w:hAnsiTheme="minorEastAsia" w:hint="eastAsia"/>
+              </w:rPr>
+              <w:t>1</w:t>
+            </w:r>
           </w:p>
         </w:tc>
         <w:tc>
@@ -9122,6 +9128,18 @@
                 <w:rFonts w:asciiTheme="minorEastAsia" w:hAnsiTheme="minorEastAsia"/>
               </w:rPr>
             </w:pPr>
+            <w:r>
+              <w:rPr>
+                <w:rFonts w:asciiTheme="minorEastAsia" w:hAnsiTheme="minorEastAsia" w:hint="eastAsia"/>
+              </w:rPr>
+              <w:t>一主机一master</w:t>
+            </w:r>
+            <w:r>
+              <w:rPr>
+                <w:rFonts w:asciiTheme="minorEastAsia" w:hAnsiTheme="minorEastAsia" w:hint="eastAsia"/>
+              </w:rPr>
+              <w:t>一segment</w:t>
+            </w:r>
           </w:p>
         </w:tc>
         <w:tc>
@@ -9135,6 +9153,18 @@
                 <w:rFonts w:asciiTheme="minorEastAsia" w:hAnsiTheme="minorEastAsia"/>
               </w:rPr>
             </w:pPr>
+            <w:r>
+              <w:rPr>
+                <w:rFonts w:asciiTheme="minorEastAsia" w:hAnsiTheme="minorEastAsia" w:hint="eastAsia"/>
+              </w:rPr>
+              <w:t>默认配置</w:t>
+            </w:r>
+            <w:r>
+              <w:rPr>
+                <w:rFonts w:asciiTheme="minorEastAsia" w:hAnsiTheme="minorEastAsia" w:hint="eastAsia"/>
+              </w:rPr>
+              <w:t>，HDFS URL填写正确</w:t>
+            </w:r>
           </w:p>
         </w:tc>
         <w:tc>
@@ -9148,6 +9178,12 @@
                 <w:rFonts w:asciiTheme="minorEastAsia" w:hAnsiTheme="minorEastAsia"/>
               </w:rPr>
             </w:pPr>
+            <w:r>
+              <w:rPr>
+                <w:rFonts w:asciiTheme="minorEastAsia" w:hAnsiTheme="minorEastAsia" w:hint="eastAsia"/>
+              </w:rPr>
+              <w:t>成功安装</w:t>
+            </w:r>
           </w:p>
         </w:tc>
       </w:tr>
@@ -9160,9 +9196,93 @@
             <w:pPr>
               <w:ind w:left="0"/>
               <w:rPr>
+                <w:rFonts w:asciiTheme="minorEastAsia" w:hAnsiTheme="minorEastAsia" w:hint="eastAsia"/>
+              </w:rPr>
+            </w:pPr>
+            <w:r>
+              <w:rPr>
+                <w:rFonts w:asciiTheme="minorEastAsia" w:hAnsiTheme="minorEastAsia" w:hint="eastAsia"/>
+              </w:rPr>
+              <w:t>2</w:t>
+            </w:r>
+          </w:p>
+        </w:tc>
+        <w:tc>
+          <w:tcPr>
+            <w:tcW w:w="2869" w:type="dxa"/>
+          </w:tcPr>
+          <w:p>
+            <w:pPr>
+              <w:ind w:left="0"/>
+              <w:rPr>
+                <w:rFonts w:asciiTheme="minorEastAsia" w:hAnsiTheme="minorEastAsia" w:hint="eastAsia"/>
+              </w:rPr>
+            </w:pPr>
+            <w:r>
+              <w:rPr>
+                <w:rFonts w:asciiTheme="minorEastAsia" w:hAnsiTheme="minorEastAsia" w:hint="eastAsia"/>
+              </w:rPr>
+              <w:t>两个主机，分别有一master一segment</w:t>
+            </w:r>
+          </w:p>
+        </w:tc>
+        <w:tc>
+          <w:tcPr>
+            <w:tcW w:w="2376" w:type="dxa"/>
+          </w:tcPr>
+          <w:p>
+            <w:pPr>
+              <w:ind w:left="0"/>
+              <w:rPr>
                 <w:rFonts w:asciiTheme="minorEastAsia" w:hAnsiTheme="minorEastAsia"/>
               </w:rPr>
             </w:pPr>
+            <w:r>
+              <w:rPr>
+                <w:rFonts w:asciiTheme="minorEastAsia" w:hAnsiTheme="minorEastAsia" w:hint="eastAsia"/>
+              </w:rPr>
+              <w:t>默认配置，HDFS URL填写正确</w:t>
+            </w:r>
+          </w:p>
+        </w:tc>
+        <w:tc>
+          <w:tcPr>
+            <w:tcW w:w="1751" w:type="dxa"/>
+          </w:tcPr>
+          <w:p>
+            <w:pPr>
+              <w:ind w:left="0"/>
+              <w:rPr>
+                <w:rFonts w:asciiTheme="minorEastAsia" w:hAnsiTheme="minorEastAsia"/>
+              </w:rPr>
+            </w:pPr>
+            <w:r>
+              <w:rPr>
+                <w:rFonts w:asciiTheme="minorEastAsia" w:hAnsiTheme="minorEastAsia" w:hint="eastAsia"/>
+              </w:rPr>
+              <w:t>成功安装</w:t>
+            </w:r>
+          </w:p>
+        </w:tc>
+      </w:tr>
+      <w:tr>
+        <w:tc>
+          <w:tcPr>
+            <w:tcW w:w="1169" w:type="dxa"/>
+          </w:tcPr>
+          <w:p>
+            <w:pPr>
+              <w:ind w:left="0"/>
+              <w:rPr>
+                <w:rFonts w:asciiTheme="minorEastAsia" w:hAnsiTheme="minorEastAsia" w:hint="eastAsia"/>
+              </w:rPr>
+            </w:pPr>
+            <w:r>
+              <w:rPr>
+                <w:rFonts w:asciiTheme="minorEastAsia" w:hAnsiTheme="minorEastAsia" w:hint="eastAsia"/>
+              </w:rPr>
+              <w:t>3</w:t>
+            </w:r>
           </w:p>
         </w:tc>
         <w:tc>
@@ -9173,9 +9293,118 @@
             <w:pPr>
               <w:ind w:left="0"/>
               <w:rPr>
+                <w:rFonts w:asciiTheme="minorEastAsia" w:hAnsiTheme="minorEastAsia" w:hint="eastAsia"/>
+              </w:rPr>
+            </w:pPr>
+            <w:r>
+              <w:rPr>
+                <w:rFonts w:asciiTheme="minorEastAsia" w:hAnsiTheme="minorEastAsia" w:hint="eastAsia"/>
+              </w:rPr>
+              <w:t>两个主机，分别有一master一segment，有standby</w:t>
+            </w:r>
+          </w:p>
+        </w:tc>
+        <w:tc>
+          <w:tcPr>
+            <w:tcW w:w="2376" w:type="dxa"/>
+          </w:tcPr>
+          <w:p>
+            <w:pPr>
+              <w:ind w:left="0"/>
+              <w:rPr>
                 <w:rFonts w:asciiTheme="minorEastAsia" w:hAnsiTheme="minorEastAsia"/>
               </w:rPr>
             </w:pPr>
+            <w:r>
+              <w:rPr>
+                <w:rFonts w:asciiTheme="minorEastAsia" w:hAnsiTheme="minorEastAsia" w:hint="eastAsia"/>
+              </w:rPr>
+              <w:t>默认配置，HDFS URL填写正确</w:t>
+            </w:r>
+          </w:p>
+        </w:tc>
+        <w:tc>
+          <w:tcPr>
+            <w:tcW w:w="1751" w:type="dxa"/>
+          </w:tcPr>
+          <w:p>
+            <w:pPr>
+              <w:ind w:left="0"/>
+              <w:rPr>
+                <w:rFonts w:asciiTheme="minorEastAsia" w:hAnsiTheme="minorEastAsia"/>
+              </w:rPr>
+            </w:pPr>
+            <w:r>
+              <w:rPr>
+                <w:rFonts w:asciiTheme="minorEastAsia" w:hAnsiTheme="minorEastAsia" w:hint="eastAsia"/>
+              </w:rPr>
+              <w:t>成功安装</w:t>
+            </w:r>
+          </w:p>
+        </w:tc>
+      </w:tr>
+      <w:tr>
+        <w:tc>
+          <w:tcPr>
+            <w:tcW w:w="1169" w:type="dxa"/>
+          </w:tcPr>
+          <w:p>
+            <w:pPr>
+              <w:ind w:left="0"/>
+              <w:rPr>
+                <w:rFonts w:asciiTheme="minorEastAsia" w:hAnsiTheme="minorEastAsia" w:hint="eastAsia"/>
+              </w:rPr>
+            </w:pPr>
+            <w:r>
+              <w:rPr>
+                <w:rFonts w:asciiTheme="minorEastAsia" w:hAnsiTheme="minorEastAsia" w:hint="eastAsia"/>
+              </w:rPr>
+              <w:t>4</w:t>
+            </w:r>
+          </w:p>
+        </w:tc>
+        <w:tc>
+          <w:tcPr>
+            <w:tcW w:w="2869" w:type="dxa"/>
+          </w:tcPr>
+          <w:p>
+            <w:pPr>
+              <w:ind w:left="0"/>
+              <w:rPr>
+                <w:rFonts w:asciiTheme="minorEastAsia" w:hAnsiTheme="minorEastAsia" w:hint="eastAsia"/>
+              </w:rPr>
+            </w:pPr>
+            <w:r>
+              <w:rPr>
+                <w:rFonts w:asciiTheme="minorEastAsia" w:hAnsiTheme="minorEastAsia" w:hint="eastAsia"/>
+              </w:rPr>
+              <w:t>两个主机，分别有一master</w:t>
+            </w:r>
+            <w:r>
+              <w:rPr>
+                <w:rFonts w:asciiTheme="minorEastAsia" w:hAnsiTheme="minorEastAsia" w:hint="eastAsia"/>
+              </w:rPr>
+              <w:t xml:space="preserve">一 </w:t>
+            </w:r>
+            <w:r>
+              <w:rPr>
+                <w:rFonts w:asciiTheme="minorEastAsia" w:hAnsiTheme="minorEastAsia" w:hint="eastAsia"/>
+              </w:rPr>
+              <w:t>standby</w:t>
+            </w:r>
+            <w:r>
+              <w:rPr>
+                <w:rFonts w:asciiTheme="minorEastAsia" w:hAnsiTheme="minorEastAsia" w:hint="eastAsia"/>
+              </w:rPr>
+              <w:t>，各有一个</w:t>
+            </w:r>
+            <w:r>
+              <w:rPr>
+                <w:rFonts w:asciiTheme="minorEastAsia" w:hAnsiTheme="minorEastAsia" w:hint="eastAsia"/>
+              </w:rPr>
+              <w:lastRenderedPageBreak/>
+              <w:t>segment</w:t>
+            </w:r>
           </w:p>
         </w:tc>
         <w:tc>
@@ -9186,9 +9415,95 @@
             <w:pPr>
               <w:ind w:left="0"/>
               <w:rPr>
+                <w:rFonts w:asciiTheme="minorEastAsia" w:hAnsiTheme="minorEastAsia" w:hint="eastAsia"/>
+              </w:rPr>
+            </w:pPr>
+            <w:r>
+              <w:rPr>
+                <w:rFonts w:asciiTheme="minorEastAsia" w:hAnsiTheme="minorEastAsia" w:hint="eastAsia"/>
+              </w:rPr>
+              <w:lastRenderedPageBreak/>
+              <w:t>默认配置，HDFS URL填写正确</w:t>
+            </w:r>
+          </w:p>
+        </w:tc>
+        <w:tc>
+          <w:tcPr>
+            <w:tcW w:w="1751" w:type="dxa"/>
+          </w:tcPr>
+          <w:p>
+            <w:pPr>
+              <w:ind w:left="0"/>
+              <w:rPr>
+                <w:rFonts w:asciiTheme="minorEastAsia" w:hAnsiTheme="minorEastAsia" w:hint="eastAsia"/>
+              </w:rPr>
+            </w:pPr>
+            <w:r>
+              <w:rPr>
+                <w:rFonts w:asciiTheme="minorEastAsia" w:hAnsiTheme="minorEastAsia" w:hint="eastAsia"/>
+              </w:rPr>
+              <w:t>成功安装</w:t>
+            </w:r>
+          </w:p>
+        </w:tc>
+      </w:tr>
+      <w:tr>
+        <w:tc>
+          <w:tcPr>
+            <w:tcW w:w="1169" w:type="dxa"/>
+          </w:tcPr>
+          <w:p>
+            <w:pPr>
+              <w:ind w:left="0"/>
+              <w:rPr>
                 <w:rFonts w:asciiTheme="minorEastAsia" w:hAnsiTheme="minorEastAsia"/>
               </w:rPr>
             </w:pPr>
+            <w:r>
+              <w:rPr>
+                <w:rFonts w:asciiTheme="minorEastAsia" w:hAnsiTheme="minorEastAsia" w:hint="eastAsia"/>
+              </w:rPr>
+              <w:lastRenderedPageBreak/>
+              <w:t>5</w:t>
+            </w:r>
+          </w:p>
+        </w:tc>
+        <w:tc>
+          <w:tcPr>
+            <w:tcW w:w="2869" w:type="dxa"/>
+          </w:tcPr>
+          <w:p>
+            <w:pPr>
+              <w:ind w:left="0"/>
+              <w:rPr>
+                <w:rFonts w:asciiTheme="minorEastAsia" w:hAnsiTheme="minorEastAsia"/>
+              </w:rPr>
+            </w:pPr>
+            <w:r>
+              <w:rPr>
+                <w:rFonts w:asciiTheme="minorEastAsia" w:hAnsiTheme="minorEastAsia" w:hint="eastAsia"/>
+              </w:rPr>
+              <w:t>未配置正确的HDFS URL</w:t>
+            </w:r>
+          </w:p>
+        </w:tc>
+        <w:tc>
+          <w:tcPr>
+            <w:tcW w:w="2376" w:type="dxa"/>
+          </w:tcPr>
+          <w:p>
+            <w:pPr>
+              <w:ind w:left="0"/>
+              <w:rPr>
+                <w:rFonts w:asciiTheme="minorEastAsia" w:hAnsiTheme="minorEastAsia"/>
+              </w:rPr>
+            </w:pPr>
+            <w:r>
+              <w:rPr>
+                <w:rFonts w:asciiTheme="minorEastAsia" w:hAnsiTheme="minorEastAsia" w:hint="eastAsia"/>
+              </w:rPr>
+              <w:t>其它参数按默认配置</w:t>
+            </w:r>
           </w:p>
         </w:tc>
         <w:tc>
@@ -9202,6 +9517,636 @@
                 <w:rFonts w:asciiTheme="minorEastAsia" w:hAnsiTheme="minorEastAsia"/>
               </w:rPr>
             </w:pPr>
+            <w:r>
+              <w:rPr>
+                <w:rFonts w:asciiTheme="minorEastAsia" w:hAnsiTheme="minorEastAsia" w:hint="eastAsia"/>
+              </w:rPr>
+              <w:t>报错</w:t>
+            </w:r>
+          </w:p>
+        </w:tc>
+      </w:tr>
+      <w:tr>
+        <w:tc>
+          <w:tcPr>
+            <w:tcW w:w="1169" w:type="dxa"/>
+          </w:tcPr>
+          <w:p>
+            <w:pPr>
+              <w:ind w:left="0"/>
+              <w:rPr>
+                <w:rFonts w:asciiTheme="minorEastAsia" w:hAnsiTheme="minorEastAsia" w:hint="eastAsia"/>
+              </w:rPr>
+            </w:pPr>
+            <w:r>
+              <w:rPr>
+                <w:rFonts w:asciiTheme="minorEastAsia" w:hAnsiTheme="minorEastAsia" w:hint="eastAsia"/>
+              </w:rPr>
+              <w:t>6</w:t>
+            </w:r>
+          </w:p>
+        </w:tc>
+        <w:tc>
+          <w:tcPr>
+            <w:tcW w:w="2869" w:type="dxa"/>
+          </w:tcPr>
+          <w:p>
+            <w:pPr>
+              <w:ind w:left="0"/>
+            </w:pPr>
+            <w:r>
+              <w:rPr>
+                <w:rFonts w:asciiTheme="minorEastAsia" w:hAnsiTheme="minorEastAsia" w:hint="eastAsia"/>
+              </w:rPr>
+              <w:t>segment节点配置数量小于1</w:t>
+            </w:r>
+          </w:p>
+        </w:tc>
+        <w:tc>
+          <w:tcPr>
+            <w:tcW w:w="2376" w:type="dxa"/>
+          </w:tcPr>
+          <w:p>
+            <w:pPr>
+              <w:ind w:left="0"/>
+              <w:rPr>
+                <w:rFonts w:asciiTheme="minorEastAsia" w:hAnsiTheme="minorEastAsia" w:hint="eastAsia"/>
+              </w:rPr>
+            </w:pPr>
+            <w:r>
+              <w:rPr>
+                <w:rFonts w:asciiTheme="minorEastAsia" w:hAnsiTheme="minorEastAsia" w:hint="eastAsia"/>
+              </w:rPr>
+              <w:t>默认配置，HDFS URL填写正确</w:t>
+            </w:r>
+          </w:p>
+        </w:tc>
+        <w:tc>
+          <w:tcPr>
+            <w:tcW w:w="1751" w:type="dxa"/>
+          </w:tcPr>
+          <w:p>
+            <w:pPr>
+              <w:ind w:left="0"/>
+              <w:rPr>
+                <w:rFonts w:asciiTheme="minorEastAsia" w:hAnsiTheme="minorEastAsia" w:hint="eastAsia"/>
+              </w:rPr>
+            </w:pPr>
+            <w:r>
+              <w:rPr>
+                <w:rFonts w:asciiTheme="minorEastAsia" w:hAnsiTheme="minorEastAsia" w:hint="eastAsia"/>
+              </w:rPr>
+              <w:t>报错</w:t>
+            </w:r>
+          </w:p>
+        </w:tc>
+      </w:tr>
+      <w:tr>
+        <w:tc>
+          <w:tcPr>
+            <w:tcW w:w="1169" w:type="dxa"/>
+          </w:tcPr>
+          <w:p>
+            <w:pPr>
+              <w:ind w:left="0"/>
+              <w:rPr>
+                <w:rFonts w:asciiTheme="minorEastAsia" w:hAnsiTheme="minorEastAsia" w:hint="eastAsia"/>
+              </w:rPr>
+            </w:pPr>
+            <w:r>
+              <w:rPr>
+                <w:rFonts w:asciiTheme="minorEastAsia" w:hAnsiTheme="minorEastAsia" w:hint="eastAsia"/>
+              </w:rPr>
+              <w:t>7</w:t>
+            </w:r>
+          </w:p>
+        </w:tc>
+        <w:tc>
+          <w:tcPr>
+            <w:tcW w:w="2869" w:type="dxa"/>
+          </w:tcPr>
+          <w:p>
+            <w:pPr>
+              <w:ind w:left="0"/>
+            </w:pPr>
+            <w:r>
+              <w:rPr>
+                <w:rFonts w:asciiTheme="minorEastAsia" w:hAnsiTheme="minorEastAsia" w:hint="eastAsia"/>
+              </w:rPr>
+              <w:t>segment节点数量超过主机数量</w:t>
+            </w:r>
+          </w:p>
+        </w:tc>
+        <w:tc>
+          <w:tcPr>
+            <w:tcW w:w="2376" w:type="dxa"/>
+          </w:tcPr>
+          <w:p>
+            <w:pPr>
+              <w:ind w:left="0"/>
+              <w:rPr>
+                <w:rFonts w:asciiTheme="minorEastAsia" w:hAnsiTheme="minorEastAsia" w:hint="eastAsia"/>
+              </w:rPr>
+            </w:pPr>
+            <w:r>
+              <w:rPr>
+                <w:rFonts w:asciiTheme="minorEastAsia" w:hAnsiTheme="minorEastAsia" w:hint="eastAsia"/>
+              </w:rPr>
+              <w:t>默认配置，HDFS URL填写正确</w:t>
+            </w:r>
+          </w:p>
+        </w:tc>
+        <w:tc>
+          <w:tcPr>
+            <w:tcW w:w="1751" w:type="dxa"/>
+          </w:tcPr>
+          <w:p>
+            <w:pPr>
+              <w:ind w:left="0"/>
+              <w:rPr>
+                <w:rFonts w:asciiTheme="minorEastAsia" w:hAnsiTheme="minorEastAsia" w:hint="eastAsia"/>
+              </w:rPr>
+            </w:pPr>
+            <w:r>
+              <w:rPr>
+                <w:rFonts w:asciiTheme="minorEastAsia" w:hAnsiTheme="minorEastAsia" w:hint="eastAsia"/>
+              </w:rPr>
+              <w:t>报错</w:t>
+            </w:r>
+          </w:p>
+        </w:tc>
+      </w:tr>
+      <w:tr>
+        <w:tc>
+          <w:tcPr>
+            <w:tcW w:w="1169" w:type="dxa"/>
+          </w:tcPr>
+          <w:p>
+            <w:pPr>
+              <w:ind w:left="0"/>
+              <w:rPr>
+                <w:rFonts w:asciiTheme="minorEastAsia" w:hAnsiTheme="minorEastAsia" w:hint="eastAsia"/>
+              </w:rPr>
+            </w:pPr>
+            <w:r>
+              <w:rPr>
+                <w:rFonts w:asciiTheme="minorEastAsia" w:hAnsiTheme="minorEastAsia" w:hint="eastAsia"/>
+              </w:rPr>
+              <w:t>8</w:t>
+            </w:r>
+          </w:p>
+        </w:tc>
+        <w:tc>
+          <w:tcPr>
+            <w:tcW w:w="2869" w:type="dxa"/>
+          </w:tcPr>
+          <w:p>
+            <w:pPr>
+              <w:ind w:left="0"/>
+            </w:pPr>
+            <w:r>
+              <w:rPr>
+                <w:rFonts w:asciiTheme="minorEastAsia" w:hAnsiTheme="minorEastAsia" w:hint="eastAsia"/>
+              </w:rPr>
+              <w:t>standby节点和master节点部署在同一个主机上</w:t>
+            </w:r>
+          </w:p>
+        </w:tc>
+        <w:tc>
+          <w:tcPr>
+            <w:tcW w:w="2376" w:type="dxa"/>
+          </w:tcPr>
+          <w:p>
+            <w:pPr>
+              <w:ind w:left="0"/>
+              <w:rPr>
+                <w:rFonts w:asciiTheme="minorEastAsia" w:hAnsiTheme="minorEastAsia" w:hint="eastAsia"/>
+              </w:rPr>
+            </w:pPr>
+            <w:r>
+              <w:rPr>
+                <w:rFonts w:asciiTheme="minorEastAsia" w:hAnsiTheme="minorEastAsia" w:hint="eastAsia"/>
+              </w:rPr>
+              <w:t>默认配置，HDFS URL填写正确</w:t>
+            </w:r>
+          </w:p>
+        </w:tc>
+        <w:tc>
+          <w:tcPr>
+            <w:tcW w:w="1751" w:type="dxa"/>
+          </w:tcPr>
+          <w:p>
+            <w:pPr>
+              <w:ind w:left="0"/>
+              <w:rPr>
+                <w:rFonts w:asciiTheme="minorEastAsia" w:hAnsiTheme="minorEastAsia" w:hint="eastAsia"/>
+              </w:rPr>
+            </w:pPr>
+            <w:r>
+              <w:rPr>
+                <w:rFonts w:asciiTheme="minorEastAsia" w:hAnsiTheme="minorEastAsia" w:hint="eastAsia"/>
+              </w:rPr>
+              <w:t>报错</w:t>
+            </w:r>
+          </w:p>
+        </w:tc>
+      </w:tr>
+      <w:tr>
+        <w:tc>
+          <w:tcPr>
+            <w:tcW w:w="1169" w:type="dxa"/>
+          </w:tcPr>
+          <w:p>
+            <w:pPr>
+              <w:ind w:left="0"/>
+              <w:rPr>
+                <w:rFonts w:asciiTheme="minorEastAsia" w:hAnsiTheme="minorEastAsia" w:hint="eastAsia"/>
+              </w:rPr>
+            </w:pPr>
+            <w:r>
+              <w:rPr>
+                <w:rFonts w:asciiTheme="minorEastAsia" w:hAnsiTheme="minorEastAsia" w:hint="eastAsia"/>
+              </w:rPr>
+              <w:t>9</w:t>
+            </w:r>
+          </w:p>
+        </w:tc>
+        <w:tc>
+          <w:tcPr>
+            <w:tcW w:w="2869" w:type="dxa"/>
+          </w:tcPr>
+          <w:p>
+            <w:pPr>
+              <w:ind w:left="0"/>
+            </w:pPr>
+            <w:r>
+              <w:rPr>
+                <w:rFonts w:hint="eastAsia"/>
+              </w:rPr>
+              <w:t>同一主机上部署超过一个</w:t>
+            </w:r>
+            <w:r>
+              <w:rPr>
+                <w:rFonts w:hint="eastAsia"/>
+              </w:rPr>
+              <w:t>segment</w:t>
+            </w:r>
+            <w:r>
+              <w:rPr>
+                <w:rFonts w:hint="eastAsia"/>
+              </w:rPr>
+              <w:t>节点</w:t>
+            </w:r>
+          </w:p>
+        </w:tc>
+        <w:tc>
+          <w:tcPr>
+            <w:tcW w:w="2376" w:type="dxa"/>
+          </w:tcPr>
+          <w:p>
+            <w:pPr>
+              <w:ind w:left="0"/>
+              <w:rPr>
+                <w:rFonts w:asciiTheme="minorEastAsia" w:hAnsiTheme="minorEastAsia" w:hint="eastAsia"/>
+              </w:rPr>
+            </w:pPr>
+            <w:r>
+              <w:rPr>
+                <w:rFonts w:asciiTheme="minorEastAsia" w:hAnsiTheme="minorEastAsia" w:hint="eastAsia"/>
+              </w:rPr>
+              <w:t>默认配置，HDFS URL填写正确</w:t>
+            </w:r>
+          </w:p>
+        </w:tc>
+        <w:tc>
+          <w:tcPr>
+            <w:tcW w:w="1751" w:type="dxa"/>
+          </w:tcPr>
+          <w:p>
+            <w:pPr>
+              <w:ind w:left="0"/>
+              <w:rPr>
+                <w:rFonts w:asciiTheme="minorEastAsia" w:hAnsiTheme="minorEastAsia" w:hint="eastAsia"/>
+              </w:rPr>
+            </w:pPr>
+            <w:r>
+              <w:rPr>
+                <w:rFonts w:asciiTheme="minorEastAsia" w:hAnsiTheme="minorEastAsia" w:hint="eastAsia"/>
+              </w:rPr>
+              <w:t>报错</w:t>
+            </w:r>
+          </w:p>
+        </w:tc>
+      </w:tr>
+      <w:tr>
+        <w:tc>
+          <w:tcPr>
+            <w:tcW w:w="1169" w:type="dxa"/>
+          </w:tcPr>
+          <w:p>
+            <w:pPr>
+              <w:ind w:left="0"/>
+              <w:rPr>
+                <w:rFonts w:asciiTheme="minorEastAsia" w:hAnsiTheme="minorEastAsia" w:hint="eastAsia"/>
+              </w:rPr>
+            </w:pPr>
+            <w:r>
+              <w:rPr>
+                <w:rFonts w:asciiTheme="minorEastAsia" w:hAnsiTheme="minorEastAsia" w:hint="eastAsia"/>
+              </w:rPr>
+              <w:t>10</w:t>
+            </w:r>
+          </w:p>
+        </w:tc>
+        <w:tc>
+          <w:tcPr>
+            <w:tcW w:w="2869" w:type="dxa"/>
+          </w:tcPr>
+          <w:p>
+            <w:pPr>
+              <w:ind w:left="0"/>
+            </w:pPr>
+            <w:r>
+              <w:rPr>
+                <w:rFonts w:hint="eastAsia"/>
+              </w:rPr>
+              <w:t>节点数据路径不为空</w:t>
+            </w:r>
+          </w:p>
+        </w:tc>
+        <w:tc>
+          <w:tcPr>
+            <w:tcW w:w="2376" w:type="dxa"/>
+          </w:tcPr>
+          <w:p>
+            <w:pPr>
+              <w:ind w:left="0"/>
+              <w:rPr>
+                <w:rFonts w:asciiTheme="minorEastAsia" w:hAnsiTheme="minorEastAsia" w:hint="eastAsia"/>
+              </w:rPr>
+            </w:pPr>
+            <w:r>
+              <w:rPr>
+                <w:rFonts w:asciiTheme="minorEastAsia" w:hAnsiTheme="minorEastAsia" w:hint="eastAsia"/>
+              </w:rPr>
+              <w:t>默认配置，HDFS URL填写正确</w:t>
+            </w:r>
+          </w:p>
+        </w:tc>
+        <w:tc>
+          <w:tcPr>
+            <w:tcW w:w="1751" w:type="dxa"/>
+          </w:tcPr>
+          <w:p>
+            <w:pPr>
+              <w:ind w:left="0"/>
+              <w:rPr>
+                <w:rFonts w:asciiTheme="minorEastAsia" w:hAnsiTheme="minorEastAsia" w:hint="eastAsia"/>
+              </w:rPr>
+            </w:pPr>
+            <w:r>
+              <w:rPr>
+                <w:rFonts w:asciiTheme="minorEastAsia" w:hAnsiTheme="minorEastAsia" w:hint="eastAsia"/>
+              </w:rPr>
+              <w:t>报错</w:t>
+            </w:r>
+          </w:p>
+        </w:tc>
+      </w:tr>
+      <w:tr>
+        <w:tc>
+          <w:tcPr>
+            <w:tcW w:w="1169" w:type="dxa"/>
+          </w:tcPr>
+          <w:p>
+            <w:pPr>
+              <w:ind w:left="0"/>
+              <w:rPr>
+                <w:rFonts w:asciiTheme="minorEastAsia" w:hAnsiTheme="minorEastAsia" w:hint="eastAsia"/>
+              </w:rPr>
+            </w:pPr>
+            <w:r>
+              <w:rPr>
+                <w:rFonts w:asciiTheme="minorEastAsia" w:hAnsiTheme="minorEastAsia" w:hint="eastAsia"/>
+              </w:rPr>
+              <w:t>11</w:t>
+            </w:r>
+          </w:p>
+        </w:tc>
+        <w:tc>
+          <w:tcPr>
+            <w:tcW w:w="2869" w:type="dxa"/>
+          </w:tcPr>
+          <w:p>
+            <w:pPr>
+              <w:ind w:left="0"/>
+            </w:pPr>
+            <w:r>
+              <w:rPr>
+                <w:rFonts w:hint="eastAsia"/>
+              </w:rPr>
+              <w:t>节点数据路径不存在</w:t>
+            </w:r>
+          </w:p>
+        </w:tc>
+        <w:tc>
+          <w:tcPr>
+            <w:tcW w:w="2376" w:type="dxa"/>
+          </w:tcPr>
+          <w:p>
+            <w:pPr>
+              <w:ind w:left="0"/>
+              <w:rPr>
+                <w:rFonts w:asciiTheme="minorEastAsia" w:hAnsiTheme="minorEastAsia" w:hint="eastAsia"/>
+              </w:rPr>
+            </w:pPr>
+            <w:r>
+              <w:rPr>
+                <w:rFonts w:asciiTheme="minorEastAsia" w:hAnsiTheme="minorEastAsia" w:hint="eastAsia"/>
+              </w:rPr>
+              <w:t>默认配置，HDFS URL填写正确</w:t>
+            </w:r>
+          </w:p>
+        </w:tc>
+        <w:tc>
+          <w:tcPr>
+            <w:tcW w:w="1751" w:type="dxa"/>
+          </w:tcPr>
+          <w:p>
+            <w:pPr>
+              <w:ind w:left="0"/>
+              <w:rPr>
+                <w:rFonts w:asciiTheme="minorEastAsia" w:hAnsiTheme="minorEastAsia" w:hint="eastAsia"/>
+              </w:rPr>
+            </w:pPr>
+            <w:r>
+              <w:rPr>
+                <w:rFonts w:asciiTheme="minorEastAsia" w:hAnsiTheme="minorEastAsia" w:hint="eastAsia"/>
+              </w:rPr>
+              <w:t>报错</w:t>
+            </w:r>
+          </w:p>
+        </w:tc>
+      </w:tr>
+      <w:tr>
+        <w:tc>
+          <w:tcPr>
+            <w:tcW w:w="1169" w:type="dxa"/>
+          </w:tcPr>
+          <w:p>
+            <w:pPr>
+              <w:ind w:left="0"/>
+              <w:rPr>
+                <w:rFonts w:asciiTheme="minorEastAsia" w:hAnsiTheme="minorEastAsia" w:hint="eastAsia"/>
+              </w:rPr>
+            </w:pPr>
+            <w:r>
+              <w:rPr>
+                <w:rFonts w:asciiTheme="minorEastAsia" w:hAnsiTheme="minorEastAsia" w:hint="eastAsia"/>
+              </w:rPr>
+              <w:t>12</w:t>
+            </w:r>
+          </w:p>
+        </w:tc>
+        <w:tc>
+          <w:tcPr>
+            <w:tcW w:w="2869" w:type="dxa"/>
+          </w:tcPr>
+          <w:p>
+            <w:pPr>
+              <w:ind w:left="0"/>
+            </w:pPr>
+            <w:r>
+              <w:rPr>
+                <w:rFonts w:hint="eastAsia"/>
+              </w:rPr>
+              <w:t>节点端口已被占用</w:t>
+            </w:r>
+          </w:p>
+        </w:tc>
+        <w:tc>
+          <w:tcPr>
+            <w:tcW w:w="2376" w:type="dxa"/>
+          </w:tcPr>
+          <w:p>
+            <w:pPr>
+              <w:ind w:left="0"/>
+              <w:rPr>
+                <w:rFonts w:asciiTheme="minorEastAsia" w:hAnsiTheme="minorEastAsia" w:hint="eastAsia"/>
+              </w:rPr>
+            </w:pPr>
+            <w:r>
+              <w:rPr>
+                <w:rFonts w:asciiTheme="minorEastAsia" w:hAnsiTheme="minorEastAsia" w:hint="eastAsia"/>
+              </w:rPr>
+              <w:t>默认配置，HDFS URL填写正确</w:t>
+            </w:r>
+          </w:p>
+        </w:tc>
+        <w:tc>
+          <w:tcPr>
+            <w:tcW w:w="1751" w:type="dxa"/>
+          </w:tcPr>
+          <w:p>
+            <w:pPr>
+              <w:ind w:left="0"/>
+              <w:rPr>
+                <w:rFonts w:asciiTheme="minorEastAsia" w:hAnsiTheme="minorEastAsia" w:hint="eastAsia"/>
+              </w:rPr>
+            </w:pPr>
+            <w:r>
+              <w:rPr>
+                <w:rFonts w:asciiTheme="minorEastAsia" w:hAnsiTheme="minorEastAsia" w:hint="eastAsia"/>
+              </w:rPr>
+              <w:t>报错</w:t>
+            </w:r>
+          </w:p>
+        </w:tc>
+      </w:tr>
+      <w:tr>
+        <w:tc>
+          <w:tcPr>
+            <w:tcW w:w="1169" w:type="dxa"/>
+          </w:tcPr>
+          <w:p>
+            <w:pPr>
+              <w:ind w:left="0"/>
+              <w:rPr>
+                <w:rFonts w:asciiTheme="minorEastAsia" w:hAnsiTheme="minorEastAsia" w:hint="eastAsia"/>
+              </w:rPr>
+            </w:pPr>
+            <w:r>
+              <w:rPr>
+                <w:rFonts w:asciiTheme="minorEastAsia" w:hAnsiTheme="minorEastAsia" w:hint="eastAsia"/>
+              </w:rPr>
+              <w:t>13</w:t>
+            </w:r>
+          </w:p>
+        </w:tc>
+        <w:tc>
+          <w:tcPr>
+            <w:tcW w:w="2869" w:type="dxa"/>
+          </w:tcPr>
+          <w:p>
+            <w:pPr>
+              <w:ind w:left="0"/>
+            </w:pPr>
+            <w:r>
+              <w:rPr>
+                <w:rFonts w:hint="eastAsia"/>
+              </w:rPr>
+              <w:t>不存在</w:t>
+            </w:r>
+            <w:r>
+              <w:rPr>
+                <w:rFonts w:hint="eastAsia"/>
+              </w:rPr>
+              <w:t>SequoiaSQL OLAP</w:t>
+            </w:r>
+            <w:r>
+              <w:rPr>
+                <w:rFonts w:hint="eastAsia"/>
+              </w:rPr>
+              <w:t>安装包</w:t>
+            </w:r>
+          </w:p>
+        </w:tc>
+        <w:tc>
+          <w:tcPr>
+            <w:tcW w:w="2376" w:type="dxa"/>
+          </w:tcPr>
+          <w:p>
+            <w:pPr>
+              <w:ind w:left="0"/>
+              <w:rPr>
+                <w:rFonts w:asciiTheme="minorEastAsia" w:hAnsiTheme="minorEastAsia" w:hint="eastAsia"/>
+              </w:rPr>
+            </w:pPr>
+            <w:r>
+              <w:rPr>
+                <w:rFonts w:asciiTheme="minorEastAsia" w:hAnsiTheme="minorEastAsia" w:hint="eastAsia"/>
+              </w:rPr>
+              <w:t>默认配置，HDFS URL填写正确</w:t>
+            </w:r>
+          </w:p>
+        </w:tc>
+        <w:tc>
+          <w:tcPr>
+            <w:tcW w:w="1751" w:type="dxa"/>
+          </w:tcPr>
+          <w:p>
+            <w:pPr>
+              <w:ind w:left="0"/>
+              <w:rPr>
+                <w:rFonts w:asciiTheme="minorEastAsia" w:hAnsiTheme="minorEastAsia" w:hint="eastAsia"/>
+              </w:rPr>
+            </w:pPr>
+            <w:r>
+              <w:rPr>
+                <w:rFonts w:asciiTheme="minorEastAsia" w:hAnsiTheme="minorEastAsia" w:hint="eastAsia"/>
+              </w:rPr>
+              <w:t>报错</w:t>
+            </w:r>
           </w:p>
         </w:tc>
       </w:tr>
@@ -9291,7 +10236,6 @@
               <w:rPr>
                 <w:rFonts w:asciiTheme="minorEastAsia" w:hAnsiTheme="minorEastAsia" w:hint="eastAsia"/>
               </w:rPr>
-              <w:lastRenderedPageBreak/>
               <w:t>（NA/N/Y）</w:t>
             </w:r>
           </w:p>
@@ -9312,7 +10256,6 @@
               <w:rPr>
                 <w:rFonts w:asciiTheme="minorEastAsia" w:hAnsiTheme="minorEastAsia" w:hint="eastAsia"/>
               </w:rPr>
-              <w:lastRenderedPageBreak/>
               <w:t>备注</w:t>
             </w:r>
           </w:p>
@@ -9334,7 +10277,6 @@
               <w:rPr>
                 <w:rFonts w:asciiTheme="minorEastAsia" w:hAnsiTheme="minorEastAsia" w:hint="eastAsia"/>
               </w:rPr>
-              <w:lastRenderedPageBreak/>
               <w:t>代码是否全部提交SVN</w:t>
             </w:r>
             <w:r>
@@ -9356,6 +10298,12 @@
                 <w:rFonts w:asciiTheme="minorEastAsia" w:hAnsiTheme="minorEastAsia"/>
               </w:rPr>
             </w:pPr>
+            <w:r>
+              <w:rPr>
+                <w:rFonts w:asciiTheme="minorEastAsia" w:hAnsiTheme="minorEastAsia" w:hint="eastAsia"/>
+              </w:rPr>
+              <w:t>Y</w:t>
+            </w:r>
           </w:p>
         </w:tc>
         <w:tc>
@@ -9403,6 +10351,12 @@
                 <w:rFonts w:asciiTheme="minorEastAsia" w:hAnsiTheme="minorEastAsia"/>
               </w:rPr>
             </w:pPr>
+            <w:r>
+              <w:rPr>
+                <w:rFonts w:asciiTheme="minorEastAsia" w:hAnsiTheme="minorEastAsia" w:hint="eastAsia"/>
+              </w:rPr>
+              <w:t>Y</w:t>
+            </w:r>
           </w:p>
         </w:tc>
         <w:tc>
@@ -9450,6 +10404,12 @@
                 <w:rFonts w:asciiTheme="minorEastAsia" w:hAnsiTheme="minorEastAsia"/>
               </w:rPr>
             </w:pPr>
+            <w:r>
+              <w:rPr>
+                <w:rFonts w:asciiTheme="minorEastAsia" w:hAnsiTheme="minorEastAsia" w:hint="eastAsia"/>
+              </w:rPr>
+              <w:t>Y</w:t>
+            </w:r>
           </w:p>
         </w:tc>
         <w:tc>
@@ -9497,6 +10457,12 @@
                 <w:rFonts w:asciiTheme="minorEastAsia" w:hAnsiTheme="minorEastAsia"/>
               </w:rPr>
             </w:pPr>
+            <w:r>
+              <w:rPr>
+                <w:rFonts w:asciiTheme="minorEastAsia" w:hAnsiTheme="minorEastAsia" w:hint="eastAsia"/>
+              </w:rPr>
+              <w:t>Y</w:t>
+            </w:r>
           </w:p>
         </w:tc>
         <w:tc>
@@ -9544,6 +10510,12 @@
                 <w:rFonts w:asciiTheme="minorEastAsia" w:hAnsiTheme="minorEastAsia"/>
               </w:rPr>
             </w:pPr>
+            <w:r>
+              <w:rPr>
+                <w:rFonts w:asciiTheme="minorEastAsia" w:hAnsiTheme="minorEastAsia" w:hint="eastAsia"/>
+              </w:rPr>
+              <w:t>NA</w:t>
+            </w:r>
           </w:p>
         </w:tc>
         <w:tc>
@@ -9591,6 +10563,12 @@
                 <w:rFonts w:asciiTheme="minorEastAsia" w:hAnsiTheme="minorEastAsia"/>
               </w:rPr>
             </w:pPr>
+            <w:r>
+              <w:rPr>
+                <w:rFonts w:asciiTheme="minorEastAsia" w:hAnsiTheme="minorEastAsia" w:hint="eastAsia"/>
+              </w:rPr>
+              <w:t>Y</w:t>
+            </w:r>
           </w:p>
         </w:tc>
         <w:tc>
@@ -9638,6 +10616,12 @@
                 <w:rFonts w:asciiTheme="minorEastAsia" w:hAnsiTheme="minorEastAsia"/>
               </w:rPr>
             </w:pPr>
+            <w:r>
+              <w:rPr>
+                <w:rFonts w:asciiTheme="minorEastAsia" w:hAnsiTheme="minorEastAsia" w:hint="eastAsia"/>
+              </w:rPr>
+              <w:t>NA</w:t>
+            </w:r>
           </w:p>
         </w:tc>
         <w:tc>
@@ -9685,6 +10669,12 @@
                 <w:rFonts w:asciiTheme="minorEastAsia" w:hAnsiTheme="minorEastAsia"/>
               </w:rPr>
             </w:pPr>
+            <w:r>
+              <w:rPr>
+                <w:rFonts w:asciiTheme="minorEastAsia" w:hAnsiTheme="minorEastAsia" w:hint="eastAsia"/>
+              </w:rPr>
+              <w:t>Y</w:t>
+            </w:r>
           </w:p>
         </w:tc>
         <w:tc>
@@ -9732,6 +10722,12 @@
                 <w:rFonts w:asciiTheme="minorEastAsia" w:hAnsiTheme="minorEastAsia"/>
               </w:rPr>
             </w:pPr>
+            <w:r>
+              <w:rPr>
+                <w:rFonts w:asciiTheme="minorEastAsia" w:hAnsiTheme="minorEastAsia" w:hint="eastAsia"/>
+              </w:rPr>
+              <w:t>NA</w:t>
+            </w:r>
           </w:p>
         </w:tc>
         <w:tc>

--- a/internal_doc/03.开发设计/OM/Story_通过OM安装部署SequoiaSQL_OLAP.docx
+++ b/internal_doc/03.开发设计/OM/Story_通过OM安装部署SequoiaSQL_OLAP.docx
@@ -897,7 +897,7 @@
           <v:shape id="_x0000_i1025" type="#_x0000_t75" style="width:329.35pt;height:166.05pt" o:ole="">
             <v:imagedata r:id="rId7" o:title=""/>
           </v:shape>
-          <o:OLEObject Type="Embed" ProgID="Visio.Drawing.11" ShapeID="_x0000_i1025" DrawAspect="Content" ObjectID="_1528025394" r:id="rId8"/>
+          <o:OLEObject Type="Embed" ProgID="Visio.Drawing.11" ShapeID="_x0000_i1025" DrawAspect="Content" ObjectID="_1528032855" r:id="rId8"/>
         </w:object>
       </w:r>
     </w:p>
@@ -944,7 +944,7 @@
           <v:shape id="_x0000_i1026" type="#_x0000_t75" style="width:415.35pt;height:191.8pt" o:ole="">
             <v:imagedata r:id="rId9" o:title=""/>
           </v:shape>
-          <o:OLEObject Type="Embed" ProgID="Visio.Drawing.11" ShapeID="_x0000_i1026" DrawAspect="Content" ObjectID="_1528025395" r:id="rId10"/>
+          <o:OLEObject Type="Embed" ProgID="Visio.Drawing.11" ShapeID="_x0000_i1026" DrawAspect="Content" ObjectID="_1528032856" r:id="rId10"/>
         </w:object>
       </w:r>
     </w:p>
@@ -8934,6 +8934,96 @@
           </w:p>
         </w:tc>
       </w:tr>
+      <w:tr>
+        <w:tc>
+          <w:tcPr>
+            <w:tcW w:w="885" w:type="dxa"/>
+          </w:tcPr>
+          <w:p>
+            <w:pPr>
+              <w:ind w:left="0"/>
+              <w:jc w:val="center"/>
+              <w:rPr>
+                <w:rFonts w:asciiTheme="minorEastAsia" w:hAnsiTheme="minorEastAsia" w:hint="eastAsia"/>
+              </w:rPr>
+            </w:pPr>
+            <w:r>
+              <w:rPr>
+                <w:rFonts w:asciiTheme="minorEastAsia" w:hAnsiTheme="minorEastAsia" w:hint="eastAsia"/>
+              </w:rPr>
+              <w:t>3</w:t>
+            </w:r>
+          </w:p>
+        </w:tc>
+        <w:tc>
+          <w:tcPr>
+            <w:tcW w:w="2552" w:type="dxa"/>
+          </w:tcPr>
+          <w:p>
+            <w:pPr>
+              <w:ind w:left="0"/>
+              <w:rPr>
+                <w:rFonts w:asciiTheme="minorEastAsia" w:hAnsiTheme="minorEastAsia" w:hint="eastAsia"/>
+              </w:rPr>
+            </w:pPr>
+            <w:r>
+              <w:rPr>
+                <w:rFonts w:asciiTheme="minorEastAsia" w:hAnsiTheme="minorEastAsia" w:hint="eastAsia"/>
+              </w:rPr>
+              <w:t>OM的web页面上数据</w:t>
+            </w:r>
+            <w:r>
+              <w:rPr>
+                <w:rFonts w:asciiTheme="minorEastAsia" w:hAnsiTheme="minorEastAsia" w:hint="eastAsia"/>
+              </w:rPr>
+              <w:t>视图</w:t>
+            </w:r>
+            <w:r>
+              <w:rPr>
+                <w:rFonts w:asciiTheme="minorEastAsia" w:hAnsiTheme="minorEastAsia" w:hint="eastAsia"/>
+              </w:rPr>
+              <w:t>与SequoiaSQL OLAP不兼容</w:t>
+            </w:r>
+          </w:p>
+        </w:tc>
+        <w:tc>
+          <w:tcPr>
+            <w:tcW w:w="4728" w:type="dxa"/>
+          </w:tcPr>
+          <w:p>
+            <w:pPr>
+              <w:ind w:left="0"/>
+              <w:rPr>
+                <w:rFonts w:asciiTheme="minorEastAsia" w:hAnsiTheme="minorEastAsia"/>
+              </w:rPr>
+            </w:pPr>
+            <w:r>
+              <w:rPr>
+                <w:rFonts w:asciiTheme="minorEastAsia" w:hAnsiTheme="minorEastAsia" w:hint="eastAsia"/>
+              </w:rPr>
+              <w:t>数据视图上的SequoiaSQL是与PostgreSQL对接</w:t>
+            </w:r>
+            <w:r>
+              <w:rPr>
+                <w:rFonts w:asciiTheme="minorEastAsia" w:hAnsiTheme="minorEastAsia" w:hint="eastAsia"/>
+              </w:rPr>
+              <w:t>，</w:t>
+            </w:r>
+            <w:r>
+              <w:rPr>
+                <w:rFonts w:asciiTheme="minorEastAsia" w:hAnsiTheme="minorEastAsia" w:hint="eastAsia"/>
+              </w:rPr>
+              <w:t>安装SequoiaSQL OLAP后会将SequoiaSQL OLAP显示出来</w:t>
+            </w:r>
+            <w:r>
+              <w:rPr>
+                <w:rFonts w:asciiTheme="minorEastAsia" w:hAnsiTheme="minorEastAsia" w:hint="eastAsia"/>
+              </w:rPr>
+              <w:t>，但是无法操作。</w:t>
+            </w:r>
+          </w:p>
+        </w:tc>
+      </w:tr>
     </w:tbl>
     <w:p>
       <w:pPr>
@@ -9196,7 +9286,7 @@
             <w:pPr>
               <w:ind w:left="0"/>
               <w:rPr>
-                <w:rFonts w:asciiTheme="minorEastAsia" w:hAnsiTheme="minorEastAsia" w:hint="eastAsia"/>
+                <w:rFonts w:asciiTheme="minorEastAsia" w:hAnsiTheme="minorEastAsia"/>
               </w:rPr>
             </w:pPr>
             <w:r>
@@ -9215,7 +9305,7 @@
             <w:pPr>
               <w:ind w:left="0"/>
               <w:rPr>
-                <w:rFonts w:asciiTheme="minorEastAsia" w:hAnsiTheme="minorEastAsia" w:hint="eastAsia"/>
+                <w:rFonts w:asciiTheme="minorEastAsia" w:hAnsiTheme="minorEastAsia"/>
               </w:rPr>
             </w:pPr>
             <w:r>
@@ -9274,7 +9364,7 @@
             <w:pPr>
               <w:ind w:left="0"/>
               <w:rPr>
-                <w:rFonts w:asciiTheme="minorEastAsia" w:hAnsiTheme="minorEastAsia" w:hint="eastAsia"/>
+                <w:rFonts w:asciiTheme="minorEastAsia" w:hAnsiTheme="minorEastAsia"/>
               </w:rPr>
             </w:pPr>
             <w:r>
@@ -9293,14 +9383,21 @@
             <w:pPr>
               <w:ind w:left="0"/>
               <w:rPr>
-                <w:rFonts w:asciiTheme="minorEastAsia" w:hAnsiTheme="minorEastAsia" w:hint="eastAsia"/>
-              </w:rPr>
-            </w:pPr>
-            <w:r>
-              <w:rPr>
-                <w:rFonts w:asciiTheme="minorEastAsia" w:hAnsiTheme="minorEastAsia" w:hint="eastAsia"/>
-              </w:rPr>
-              <w:t>两个主机，分别有一master一segment，有standby</w:t>
+                <w:rFonts w:asciiTheme="minorEastAsia" w:hAnsiTheme="minorEastAsia"/>
+              </w:rPr>
+            </w:pPr>
+            <w:r>
+              <w:rPr>
+                <w:rFonts w:asciiTheme="minorEastAsia" w:hAnsiTheme="minorEastAsia" w:hint="eastAsia"/>
+              </w:rPr>
+              <w:t>两个主机，分别有一master</w:t>
+            </w:r>
+            <w:r>
+              <w:rPr>
+                <w:rFonts w:asciiTheme="minorEastAsia" w:hAnsiTheme="minorEastAsia" w:hint="eastAsia"/>
+              </w:rPr>
+              <w:lastRenderedPageBreak/>
+              <w:t>一segment，有standby</w:t>
             </w:r>
           </w:p>
         </w:tc>
@@ -9319,7 +9416,15 @@
               <w:rPr>
                 <w:rFonts w:asciiTheme="minorEastAsia" w:hAnsiTheme="minorEastAsia" w:hint="eastAsia"/>
               </w:rPr>
-              <w:t>默认配置，HDFS URL填写正确</w:t>
+              <w:lastRenderedPageBreak/>
+              <w:t>默认配置，HDFS URL填</w:t>
+            </w:r>
+            <w:r>
+              <w:rPr>
+                <w:rFonts w:asciiTheme="minorEastAsia" w:hAnsiTheme="minorEastAsia" w:hint="eastAsia"/>
+              </w:rPr>
+              <w:lastRenderedPageBreak/>
+              <w:t>写正确</w:t>
             </w:r>
           </w:p>
         </w:tc>
@@ -9338,6 +9443,7 @@
               <w:rPr>
                 <w:rFonts w:asciiTheme="minorEastAsia" w:hAnsiTheme="minorEastAsia" w:hint="eastAsia"/>
               </w:rPr>
+              <w:lastRenderedPageBreak/>
               <w:t>成功安装</w:t>
             </w:r>
           </w:p>
@@ -9352,13 +9458,14 @@
             <w:pPr>
               <w:ind w:left="0"/>
               <w:rPr>
-                <w:rFonts w:asciiTheme="minorEastAsia" w:hAnsiTheme="minorEastAsia" w:hint="eastAsia"/>
-              </w:rPr>
-            </w:pPr>
-            <w:r>
-              <w:rPr>
-                <w:rFonts w:asciiTheme="minorEastAsia" w:hAnsiTheme="minorEastAsia" w:hint="eastAsia"/>
-              </w:rPr>
+                <w:rFonts w:asciiTheme="minorEastAsia" w:hAnsiTheme="minorEastAsia"/>
+              </w:rPr>
+            </w:pPr>
+            <w:r>
+              <w:rPr>
+                <w:rFonts w:asciiTheme="minorEastAsia" w:hAnsiTheme="minorEastAsia" w:hint="eastAsia"/>
+              </w:rPr>
+              <w:lastRenderedPageBreak/>
               <w:t>4</w:t>
             </w:r>
           </w:p>
@@ -9371,7 +9478,7 @@
             <w:pPr>
               <w:ind w:left="0"/>
               <w:rPr>
-                <w:rFonts w:asciiTheme="minorEastAsia" w:hAnsiTheme="minorEastAsia" w:hint="eastAsia"/>
+                <w:rFonts w:asciiTheme="minorEastAsia" w:hAnsiTheme="minorEastAsia"/>
               </w:rPr>
             </w:pPr>
             <w:r>
@@ -9396,14 +9503,7 @@
               <w:rPr>
                 <w:rFonts w:asciiTheme="minorEastAsia" w:hAnsiTheme="minorEastAsia" w:hint="eastAsia"/>
               </w:rPr>
-              <w:t>，各有一个</w:t>
-            </w:r>
-            <w:r>
-              <w:rPr>
-                <w:rFonts w:asciiTheme="minorEastAsia" w:hAnsiTheme="minorEastAsia" w:hint="eastAsia"/>
-              </w:rPr>
-              <w:lastRenderedPageBreak/>
-              <w:t>segment</w:t>
+              <w:t>，各有一个segment</w:t>
             </w:r>
           </w:p>
         </w:tc>
@@ -9415,14 +9515,13 @@
             <w:pPr>
               <w:ind w:left="0"/>
               <w:rPr>
-                <w:rFonts w:asciiTheme="minorEastAsia" w:hAnsiTheme="minorEastAsia" w:hint="eastAsia"/>
-              </w:rPr>
-            </w:pPr>
-            <w:r>
-              <w:rPr>
-                <w:rFonts w:asciiTheme="minorEastAsia" w:hAnsiTheme="minorEastAsia" w:hint="eastAsia"/>
-              </w:rPr>
-              <w:lastRenderedPageBreak/>
+                <w:rFonts w:asciiTheme="minorEastAsia" w:hAnsiTheme="minorEastAsia"/>
+              </w:rPr>
+            </w:pPr>
+            <w:r>
+              <w:rPr>
+                <w:rFonts w:asciiTheme="minorEastAsia" w:hAnsiTheme="minorEastAsia" w:hint="eastAsia"/>
+              </w:rPr>
               <w:t>默认配置，HDFS URL填写正确</w:t>
             </w:r>
           </w:p>
@@ -9435,7 +9534,7 @@
             <w:pPr>
               <w:ind w:left="0"/>
               <w:rPr>
-                <w:rFonts w:asciiTheme="minorEastAsia" w:hAnsiTheme="minorEastAsia" w:hint="eastAsia"/>
+                <w:rFonts w:asciiTheme="minorEastAsia" w:hAnsiTheme="minorEastAsia"/>
               </w:rPr>
             </w:pPr>
             <w:r>
@@ -9463,7 +9562,6 @@
               <w:rPr>
                 <w:rFonts w:asciiTheme="minorEastAsia" w:hAnsiTheme="minorEastAsia" w:hint="eastAsia"/>
               </w:rPr>
-              <w:lastRenderedPageBreak/>
               <w:t>5</w:t>
             </w:r>
           </w:p>
@@ -9535,7 +9633,7 @@
             <w:pPr>
               <w:ind w:left="0"/>
               <w:rPr>
-                <w:rFonts w:asciiTheme="minorEastAsia" w:hAnsiTheme="minorEastAsia" w:hint="eastAsia"/>
+                <w:rFonts w:asciiTheme="minorEastAsia" w:hAnsiTheme="minorEastAsia"/>
               </w:rPr>
             </w:pPr>
             <w:r>
@@ -9570,7 +9668,7 @@
             <w:pPr>
               <w:ind w:left="0"/>
               <w:rPr>
-                <w:rFonts w:asciiTheme="minorEastAsia" w:hAnsiTheme="minorEastAsia" w:hint="eastAsia"/>
+                <w:rFonts w:asciiTheme="minorEastAsia" w:hAnsiTheme="minorEastAsia"/>
               </w:rPr>
             </w:pPr>
             <w:r>
@@ -9589,7 +9687,7 @@
             <w:pPr>
               <w:ind w:left="0"/>
               <w:rPr>
-                <w:rFonts w:asciiTheme="minorEastAsia" w:hAnsiTheme="minorEastAsia" w:hint="eastAsia"/>
+                <w:rFonts w:asciiTheme="minorEastAsia" w:hAnsiTheme="minorEastAsia"/>
               </w:rPr>
             </w:pPr>
             <w:r>
@@ -9610,7 +9708,7 @@
             <w:pPr>
               <w:ind w:left="0"/>
               <w:rPr>
-                <w:rFonts w:asciiTheme="minorEastAsia" w:hAnsiTheme="minorEastAsia" w:hint="eastAsia"/>
+                <w:rFonts w:asciiTheme="minorEastAsia" w:hAnsiTheme="minorEastAsia"/>
               </w:rPr>
             </w:pPr>
             <w:r>
@@ -9645,7 +9743,7 @@
             <w:pPr>
               <w:ind w:left="0"/>
               <w:rPr>
-                <w:rFonts w:asciiTheme="minorEastAsia" w:hAnsiTheme="minorEastAsia" w:hint="eastAsia"/>
+                <w:rFonts w:asciiTheme="minorEastAsia" w:hAnsiTheme="minorEastAsia"/>
               </w:rPr>
             </w:pPr>
             <w:r>
@@ -9664,7 +9762,7 @@
             <w:pPr>
               <w:ind w:left="0"/>
               <w:rPr>
-                <w:rFonts w:asciiTheme="minorEastAsia" w:hAnsiTheme="minorEastAsia" w:hint="eastAsia"/>
+                <w:rFonts w:asciiTheme="minorEastAsia" w:hAnsiTheme="minorEastAsia"/>
               </w:rPr>
             </w:pPr>
             <w:r>
@@ -9685,7 +9783,7 @@
             <w:pPr>
               <w:ind w:left="0"/>
               <w:rPr>
-                <w:rFonts w:asciiTheme="minorEastAsia" w:hAnsiTheme="minorEastAsia" w:hint="eastAsia"/>
+                <w:rFonts w:asciiTheme="minorEastAsia" w:hAnsiTheme="minorEastAsia"/>
               </w:rPr>
             </w:pPr>
             <w:r>
@@ -9720,7 +9818,7 @@
             <w:pPr>
               <w:ind w:left="0"/>
               <w:rPr>
-                <w:rFonts w:asciiTheme="minorEastAsia" w:hAnsiTheme="minorEastAsia" w:hint="eastAsia"/>
+                <w:rFonts w:asciiTheme="minorEastAsia" w:hAnsiTheme="minorEastAsia"/>
               </w:rPr>
             </w:pPr>
             <w:r>
@@ -9739,7 +9837,7 @@
             <w:pPr>
               <w:ind w:left="0"/>
               <w:rPr>
-                <w:rFonts w:asciiTheme="minorEastAsia" w:hAnsiTheme="minorEastAsia" w:hint="eastAsia"/>
+                <w:rFonts w:asciiTheme="minorEastAsia" w:hAnsiTheme="minorEastAsia"/>
               </w:rPr>
             </w:pPr>
             <w:r>
@@ -9760,7 +9858,7 @@
             <w:pPr>
               <w:ind w:left="0"/>
               <w:rPr>
-                <w:rFonts w:asciiTheme="minorEastAsia" w:hAnsiTheme="minorEastAsia" w:hint="eastAsia"/>
+                <w:rFonts w:asciiTheme="minorEastAsia" w:hAnsiTheme="minorEastAsia"/>
               </w:rPr>
             </w:pPr>
             <w:r>
@@ -9807,7 +9905,7 @@
             <w:pPr>
               <w:ind w:left="0"/>
               <w:rPr>
-                <w:rFonts w:asciiTheme="minorEastAsia" w:hAnsiTheme="minorEastAsia" w:hint="eastAsia"/>
+                <w:rFonts w:asciiTheme="minorEastAsia" w:hAnsiTheme="minorEastAsia"/>
               </w:rPr>
             </w:pPr>
             <w:r>
@@ -9826,7 +9924,7 @@
             <w:pPr>
               <w:ind w:left="0"/>
               <w:rPr>
-                <w:rFonts w:asciiTheme="minorEastAsia" w:hAnsiTheme="minorEastAsia" w:hint="eastAsia"/>
+                <w:rFonts w:asciiTheme="minorEastAsia" w:hAnsiTheme="minorEastAsia"/>
               </w:rPr>
             </w:pPr>
             <w:r>
@@ -9847,7 +9945,7 @@
             <w:pPr>
               <w:ind w:left="0"/>
               <w:rPr>
-                <w:rFonts w:asciiTheme="minorEastAsia" w:hAnsiTheme="minorEastAsia" w:hint="eastAsia"/>
+                <w:rFonts w:asciiTheme="minorEastAsia" w:hAnsiTheme="minorEastAsia"/>
               </w:rPr>
             </w:pPr>
             <w:r>
@@ -9882,7 +9980,7 @@
             <w:pPr>
               <w:ind w:left="0"/>
               <w:rPr>
-                <w:rFonts w:asciiTheme="minorEastAsia" w:hAnsiTheme="minorEastAsia" w:hint="eastAsia"/>
+                <w:rFonts w:asciiTheme="minorEastAsia" w:hAnsiTheme="minorEastAsia"/>
               </w:rPr>
             </w:pPr>
             <w:r>
@@ -9901,7 +9999,7 @@
             <w:pPr>
               <w:ind w:left="0"/>
               <w:rPr>
-                <w:rFonts w:asciiTheme="minorEastAsia" w:hAnsiTheme="minorEastAsia" w:hint="eastAsia"/>
+                <w:rFonts w:asciiTheme="minorEastAsia" w:hAnsiTheme="minorEastAsia"/>
               </w:rPr>
             </w:pPr>
             <w:r>
@@ -9922,7 +10020,7 @@
             <w:pPr>
               <w:ind w:left="0"/>
               <w:rPr>
-                <w:rFonts w:asciiTheme="minorEastAsia" w:hAnsiTheme="minorEastAsia" w:hint="eastAsia"/>
+                <w:rFonts w:asciiTheme="minorEastAsia" w:hAnsiTheme="minorEastAsia"/>
               </w:rPr>
             </w:pPr>
             <w:r>
@@ -9957,7 +10055,7 @@
             <w:pPr>
               <w:ind w:left="0"/>
               <w:rPr>
-                <w:rFonts w:asciiTheme="minorEastAsia" w:hAnsiTheme="minorEastAsia" w:hint="eastAsia"/>
+                <w:rFonts w:asciiTheme="minorEastAsia" w:hAnsiTheme="minorEastAsia"/>
               </w:rPr>
             </w:pPr>
             <w:r>
@@ -9976,7 +10074,7 @@
             <w:pPr>
               <w:ind w:left="0"/>
               <w:rPr>
-                <w:rFonts w:asciiTheme="minorEastAsia" w:hAnsiTheme="minorEastAsia" w:hint="eastAsia"/>
+                <w:rFonts w:asciiTheme="minorEastAsia" w:hAnsiTheme="minorEastAsia"/>
               </w:rPr>
             </w:pPr>
             <w:r>
@@ -9997,7 +10095,7 @@
             <w:pPr>
               <w:ind w:left="0"/>
               <w:rPr>
-                <w:rFonts w:asciiTheme="minorEastAsia" w:hAnsiTheme="minorEastAsia" w:hint="eastAsia"/>
+                <w:rFonts w:asciiTheme="minorEastAsia" w:hAnsiTheme="minorEastAsia"/>
               </w:rPr>
             </w:pPr>
             <w:r>
@@ -10032,7 +10130,7 @@
             <w:pPr>
               <w:ind w:left="0"/>
               <w:rPr>
-                <w:rFonts w:asciiTheme="minorEastAsia" w:hAnsiTheme="minorEastAsia" w:hint="eastAsia"/>
+                <w:rFonts w:asciiTheme="minorEastAsia" w:hAnsiTheme="minorEastAsia"/>
               </w:rPr>
             </w:pPr>
             <w:r>
@@ -10051,7 +10149,7 @@
             <w:pPr>
               <w:ind w:left="0"/>
               <w:rPr>
-                <w:rFonts w:asciiTheme="minorEastAsia" w:hAnsiTheme="minorEastAsia" w:hint="eastAsia"/>
+                <w:rFonts w:asciiTheme="minorEastAsia" w:hAnsiTheme="minorEastAsia"/>
               </w:rPr>
             </w:pPr>
             <w:r>
@@ -10072,7 +10170,7 @@
             <w:pPr>
               <w:ind w:left="0"/>
               <w:rPr>
-                <w:rFonts w:asciiTheme="minorEastAsia" w:hAnsiTheme="minorEastAsia" w:hint="eastAsia"/>
+                <w:rFonts w:asciiTheme="minorEastAsia" w:hAnsiTheme="minorEastAsia"/>
               </w:rPr>
             </w:pPr>
             <w:r>
@@ -10119,7 +10217,7 @@
             <w:pPr>
               <w:ind w:left="0"/>
               <w:rPr>
-                <w:rFonts w:asciiTheme="minorEastAsia" w:hAnsiTheme="minorEastAsia" w:hint="eastAsia"/>
+                <w:rFonts w:asciiTheme="minorEastAsia" w:hAnsiTheme="minorEastAsia"/>
               </w:rPr>
             </w:pPr>
             <w:r>
@@ -10138,7 +10236,7 @@
             <w:pPr>
               <w:ind w:left="0"/>
               <w:rPr>
-                <w:rFonts w:asciiTheme="minorEastAsia" w:hAnsiTheme="minorEastAsia" w:hint="eastAsia"/>
+                <w:rFonts w:asciiTheme="minorEastAsia" w:hAnsiTheme="minorEastAsia"/>
               </w:rPr>
             </w:pPr>
             <w:r>
